--- a/DRF_Document.docx
+++ b/DRF_Document.docx
@@ -6,23 +6,23 @@
       <w:pPr>
         <w:jc w:val="center"/>
         <w:rPr>
-          <w:sz w:val="72"/>
-          <w:szCs w:val="72"/>
+          <w:sz w:val="40"/>
+          <w:szCs w:val="40"/>
           <w:u w:val="single"/>
         </w:rPr>
       </w:pPr>
       <w:r>
         <w:rPr>
-          <w:sz w:val="72"/>
-          <w:szCs w:val="72"/>
+          <w:sz w:val="40"/>
+          <w:szCs w:val="40"/>
           <w:u w:val="single"/>
         </w:rPr>
         <w:t>To create a project</w:t>
       </w:r>
       <w:r>
         <w:rPr>
-          <w:sz w:val="72"/>
-          <w:szCs w:val="72"/>
+          <w:sz w:val="40"/>
+          <w:szCs w:val="40"/>
           <w:u w:val="single"/>
         </w:rPr>
         <w:t xml:space="preserve"> in </w:t>
@@ -30,16 +30,16 @@
       <w:proofErr w:type="gramStart"/>
       <w:r>
         <w:rPr>
-          <w:sz w:val="72"/>
-          <w:szCs w:val="72"/>
+          <w:sz w:val="40"/>
+          <w:szCs w:val="40"/>
           <w:u w:val="single"/>
         </w:rPr>
         <w:t>DRF</w:t>
       </w:r>
       <w:r>
         <w:rPr>
-          <w:sz w:val="72"/>
-          <w:szCs w:val="72"/>
+          <w:sz w:val="40"/>
+          <w:szCs w:val="40"/>
           <w:u w:val="single"/>
         </w:rPr>
         <w:t xml:space="preserve"> :</w:t>
@@ -49,33 +49,25 @@
     <w:p>
       <w:pPr>
         <w:rPr>
-          <w:sz w:val="52"/>
-          <w:szCs w:val="52"/>
+          <w:sz w:val="40"/>
+          <w:szCs w:val="40"/>
         </w:rPr>
       </w:pPr>
       <w:proofErr w:type="gramStart"/>
       <w:r>
         <w:rPr>
           <w:color w:val="FF0000"/>
-          <w:sz w:val="52"/>
-          <w:szCs w:val="52"/>
-        </w:rPr>
-        <w:t>1.I</w:t>
-      </w:r>
-      <w:r>
-        <w:rPr>
-          <w:color w:val="FF0000"/>
-          <w:sz w:val="52"/>
-          <w:szCs w:val="52"/>
-        </w:rPr>
-        <w:t>nstall</w:t>
+          <w:sz w:val="40"/>
+          <w:szCs w:val="40"/>
+        </w:rPr>
+        <w:t>1.Install</w:t>
       </w:r>
       <w:proofErr w:type="gramEnd"/>
       <w:r>
         <w:rPr>
           <w:color w:val="FF0000"/>
-          <w:sz w:val="52"/>
-          <w:szCs w:val="52"/>
+          <w:sz w:val="40"/>
+          <w:szCs w:val="40"/>
         </w:rPr>
         <w:t xml:space="preserve"> virtual environment and activate it;</w:t>
       </w:r>
@@ -88,38 +80,38 @@
           <w:numId w:val="1"/>
         </w:numPr>
         <w:rPr>
-          <w:sz w:val="52"/>
-          <w:szCs w:val="52"/>
-        </w:rPr>
-      </w:pPr>
-      <w:r>
-        <w:rPr>
-          <w:sz w:val="52"/>
-          <w:szCs w:val="52"/>
+          <w:sz w:val="40"/>
+          <w:szCs w:val="40"/>
+        </w:rPr>
+      </w:pPr>
+      <w:r>
+        <w:rPr>
+          <w:sz w:val="40"/>
+          <w:szCs w:val="40"/>
         </w:rPr>
         <w:t xml:space="preserve">Python –m </w:t>
       </w:r>
       <w:proofErr w:type="spellStart"/>
       <w:r>
         <w:rPr>
-          <w:sz w:val="52"/>
-          <w:szCs w:val="52"/>
+          <w:sz w:val="40"/>
+          <w:szCs w:val="40"/>
         </w:rPr>
         <w:t>venv</w:t>
       </w:r>
       <w:proofErr w:type="spellEnd"/>
       <w:r>
         <w:rPr>
-          <w:sz w:val="52"/>
-          <w:szCs w:val="52"/>
+          <w:sz w:val="40"/>
+          <w:szCs w:val="40"/>
         </w:rPr>
         <w:t xml:space="preserve"> </w:t>
       </w:r>
       <w:proofErr w:type="spellStart"/>
       <w:r>
         <w:rPr>
-          <w:sz w:val="52"/>
-          <w:szCs w:val="52"/>
+          <w:sz w:val="40"/>
+          <w:szCs w:val="40"/>
         </w:rPr>
         <w:t>venv</w:t>
       </w:r>
@@ -133,39 +125,39 @@
           <w:numId w:val="1"/>
         </w:numPr>
         <w:rPr>
-          <w:sz w:val="52"/>
-          <w:szCs w:val="52"/>
+          <w:sz w:val="40"/>
+          <w:szCs w:val="40"/>
         </w:rPr>
       </w:pPr>
       <w:proofErr w:type="spellStart"/>
       <w:r>
         <w:rPr>
-          <w:sz w:val="52"/>
-          <w:szCs w:val="52"/>
+          <w:sz w:val="40"/>
+          <w:szCs w:val="40"/>
         </w:rPr>
         <w:t>venv</w:t>
       </w:r>
       <w:proofErr w:type="spellEnd"/>
       <w:r>
         <w:rPr>
-          <w:sz w:val="52"/>
-          <w:szCs w:val="52"/>
+          <w:sz w:val="40"/>
+          <w:szCs w:val="40"/>
         </w:rPr>
         <w:t>\Scripts\</w:t>
       </w:r>
       <w:proofErr w:type="spellStart"/>
       <w:r>
         <w:rPr>
-          <w:sz w:val="52"/>
-          <w:szCs w:val="52"/>
+          <w:sz w:val="40"/>
+          <w:szCs w:val="40"/>
         </w:rPr>
         <w:t>activat</w:t>
       </w:r>
       <w:proofErr w:type="spellEnd"/>
       <w:r>
         <w:rPr>
-          <w:sz w:val="52"/>
-          <w:szCs w:val="52"/>
+          <w:sz w:val="40"/>
+          <w:szCs w:val="40"/>
         </w:rPr>
         <w:t>\</w:t>
       </w:r>
@@ -174,33 +166,25 @@
       <w:pPr>
         <w:rPr>
           <w:color w:val="FF0000"/>
-          <w:sz w:val="52"/>
-          <w:szCs w:val="52"/>
+          <w:sz w:val="40"/>
+          <w:szCs w:val="40"/>
         </w:rPr>
       </w:pPr>
       <w:proofErr w:type="gramStart"/>
       <w:r>
         <w:rPr>
           <w:color w:val="FF0000"/>
-          <w:sz w:val="52"/>
-          <w:szCs w:val="52"/>
-        </w:rPr>
-        <w:t>2.I</w:t>
-      </w:r>
-      <w:r>
-        <w:rPr>
-          <w:color w:val="FF0000"/>
-          <w:sz w:val="52"/>
-          <w:szCs w:val="52"/>
-        </w:rPr>
-        <w:t>nstall</w:t>
+          <w:sz w:val="40"/>
+          <w:szCs w:val="40"/>
+        </w:rPr>
+        <w:t>2.Install</w:t>
       </w:r>
       <w:proofErr w:type="gramEnd"/>
       <w:r>
         <w:rPr>
           <w:color w:val="FF0000"/>
-          <w:sz w:val="52"/>
-          <w:szCs w:val="52"/>
+          <w:sz w:val="40"/>
+          <w:szCs w:val="40"/>
         </w:rPr>
         <w:t xml:space="preserve"> </w:t>
       </w:r>
@@ -208,8 +192,8 @@
       <w:r>
         <w:rPr>
           <w:color w:val="FF0000"/>
-          <w:sz w:val="52"/>
-          <w:szCs w:val="52"/>
+          <w:sz w:val="40"/>
+          <w:szCs w:val="40"/>
         </w:rPr>
         <w:t>django</w:t>
       </w:r>
@@ -217,8 +201,8 @@
       <w:r>
         <w:rPr>
           <w:color w:val="FF0000"/>
-          <w:sz w:val="52"/>
-          <w:szCs w:val="52"/>
+          <w:sz w:val="40"/>
+          <w:szCs w:val="40"/>
         </w:rPr>
         <w:t xml:space="preserve"> ;</w:t>
       </w:r>
@@ -231,22 +215,22 @@
           <w:numId w:val="2"/>
         </w:numPr>
         <w:rPr>
-          <w:sz w:val="52"/>
-          <w:szCs w:val="52"/>
-        </w:rPr>
-      </w:pPr>
-      <w:r>
-        <w:rPr>
-          <w:sz w:val="52"/>
-          <w:szCs w:val="52"/>
+          <w:sz w:val="40"/>
+          <w:szCs w:val="40"/>
+        </w:rPr>
+      </w:pPr>
+      <w:r>
+        <w:rPr>
+          <w:sz w:val="40"/>
+          <w:szCs w:val="40"/>
         </w:rPr>
         <w:t xml:space="preserve">pip install </w:t>
       </w:r>
       <w:proofErr w:type="spellStart"/>
       <w:r>
         <w:rPr>
-          <w:sz w:val="52"/>
-          <w:szCs w:val="52"/>
+          <w:sz w:val="40"/>
+          <w:szCs w:val="40"/>
         </w:rPr>
         <w:t>django</w:t>
       </w:r>
@@ -256,33 +240,25 @@
       <w:pPr>
         <w:rPr>
           <w:color w:val="FF0000"/>
-          <w:sz w:val="52"/>
-          <w:szCs w:val="52"/>
+          <w:sz w:val="40"/>
+          <w:szCs w:val="40"/>
         </w:rPr>
       </w:pPr>
       <w:proofErr w:type="gramStart"/>
       <w:r>
         <w:rPr>
           <w:color w:val="FF0000"/>
-          <w:sz w:val="52"/>
-          <w:szCs w:val="52"/>
-        </w:rPr>
-        <w:t>3.C</w:t>
-      </w:r>
-      <w:r>
-        <w:rPr>
-          <w:color w:val="FF0000"/>
-          <w:sz w:val="52"/>
-          <w:szCs w:val="52"/>
-        </w:rPr>
-        <w:t>reate</w:t>
+          <w:sz w:val="40"/>
+          <w:szCs w:val="40"/>
+        </w:rPr>
+        <w:t>3.Create</w:t>
       </w:r>
       <w:proofErr w:type="gramEnd"/>
       <w:r>
         <w:rPr>
           <w:color w:val="FF0000"/>
-          <w:sz w:val="52"/>
-          <w:szCs w:val="52"/>
+          <w:sz w:val="40"/>
+          <w:szCs w:val="40"/>
         </w:rPr>
         <w:t xml:space="preserve"> project ;</w:t>
       </w:r>
@@ -295,30 +271,30 @@
           <w:numId w:val="2"/>
         </w:numPr>
         <w:rPr>
-          <w:sz w:val="52"/>
-          <w:szCs w:val="52"/>
-        </w:rPr>
-      </w:pPr>
-      <w:r>
-        <w:rPr>
-          <w:sz w:val="52"/>
-          <w:szCs w:val="52"/>
+          <w:sz w:val="40"/>
+          <w:szCs w:val="40"/>
+        </w:rPr>
+      </w:pPr>
+      <w:r>
+        <w:rPr>
+          <w:sz w:val="40"/>
+          <w:szCs w:val="40"/>
         </w:rPr>
         <w:t xml:space="preserve">python-admin </w:t>
       </w:r>
       <w:proofErr w:type="spellStart"/>
       <w:r>
         <w:rPr>
-          <w:sz w:val="52"/>
-          <w:szCs w:val="52"/>
+          <w:sz w:val="40"/>
+          <w:szCs w:val="40"/>
         </w:rPr>
         <w:t>createproject</w:t>
       </w:r>
       <w:proofErr w:type="spellEnd"/>
       <w:r>
         <w:rPr>
-          <w:sz w:val="52"/>
-          <w:szCs w:val="52"/>
+          <w:sz w:val="40"/>
+          <w:szCs w:val="40"/>
         </w:rPr>
         <w:t xml:space="preserve"> project-name</w:t>
       </w:r>
@@ -327,33 +303,25 @@
       <w:pPr>
         <w:rPr>
           <w:color w:val="FF0000"/>
-          <w:sz w:val="52"/>
-          <w:szCs w:val="52"/>
+          <w:sz w:val="40"/>
+          <w:szCs w:val="40"/>
         </w:rPr>
       </w:pPr>
       <w:proofErr w:type="gramStart"/>
       <w:r>
         <w:rPr>
           <w:color w:val="FF0000"/>
-          <w:sz w:val="52"/>
-          <w:szCs w:val="52"/>
-        </w:rPr>
-        <w:t>4.R</w:t>
-      </w:r>
-      <w:r>
-        <w:rPr>
-          <w:color w:val="FF0000"/>
-          <w:sz w:val="52"/>
-          <w:szCs w:val="52"/>
-        </w:rPr>
-        <w:t>un</w:t>
+          <w:sz w:val="40"/>
+          <w:szCs w:val="40"/>
+        </w:rPr>
+        <w:t>4.Run</w:t>
       </w:r>
       <w:proofErr w:type="gramEnd"/>
       <w:r>
         <w:rPr>
           <w:color w:val="FF0000"/>
-          <w:sz w:val="52"/>
-          <w:szCs w:val="52"/>
+          <w:sz w:val="40"/>
+          <w:szCs w:val="40"/>
         </w:rPr>
         <w:t xml:space="preserve"> the server;</w:t>
       </w:r>
@@ -366,22 +334,22 @@
           <w:numId w:val="2"/>
         </w:numPr>
         <w:rPr>
-          <w:sz w:val="52"/>
-          <w:szCs w:val="52"/>
-        </w:rPr>
-      </w:pPr>
-      <w:r>
-        <w:rPr>
-          <w:sz w:val="52"/>
-          <w:szCs w:val="52"/>
+          <w:sz w:val="40"/>
+          <w:szCs w:val="40"/>
+        </w:rPr>
+      </w:pPr>
+      <w:r>
+        <w:rPr>
+          <w:sz w:val="40"/>
+          <w:szCs w:val="40"/>
         </w:rPr>
         <w:t xml:space="preserve">python manage.py </w:t>
       </w:r>
       <w:proofErr w:type="spellStart"/>
       <w:r>
         <w:rPr>
-          <w:sz w:val="52"/>
-          <w:szCs w:val="52"/>
+          <w:sz w:val="40"/>
+          <w:szCs w:val="40"/>
         </w:rPr>
         <w:t>runserver</w:t>
       </w:r>
@@ -390,22 +358,22 @@
     <w:p>
       <w:pPr>
         <w:rPr>
-          <w:sz w:val="52"/>
-          <w:szCs w:val="52"/>
-        </w:rPr>
-      </w:pPr>
-      <w:r>
-        <w:rPr>
-          <w:sz w:val="52"/>
-          <w:szCs w:val="52"/>
+          <w:sz w:val="40"/>
+          <w:szCs w:val="40"/>
+        </w:rPr>
+      </w:pPr>
+      <w:r>
+        <w:rPr>
+          <w:sz w:val="40"/>
+          <w:szCs w:val="40"/>
         </w:rPr>
         <w:t xml:space="preserve">By running the server a database is created </w:t>
       </w:r>
       <w:proofErr w:type="gramStart"/>
       <w:r>
         <w:rPr>
-          <w:sz w:val="52"/>
-          <w:szCs w:val="52"/>
+          <w:sz w:val="40"/>
+          <w:szCs w:val="40"/>
         </w:rPr>
         <w:t>automatically .</w:t>
       </w:r>
@@ -414,32 +382,34 @@
     <w:p>
       <w:pPr>
         <w:rPr>
-          <w:sz w:val="52"/>
-          <w:szCs w:val="52"/>
-        </w:rPr>
-      </w:pPr>
-    </w:p>
-    <w:p>
-      <w:pPr>
-        <w:rPr>
-          <w:sz w:val="52"/>
-          <w:szCs w:val="52"/>
+          <w:sz w:val="40"/>
+          <w:szCs w:val="40"/>
+        </w:rPr>
+      </w:pPr>
+    </w:p>
+    <w:p>
+      <w:pPr>
+        <w:rPr>
+          <w:color w:val="FF0000"/>
+          <w:sz w:val="40"/>
+          <w:szCs w:val="40"/>
         </w:rPr>
       </w:pPr>
       <w:proofErr w:type="gramStart"/>
       <w:r>
         <w:rPr>
-          <w:sz w:val="52"/>
-          <w:szCs w:val="52"/>
-        </w:rPr>
-        <w:lastRenderedPageBreak/>
+          <w:color w:val="FF0000"/>
+          <w:sz w:val="40"/>
+          <w:szCs w:val="40"/>
+        </w:rPr>
         <w:t>5.Install</w:t>
       </w:r>
       <w:proofErr w:type="gramEnd"/>
       <w:r>
         <w:rPr>
-          <w:sz w:val="52"/>
-          <w:szCs w:val="52"/>
+          <w:color w:val="FF0000"/>
+          <w:sz w:val="40"/>
+          <w:szCs w:val="40"/>
         </w:rPr>
         <w:t xml:space="preserve"> DRF;</w:t>
       </w:r>
@@ -452,22 +422,22 @@
           <w:numId w:val="2"/>
         </w:numPr>
         <w:rPr>
-          <w:sz w:val="52"/>
-          <w:szCs w:val="52"/>
-        </w:rPr>
-      </w:pPr>
-      <w:r>
-        <w:rPr>
-          <w:sz w:val="52"/>
-          <w:szCs w:val="52"/>
+          <w:sz w:val="40"/>
+          <w:szCs w:val="40"/>
+        </w:rPr>
+      </w:pPr>
+      <w:r>
+        <w:rPr>
+          <w:sz w:val="40"/>
+          <w:szCs w:val="40"/>
         </w:rPr>
         <w:t xml:space="preserve">pip install </w:t>
       </w:r>
       <w:proofErr w:type="spellStart"/>
       <w:r>
         <w:rPr>
-          <w:sz w:val="52"/>
-          <w:szCs w:val="52"/>
+          <w:sz w:val="40"/>
+          <w:szCs w:val="40"/>
         </w:rPr>
         <w:t>djangorestframework</w:t>
       </w:r>
@@ -476,14 +446,14 @@
     <w:p>
       <w:pPr>
         <w:rPr>
-          <w:sz w:val="52"/>
-          <w:szCs w:val="52"/>
-        </w:rPr>
-      </w:pPr>
-      <w:r>
-        <w:rPr>
-          <w:sz w:val="52"/>
-          <w:szCs w:val="52"/>
+          <w:sz w:val="40"/>
+          <w:szCs w:val="40"/>
+        </w:rPr>
+      </w:pPr>
+      <w:r>
+        <w:rPr>
+          <w:sz w:val="40"/>
+          <w:szCs w:val="40"/>
         </w:rPr>
         <w:t xml:space="preserve">Then go to project settings and in installed app include: </w:t>
       </w:r>
@@ -496,48 +466,1562 @@
           <w:numId w:val="2"/>
         </w:numPr>
         <w:rPr>
+          <w:sz w:val="40"/>
+          <w:szCs w:val="40"/>
+        </w:rPr>
+      </w:pPr>
+      <w:r>
+        <w:rPr>
+          <w:sz w:val="40"/>
+          <w:szCs w:val="40"/>
+        </w:rPr>
+        <w:t>"</w:t>
+      </w:r>
+      <w:proofErr w:type="spellStart"/>
+      <w:r>
+        <w:rPr>
+          <w:sz w:val="40"/>
+          <w:szCs w:val="40"/>
+        </w:rPr>
+        <w:t>rest_framework</w:t>
+      </w:r>
+      <w:proofErr w:type="spellEnd"/>
+      <w:r>
+        <w:rPr>
+          <w:sz w:val="40"/>
+          <w:szCs w:val="40"/>
+        </w:rPr>
+        <w:t>",</w:t>
+      </w:r>
+    </w:p>
+    <w:p>
+      <w:pPr>
+        <w:rPr>
+          <w:color w:val="FF0000"/>
+          <w:sz w:val="40"/>
+          <w:szCs w:val="40"/>
+        </w:rPr>
+      </w:pPr>
+      <w:proofErr w:type="gramStart"/>
+      <w:r>
+        <w:rPr>
+          <w:color w:val="FF0000"/>
+          <w:sz w:val="40"/>
+          <w:szCs w:val="40"/>
+        </w:rPr>
+        <w:lastRenderedPageBreak/>
+        <w:t>6.Create</w:t>
+      </w:r>
+      <w:proofErr w:type="gramEnd"/>
+      <w:r>
+        <w:rPr>
+          <w:color w:val="FF0000"/>
+          <w:sz w:val="40"/>
+          <w:szCs w:val="40"/>
+        </w:rPr>
+        <w:t xml:space="preserve"> your app;</w:t>
+      </w:r>
+    </w:p>
+    <w:p>
+      <w:pPr>
+        <w:pStyle w:val="ListParagraph"/>
+        <w:numPr>
+          <w:ilvl w:val="0"/>
+          <w:numId w:val="2"/>
+        </w:numPr>
+        <w:rPr>
+          <w:sz w:val="40"/>
+          <w:szCs w:val="40"/>
+        </w:rPr>
+      </w:pPr>
+      <w:r>
+        <w:rPr>
+          <w:sz w:val="40"/>
+          <w:szCs w:val="40"/>
+        </w:rPr>
+        <w:t xml:space="preserve">python manage.py </w:t>
+      </w:r>
+      <w:proofErr w:type="spellStart"/>
+      <w:r>
+        <w:rPr>
+          <w:sz w:val="40"/>
+          <w:szCs w:val="40"/>
+        </w:rPr>
+        <w:t>startapp</w:t>
+      </w:r>
+      <w:proofErr w:type="spellEnd"/>
+      <w:r>
+        <w:rPr>
+          <w:sz w:val="40"/>
+          <w:szCs w:val="40"/>
+        </w:rPr>
+        <w:t xml:space="preserve"> </w:t>
+      </w:r>
+      <w:proofErr w:type="spellStart"/>
+      <w:r>
+        <w:rPr>
+          <w:sz w:val="40"/>
+          <w:szCs w:val="40"/>
+        </w:rPr>
+        <w:t>Student_app</w:t>
+      </w:r>
+      <w:proofErr w:type="spellEnd"/>
+    </w:p>
+    <w:p>
+      <w:pPr>
+        <w:rPr>
+          <w:sz w:val="40"/>
+          <w:szCs w:val="40"/>
+        </w:rPr>
+      </w:pPr>
+      <w:proofErr w:type="gramStart"/>
+      <w:r>
+        <w:rPr>
+          <w:sz w:val="40"/>
+          <w:szCs w:val="40"/>
+        </w:rPr>
+        <w:t>7.After</w:t>
+      </w:r>
+      <w:proofErr w:type="gramEnd"/>
+      <w:r>
+        <w:rPr>
+          <w:sz w:val="40"/>
+          <w:szCs w:val="40"/>
+        </w:rPr>
+        <w:t xml:space="preserve"> creating the app register it in project settings under install app.</w:t>
+      </w:r>
+    </w:p>
+    <w:p>
+      <w:pPr>
+        <w:jc w:val="center"/>
+        <w:rPr>
+          <w:color w:val="FF0000"/>
+          <w:sz w:val="40"/>
+          <w:szCs w:val="40"/>
+        </w:rPr>
+      </w:pPr>
+      <w:r>
+        <w:rPr>
+          <w:color w:val="FF0000"/>
+          <w:sz w:val="40"/>
+          <w:szCs w:val="40"/>
+        </w:rPr>
+        <w:t>Endpoint:</w:t>
+      </w:r>
+    </w:p>
+    <w:p>
+      <w:pPr>
+        <w:rPr>
+          <w:sz w:val="36"/>
+          <w:szCs w:val="28"/>
+        </w:rPr>
+      </w:pPr>
+      <w:proofErr w:type="gramStart"/>
+      <w:r>
+        <w:rPr>
+          <w:color w:val="FF0000"/>
+          <w:sz w:val="36"/>
+          <w:szCs w:val="28"/>
+        </w:rPr>
+        <w:t>1.Web</w:t>
+      </w:r>
+      <w:proofErr w:type="gramEnd"/>
+      <w:r>
+        <w:rPr>
+          <w:color w:val="FF0000"/>
+          <w:sz w:val="36"/>
+          <w:szCs w:val="28"/>
+        </w:rPr>
+        <w:t xml:space="preserve"> application endpoint </w:t>
+      </w:r>
+      <w:r>
+        <w:rPr>
+          <w:sz w:val="36"/>
+          <w:szCs w:val="28"/>
+        </w:rPr>
+        <w:t xml:space="preserve">–directly can access through address bar. </w:t>
+      </w:r>
+    </w:p>
+    <w:p>
+      <w:pPr>
+        <w:rPr>
+          <w:sz w:val="36"/>
+          <w:szCs w:val="28"/>
+        </w:rPr>
+      </w:pPr>
+      <w:r>
+        <w:t xml:space="preserve"> </w:t>
+      </w:r>
+      <w:hyperlink r:id="rId5" w:history="1">
+        <w:r>
+          <w:rPr>
+            <w:rStyle w:val="Hyperlink"/>
+          </w:rPr>
+          <w:t>127.0.0.1:8000/students/</w:t>
+        </w:r>
+      </w:hyperlink>
+    </w:p>
+    <w:p>
+      <w:pPr>
+        <w:rPr>
+          <w:sz w:val="36"/>
+          <w:szCs w:val="28"/>
+        </w:rPr>
+      </w:pPr>
+      <w:proofErr w:type="gramStart"/>
+      <w:r>
+        <w:rPr>
+          <w:color w:val="FF0000"/>
+          <w:sz w:val="36"/>
+          <w:szCs w:val="28"/>
+        </w:rPr>
+        <w:t>2.APi</w:t>
+      </w:r>
+      <w:proofErr w:type="gramEnd"/>
+      <w:r>
+        <w:rPr>
+          <w:color w:val="FF0000"/>
+          <w:sz w:val="36"/>
+          <w:szCs w:val="28"/>
+        </w:rPr>
+        <w:t xml:space="preserve"> endpoints:</w:t>
+      </w:r>
+      <w:r>
+        <w:rPr>
+          <w:sz w:val="36"/>
+          <w:szCs w:val="28"/>
+        </w:rPr>
+        <w:t xml:space="preserve"> can’t access through address bar. Need some tool like postman etc</w:t>
+      </w:r>
+    </w:p>
+    <w:p>
+      <w:r>
+        <w:rPr>
+          <w:sz w:val="36"/>
+          <w:szCs w:val="28"/>
+        </w:rPr>
+        <w:tab/>
+      </w:r>
+      <w:hyperlink r:id="rId6" w:history="1">
+        <w:r>
+          <w:rPr>
+            <w:rStyle w:val="Hyperlink"/>
+          </w:rPr>
+          <w:t>127.0.0.1:8000/</w:t>
+        </w:r>
+        <w:proofErr w:type="spellStart"/>
+        <w:r>
+          <w:rPr>
+            <w:rStyle w:val="Hyperlink"/>
+          </w:rPr>
+          <w:t>api</w:t>
+        </w:r>
+        <w:proofErr w:type="spellEnd"/>
+        <w:r>
+          <w:rPr>
+            <w:rStyle w:val="Hyperlink"/>
+          </w:rPr>
+          <w:t>/v1/students/</w:t>
+        </w:r>
+      </w:hyperlink>
+    </w:p>
+    <w:p>
+      <w:pPr>
+        <w:jc w:val="center"/>
+        <w:rPr>
+          <w:b/>
+          <w:color w:val="FF0000"/>
+          <w:sz w:val="40"/>
+          <w:szCs w:val="40"/>
+          <w:u w:val="single"/>
+        </w:rPr>
+      </w:pPr>
+      <w:r>
+        <w:rPr>
+          <w:b/>
+          <w:color w:val="FF0000"/>
+          <w:sz w:val="40"/>
+          <w:szCs w:val="40"/>
+          <w:u w:val="single"/>
+        </w:rPr>
+        <w:t>CREATE model:</w:t>
+      </w:r>
+    </w:p>
+    <w:p>
+      <w:pPr>
+        <w:jc w:val="both"/>
+        <w:rPr>
+          <w:sz w:val="40"/>
+          <w:szCs w:val="40"/>
+        </w:rPr>
+      </w:pPr>
+      <w:r>
+        <w:rPr>
+          <w:sz w:val="40"/>
+          <w:szCs w:val="40"/>
+        </w:rPr>
+        <w:t>For dynamic data entry we create model and register site in admin.py</w:t>
+      </w:r>
+    </w:p>
+    <w:p>
+      <w:pPr>
+        <w:shd w:val="clear" w:color="auto" w:fill="1F1F1F"/>
+        <w:spacing w:after="0" w:line="190" w:lineRule="atLeast"/>
+        <w:rPr>
+          <w:rFonts w:ascii="Consolas" w:eastAsia="Times New Roman" w:hAnsi="Consolas" w:cs="Times New Roman"/>
+          <w:color w:val="CCCCCC"/>
+          <w:sz w:val="14"/>
+          <w:szCs w:val="14"/>
+        </w:rPr>
+      </w:pPr>
+      <w:proofErr w:type="spellStart"/>
+      <w:proofErr w:type="gramStart"/>
+      <w:r>
+        <w:rPr>
+          <w:rFonts w:ascii="Consolas" w:eastAsia="Times New Roman" w:hAnsi="Consolas" w:cs="Times New Roman"/>
+          <w:color w:val="6A9955"/>
+          <w:sz w:val="14"/>
+          <w:szCs w:val="14"/>
+        </w:rPr>
+        <w:t>reate</w:t>
+      </w:r>
+      <w:proofErr w:type="spellEnd"/>
+      <w:proofErr w:type="gramEnd"/>
+      <w:r>
+        <w:rPr>
+          <w:rFonts w:ascii="Consolas" w:eastAsia="Times New Roman" w:hAnsi="Consolas" w:cs="Times New Roman"/>
+          <w:color w:val="6A9955"/>
+          <w:sz w:val="14"/>
+          <w:szCs w:val="14"/>
+        </w:rPr>
+        <w:t xml:space="preserve"> your models here.</w:t>
+      </w:r>
+    </w:p>
+    <w:p>
+      <w:pPr>
+        <w:shd w:val="clear" w:color="auto" w:fill="1F1F1F"/>
+        <w:spacing w:after="0" w:line="190" w:lineRule="atLeast"/>
+        <w:rPr>
+          <w:rFonts w:ascii="Consolas" w:eastAsia="Times New Roman" w:hAnsi="Consolas" w:cs="Times New Roman"/>
+          <w:color w:val="CCCCCC"/>
+          <w:sz w:val="14"/>
+          <w:szCs w:val="14"/>
+        </w:rPr>
+      </w:pPr>
+      <w:proofErr w:type="gramStart"/>
+      <w:r>
+        <w:rPr>
+          <w:rFonts w:ascii="Consolas" w:eastAsia="Times New Roman" w:hAnsi="Consolas" w:cs="Times New Roman"/>
+          <w:color w:val="569CD6"/>
+          <w:sz w:val="14"/>
+          <w:szCs w:val="14"/>
+        </w:rPr>
+        <w:t>class</w:t>
+      </w:r>
+      <w:proofErr w:type="gramEnd"/>
+      <w:r>
+        <w:rPr>
+          <w:rFonts w:ascii="Consolas" w:eastAsia="Times New Roman" w:hAnsi="Consolas" w:cs="Times New Roman"/>
+          <w:color w:val="CCCCCC"/>
+          <w:sz w:val="14"/>
+          <w:szCs w:val="14"/>
+        </w:rPr>
+        <w:t xml:space="preserve"> </w:t>
+      </w:r>
+      <w:r>
+        <w:rPr>
+          <w:rFonts w:ascii="Consolas" w:eastAsia="Times New Roman" w:hAnsi="Consolas" w:cs="Times New Roman"/>
+          <w:color w:val="4EC9B0"/>
+          <w:sz w:val="14"/>
+          <w:szCs w:val="14"/>
+        </w:rPr>
+        <w:t>Student</w:t>
+      </w:r>
+      <w:r>
+        <w:rPr>
+          <w:rFonts w:ascii="Consolas" w:eastAsia="Times New Roman" w:hAnsi="Consolas" w:cs="Times New Roman"/>
+          <w:color w:val="CCCCCC"/>
+          <w:sz w:val="14"/>
+          <w:szCs w:val="14"/>
+        </w:rPr>
+        <w:t>(</w:t>
+      </w:r>
+      <w:proofErr w:type="spellStart"/>
+      <w:r>
+        <w:rPr>
+          <w:rFonts w:ascii="Consolas" w:eastAsia="Times New Roman" w:hAnsi="Consolas" w:cs="Times New Roman"/>
+          <w:color w:val="4EC9B0"/>
+          <w:sz w:val="14"/>
+          <w:szCs w:val="14"/>
+        </w:rPr>
+        <w:t>models</w:t>
+      </w:r>
+      <w:r>
+        <w:rPr>
+          <w:rFonts w:ascii="Consolas" w:eastAsia="Times New Roman" w:hAnsi="Consolas" w:cs="Times New Roman"/>
+          <w:color w:val="CCCCCC"/>
+          <w:sz w:val="14"/>
+          <w:szCs w:val="14"/>
+        </w:rPr>
+        <w:t>.</w:t>
+      </w:r>
+      <w:r>
+        <w:rPr>
+          <w:rFonts w:ascii="Consolas" w:eastAsia="Times New Roman" w:hAnsi="Consolas" w:cs="Times New Roman"/>
+          <w:color w:val="4EC9B0"/>
+          <w:sz w:val="14"/>
+          <w:szCs w:val="14"/>
+        </w:rPr>
+        <w:t>Model</w:t>
+      </w:r>
+      <w:proofErr w:type="spellEnd"/>
+      <w:r>
+        <w:rPr>
+          <w:rFonts w:ascii="Consolas" w:eastAsia="Times New Roman" w:hAnsi="Consolas" w:cs="Times New Roman"/>
+          <w:color w:val="CCCCCC"/>
+          <w:sz w:val="14"/>
+          <w:szCs w:val="14"/>
+        </w:rPr>
+        <w:t>):</w:t>
+      </w:r>
+    </w:p>
+    <w:p>
+      <w:pPr>
+        <w:shd w:val="clear" w:color="auto" w:fill="1F1F1F"/>
+        <w:spacing w:after="0" w:line="190" w:lineRule="atLeast"/>
+        <w:rPr>
+          <w:rFonts w:ascii="Consolas" w:eastAsia="Times New Roman" w:hAnsi="Consolas" w:cs="Times New Roman"/>
+          <w:color w:val="CCCCCC"/>
+          <w:sz w:val="14"/>
+          <w:szCs w:val="14"/>
+        </w:rPr>
+      </w:pPr>
+      <w:r>
+        <w:rPr>
+          <w:rFonts w:ascii="Consolas" w:eastAsia="Times New Roman" w:hAnsi="Consolas" w:cs="Times New Roman"/>
+          <w:color w:val="CCCCCC"/>
+          <w:sz w:val="14"/>
+          <w:szCs w:val="14"/>
+        </w:rPr>
+        <w:t xml:space="preserve">    </w:t>
+      </w:r>
+      <w:proofErr w:type="gramStart"/>
+      <w:r>
+        <w:rPr>
+          <w:rFonts w:ascii="Consolas" w:eastAsia="Times New Roman" w:hAnsi="Consolas" w:cs="Times New Roman"/>
+          <w:color w:val="9CDCFE"/>
+          <w:sz w:val="14"/>
+          <w:szCs w:val="14"/>
+        </w:rPr>
+        <w:t>id</w:t>
+      </w:r>
+      <w:proofErr w:type="gramEnd"/>
+      <w:r>
+        <w:rPr>
+          <w:rFonts w:ascii="Consolas" w:eastAsia="Times New Roman" w:hAnsi="Consolas" w:cs="Times New Roman"/>
+          <w:color w:val="CCCCCC"/>
+          <w:sz w:val="14"/>
+          <w:szCs w:val="14"/>
+        </w:rPr>
+        <w:t xml:space="preserve"> </w:t>
+      </w:r>
+      <w:r>
+        <w:rPr>
+          <w:rFonts w:ascii="Consolas" w:eastAsia="Times New Roman" w:hAnsi="Consolas" w:cs="Times New Roman"/>
+          <w:color w:val="D4D4D4"/>
+          <w:sz w:val="14"/>
+          <w:szCs w:val="14"/>
+        </w:rPr>
+        <w:t>=</w:t>
+      </w:r>
+      <w:r>
+        <w:rPr>
+          <w:rFonts w:ascii="Consolas" w:eastAsia="Times New Roman" w:hAnsi="Consolas" w:cs="Times New Roman"/>
+          <w:color w:val="CCCCCC"/>
+          <w:sz w:val="14"/>
+          <w:szCs w:val="14"/>
+        </w:rPr>
+        <w:t xml:space="preserve"> </w:t>
+      </w:r>
+      <w:proofErr w:type="spellStart"/>
+      <w:r>
+        <w:rPr>
+          <w:rFonts w:ascii="Consolas" w:eastAsia="Times New Roman" w:hAnsi="Consolas" w:cs="Times New Roman"/>
+          <w:color w:val="4EC9B0"/>
+          <w:sz w:val="14"/>
+          <w:szCs w:val="14"/>
+        </w:rPr>
+        <w:t>models</w:t>
+      </w:r>
+      <w:r>
+        <w:rPr>
+          <w:rFonts w:ascii="Consolas" w:eastAsia="Times New Roman" w:hAnsi="Consolas" w:cs="Times New Roman"/>
+          <w:color w:val="CCCCCC"/>
+          <w:sz w:val="14"/>
+          <w:szCs w:val="14"/>
+        </w:rPr>
+        <w:t>.</w:t>
+      </w:r>
+      <w:r>
+        <w:rPr>
+          <w:rFonts w:ascii="Consolas" w:eastAsia="Times New Roman" w:hAnsi="Consolas" w:cs="Times New Roman"/>
+          <w:color w:val="4EC9B0"/>
+          <w:sz w:val="14"/>
+          <w:szCs w:val="14"/>
+        </w:rPr>
+        <w:t>AutoField</w:t>
+      </w:r>
+      <w:proofErr w:type="spellEnd"/>
+      <w:r>
+        <w:rPr>
+          <w:rFonts w:ascii="Consolas" w:eastAsia="Times New Roman" w:hAnsi="Consolas" w:cs="Times New Roman"/>
+          <w:color w:val="CCCCCC"/>
+          <w:sz w:val="14"/>
+          <w:szCs w:val="14"/>
+        </w:rPr>
+        <w:t>(</w:t>
+      </w:r>
+      <w:proofErr w:type="spellStart"/>
+      <w:r>
+        <w:rPr>
+          <w:rFonts w:ascii="Consolas" w:eastAsia="Times New Roman" w:hAnsi="Consolas" w:cs="Times New Roman"/>
+          <w:color w:val="9CDCFE"/>
+          <w:sz w:val="14"/>
+          <w:szCs w:val="14"/>
+        </w:rPr>
+        <w:t>primary_key</w:t>
+      </w:r>
+      <w:proofErr w:type="spellEnd"/>
+      <w:r>
+        <w:rPr>
+          <w:rFonts w:ascii="Consolas" w:eastAsia="Times New Roman" w:hAnsi="Consolas" w:cs="Times New Roman"/>
+          <w:color w:val="D4D4D4"/>
+          <w:sz w:val="14"/>
+          <w:szCs w:val="14"/>
+        </w:rPr>
+        <w:t>=</w:t>
+      </w:r>
+      <w:r>
+        <w:rPr>
+          <w:rFonts w:ascii="Consolas" w:eastAsia="Times New Roman" w:hAnsi="Consolas" w:cs="Times New Roman"/>
+          <w:color w:val="569CD6"/>
+          <w:sz w:val="14"/>
+          <w:szCs w:val="14"/>
+        </w:rPr>
+        <w:t>True</w:t>
+      </w:r>
+      <w:r>
+        <w:rPr>
+          <w:rFonts w:ascii="Consolas" w:eastAsia="Times New Roman" w:hAnsi="Consolas" w:cs="Times New Roman"/>
+          <w:color w:val="CCCCCC"/>
+          <w:sz w:val="14"/>
+          <w:szCs w:val="14"/>
+        </w:rPr>
+        <w:t>)</w:t>
+      </w:r>
+    </w:p>
+    <w:p>
+      <w:pPr>
+        <w:shd w:val="clear" w:color="auto" w:fill="1F1F1F"/>
+        <w:spacing w:after="0" w:line="190" w:lineRule="atLeast"/>
+        <w:rPr>
+          <w:rFonts w:ascii="Consolas" w:eastAsia="Times New Roman" w:hAnsi="Consolas" w:cs="Times New Roman"/>
+          <w:color w:val="CCCCCC"/>
+          <w:sz w:val="14"/>
+          <w:szCs w:val="14"/>
+        </w:rPr>
+      </w:pPr>
+      <w:r>
+        <w:rPr>
+          <w:rFonts w:ascii="Consolas" w:eastAsia="Times New Roman" w:hAnsi="Consolas" w:cs="Times New Roman"/>
+          <w:color w:val="CCCCCC"/>
+          <w:sz w:val="14"/>
+          <w:szCs w:val="14"/>
+        </w:rPr>
+        <w:t xml:space="preserve">    </w:t>
+      </w:r>
+      <w:proofErr w:type="gramStart"/>
+      <w:r>
+        <w:rPr>
+          <w:rFonts w:ascii="Consolas" w:eastAsia="Times New Roman" w:hAnsi="Consolas" w:cs="Times New Roman"/>
+          <w:color w:val="9CDCFE"/>
+          <w:sz w:val="14"/>
+          <w:szCs w:val="14"/>
+        </w:rPr>
+        <w:t>name</w:t>
+      </w:r>
+      <w:r>
+        <w:rPr>
+          <w:rFonts w:ascii="Consolas" w:eastAsia="Times New Roman" w:hAnsi="Consolas" w:cs="Times New Roman"/>
+          <w:color w:val="D4D4D4"/>
+          <w:sz w:val="14"/>
+          <w:szCs w:val="14"/>
+        </w:rPr>
+        <w:t>=</w:t>
+      </w:r>
+      <w:proofErr w:type="spellStart"/>
+      <w:proofErr w:type="gramEnd"/>
+      <w:r>
+        <w:rPr>
+          <w:rFonts w:ascii="Consolas" w:eastAsia="Times New Roman" w:hAnsi="Consolas" w:cs="Times New Roman"/>
+          <w:color w:val="4EC9B0"/>
+          <w:sz w:val="14"/>
+          <w:szCs w:val="14"/>
+        </w:rPr>
+        <w:t>models</w:t>
+      </w:r>
+      <w:r>
+        <w:rPr>
+          <w:rFonts w:ascii="Consolas" w:eastAsia="Times New Roman" w:hAnsi="Consolas" w:cs="Times New Roman"/>
+          <w:color w:val="CCCCCC"/>
+          <w:sz w:val="14"/>
+          <w:szCs w:val="14"/>
+        </w:rPr>
+        <w:t>.</w:t>
+      </w:r>
+      <w:r>
+        <w:rPr>
+          <w:rFonts w:ascii="Consolas" w:eastAsia="Times New Roman" w:hAnsi="Consolas" w:cs="Times New Roman"/>
+          <w:color w:val="4EC9B0"/>
+          <w:sz w:val="14"/>
+          <w:szCs w:val="14"/>
+        </w:rPr>
+        <w:t>CharField</w:t>
+      </w:r>
+      <w:proofErr w:type="spellEnd"/>
+      <w:r>
+        <w:rPr>
+          <w:rFonts w:ascii="Consolas" w:eastAsia="Times New Roman" w:hAnsi="Consolas" w:cs="Times New Roman"/>
+          <w:color w:val="CCCCCC"/>
+          <w:sz w:val="14"/>
+          <w:szCs w:val="14"/>
+        </w:rPr>
+        <w:t>(</w:t>
+      </w:r>
+      <w:proofErr w:type="spellStart"/>
+      <w:r>
+        <w:rPr>
+          <w:rFonts w:ascii="Consolas" w:eastAsia="Times New Roman" w:hAnsi="Consolas" w:cs="Times New Roman"/>
+          <w:color w:val="9CDCFE"/>
+          <w:sz w:val="14"/>
+          <w:szCs w:val="14"/>
+        </w:rPr>
+        <w:t>max_length</w:t>
+      </w:r>
+      <w:proofErr w:type="spellEnd"/>
+      <w:r>
+        <w:rPr>
+          <w:rFonts w:ascii="Consolas" w:eastAsia="Times New Roman" w:hAnsi="Consolas" w:cs="Times New Roman"/>
+          <w:color w:val="D4D4D4"/>
+          <w:sz w:val="14"/>
+          <w:szCs w:val="14"/>
+        </w:rPr>
+        <w:t>=</w:t>
+      </w:r>
+      <w:r>
+        <w:rPr>
+          <w:rFonts w:ascii="Consolas" w:eastAsia="Times New Roman" w:hAnsi="Consolas" w:cs="Times New Roman"/>
+          <w:color w:val="B5CEA8"/>
+          <w:sz w:val="14"/>
+          <w:szCs w:val="14"/>
+        </w:rPr>
+        <w:t>255</w:t>
+      </w:r>
+      <w:r>
+        <w:rPr>
+          <w:rFonts w:ascii="Consolas" w:eastAsia="Times New Roman" w:hAnsi="Consolas" w:cs="Times New Roman"/>
+          <w:color w:val="CCCCCC"/>
+          <w:sz w:val="14"/>
+          <w:szCs w:val="14"/>
+        </w:rPr>
+        <w:t>,</w:t>
+      </w:r>
+      <w:r>
+        <w:rPr>
+          <w:rFonts w:ascii="Consolas" w:eastAsia="Times New Roman" w:hAnsi="Consolas" w:cs="Times New Roman"/>
+          <w:color w:val="9CDCFE"/>
+          <w:sz w:val="14"/>
+          <w:szCs w:val="14"/>
+        </w:rPr>
+        <w:t>default</w:t>
+      </w:r>
+      <w:r>
+        <w:rPr>
+          <w:rFonts w:ascii="Consolas" w:eastAsia="Times New Roman" w:hAnsi="Consolas" w:cs="Times New Roman"/>
+          <w:color w:val="D4D4D4"/>
+          <w:sz w:val="14"/>
+          <w:szCs w:val="14"/>
+        </w:rPr>
+        <w:t>=</w:t>
+      </w:r>
+      <w:r>
+        <w:rPr>
+          <w:rFonts w:ascii="Consolas" w:eastAsia="Times New Roman" w:hAnsi="Consolas" w:cs="Times New Roman"/>
+          <w:color w:val="CE9178"/>
+          <w:sz w:val="14"/>
+          <w:szCs w:val="14"/>
+        </w:rPr>
+        <w:t>"Unknown"</w:t>
+      </w:r>
+      <w:r>
+        <w:rPr>
+          <w:rFonts w:ascii="Consolas" w:eastAsia="Times New Roman" w:hAnsi="Consolas" w:cs="Times New Roman"/>
+          <w:color w:val="CCCCCC"/>
+          <w:sz w:val="14"/>
+          <w:szCs w:val="14"/>
+        </w:rPr>
+        <w:t>)</w:t>
+      </w:r>
+    </w:p>
+    <w:p>
+      <w:pPr>
+        <w:shd w:val="clear" w:color="auto" w:fill="1F1F1F"/>
+        <w:spacing w:after="0" w:line="190" w:lineRule="atLeast"/>
+        <w:rPr>
+          <w:rFonts w:ascii="Consolas" w:eastAsia="Times New Roman" w:hAnsi="Consolas" w:cs="Times New Roman"/>
+          <w:color w:val="CCCCCC"/>
+          <w:sz w:val="14"/>
+          <w:szCs w:val="14"/>
+        </w:rPr>
+      </w:pPr>
+      <w:r>
+        <w:rPr>
+          <w:rFonts w:ascii="Consolas" w:eastAsia="Times New Roman" w:hAnsi="Consolas" w:cs="Times New Roman"/>
+          <w:color w:val="CCCCCC"/>
+          <w:sz w:val="14"/>
+          <w:szCs w:val="14"/>
+        </w:rPr>
+        <w:t xml:space="preserve">    </w:t>
+      </w:r>
+      <w:proofErr w:type="gramStart"/>
+      <w:r>
+        <w:rPr>
+          <w:rFonts w:ascii="Consolas" w:eastAsia="Times New Roman" w:hAnsi="Consolas" w:cs="Times New Roman"/>
+          <w:color w:val="9CDCFE"/>
+          <w:sz w:val="14"/>
+          <w:szCs w:val="14"/>
+        </w:rPr>
+        <w:t>dept</w:t>
+      </w:r>
+      <w:r>
+        <w:rPr>
+          <w:rFonts w:ascii="Consolas" w:eastAsia="Times New Roman" w:hAnsi="Consolas" w:cs="Times New Roman"/>
+          <w:color w:val="D4D4D4"/>
+          <w:sz w:val="14"/>
+          <w:szCs w:val="14"/>
+        </w:rPr>
+        <w:t>=</w:t>
+      </w:r>
+      <w:proofErr w:type="spellStart"/>
+      <w:proofErr w:type="gramEnd"/>
+      <w:r>
+        <w:rPr>
+          <w:rFonts w:ascii="Consolas" w:eastAsia="Times New Roman" w:hAnsi="Consolas" w:cs="Times New Roman"/>
+          <w:color w:val="4EC9B0"/>
+          <w:sz w:val="14"/>
+          <w:szCs w:val="14"/>
+        </w:rPr>
+        <w:t>models</w:t>
+      </w:r>
+      <w:r>
+        <w:rPr>
+          <w:rFonts w:ascii="Consolas" w:eastAsia="Times New Roman" w:hAnsi="Consolas" w:cs="Times New Roman"/>
+          <w:color w:val="CCCCCC"/>
+          <w:sz w:val="14"/>
+          <w:szCs w:val="14"/>
+        </w:rPr>
+        <w:t>.</w:t>
+      </w:r>
+      <w:r>
+        <w:rPr>
+          <w:rFonts w:ascii="Consolas" w:eastAsia="Times New Roman" w:hAnsi="Consolas" w:cs="Times New Roman"/>
+          <w:color w:val="4EC9B0"/>
+          <w:sz w:val="14"/>
+          <w:szCs w:val="14"/>
+        </w:rPr>
+        <w:t>CharField</w:t>
+      </w:r>
+      <w:proofErr w:type="spellEnd"/>
+      <w:r>
+        <w:rPr>
+          <w:rFonts w:ascii="Consolas" w:eastAsia="Times New Roman" w:hAnsi="Consolas" w:cs="Times New Roman"/>
+          <w:color w:val="CCCCCC"/>
+          <w:sz w:val="14"/>
+          <w:szCs w:val="14"/>
+        </w:rPr>
+        <w:t>(</w:t>
+      </w:r>
+      <w:proofErr w:type="spellStart"/>
+      <w:r>
+        <w:rPr>
+          <w:rFonts w:ascii="Consolas" w:eastAsia="Times New Roman" w:hAnsi="Consolas" w:cs="Times New Roman"/>
+          <w:color w:val="9CDCFE"/>
+          <w:sz w:val="14"/>
+          <w:szCs w:val="14"/>
+        </w:rPr>
+        <w:t>max_length</w:t>
+      </w:r>
+      <w:proofErr w:type="spellEnd"/>
+      <w:r>
+        <w:rPr>
+          <w:rFonts w:ascii="Consolas" w:eastAsia="Times New Roman" w:hAnsi="Consolas" w:cs="Times New Roman"/>
+          <w:color w:val="D4D4D4"/>
+          <w:sz w:val="14"/>
+          <w:szCs w:val="14"/>
+        </w:rPr>
+        <w:t>=</w:t>
+      </w:r>
+      <w:r>
+        <w:rPr>
+          <w:rFonts w:ascii="Consolas" w:eastAsia="Times New Roman" w:hAnsi="Consolas" w:cs="Times New Roman"/>
+          <w:color w:val="B5CEA8"/>
+          <w:sz w:val="14"/>
+          <w:szCs w:val="14"/>
+        </w:rPr>
+        <w:t>255</w:t>
+      </w:r>
+      <w:r>
+        <w:rPr>
+          <w:rFonts w:ascii="Consolas" w:eastAsia="Times New Roman" w:hAnsi="Consolas" w:cs="Times New Roman"/>
+          <w:color w:val="CCCCCC"/>
+          <w:sz w:val="14"/>
+          <w:szCs w:val="14"/>
+        </w:rPr>
+        <w:t>)</w:t>
+      </w:r>
+    </w:p>
+    <w:p>
+      <w:pPr>
+        <w:shd w:val="clear" w:color="auto" w:fill="1F1F1F"/>
+        <w:spacing w:after="0" w:line="190" w:lineRule="atLeast"/>
+        <w:rPr>
+          <w:rFonts w:ascii="Consolas" w:eastAsia="Times New Roman" w:hAnsi="Consolas" w:cs="Times New Roman"/>
+          <w:color w:val="CCCCCC"/>
+          <w:sz w:val="14"/>
+          <w:szCs w:val="14"/>
+        </w:rPr>
+      </w:pPr>
+    </w:p>
+    <w:p>
+      <w:pPr>
+        <w:shd w:val="clear" w:color="auto" w:fill="1F1F1F"/>
+        <w:spacing w:after="0" w:line="190" w:lineRule="atLeast"/>
+        <w:rPr>
+          <w:rFonts w:ascii="Consolas" w:eastAsia="Times New Roman" w:hAnsi="Consolas" w:cs="Times New Roman"/>
+          <w:color w:val="CCCCCC"/>
+          <w:sz w:val="14"/>
+          <w:szCs w:val="14"/>
+        </w:rPr>
+      </w:pPr>
+    </w:p>
+    <w:p>
+      <w:pPr>
+        <w:shd w:val="clear" w:color="auto" w:fill="1F1F1F"/>
+        <w:spacing w:after="0" w:line="190" w:lineRule="atLeast"/>
+        <w:rPr>
+          <w:rFonts w:ascii="Consolas" w:eastAsia="Times New Roman" w:hAnsi="Consolas" w:cs="Times New Roman"/>
+          <w:color w:val="CCCCCC"/>
+          <w:sz w:val="14"/>
+          <w:szCs w:val="14"/>
+        </w:rPr>
+      </w:pPr>
+      <w:r>
+        <w:rPr>
+          <w:rFonts w:ascii="Consolas" w:eastAsia="Times New Roman" w:hAnsi="Consolas" w:cs="Times New Roman"/>
+          <w:color w:val="CCCCCC"/>
+          <w:sz w:val="14"/>
+          <w:szCs w:val="14"/>
+        </w:rPr>
+        <w:t xml:space="preserve">    </w:t>
+      </w:r>
+      <w:proofErr w:type="gramStart"/>
+      <w:r>
+        <w:rPr>
+          <w:rFonts w:ascii="Consolas" w:eastAsia="Times New Roman" w:hAnsi="Consolas" w:cs="Times New Roman"/>
+          <w:color w:val="569CD6"/>
+          <w:sz w:val="14"/>
+          <w:szCs w:val="14"/>
+        </w:rPr>
+        <w:t>def</w:t>
+      </w:r>
+      <w:proofErr w:type="gramEnd"/>
+      <w:r>
+        <w:rPr>
+          <w:rFonts w:ascii="Consolas" w:eastAsia="Times New Roman" w:hAnsi="Consolas" w:cs="Times New Roman"/>
+          <w:color w:val="CCCCCC"/>
+          <w:sz w:val="14"/>
+          <w:szCs w:val="14"/>
+        </w:rPr>
+        <w:t xml:space="preserve"> </w:t>
+      </w:r>
+      <w:r>
+        <w:rPr>
+          <w:rFonts w:ascii="Consolas" w:eastAsia="Times New Roman" w:hAnsi="Consolas" w:cs="Times New Roman"/>
+          <w:color w:val="DCDCAA"/>
+          <w:sz w:val="14"/>
+          <w:szCs w:val="14"/>
+        </w:rPr>
+        <w:t>__</w:t>
+      </w:r>
+      <w:proofErr w:type="spellStart"/>
+      <w:r>
+        <w:rPr>
+          <w:rFonts w:ascii="Consolas" w:eastAsia="Times New Roman" w:hAnsi="Consolas" w:cs="Times New Roman"/>
+          <w:color w:val="DCDCAA"/>
+          <w:sz w:val="14"/>
+          <w:szCs w:val="14"/>
+        </w:rPr>
+        <w:t>str</w:t>
+      </w:r>
+      <w:proofErr w:type="spellEnd"/>
+      <w:r>
+        <w:rPr>
+          <w:rFonts w:ascii="Consolas" w:eastAsia="Times New Roman" w:hAnsi="Consolas" w:cs="Times New Roman"/>
+          <w:color w:val="DCDCAA"/>
+          <w:sz w:val="14"/>
+          <w:szCs w:val="14"/>
+        </w:rPr>
+        <w:t>__</w:t>
+      </w:r>
+      <w:r>
+        <w:rPr>
+          <w:rFonts w:ascii="Consolas" w:eastAsia="Times New Roman" w:hAnsi="Consolas" w:cs="Times New Roman"/>
+          <w:color w:val="CCCCCC"/>
+          <w:sz w:val="14"/>
+          <w:szCs w:val="14"/>
+        </w:rPr>
+        <w:t>(</w:t>
+      </w:r>
+      <w:r>
+        <w:rPr>
+          <w:rFonts w:ascii="Consolas" w:eastAsia="Times New Roman" w:hAnsi="Consolas" w:cs="Times New Roman"/>
+          <w:color w:val="9CDCFE"/>
+          <w:sz w:val="14"/>
+          <w:szCs w:val="14"/>
+        </w:rPr>
+        <w:t>self</w:t>
+      </w:r>
+      <w:r>
+        <w:rPr>
+          <w:rFonts w:ascii="Consolas" w:eastAsia="Times New Roman" w:hAnsi="Consolas" w:cs="Times New Roman"/>
+          <w:color w:val="CCCCCC"/>
+          <w:sz w:val="14"/>
+          <w:szCs w:val="14"/>
+        </w:rPr>
+        <w:t>):</w:t>
+      </w:r>
+    </w:p>
+    <w:p>
+      <w:pPr>
+        <w:shd w:val="clear" w:color="auto" w:fill="1F1F1F"/>
+        <w:spacing w:after="0" w:line="190" w:lineRule="atLeast"/>
+        <w:rPr>
+          <w:rFonts w:ascii="Consolas" w:eastAsia="Times New Roman" w:hAnsi="Consolas" w:cs="Times New Roman"/>
+          <w:color w:val="CCCCCC"/>
+          <w:sz w:val="14"/>
+          <w:szCs w:val="14"/>
+        </w:rPr>
+      </w:pPr>
+      <w:r>
+        <w:rPr>
+          <w:rFonts w:ascii="Consolas" w:eastAsia="Times New Roman" w:hAnsi="Consolas" w:cs="Times New Roman"/>
+          <w:color w:val="CCCCCC"/>
+          <w:sz w:val="14"/>
+          <w:szCs w:val="14"/>
+        </w:rPr>
+        <w:t xml:space="preserve">        </w:t>
+      </w:r>
+      <w:proofErr w:type="gramStart"/>
+      <w:r>
+        <w:rPr>
+          <w:rFonts w:ascii="Consolas" w:eastAsia="Times New Roman" w:hAnsi="Consolas" w:cs="Times New Roman"/>
+          <w:color w:val="C586C0"/>
+          <w:sz w:val="14"/>
+          <w:szCs w:val="14"/>
+        </w:rPr>
+        <w:t>return</w:t>
+      </w:r>
+      <w:proofErr w:type="gramEnd"/>
+      <w:r>
+        <w:rPr>
+          <w:rFonts w:ascii="Consolas" w:eastAsia="Times New Roman" w:hAnsi="Consolas" w:cs="Times New Roman"/>
+          <w:color w:val="CCCCCC"/>
+          <w:sz w:val="14"/>
+          <w:szCs w:val="14"/>
+        </w:rPr>
+        <w:t xml:space="preserve"> </w:t>
+      </w:r>
+      <w:r>
+        <w:rPr>
+          <w:rFonts w:ascii="Consolas" w:eastAsia="Times New Roman" w:hAnsi="Consolas" w:cs="Times New Roman"/>
+          <w:color w:val="9CDCFE"/>
+          <w:sz w:val="14"/>
+          <w:szCs w:val="14"/>
+        </w:rPr>
+        <w:t>self</w:t>
+      </w:r>
+      <w:r>
+        <w:rPr>
+          <w:rFonts w:ascii="Consolas" w:eastAsia="Times New Roman" w:hAnsi="Consolas" w:cs="Times New Roman"/>
+          <w:color w:val="CCCCCC"/>
+          <w:sz w:val="14"/>
+          <w:szCs w:val="14"/>
+        </w:rPr>
+        <w:t>.</w:t>
+      </w:r>
+      <w:r>
+        <w:rPr>
+          <w:rFonts w:ascii="Consolas" w:eastAsia="Times New Roman" w:hAnsi="Consolas" w:cs="Times New Roman"/>
+          <w:color w:val="9CDCFE"/>
+          <w:sz w:val="14"/>
+          <w:szCs w:val="14"/>
+        </w:rPr>
+        <w:t>name</w:t>
+      </w:r>
+    </w:p>
+    <w:p>
+      <w:pPr>
+        <w:jc w:val="both"/>
+        <w:rPr>
+          <w:sz w:val="40"/>
+          <w:szCs w:val="40"/>
+        </w:rPr>
+      </w:pPr>
+    </w:p>
+    <w:p>
+      <w:pPr>
+        <w:jc w:val="both"/>
+        <w:rPr>
+          <w:sz w:val="40"/>
+          <w:szCs w:val="40"/>
+        </w:rPr>
+      </w:pPr>
+    </w:p>
+    <w:p>
+      <w:pPr>
+        <w:jc w:val="both"/>
+        <w:rPr>
+          <w:sz w:val="40"/>
+          <w:szCs w:val="40"/>
+        </w:rPr>
+      </w:pPr>
+    </w:p>
+    <w:p>
+      <w:pPr>
+        <w:jc w:val="both"/>
+        <w:rPr>
+          <w:sz w:val="40"/>
+          <w:szCs w:val="40"/>
+        </w:rPr>
+      </w:pPr>
+      <w:proofErr w:type="gramStart"/>
+      <w:r>
+        <w:rPr>
+          <w:sz w:val="40"/>
+          <w:szCs w:val="40"/>
+        </w:rPr>
+        <w:lastRenderedPageBreak/>
+        <w:t>register</w:t>
+      </w:r>
+      <w:proofErr w:type="gramEnd"/>
+      <w:r>
+        <w:rPr>
+          <w:sz w:val="40"/>
+          <w:szCs w:val="40"/>
+        </w:rPr>
+        <w:t xml:space="preserve"> site in admin.py</w:t>
+      </w:r>
+    </w:p>
+    <w:p>
+      <w:pPr>
+        <w:shd w:val="clear" w:color="auto" w:fill="1F1F1F"/>
+        <w:spacing w:after="0" w:line="210" w:lineRule="atLeast"/>
+        <w:rPr>
+          <w:rFonts w:ascii="Consolas" w:eastAsia="Times New Roman" w:hAnsi="Consolas" w:cs="Times New Roman"/>
+          <w:color w:val="CCCCCC"/>
+          <w:sz w:val="16"/>
+          <w:szCs w:val="16"/>
+        </w:rPr>
+      </w:pPr>
+      <w:proofErr w:type="gramStart"/>
+      <w:r>
+        <w:rPr>
+          <w:rFonts w:ascii="Consolas" w:eastAsia="Times New Roman" w:hAnsi="Consolas" w:cs="Times New Roman"/>
+          <w:color w:val="C586C0"/>
+          <w:sz w:val="16"/>
+          <w:szCs w:val="16"/>
+        </w:rPr>
+        <w:t>from</w:t>
+      </w:r>
+      <w:proofErr w:type="gramEnd"/>
+      <w:r>
+        <w:rPr>
+          <w:rFonts w:ascii="Consolas" w:eastAsia="Times New Roman" w:hAnsi="Consolas" w:cs="Times New Roman"/>
+          <w:color w:val="CCCCCC"/>
+          <w:sz w:val="16"/>
+          <w:szCs w:val="16"/>
+        </w:rPr>
+        <w:t xml:space="preserve"> </w:t>
+      </w:r>
+      <w:proofErr w:type="spellStart"/>
+      <w:r>
+        <w:rPr>
+          <w:rFonts w:ascii="Consolas" w:eastAsia="Times New Roman" w:hAnsi="Consolas" w:cs="Times New Roman"/>
+          <w:color w:val="4EC9B0"/>
+          <w:sz w:val="16"/>
+          <w:szCs w:val="16"/>
+        </w:rPr>
+        <w:t>django</w:t>
+      </w:r>
+      <w:r>
+        <w:rPr>
+          <w:rFonts w:ascii="Consolas" w:eastAsia="Times New Roman" w:hAnsi="Consolas" w:cs="Times New Roman"/>
+          <w:color w:val="CCCCCC"/>
+          <w:sz w:val="16"/>
+          <w:szCs w:val="16"/>
+        </w:rPr>
+        <w:t>.</w:t>
+      </w:r>
+      <w:r>
+        <w:rPr>
+          <w:rFonts w:ascii="Consolas" w:eastAsia="Times New Roman" w:hAnsi="Consolas" w:cs="Times New Roman"/>
+          <w:color w:val="4EC9B0"/>
+          <w:sz w:val="16"/>
+          <w:szCs w:val="16"/>
+        </w:rPr>
+        <w:t>contrib</w:t>
+      </w:r>
+      <w:proofErr w:type="spellEnd"/>
+      <w:r>
+        <w:rPr>
+          <w:rFonts w:ascii="Consolas" w:eastAsia="Times New Roman" w:hAnsi="Consolas" w:cs="Times New Roman"/>
+          <w:color w:val="CCCCCC"/>
+          <w:sz w:val="16"/>
+          <w:szCs w:val="16"/>
+        </w:rPr>
+        <w:t xml:space="preserve"> </w:t>
+      </w:r>
+      <w:r>
+        <w:rPr>
+          <w:rFonts w:ascii="Consolas" w:eastAsia="Times New Roman" w:hAnsi="Consolas" w:cs="Times New Roman"/>
+          <w:color w:val="C586C0"/>
+          <w:sz w:val="16"/>
+          <w:szCs w:val="16"/>
+        </w:rPr>
+        <w:t>import</w:t>
+      </w:r>
+      <w:r>
+        <w:rPr>
+          <w:rFonts w:ascii="Consolas" w:eastAsia="Times New Roman" w:hAnsi="Consolas" w:cs="Times New Roman"/>
+          <w:color w:val="CCCCCC"/>
+          <w:sz w:val="16"/>
+          <w:szCs w:val="16"/>
+        </w:rPr>
+        <w:t xml:space="preserve"> </w:t>
+      </w:r>
+      <w:r>
+        <w:rPr>
+          <w:rFonts w:ascii="Consolas" w:eastAsia="Times New Roman" w:hAnsi="Consolas" w:cs="Times New Roman"/>
+          <w:color w:val="4EC9B0"/>
+          <w:sz w:val="16"/>
+          <w:szCs w:val="16"/>
+        </w:rPr>
+        <w:t>admin</w:t>
+      </w:r>
+    </w:p>
+    <w:p>
+      <w:pPr>
+        <w:shd w:val="clear" w:color="auto" w:fill="1F1F1F"/>
+        <w:spacing w:after="0" w:line="210" w:lineRule="atLeast"/>
+        <w:rPr>
+          <w:rFonts w:ascii="Consolas" w:eastAsia="Times New Roman" w:hAnsi="Consolas" w:cs="Times New Roman"/>
+          <w:color w:val="CCCCCC"/>
+          <w:sz w:val="16"/>
+          <w:szCs w:val="16"/>
+        </w:rPr>
+      </w:pPr>
+      <w:proofErr w:type="gramStart"/>
+      <w:r>
+        <w:rPr>
+          <w:rFonts w:ascii="Consolas" w:eastAsia="Times New Roman" w:hAnsi="Consolas" w:cs="Times New Roman"/>
+          <w:color w:val="C586C0"/>
+          <w:sz w:val="16"/>
+          <w:szCs w:val="16"/>
+        </w:rPr>
+        <w:t>from</w:t>
+      </w:r>
+      <w:proofErr w:type="gramEnd"/>
+      <w:r>
+        <w:rPr>
+          <w:rFonts w:ascii="Consolas" w:eastAsia="Times New Roman" w:hAnsi="Consolas" w:cs="Times New Roman"/>
+          <w:color w:val="CCCCCC"/>
+          <w:sz w:val="16"/>
+          <w:szCs w:val="16"/>
+        </w:rPr>
+        <w:t xml:space="preserve"> .</w:t>
+      </w:r>
+      <w:r>
+        <w:rPr>
+          <w:rFonts w:ascii="Consolas" w:eastAsia="Times New Roman" w:hAnsi="Consolas" w:cs="Times New Roman"/>
+          <w:color w:val="4EC9B0"/>
+          <w:sz w:val="16"/>
+          <w:szCs w:val="16"/>
+        </w:rPr>
+        <w:t>models</w:t>
+      </w:r>
+      <w:r>
+        <w:rPr>
+          <w:rFonts w:ascii="Consolas" w:eastAsia="Times New Roman" w:hAnsi="Consolas" w:cs="Times New Roman"/>
+          <w:color w:val="CCCCCC"/>
+          <w:sz w:val="16"/>
+          <w:szCs w:val="16"/>
+        </w:rPr>
+        <w:t xml:space="preserve"> </w:t>
+      </w:r>
+      <w:r>
+        <w:rPr>
+          <w:rFonts w:ascii="Consolas" w:eastAsia="Times New Roman" w:hAnsi="Consolas" w:cs="Times New Roman"/>
+          <w:color w:val="C586C0"/>
+          <w:sz w:val="16"/>
+          <w:szCs w:val="16"/>
+        </w:rPr>
+        <w:t>import</w:t>
+      </w:r>
+      <w:r>
+        <w:rPr>
+          <w:rFonts w:ascii="Consolas" w:eastAsia="Times New Roman" w:hAnsi="Consolas" w:cs="Times New Roman"/>
+          <w:color w:val="CCCCCC"/>
+          <w:sz w:val="16"/>
+          <w:szCs w:val="16"/>
+        </w:rPr>
+        <w:t xml:space="preserve"> </w:t>
+      </w:r>
+      <w:r>
+        <w:rPr>
+          <w:rFonts w:ascii="Consolas" w:eastAsia="Times New Roman" w:hAnsi="Consolas" w:cs="Times New Roman"/>
+          <w:color w:val="4EC9B0"/>
+          <w:sz w:val="16"/>
+          <w:szCs w:val="16"/>
+        </w:rPr>
+        <w:t>Student</w:t>
+      </w:r>
+    </w:p>
+    <w:p>
+      <w:pPr>
+        <w:shd w:val="clear" w:color="auto" w:fill="1F1F1F"/>
+        <w:spacing w:after="0" w:line="210" w:lineRule="atLeast"/>
+        <w:rPr>
+          <w:rFonts w:ascii="Consolas" w:eastAsia="Times New Roman" w:hAnsi="Consolas" w:cs="Times New Roman"/>
+          <w:color w:val="CCCCCC"/>
+          <w:sz w:val="16"/>
+          <w:szCs w:val="16"/>
+        </w:rPr>
+      </w:pPr>
+    </w:p>
+    <w:p>
+      <w:pPr>
+        <w:shd w:val="clear" w:color="auto" w:fill="1F1F1F"/>
+        <w:spacing w:after="0" w:line="210" w:lineRule="atLeast"/>
+        <w:rPr>
+          <w:rFonts w:ascii="Consolas" w:eastAsia="Times New Roman" w:hAnsi="Consolas" w:cs="Times New Roman"/>
+          <w:color w:val="CCCCCC"/>
+          <w:sz w:val="16"/>
+          <w:szCs w:val="16"/>
+        </w:rPr>
+      </w:pPr>
+      <w:r>
+        <w:rPr>
+          <w:rFonts w:ascii="Consolas" w:eastAsia="Times New Roman" w:hAnsi="Consolas" w:cs="Times New Roman"/>
+          <w:color w:val="6A9955"/>
+          <w:sz w:val="16"/>
+          <w:szCs w:val="16"/>
+        </w:rPr>
+        <w:t># Register your models here.</w:t>
+      </w:r>
+    </w:p>
+    <w:p>
+      <w:pPr>
+        <w:shd w:val="clear" w:color="auto" w:fill="1F1F1F"/>
+        <w:spacing w:after="0" w:line="210" w:lineRule="atLeast"/>
+        <w:rPr>
+          <w:rFonts w:ascii="Consolas" w:eastAsia="Times New Roman" w:hAnsi="Consolas" w:cs="Times New Roman"/>
+          <w:color w:val="CCCCCC"/>
+          <w:sz w:val="16"/>
+          <w:szCs w:val="16"/>
+        </w:rPr>
+      </w:pPr>
+      <w:proofErr w:type="spellStart"/>
+      <w:proofErr w:type="gramStart"/>
+      <w:r>
+        <w:rPr>
+          <w:rFonts w:ascii="Consolas" w:eastAsia="Times New Roman" w:hAnsi="Consolas" w:cs="Times New Roman"/>
+          <w:color w:val="4EC9B0"/>
+          <w:sz w:val="16"/>
+          <w:szCs w:val="16"/>
+        </w:rPr>
+        <w:t>admin</w:t>
+      </w:r>
+      <w:r>
+        <w:rPr>
+          <w:rFonts w:ascii="Consolas" w:eastAsia="Times New Roman" w:hAnsi="Consolas" w:cs="Times New Roman"/>
+          <w:color w:val="CCCCCC"/>
+          <w:sz w:val="16"/>
+          <w:szCs w:val="16"/>
+        </w:rPr>
+        <w:t>.</w:t>
+      </w:r>
+      <w:r>
+        <w:rPr>
+          <w:rFonts w:ascii="Consolas" w:eastAsia="Times New Roman" w:hAnsi="Consolas" w:cs="Times New Roman"/>
+          <w:color w:val="9CDCFE"/>
+          <w:sz w:val="16"/>
+          <w:szCs w:val="16"/>
+        </w:rPr>
+        <w:t>site</w:t>
+      </w:r>
+      <w:r>
+        <w:rPr>
+          <w:rFonts w:ascii="Consolas" w:eastAsia="Times New Roman" w:hAnsi="Consolas" w:cs="Times New Roman"/>
+          <w:color w:val="CCCCCC"/>
+          <w:sz w:val="16"/>
+          <w:szCs w:val="16"/>
+        </w:rPr>
+        <w:t>.</w:t>
+      </w:r>
+      <w:r>
+        <w:rPr>
+          <w:rFonts w:ascii="Consolas" w:eastAsia="Times New Roman" w:hAnsi="Consolas" w:cs="Times New Roman"/>
+          <w:color w:val="DCDCAA"/>
+          <w:sz w:val="16"/>
+          <w:szCs w:val="16"/>
+        </w:rPr>
+        <w:t>register</w:t>
+      </w:r>
+      <w:proofErr w:type="spellEnd"/>
+      <w:r>
+        <w:rPr>
+          <w:rFonts w:ascii="Consolas" w:eastAsia="Times New Roman" w:hAnsi="Consolas" w:cs="Times New Roman"/>
+          <w:color w:val="CCCCCC"/>
+          <w:sz w:val="16"/>
+          <w:szCs w:val="16"/>
+        </w:rPr>
+        <w:t>(</w:t>
+      </w:r>
+      <w:proofErr w:type="gramEnd"/>
+      <w:r>
+        <w:rPr>
+          <w:rFonts w:ascii="Consolas" w:eastAsia="Times New Roman" w:hAnsi="Consolas" w:cs="Times New Roman"/>
+          <w:color w:val="4EC9B0"/>
+          <w:sz w:val="16"/>
+          <w:szCs w:val="16"/>
+        </w:rPr>
+        <w:t>Student</w:t>
+      </w:r>
+      <w:r>
+        <w:rPr>
+          <w:rFonts w:ascii="Consolas" w:eastAsia="Times New Roman" w:hAnsi="Consolas" w:cs="Times New Roman"/>
+          <w:color w:val="CCCCCC"/>
+          <w:sz w:val="16"/>
+          <w:szCs w:val="16"/>
+        </w:rPr>
+        <w:t>)</w:t>
+      </w:r>
+    </w:p>
+    <w:p>
+      <w:pPr>
+        <w:shd w:val="clear" w:color="auto" w:fill="1F1F1F"/>
+        <w:spacing w:after="0" w:line="210" w:lineRule="atLeast"/>
+        <w:rPr>
+          <w:rFonts w:ascii="Consolas" w:eastAsia="Times New Roman" w:hAnsi="Consolas" w:cs="Times New Roman"/>
+          <w:color w:val="CCCCCC"/>
+          <w:sz w:val="16"/>
+          <w:szCs w:val="16"/>
+        </w:rPr>
+      </w:pPr>
+    </w:p>
+    <w:p>
+      <w:pPr>
+        <w:rPr>
+          <w:b/>
+          <w:sz w:val="40"/>
+          <w:szCs w:val="40"/>
+        </w:rPr>
+      </w:pPr>
+    </w:p>
+    <w:p>
+      <w:pPr>
+        <w:jc w:val="center"/>
+        <w:rPr>
+          <w:color w:val="FF0000"/>
+          <w:sz w:val="36"/>
+          <w:szCs w:val="28"/>
+          <w:u w:val="single"/>
+        </w:rPr>
+      </w:pPr>
+      <w:r>
+        <w:rPr>
+          <w:color w:val="FF0000"/>
+          <w:sz w:val="36"/>
+          <w:szCs w:val="28"/>
+          <w:u w:val="single"/>
+        </w:rPr>
+        <w:t xml:space="preserve">Manual </w:t>
+      </w:r>
+      <w:proofErr w:type="gramStart"/>
+      <w:r>
+        <w:rPr>
+          <w:color w:val="FF0000"/>
+          <w:sz w:val="36"/>
+          <w:szCs w:val="28"/>
+          <w:u w:val="single"/>
+        </w:rPr>
+        <w:t>Serialization :</w:t>
+      </w:r>
+      <w:proofErr w:type="gramEnd"/>
+    </w:p>
+    <w:p>
+      <w:pPr>
+        <w:jc w:val="both"/>
+        <w:rPr>
+          <w:sz w:val="36"/>
+          <w:szCs w:val="28"/>
+        </w:rPr>
+      </w:pPr>
+      <w:r>
+        <w:rPr>
+          <w:sz w:val="36"/>
+          <w:szCs w:val="28"/>
+        </w:rPr>
+        <w:t xml:space="preserve">To fetch the dynamic data we need to </w:t>
+      </w:r>
+      <w:proofErr w:type="gramStart"/>
+      <w:r>
+        <w:rPr>
+          <w:sz w:val="36"/>
+          <w:szCs w:val="28"/>
+        </w:rPr>
+        <w:t>query ,for</w:t>
+      </w:r>
+      <w:proofErr w:type="gramEnd"/>
+      <w:r>
+        <w:rPr>
+          <w:sz w:val="36"/>
+          <w:szCs w:val="28"/>
+        </w:rPr>
+        <w:t xml:space="preserve"> that we have </w:t>
+      </w:r>
+      <w:proofErr w:type="spellStart"/>
+      <w:r>
+        <w:rPr>
+          <w:sz w:val="36"/>
+          <w:szCs w:val="28"/>
+        </w:rPr>
+        <w:t>views.py</w:t>
+      </w:r>
+      <w:r>
+        <w:rPr>
+          <w:sz w:val="36"/>
+          <w:szCs w:val="28"/>
+        </w:rPr>
+        <w:t>.here</w:t>
+      </w:r>
+      <w:proofErr w:type="spellEnd"/>
+      <w:r>
+        <w:rPr>
+          <w:sz w:val="36"/>
+          <w:szCs w:val="28"/>
+        </w:rPr>
+        <w:t xml:space="preserve"> we use serialization.</w:t>
+      </w:r>
+    </w:p>
+    <w:p>
+      <w:pPr>
+        <w:jc w:val="both"/>
+        <w:rPr>
+          <w:color w:val="00B050"/>
+          <w:sz w:val="36"/>
+          <w:szCs w:val="28"/>
+        </w:rPr>
+      </w:pPr>
+      <w:r>
+        <w:rPr>
+          <w:color w:val="00B050"/>
+          <w:sz w:val="36"/>
+          <w:szCs w:val="28"/>
+        </w:rPr>
+        <w:t>Serialization is the process of converting Python objects into a format (usually JSON) that can be sent over an API.</w:t>
+      </w:r>
+    </w:p>
+    <w:p>
+      <w:pPr>
+        <w:jc w:val="both"/>
+        <w:rPr>
+          <w:color w:val="00B050"/>
+          <w:sz w:val="36"/>
+          <w:szCs w:val="28"/>
+        </w:rPr>
+      </w:pPr>
+      <w:r>
+        <w:rPr>
+          <w:color w:val="00B050"/>
+          <w:sz w:val="36"/>
+          <w:szCs w:val="28"/>
+        </w:rPr>
+        <w:t xml:space="preserve">We need more powerful to </w:t>
+      </w:r>
+      <w:proofErr w:type="spellStart"/>
+      <w:r>
+        <w:rPr>
+          <w:color w:val="00B050"/>
+          <w:sz w:val="36"/>
+          <w:szCs w:val="28"/>
+        </w:rPr>
+        <w:t>serilize</w:t>
+      </w:r>
+      <w:proofErr w:type="spellEnd"/>
+      <w:r>
+        <w:rPr>
+          <w:color w:val="00B050"/>
+          <w:sz w:val="36"/>
+          <w:szCs w:val="28"/>
+        </w:rPr>
+        <w:t xml:space="preserve"> the complex data which can also validate for use for that we </w:t>
+      </w:r>
+      <w:proofErr w:type="gramStart"/>
+      <w:r>
+        <w:rPr>
+          <w:color w:val="00B050"/>
+          <w:sz w:val="36"/>
+          <w:szCs w:val="28"/>
+        </w:rPr>
+        <w:t xml:space="preserve">use </w:t>
+      </w:r>
+      <w:r>
+        <w:rPr>
+          <w:color w:val="00B050"/>
+          <w:sz w:val="36"/>
+          <w:szCs w:val="28"/>
+        </w:rPr>
+        <w:t xml:space="preserve"> SERIALIZERS</w:t>
+      </w:r>
+      <w:proofErr w:type="gramEnd"/>
+    </w:p>
+    <w:p>
+      <w:pPr>
+        <w:jc w:val="both"/>
+        <w:rPr>
+          <w:sz w:val="36"/>
+          <w:szCs w:val="28"/>
+        </w:rPr>
+      </w:pPr>
+    </w:p>
+    <w:p>
+      <w:pPr>
+        <w:rPr>
           <w:sz w:val="52"/>
           <w:szCs w:val="52"/>
         </w:rPr>
       </w:pPr>
-      <w:r>
-        <w:rPr>
-          <w:sz w:val="52"/>
-          <w:szCs w:val="52"/>
-        </w:rPr>
-        <w:t>"</w:t>
-      </w:r>
-      <w:proofErr w:type="spellStart"/>
-      <w:r>
-        <w:rPr>
-          <w:sz w:val="52"/>
-          <w:szCs w:val="52"/>
-        </w:rPr>
-        <w:t>rest_framework</w:t>
-      </w:r>
-      <w:proofErr w:type="spellEnd"/>
-      <w:r>
-        <w:rPr>
-          <w:sz w:val="52"/>
-          <w:szCs w:val="52"/>
-        </w:rPr>
-        <w:t>",</w:t>
-      </w:r>
-    </w:p>
-    <w:p>
-      <w:pPr>
-        <w:rPr>
-          <w:sz w:val="52"/>
-          <w:szCs w:val="52"/>
-        </w:rPr>
-      </w:pPr>
-      <w:r>
-        <w:rPr>
-          <w:sz w:val="52"/>
-          <w:szCs w:val="52"/>
-        </w:rPr>
-        <w:tab/>
-      </w:r>
     </w:p>
     <w:sectPr>
       <w:pgSz w:w="12240" w:h="15840"/>
@@ -945,6 +2429,7 @@
   <w:style w:type="paragraph" w:default="1" w:styleId="Normal">
     <w:name w:val="Normal"/>
     <w:qFormat/>
+    <w:rsid w:val="00307D0D"/>
   </w:style>
   <w:style w:type="character" w:default="1" w:styleId="DefaultParagraphFont">
     <w:name w:val="Default Paragraph Font"/>
@@ -983,6 +2468,18 @@
       <w:ind w:left="720"/>
       <w:contextualSpacing/>
     </w:pPr>
+  </w:style>
+  <w:style w:type="character" w:styleId="Hyperlink">
+    <w:name w:val="Hyperlink"/>
+    <w:basedOn w:val="DefaultParagraphFont"/>
+    <w:uiPriority w:val="99"/>
+    <w:semiHidden/>
+    <w:unhideWhenUsed/>
+    <w:rsid w:val="00B23951"/>
+    <w:rPr>
+      <w:color w:val="0000FF"/>
+      <w:u w:val="single"/>
+    </w:rPr>
   </w:style>
 </w:styles>
 </file>

--- a/DRF_Document.docx
+++ b/DRF_Document.docx
@@ -1985,7 +1985,23 @@
           <w:sz w:val="36"/>
           <w:szCs w:val="28"/>
         </w:rPr>
-        <w:t xml:space="preserve"> the complex data which can also validate for use for that we </w:t>
+        <w:t xml:space="preserve"> the complex data </w:t>
+      </w:r>
+      <w:r>
+        <w:rPr>
+          <w:color w:val="00B050"/>
+          <w:sz w:val="36"/>
+          <w:szCs w:val="28"/>
+        </w:rPr>
+        <w:t xml:space="preserve">which can also validate </w:t>
+      </w:r>
+      <w:r>
+        <w:rPr>
+          <w:color w:val="00B050"/>
+          <w:sz w:val="36"/>
+          <w:szCs w:val="28"/>
+        </w:rPr>
+        <w:t xml:space="preserve">for that we </w:t>
       </w:r>
       <w:proofErr w:type="gramStart"/>
       <w:r>
@@ -2008,10 +2024,41 @@
     </w:p>
     <w:p>
       <w:pPr>
+        <w:jc w:val="center"/>
+        <w:rPr>
+          <w:b/>
+          <w:sz w:val="36"/>
+          <w:szCs w:val="28"/>
+          <w:u w:val="single"/>
+        </w:rPr>
+      </w:pPr>
+      <w:r>
+        <w:rPr>
+          <w:b/>
+          <w:sz w:val="36"/>
+          <w:szCs w:val="28"/>
+          <w:u w:val="single"/>
+        </w:rPr>
+        <w:t>SERIALIZERS</w:t>
+      </w:r>
+      <w:r>
+        <w:rPr>
+          <w:b/>
+          <w:sz w:val="36"/>
+          <w:szCs w:val="28"/>
+          <w:u w:val="single"/>
+        </w:rPr>
+        <w:t>:</w:t>
+      </w:r>
+    </w:p>
+    <w:p>
+      <w:pPr>
         <w:jc w:val="both"/>
         <w:rPr>
-          <w:sz w:val="36"/>
-          <w:szCs w:val="28"/>
+          <w:b/>
+          <w:sz w:val="36"/>
+          <w:szCs w:val="28"/>
+          <w:u w:val="single"/>
         </w:rPr>
       </w:pPr>
     </w:p>

--- a/DRF_Document.docx
+++ b/DRF_Document.docx
@@ -6,6 +6,7 @@
       <w:pPr>
         <w:jc w:val="center"/>
         <w:rPr>
+          <w:b/>
           <w:sz w:val="40"/>
           <w:szCs w:val="40"/>
           <w:u w:val="single"/>
@@ -13,6 +14,7 @@
       </w:pPr>
       <w:r>
         <w:rPr>
+          <w:b/>
           <w:sz w:val="40"/>
           <w:szCs w:val="40"/>
           <w:u w:val="single"/>
@@ -21,6 +23,7 @@
       </w:r>
       <w:r>
         <w:rPr>
+          <w:b/>
           <w:sz w:val="40"/>
           <w:szCs w:val="40"/>
           <w:u w:val="single"/>
@@ -30,6 +33,7 @@
       <w:proofErr w:type="gramStart"/>
       <w:r>
         <w:rPr>
+          <w:b/>
           <w:sz w:val="40"/>
           <w:szCs w:val="40"/>
           <w:u w:val="single"/>
@@ -38,6 +42,7 @@
       </w:r>
       <w:r>
         <w:rPr>
+          <w:b/>
           <w:sz w:val="40"/>
           <w:szCs w:val="40"/>
           <w:u w:val="single"/>
@@ -509,7 +514,6 @@
           <w:sz w:val="40"/>
           <w:szCs w:val="40"/>
         </w:rPr>
-        <w:lastRenderedPageBreak/>
         <w:t>6.Create</w:t>
       </w:r>
       <w:proofErr w:type="gramEnd"/>
@@ -539,6 +543,7 @@
           <w:sz w:val="40"/>
           <w:szCs w:val="40"/>
         </w:rPr>
+        <w:lastRenderedPageBreak/>
         <w:t xml:space="preserve">python manage.py </w:t>
       </w:r>
       <w:proofErr w:type="spellStart"/>
@@ -577,10 +582,18 @@
       <w:proofErr w:type="gramStart"/>
       <w:r>
         <w:rPr>
-          <w:sz w:val="40"/>
-          <w:szCs w:val="40"/>
-        </w:rPr>
-        <w:t>7.After</w:t>
+          <w:color w:val="FF0000"/>
+          <w:sz w:val="40"/>
+          <w:szCs w:val="40"/>
+        </w:rPr>
+        <w:t>7.</w:t>
+      </w:r>
+      <w:r>
+        <w:rPr>
+          <w:sz w:val="40"/>
+          <w:szCs w:val="40"/>
+        </w:rPr>
+        <w:t>After</w:t>
       </w:r>
       <w:proofErr w:type="gramEnd"/>
       <w:r>
@@ -595,6 +608,7 @@
       <w:pPr>
         <w:jc w:val="center"/>
         <w:rPr>
+          <w:b/>
           <w:color w:val="FF0000"/>
           <w:sz w:val="40"/>
           <w:szCs w:val="40"/>
@@ -602,6 +616,7 @@
       </w:pPr>
       <w:r>
         <w:rPr>
+          <w:b/>
           <w:color w:val="FF0000"/>
           <w:sz w:val="40"/>
           <w:szCs w:val="40"/>
@@ -1496,31 +1511,12 @@
           <w:szCs w:val="40"/>
         </w:rPr>
       </w:pPr>
-    </w:p>
-    <w:p>
-      <w:pPr>
-        <w:jc w:val="both"/>
-        <w:rPr>
-          <w:sz w:val="40"/>
-          <w:szCs w:val="40"/>
-        </w:rPr>
-      </w:pPr>
-    </w:p>
-    <w:p>
-      <w:pPr>
-        <w:jc w:val="both"/>
-        <w:rPr>
-          <w:sz w:val="40"/>
-          <w:szCs w:val="40"/>
-        </w:rPr>
-      </w:pPr>
       <w:proofErr w:type="gramStart"/>
       <w:r>
         <w:rPr>
           <w:sz w:val="40"/>
           <w:szCs w:val="40"/>
         </w:rPr>
-        <w:lastRenderedPageBreak/>
         <w:t>register</w:t>
       </w:r>
       <w:proofErr w:type="gramEnd"/>
@@ -1852,6 +1848,7 @@
       <w:pPr>
         <w:jc w:val="center"/>
         <w:rPr>
+          <w:b/>
           <w:color w:val="FF0000"/>
           <w:sz w:val="36"/>
           <w:szCs w:val="28"/>
@@ -1860,16 +1857,19 @@
       </w:pPr>
       <w:r>
         <w:rPr>
+          <w:b/>
           <w:color w:val="FF0000"/>
           <w:sz w:val="36"/>
           <w:szCs w:val="28"/>
           <w:u w:val="single"/>
         </w:rPr>
+        <w:lastRenderedPageBreak/>
         <w:t xml:space="preserve">Manual </w:t>
       </w:r>
       <w:proofErr w:type="gramStart"/>
       <w:r>
         <w:rPr>
+          <w:b/>
           <w:color w:val="FF0000"/>
           <w:sz w:val="36"/>
           <w:szCs w:val="28"/>
@@ -2053,14 +2053,3169 @@
     </w:p>
     <w:p>
       <w:pPr>
+        <w:jc w:val="center"/>
+        <w:rPr>
+          <w:sz w:val="36"/>
+          <w:szCs w:val="28"/>
+        </w:rPr>
+      </w:pPr>
+      <w:r>
+        <w:rPr>
+          <w:sz w:val="36"/>
+          <w:szCs w:val="28"/>
+        </w:rPr>
+        <w:t>Convert complex data into JSON/</w:t>
+      </w:r>
+      <w:proofErr w:type="gramStart"/>
+      <w:r>
+        <w:rPr>
+          <w:sz w:val="36"/>
+          <w:szCs w:val="28"/>
+        </w:rPr>
+        <w:t>XML  Format</w:t>
+      </w:r>
+      <w:proofErr w:type="gramEnd"/>
+    </w:p>
+    <w:p>
+      <w:pPr>
+        <w:jc w:val="center"/>
+        <w:rPr>
+          <w:sz w:val="36"/>
+          <w:szCs w:val="28"/>
+        </w:rPr>
+      </w:pPr>
+      <w:r>
+        <w:rPr>
+          <w:sz w:val="36"/>
+          <w:szCs w:val="28"/>
+        </w:rPr>
+        <w:t xml:space="preserve">Model </w:t>
+      </w:r>
+      <w:proofErr w:type="spellStart"/>
+      <w:r>
+        <w:rPr>
+          <w:sz w:val="36"/>
+          <w:szCs w:val="28"/>
+        </w:rPr>
+        <w:t>Serializer</w:t>
+      </w:r>
+      <w:proofErr w:type="spellEnd"/>
+      <w:r>
+        <w:rPr>
+          <w:sz w:val="36"/>
+          <w:szCs w:val="28"/>
+        </w:rPr>
+        <w:t xml:space="preserve"> is common among all.</w:t>
+      </w:r>
+    </w:p>
+    <w:p>
+      <w:pPr>
+        <w:jc w:val="center"/>
+        <w:rPr>
+          <w:sz w:val="36"/>
+          <w:szCs w:val="28"/>
+        </w:rPr>
+      </w:pPr>
+      <w:proofErr w:type="spellStart"/>
+      <w:r>
+        <w:rPr>
+          <w:sz w:val="36"/>
+          <w:szCs w:val="28"/>
+        </w:rPr>
+        <w:t>Deserializer</w:t>
+      </w:r>
+      <w:proofErr w:type="spellEnd"/>
+      <w:r>
+        <w:rPr>
+          <w:sz w:val="36"/>
+          <w:szCs w:val="28"/>
+        </w:rPr>
+        <w:t xml:space="preserve"> is reverse of serializers.IT convert JSON into </w:t>
+      </w:r>
+      <w:proofErr w:type="spellStart"/>
+      <w:r>
+        <w:rPr>
+          <w:sz w:val="36"/>
+          <w:szCs w:val="28"/>
+        </w:rPr>
+        <w:t>queryset</w:t>
+      </w:r>
+      <w:proofErr w:type="spellEnd"/>
+      <w:r>
+        <w:rPr>
+          <w:sz w:val="36"/>
+          <w:szCs w:val="28"/>
+        </w:rPr>
+        <w:t>.</w:t>
+      </w:r>
+    </w:p>
+    <w:p>
+      <w:pPr>
         <w:jc w:val="both"/>
         <w:rPr>
+          <w:sz w:val="36"/>
+          <w:szCs w:val="28"/>
+        </w:rPr>
+      </w:pPr>
+      <w:r>
+        <w:rPr>
           <w:b/>
+          <w:color w:val="FF0000"/>
+          <w:sz w:val="36"/>
+          <w:szCs w:val="28"/>
+        </w:rPr>
+        <w:t>How</w:t>
+      </w:r>
+      <w:r>
+        <w:rPr>
+          <w:b/>
+          <w:color w:val="FF0000"/>
+          <w:sz w:val="36"/>
+          <w:szCs w:val="28"/>
+        </w:rPr>
+        <w:t xml:space="preserve"> and when</w:t>
+      </w:r>
+      <w:r>
+        <w:rPr>
+          <w:b/>
+          <w:color w:val="FF0000"/>
+          <w:sz w:val="36"/>
+          <w:szCs w:val="28"/>
+        </w:rPr>
+        <w:t xml:space="preserve"> to create </w:t>
+      </w:r>
+      <w:proofErr w:type="spellStart"/>
+      <w:proofErr w:type="gramStart"/>
+      <w:r>
+        <w:rPr>
+          <w:b/>
+          <w:color w:val="FF0000"/>
+          <w:sz w:val="36"/>
+          <w:szCs w:val="28"/>
+        </w:rPr>
+        <w:t>Serializers</w:t>
+      </w:r>
+      <w:proofErr w:type="spellEnd"/>
+      <w:r>
+        <w:rPr>
+          <w:b/>
+          <w:color w:val="FF0000"/>
+          <w:sz w:val="36"/>
+          <w:szCs w:val="28"/>
+        </w:rPr>
+        <w:t xml:space="preserve"> :</w:t>
+      </w:r>
+      <w:proofErr w:type="gramEnd"/>
+      <w:r>
+        <w:t xml:space="preserve"> </w:t>
+      </w:r>
+      <w:r>
+        <w:rPr>
+          <w:sz w:val="36"/>
+          <w:szCs w:val="28"/>
+        </w:rPr>
+        <w:t xml:space="preserve">For every new model, we usually create a corresponding </w:t>
+      </w:r>
+      <w:proofErr w:type="spellStart"/>
+      <w:r>
+        <w:rPr>
+          <w:sz w:val="36"/>
+          <w:szCs w:val="28"/>
+        </w:rPr>
+        <w:t>serializer</w:t>
+      </w:r>
+      <w:proofErr w:type="spellEnd"/>
+      <w:r>
+        <w:rPr>
+          <w:sz w:val="36"/>
+          <w:szCs w:val="28"/>
+        </w:rPr>
+        <w:t xml:space="preserve"> class</w:t>
+      </w:r>
+      <w:r>
+        <w:rPr>
+          <w:sz w:val="36"/>
+          <w:szCs w:val="28"/>
+        </w:rPr>
+        <w:t>/function</w:t>
+      </w:r>
+      <w:r>
+        <w:rPr>
+          <w:sz w:val="36"/>
+          <w:szCs w:val="28"/>
+        </w:rPr>
+        <w:t xml:space="preserve"> by inheriting from </w:t>
+      </w:r>
+      <w:proofErr w:type="spellStart"/>
+      <w:r>
+        <w:rPr>
+          <w:sz w:val="36"/>
+          <w:szCs w:val="28"/>
+        </w:rPr>
+        <w:t>serializers.ModelSerializer</w:t>
+      </w:r>
+      <w:proofErr w:type="spellEnd"/>
+      <w:r>
+        <w:rPr>
+          <w:sz w:val="36"/>
+          <w:szCs w:val="28"/>
+        </w:rPr>
+        <w:t xml:space="preserve"> and specifying the model and fields in the Meta class.</w:t>
+      </w:r>
+    </w:p>
+    <w:p>
+      <w:pPr>
+        <w:jc w:val="both"/>
+        <w:rPr>
+          <w:sz w:val="36"/>
+          <w:szCs w:val="28"/>
+        </w:rPr>
+      </w:pPr>
+      <w:r>
+        <w:rPr>
+          <w:sz w:val="36"/>
+          <w:szCs w:val="28"/>
+        </w:rPr>
+        <w:t xml:space="preserve">For every new </w:t>
+      </w:r>
+      <w:proofErr w:type="spellStart"/>
+      <w:r>
+        <w:rPr>
+          <w:sz w:val="36"/>
+          <w:szCs w:val="28"/>
+        </w:rPr>
+        <w:t>model</w:t>
+      </w:r>
+      <w:proofErr w:type="gramStart"/>
+      <w:r>
+        <w:rPr>
+          <w:sz w:val="36"/>
+          <w:szCs w:val="28"/>
+        </w:rPr>
+        <w:t>,we</w:t>
+      </w:r>
+      <w:proofErr w:type="spellEnd"/>
+      <w:proofErr w:type="gramEnd"/>
+      <w:r>
+        <w:rPr>
+          <w:sz w:val="36"/>
+          <w:szCs w:val="28"/>
+        </w:rPr>
+        <w:t xml:space="preserve"> need to create </w:t>
+      </w:r>
+      <w:proofErr w:type="spellStart"/>
+      <w:r>
+        <w:rPr>
+          <w:sz w:val="36"/>
+          <w:szCs w:val="28"/>
+        </w:rPr>
+        <w:t>serializer</w:t>
+      </w:r>
+      <w:proofErr w:type="spellEnd"/>
+      <w:r>
+        <w:rPr>
+          <w:sz w:val="36"/>
+          <w:szCs w:val="28"/>
+        </w:rPr>
+        <w:t xml:space="preserve"> .</w:t>
+      </w:r>
+    </w:p>
+    <w:p>
+      <w:pPr>
+        <w:jc w:val="both"/>
+        <w:rPr>
+          <w:sz w:val="36"/>
+          <w:szCs w:val="28"/>
+        </w:rPr>
+      </w:pPr>
+      <w:r>
+        <w:rPr>
+          <w:sz w:val="36"/>
+          <w:szCs w:val="28"/>
+        </w:rPr>
+        <w:t>The Step:</w:t>
+      </w:r>
+    </w:p>
+    <w:p>
+      <w:pPr>
+        <w:pStyle w:val="ListParagraph"/>
+        <w:numPr>
+          <w:ilvl w:val="0"/>
+          <w:numId w:val="3"/>
+        </w:numPr>
+        <w:spacing w:after="0" w:line="240" w:lineRule="auto"/>
+        <w:rPr>
+          <w:rFonts w:ascii="Times New Roman" w:eastAsia="Times New Roman" w:hAnsi="Times New Roman" w:cs="Times New Roman"/>
+          <w:sz w:val="24"/>
+          <w:szCs w:val="24"/>
+        </w:rPr>
+      </w:pPr>
+      <w:r>
+        <w:rPr>
+          <w:rFonts w:ascii="Times New Roman" w:eastAsia="Times New Roman" w:hAnsi="Times New Roman" w:cs="Times New Roman"/>
+          <w:b/>
+          <w:bCs/>
+          <w:sz w:val="24"/>
+          <w:szCs w:val="24"/>
+        </w:rPr>
+        <w:t>Model</w:t>
+      </w:r>
+      <w:r>
+        <w:rPr>
+          <w:rFonts w:ascii="Times New Roman" w:eastAsia="Times New Roman" w:hAnsi="Times New Roman" w:cs="Times New Roman"/>
+          <w:sz w:val="24"/>
+          <w:szCs w:val="24"/>
+        </w:rPr>
+        <w:t xml:space="preserve"> (</w:t>
+      </w:r>
+      <w:r>
+        <w:rPr>
+          <w:rFonts w:ascii="Courier New" w:eastAsia="Times New Roman" w:hAnsi="Courier New" w:cs="Courier New"/>
+          <w:sz w:val="20"/>
+        </w:rPr>
+        <w:t>models.py</w:t>
+      </w:r>
+      <w:r>
+        <w:rPr>
+          <w:rFonts w:ascii="Times New Roman" w:eastAsia="Times New Roman" w:hAnsi="Times New Roman" w:cs="Times New Roman"/>
+          <w:sz w:val="24"/>
+          <w:szCs w:val="24"/>
+        </w:rPr>
+        <w:t xml:space="preserve">) → Define the database structure. </w:t>
+      </w:r>
+    </w:p>
+    <w:p>
+      <w:pPr>
+        <w:pStyle w:val="ListParagraph"/>
+        <w:numPr>
+          <w:ilvl w:val="0"/>
+          <w:numId w:val="3"/>
+        </w:numPr>
+        <w:spacing w:after="0" w:line="240" w:lineRule="auto"/>
+        <w:rPr>
+          <w:rFonts w:ascii="Times New Roman" w:eastAsia="Times New Roman" w:hAnsi="Times New Roman" w:cs="Times New Roman"/>
+          <w:sz w:val="24"/>
+          <w:szCs w:val="24"/>
+        </w:rPr>
+      </w:pPr>
+      <w:proofErr w:type="spellStart"/>
+      <w:r>
+        <w:rPr>
+          <w:rFonts w:ascii="Times New Roman" w:eastAsia="Times New Roman" w:hAnsi="Times New Roman" w:cs="Times New Roman"/>
+          <w:b/>
+          <w:bCs/>
+          <w:sz w:val="24"/>
+          <w:szCs w:val="24"/>
+        </w:rPr>
+        <w:t>Serializer</w:t>
+      </w:r>
+      <w:proofErr w:type="spellEnd"/>
+      <w:r>
+        <w:rPr>
+          <w:rFonts w:ascii="Times New Roman" w:eastAsia="Times New Roman" w:hAnsi="Times New Roman" w:cs="Times New Roman"/>
+          <w:sz w:val="24"/>
+          <w:szCs w:val="24"/>
+        </w:rPr>
+        <w:t xml:space="preserve"> (</w:t>
+      </w:r>
+      <w:r>
+        <w:rPr>
+          <w:rFonts w:ascii="Courier New" w:eastAsia="Times New Roman" w:hAnsi="Courier New" w:cs="Courier New"/>
+          <w:sz w:val="20"/>
+        </w:rPr>
+        <w:t>serializers.py</w:t>
+      </w:r>
+      <w:r>
+        <w:rPr>
+          <w:rFonts w:ascii="Times New Roman" w:eastAsia="Times New Roman" w:hAnsi="Times New Roman" w:cs="Times New Roman"/>
+          <w:sz w:val="24"/>
+          <w:szCs w:val="24"/>
+        </w:rPr>
+        <w:t xml:space="preserve">) → Convert and validate model data. </w:t>
+      </w:r>
+    </w:p>
+    <w:p>
+      <w:pPr>
+        <w:pStyle w:val="ListParagraph"/>
+        <w:numPr>
+          <w:ilvl w:val="0"/>
+          <w:numId w:val="3"/>
+        </w:numPr>
+        <w:spacing w:after="0" w:line="240" w:lineRule="auto"/>
+        <w:rPr>
+          <w:rFonts w:ascii="Times New Roman" w:eastAsia="Times New Roman" w:hAnsi="Times New Roman" w:cs="Times New Roman"/>
+          <w:sz w:val="24"/>
+          <w:szCs w:val="24"/>
+        </w:rPr>
+      </w:pPr>
+      <w:r>
+        <w:rPr>
+          <w:rFonts w:ascii="Times New Roman" w:eastAsia="Times New Roman" w:hAnsi="Times New Roman" w:cs="Times New Roman"/>
+          <w:b/>
+          <w:bCs/>
+          <w:sz w:val="24"/>
+          <w:szCs w:val="24"/>
+        </w:rPr>
+        <w:t>View</w:t>
+      </w:r>
+      <w:r>
+        <w:rPr>
+          <w:rFonts w:ascii="Times New Roman" w:eastAsia="Times New Roman" w:hAnsi="Times New Roman" w:cs="Times New Roman"/>
+          <w:sz w:val="24"/>
+          <w:szCs w:val="24"/>
+        </w:rPr>
+        <w:t xml:space="preserve"> (</w:t>
+      </w:r>
+      <w:r>
+        <w:rPr>
+          <w:rFonts w:ascii="Courier New" w:eastAsia="Times New Roman" w:hAnsi="Courier New" w:cs="Courier New"/>
+          <w:sz w:val="20"/>
+        </w:rPr>
+        <w:t>views.py</w:t>
+      </w:r>
+      <w:r>
+        <w:rPr>
+          <w:rFonts w:ascii="Times New Roman" w:eastAsia="Times New Roman" w:hAnsi="Times New Roman" w:cs="Times New Roman"/>
+          <w:sz w:val="24"/>
+          <w:szCs w:val="24"/>
+        </w:rPr>
+        <w:t xml:space="preserve">) → Handle API requests and responses. </w:t>
+      </w:r>
+    </w:p>
+    <w:p>
+      <w:pPr>
+        <w:pStyle w:val="ListParagraph"/>
+        <w:numPr>
+          <w:ilvl w:val="0"/>
+          <w:numId w:val="3"/>
+        </w:numPr>
+        <w:spacing w:after="0" w:line="240" w:lineRule="auto"/>
+        <w:rPr>
+          <w:rFonts w:ascii="Times New Roman" w:eastAsia="Times New Roman" w:hAnsi="Times New Roman" w:cs="Times New Roman"/>
+          <w:sz w:val="24"/>
+          <w:szCs w:val="24"/>
+        </w:rPr>
+      </w:pPr>
+      <w:r>
+        <w:rPr>
+          <w:rFonts w:ascii="Times New Roman" w:eastAsia="Times New Roman" w:hAnsi="Times New Roman" w:cs="Times New Roman"/>
+          <w:b/>
+          <w:bCs/>
+          <w:sz w:val="24"/>
+          <w:szCs w:val="24"/>
+        </w:rPr>
+        <w:t>URL</w:t>
+      </w:r>
+      <w:r>
+        <w:rPr>
+          <w:rFonts w:ascii="Times New Roman" w:eastAsia="Times New Roman" w:hAnsi="Times New Roman" w:cs="Times New Roman"/>
+          <w:sz w:val="24"/>
+          <w:szCs w:val="24"/>
+        </w:rPr>
+        <w:t xml:space="preserve"> (</w:t>
+      </w:r>
+      <w:r>
+        <w:rPr>
+          <w:rFonts w:ascii="Courier New" w:eastAsia="Times New Roman" w:hAnsi="Courier New" w:cs="Courier New"/>
+          <w:sz w:val="20"/>
+        </w:rPr>
+        <w:t>urls.py</w:t>
+      </w:r>
+      <w:r>
+        <w:rPr>
+          <w:rFonts w:ascii="Times New Roman" w:eastAsia="Times New Roman" w:hAnsi="Times New Roman" w:cs="Times New Roman"/>
+          <w:sz w:val="24"/>
+          <w:szCs w:val="24"/>
+        </w:rPr>
+        <w:t>) → Expose the API endpoint.</w:t>
+      </w:r>
+    </w:p>
+    <w:p>
+      <w:pPr>
+        <w:rPr>
+          <w:sz w:val="36"/>
+          <w:szCs w:val="28"/>
+        </w:rPr>
+      </w:pPr>
+    </w:p>
+    <w:p>
+      <w:pPr>
+        <w:rPr>
+          <w:sz w:val="36"/>
+          <w:szCs w:val="28"/>
+        </w:rPr>
+      </w:pPr>
+    </w:p>
+    <w:p>
+      <w:pPr>
+        <w:jc w:val="both"/>
+        <w:rPr>
+          <w:b/>
+          <w:bCs/>
+          <w:color w:val="FF0000"/>
+          <w:sz w:val="36"/>
+          <w:szCs w:val="28"/>
+        </w:rPr>
+      </w:pPr>
+      <w:r>
+        <w:rPr>
+          <w:b/>
+          <w:bCs/>
+          <w:color w:val="FF0000"/>
+          <w:sz w:val="36"/>
+          <w:szCs w:val="28"/>
+        </w:rPr>
+        <w:lastRenderedPageBreak/>
+        <w:t>What is Meta?</w:t>
+      </w:r>
+    </w:p>
+    <w:p>
+      <w:pPr>
+        <w:jc w:val="both"/>
+        <w:rPr>
+          <w:sz w:val="36"/>
+          <w:szCs w:val="28"/>
+        </w:rPr>
+      </w:pPr>
+      <w:r>
+        <w:rPr>
+          <w:sz w:val="36"/>
+          <w:szCs w:val="28"/>
+        </w:rPr>
+        <w:t xml:space="preserve">Meta is a </w:t>
+      </w:r>
+      <w:r>
+        <w:rPr>
+          <w:color w:val="FF0000"/>
+          <w:sz w:val="36"/>
+          <w:szCs w:val="28"/>
+        </w:rPr>
+        <w:t xml:space="preserve">special </w:t>
+      </w:r>
+      <w:r>
+        <w:rPr>
+          <w:bCs/>
+          <w:color w:val="FF0000"/>
+          <w:sz w:val="36"/>
+          <w:szCs w:val="28"/>
+        </w:rPr>
+        <w:t>inner class</w:t>
+      </w:r>
+      <w:r>
+        <w:rPr>
+          <w:sz w:val="36"/>
+          <w:szCs w:val="28"/>
+        </w:rPr>
+        <w:t xml:space="preserve"> used to provide </w:t>
+      </w:r>
+      <w:r>
+        <w:rPr>
+          <w:bCs/>
+          <w:sz w:val="36"/>
+          <w:szCs w:val="28"/>
+        </w:rPr>
+        <w:t>configuration (settings)</w:t>
+      </w:r>
+      <w:r>
+        <w:rPr>
+          <w:sz w:val="36"/>
+          <w:szCs w:val="28"/>
+        </w:rPr>
+        <w:t xml:space="preserve"> for another class.</w:t>
+      </w:r>
+    </w:p>
+    <w:p>
+      <w:pPr>
+        <w:jc w:val="both"/>
+        <w:rPr>
+          <w:sz w:val="36"/>
+          <w:szCs w:val="28"/>
+        </w:rPr>
+      </w:pPr>
+      <w:r>
+        <w:rPr>
+          <w:sz w:val="36"/>
+          <w:szCs w:val="28"/>
+        </w:rPr>
+        <w:t xml:space="preserve">Meta tells the </w:t>
+      </w:r>
+      <w:proofErr w:type="spellStart"/>
+      <w:r>
+        <w:rPr>
+          <w:sz w:val="36"/>
+          <w:szCs w:val="28"/>
+        </w:rPr>
+        <w:t>serializer</w:t>
+      </w:r>
+      <w:proofErr w:type="spellEnd"/>
+      <w:r>
+        <w:rPr>
+          <w:sz w:val="36"/>
+          <w:szCs w:val="28"/>
+        </w:rPr>
+        <w:t>:</w:t>
+      </w:r>
+    </w:p>
+    <w:p>
+      <w:pPr>
+        <w:numPr>
+          <w:ilvl w:val="0"/>
+          <w:numId w:val="4"/>
+        </w:numPr>
+        <w:jc w:val="both"/>
+        <w:rPr>
+          <w:sz w:val="36"/>
+          <w:szCs w:val="28"/>
+        </w:rPr>
+      </w:pPr>
+      <w:r>
+        <w:rPr>
+          <w:sz w:val="36"/>
+          <w:szCs w:val="28"/>
+        </w:rPr>
+        <w:t xml:space="preserve">Which model should I use? </w:t>
+      </w:r>
+    </w:p>
+    <w:p>
+      <w:pPr>
+        <w:numPr>
+          <w:ilvl w:val="0"/>
+          <w:numId w:val="4"/>
+        </w:numPr>
+        <w:jc w:val="both"/>
+        <w:rPr>
+          <w:sz w:val="36"/>
+          <w:szCs w:val="28"/>
+        </w:rPr>
+      </w:pPr>
+      <w:r>
+        <w:rPr>
+          <w:sz w:val="36"/>
+          <w:szCs w:val="28"/>
+        </w:rPr>
+        <w:t xml:space="preserve">Which fields should I include? </w:t>
+      </w:r>
+    </w:p>
+    <w:p>
+      <w:pPr>
+        <w:jc w:val="both"/>
+        <w:rPr>
+          <w:sz w:val="36"/>
+          <w:szCs w:val="28"/>
+        </w:rPr>
+      </w:pPr>
+      <w:r>
+        <w:rPr>
+          <w:sz w:val="36"/>
+          <w:szCs w:val="28"/>
+        </w:rPr>
+        <w:t xml:space="preserve">Without Meta, the </w:t>
+      </w:r>
+      <w:proofErr w:type="spellStart"/>
+      <w:r>
+        <w:rPr>
+          <w:sz w:val="36"/>
+          <w:szCs w:val="28"/>
+        </w:rPr>
+        <w:t>serializer</w:t>
+      </w:r>
+      <w:proofErr w:type="spellEnd"/>
+      <w:r>
+        <w:rPr>
+          <w:sz w:val="36"/>
+          <w:szCs w:val="28"/>
+        </w:rPr>
+        <w:t xml:space="preserve"> has no idea what to serialize.</w:t>
+      </w:r>
+    </w:p>
+    <w:p>
+      <w:pPr>
+        <w:jc w:val="both"/>
+        <w:rPr>
+          <w:sz w:val="36"/>
+          <w:szCs w:val="28"/>
+        </w:rPr>
+      </w:pPr>
+      <w:r>
+        <w:rPr>
+          <w:b/>
+          <w:color w:val="FF0000"/>
           <w:sz w:val="36"/>
           <w:szCs w:val="28"/>
           <w:u w:val="single"/>
         </w:rPr>
-      </w:pPr>
+        <w:t>WORKCFLOW:</w:t>
+      </w:r>
+      <w:r>
+        <w:rPr>
+          <w:sz w:val="36"/>
+          <w:szCs w:val="28"/>
+        </w:rPr>
+        <w:t xml:space="preserve"> </w:t>
+      </w:r>
+    </w:p>
+    <w:p>
+      <w:pPr>
+        <w:jc w:val="both"/>
+        <w:rPr>
+          <w:sz w:val="36"/>
+          <w:szCs w:val="28"/>
+        </w:rPr>
+      </w:pPr>
+      <w:r>
+        <w:rPr>
+          <w:sz w:val="36"/>
+          <w:szCs w:val="28"/>
+        </w:rPr>
+        <w:t>The client (Postman or a frontend) sends this request:</w:t>
+      </w:r>
+    </w:p>
+    <w:p>
+      <w:pPr>
+        <w:jc w:val="both"/>
+        <w:rPr>
+          <w:sz w:val="36"/>
+          <w:szCs w:val="28"/>
+        </w:rPr>
+      </w:pPr>
+      <w:r>
+        <w:rPr>
+          <w:sz w:val="36"/>
+          <w:szCs w:val="28"/>
+        </w:rPr>
+        <w:t>F</w:t>
+      </w:r>
+      <w:r>
+        <w:rPr>
+          <w:sz w:val="36"/>
+          <w:szCs w:val="28"/>
+        </w:rPr>
+        <w:t>low is:</w:t>
+      </w:r>
+    </w:p>
+    <w:p>
+      <w:pPr>
+        <w:rPr>
+          <w:sz w:val="36"/>
+          <w:szCs w:val="28"/>
+        </w:rPr>
+      </w:pPr>
+      <w:r>
+        <w:rPr>
+          <w:sz w:val="36"/>
+          <w:szCs w:val="28"/>
+        </w:rPr>
+        <w:t>Client (Postman/Browser)</w:t>
+      </w:r>
+    </w:p>
+    <w:p>
+      <w:pPr>
+        <w:rPr>
+          <w:sz w:val="36"/>
+          <w:szCs w:val="28"/>
+        </w:rPr>
+      </w:pPr>
+      <w:r>
+        <w:rPr>
+          <w:sz w:val="36"/>
+          <w:szCs w:val="28"/>
+        </w:rPr>
+        <w:sym w:font="Wingdings" w:char="F0E0"/>
+      </w:r>
+      <w:r>
+        <w:rPr>
+          <w:sz w:val="36"/>
+          <w:szCs w:val="28"/>
+        </w:rPr>
+        <w:t>Project urls.py</w:t>
+      </w:r>
+      <w:r>
+        <w:rPr>
+          <w:sz w:val="36"/>
+          <w:szCs w:val="28"/>
+        </w:rPr>
+        <w:t xml:space="preserve"> </w:t>
+      </w:r>
+    </w:p>
+    <w:p>
+      <w:pPr>
+        <w:rPr>
+          <w:sz w:val="36"/>
+          <w:szCs w:val="28"/>
+        </w:rPr>
+      </w:pPr>
+      <w:r>
+        <w:rPr>
+          <w:sz w:val="36"/>
+          <w:szCs w:val="28"/>
+        </w:rPr>
+        <w:t xml:space="preserve"> </w:t>
+      </w:r>
+      <w:r>
+        <w:rPr>
+          <w:sz w:val="36"/>
+          <w:szCs w:val="28"/>
+        </w:rPr>
+        <w:sym w:font="Wingdings" w:char="F0E0"/>
+      </w:r>
+      <w:r>
+        <w:rPr>
+          <w:sz w:val="36"/>
+          <w:szCs w:val="28"/>
+        </w:rPr>
+        <w:t>App urls.py</w:t>
+      </w:r>
+      <w:r>
+        <w:rPr>
+          <w:sz w:val="36"/>
+          <w:szCs w:val="28"/>
+        </w:rPr>
+        <w:t xml:space="preserve"> </w:t>
+      </w:r>
+    </w:p>
+    <w:p>
+      <w:pPr>
+        <w:rPr>
+          <w:sz w:val="36"/>
+          <w:szCs w:val="28"/>
+        </w:rPr>
+      </w:pPr>
+      <w:r>
+        <w:rPr>
+          <w:sz w:val="36"/>
+          <w:szCs w:val="28"/>
+        </w:rPr>
+        <w:sym w:font="Wingdings" w:char="F0E0"/>
+      </w:r>
+      <w:r>
+        <w:rPr>
+          <w:sz w:val="36"/>
+          <w:szCs w:val="28"/>
+        </w:rPr>
+        <w:t>View</w:t>
+      </w:r>
+    </w:p>
+    <w:p>
+      <w:pPr>
+        <w:rPr>
+          <w:sz w:val="36"/>
+          <w:szCs w:val="28"/>
+        </w:rPr>
+      </w:pPr>
+      <w:r>
+        <w:rPr>
+          <w:sz w:val="36"/>
+          <w:szCs w:val="28"/>
+        </w:rPr>
+        <w:t xml:space="preserve"> </w:t>
+      </w:r>
+      <w:r>
+        <w:rPr>
+          <w:sz w:val="36"/>
+          <w:szCs w:val="28"/>
+        </w:rPr>
+        <w:sym w:font="Wingdings" w:char="F0E0"/>
+      </w:r>
+      <w:r>
+        <w:rPr>
+          <w:sz w:val="36"/>
+          <w:szCs w:val="28"/>
+        </w:rPr>
+        <w:t>Model</w:t>
+      </w:r>
+    </w:p>
+    <w:p>
+      <w:pPr>
+        <w:rPr>
+          <w:sz w:val="36"/>
+          <w:szCs w:val="28"/>
+        </w:rPr>
+      </w:pPr>
+      <w:r>
+        <w:rPr>
+          <w:sz w:val="36"/>
+          <w:szCs w:val="28"/>
+        </w:rPr>
+        <w:sym w:font="Wingdings" w:char="F0E0"/>
+      </w:r>
+      <w:r>
+        <w:rPr>
+          <w:sz w:val="36"/>
+          <w:szCs w:val="28"/>
+        </w:rPr>
+        <w:t>Database</w:t>
+      </w:r>
+    </w:p>
+    <w:p>
+      <w:pPr>
+        <w:rPr>
+          <w:sz w:val="36"/>
+          <w:szCs w:val="28"/>
+        </w:rPr>
+      </w:pPr>
+      <w:r>
+        <w:rPr>
+          <w:sz w:val="36"/>
+          <w:szCs w:val="28"/>
+        </w:rPr>
+        <w:sym w:font="Wingdings" w:char="F0E0"/>
+      </w:r>
+      <w:proofErr w:type="spellStart"/>
+      <w:r>
+        <w:rPr>
+          <w:sz w:val="36"/>
+          <w:szCs w:val="28"/>
+        </w:rPr>
+        <w:t>Serializer</w:t>
+      </w:r>
+      <w:proofErr w:type="spellEnd"/>
+    </w:p>
+    <w:p>
+      <w:pPr>
+        <w:rPr>
+          <w:sz w:val="36"/>
+          <w:szCs w:val="28"/>
+        </w:rPr>
+      </w:pPr>
+      <w:r>
+        <w:rPr>
+          <w:sz w:val="36"/>
+          <w:szCs w:val="28"/>
+        </w:rPr>
+        <w:sym w:font="Wingdings" w:char="F0E0"/>
+      </w:r>
+      <w:r>
+        <w:rPr>
+          <w:sz w:val="36"/>
+          <w:szCs w:val="28"/>
+        </w:rPr>
+        <w:t>View</w:t>
+      </w:r>
+    </w:p>
+    <w:p>
+      <w:pPr>
+        <w:rPr>
+          <w:sz w:val="36"/>
+          <w:szCs w:val="28"/>
+        </w:rPr>
+      </w:pPr>
+      <w:r>
+        <w:rPr>
+          <w:sz w:val="36"/>
+          <w:szCs w:val="28"/>
+        </w:rPr>
+        <w:sym w:font="Wingdings" w:char="F0E0"/>
+      </w:r>
+      <w:r>
+        <w:rPr>
+          <w:sz w:val="36"/>
+          <w:szCs w:val="28"/>
+        </w:rPr>
+        <w:t>Client (JSON Response)</w:t>
+      </w:r>
+    </w:p>
+    <w:p>
+      <w:pPr>
+        <w:rPr>
+          <w:sz w:val="36"/>
+          <w:szCs w:val="28"/>
+        </w:rPr>
+      </w:pPr>
+    </w:p>
+    <w:p>
+      <w:pPr>
+        <w:jc w:val="both"/>
+        <w:rPr>
+          <w:sz w:val="36"/>
+          <w:szCs w:val="28"/>
+        </w:rPr>
+      </w:pPr>
+      <w:r>
+        <w:rPr>
+          <w:sz w:val="36"/>
+          <w:szCs w:val="28"/>
+        </w:rPr>
+        <w:lastRenderedPageBreak/>
+        <w:t xml:space="preserve">Notice that the </w:t>
+      </w:r>
+      <w:proofErr w:type="spellStart"/>
+      <w:r>
+        <w:rPr>
+          <w:b/>
+          <w:bCs/>
+          <w:sz w:val="36"/>
+          <w:szCs w:val="28"/>
+        </w:rPr>
+        <w:t>serializer</w:t>
+      </w:r>
+      <w:proofErr w:type="spellEnd"/>
+      <w:r>
+        <w:rPr>
+          <w:b/>
+          <w:bCs/>
+          <w:sz w:val="36"/>
+          <w:szCs w:val="28"/>
+        </w:rPr>
+        <w:t xml:space="preserve"> is mainly </w:t>
+      </w:r>
+      <w:r>
+        <w:rPr>
+          <w:b/>
+          <w:bCs/>
+          <w:color w:val="FF0000"/>
+          <w:sz w:val="36"/>
+          <w:szCs w:val="28"/>
+        </w:rPr>
+        <w:t>used between the View and the Client</w:t>
+      </w:r>
+      <w:r>
+        <w:rPr>
+          <w:sz w:val="36"/>
+          <w:szCs w:val="28"/>
+        </w:rPr>
+        <w:t xml:space="preserve">. </w:t>
+      </w:r>
+      <w:r>
+        <w:rPr>
+          <w:color w:val="FF0000"/>
+          <w:sz w:val="36"/>
+          <w:szCs w:val="28"/>
+        </w:rPr>
+        <w:t xml:space="preserve">The </w:t>
+      </w:r>
+      <w:r>
+        <w:rPr>
+          <w:b/>
+          <w:bCs/>
+          <w:color w:val="FF0000"/>
+          <w:sz w:val="36"/>
+          <w:szCs w:val="28"/>
+        </w:rPr>
+        <w:t>model communicates with the database</w:t>
+      </w:r>
+      <w:r>
+        <w:rPr>
+          <w:sz w:val="36"/>
+          <w:szCs w:val="28"/>
+        </w:rPr>
+        <w:t xml:space="preserve">, not directly with the </w:t>
+      </w:r>
+      <w:proofErr w:type="spellStart"/>
+      <w:r>
+        <w:rPr>
+          <w:sz w:val="36"/>
+          <w:szCs w:val="28"/>
+        </w:rPr>
+        <w:t>serializer</w:t>
+      </w:r>
+      <w:proofErr w:type="spellEnd"/>
+      <w:r>
+        <w:rPr>
+          <w:sz w:val="36"/>
+          <w:szCs w:val="28"/>
+        </w:rPr>
+        <w:t>.</w:t>
+      </w:r>
+    </w:p>
+    <w:p>
+      <w:pPr>
+        <w:rPr>
+          <w:b/>
+          <w:sz w:val="36"/>
+          <w:szCs w:val="28"/>
+          <w:u w:val="single"/>
+        </w:rPr>
+      </w:pPr>
+      <w:r>
+        <w:rPr>
+          <w:b/>
+          <w:sz w:val="36"/>
+          <w:szCs w:val="28"/>
+          <w:u w:val="single"/>
+        </w:rPr>
+        <w:t>FOR GET METHOD:</w:t>
+      </w:r>
+      <w:r>
+        <w:rPr>
+          <w:b/>
+          <w:sz w:val="36"/>
+          <w:szCs w:val="28"/>
+          <w:u w:val="single"/>
+        </w:rPr>
+        <w:t xml:space="preserve"> </w:t>
+      </w:r>
+    </w:p>
+    <w:p>
+      <w:pPr>
+        <w:spacing w:before="100" w:beforeAutospacing="1" w:after="100" w:afterAutospacing="1" w:line="240" w:lineRule="auto"/>
+        <w:jc w:val="center"/>
+        <w:outlineLvl w:val="0"/>
+        <w:rPr>
+          <w:rFonts w:ascii="Times New Roman" w:eastAsia="Times New Roman" w:hAnsi="Times New Roman" w:cs="Times New Roman"/>
+          <w:b/>
+          <w:bCs/>
+          <w:kern w:val="36"/>
+          <w:sz w:val="36"/>
+          <w:szCs w:val="36"/>
+        </w:rPr>
+      </w:pPr>
+      <w:r>
+        <w:rPr>
+          <w:rFonts w:ascii="Times New Roman" w:eastAsia="Times New Roman" w:hAnsi="Times New Roman" w:cs="Times New Roman"/>
+          <w:b/>
+          <w:bCs/>
+          <w:kern w:val="36"/>
+          <w:sz w:val="36"/>
+          <w:szCs w:val="36"/>
+        </w:rPr>
+        <w:t>Complete Flow</w:t>
+      </w:r>
+    </w:p>
+    <w:p>
+      <w:pPr>
+        <w:tabs>
+          <w:tab w:val="left" w:pos="916"/>
+          <w:tab w:val="left" w:pos="1832"/>
+          <w:tab w:val="left" w:pos="2748"/>
+          <w:tab w:val="left" w:pos="3664"/>
+          <w:tab w:val="left" w:pos="4580"/>
+          <w:tab w:val="left" w:pos="5496"/>
+          <w:tab w:val="left" w:pos="6412"/>
+          <w:tab w:val="left" w:pos="7328"/>
+          <w:tab w:val="left" w:pos="8244"/>
+          <w:tab w:val="left" w:pos="9160"/>
+          <w:tab w:val="left" w:pos="10076"/>
+          <w:tab w:val="left" w:pos="10992"/>
+          <w:tab w:val="left" w:pos="11908"/>
+          <w:tab w:val="left" w:pos="12824"/>
+          <w:tab w:val="left" w:pos="13740"/>
+          <w:tab w:val="left" w:pos="14656"/>
+        </w:tabs>
+        <w:spacing w:after="0" w:line="240" w:lineRule="auto"/>
+        <w:jc w:val="center"/>
+        <w:rPr>
+          <w:rFonts w:ascii="Courier New" w:eastAsia="Times New Roman" w:hAnsi="Courier New" w:cs="Courier New"/>
+          <w:sz w:val="20"/>
+        </w:rPr>
+      </w:pPr>
+      <w:r>
+        <w:rPr>
+          <w:rFonts w:ascii="Courier New" w:eastAsia="Times New Roman" w:hAnsi="Courier New" w:cs="Courier New"/>
+          <w:sz w:val="20"/>
+        </w:rPr>
+        <w:t>Client (GET /student/)</w:t>
+      </w:r>
+    </w:p>
+    <w:p>
+      <w:pPr>
+        <w:tabs>
+          <w:tab w:val="left" w:pos="916"/>
+          <w:tab w:val="left" w:pos="1832"/>
+          <w:tab w:val="left" w:pos="2748"/>
+          <w:tab w:val="left" w:pos="3664"/>
+          <w:tab w:val="left" w:pos="4580"/>
+          <w:tab w:val="left" w:pos="5496"/>
+          <w:tab w:val="left" w:pos="6412"/>
+          <w:tab w:val="left" w:pos="7328"/>
+          <w:tab w:val="left" w:pos="8244"/>
+          <w:tab w:val="left" w:pos="9160"/>
+          <w:tab w:val="left" w:pos="10076"/>
+          <w:tab w:val="left" w:pos="10992"/>
+          <w:tab w:val="left" w:pos="11908"/>
+          <w:tab w:val="left" w:pos="12824"/>
+          <w:tab w:val="left" w:pos="13740"/>
+          <w:tab w:val="left" w:pos="14656"/>
+        </w:tabs>
+        <w:spacing w:after="0" w:line="240" w:lineRule="auto"/>
+        <w:jc w:val="center"/>
+        <w:rPr>
+          <w:rFonts w:ascii="Courier New" w:eastAsia="Times New Roman" w:hAnsi="Courier New" w:cs="Courier New"/>
+          <w:sz w:val="20"/>
+        </w:rPr>
+      </w:pPr>
+      <w:r>
+        <w:rPr>
+          <w:rFonts w:ascii="Courier New" w:eastAsia="Times New Roman" w:hAnsi="Courier New" w:cs="Courier New"/>
+          <w:sz w:val="20"/>
+        </w:rPr>
+        <w:t>│</w:t>
+      </w:r>
+    </w:p>
+    <w:p>
+      <w:pPr>
+        <w:tabs>
+          <w:tab w:val="left" w:pos="916"/>
+          <w:tab w:val="left" w:pos="1832"/>
+          <w:tab w:val="left" w:pos="2748"/>
+          <w:tab w:val="left" w:pos="3664"/>
+          <w:tab w:val="left" w:pos="4580"/>
+          <w:tab w:val="left" w:pos="5496"/>
+          <w:tab w:val="left" w:pos="6412"/>
+          <w:tab w:val="left" w:pos="7328"/>
+          <w:tab w:val="left" w:pos="8244"/>
+          <w:tab w:val="left" w:pos="9160"/>
+          <w:tab w:val="left" w:pos="10076"/>
+          <w:tab w:val="left" w:pos="10992"/>
+          <w:tab w:val="left" w:pos="11908"/>
+          <w:tab w:val="left" w:pos="12824"/>
+          <w:tab w:val="left" w:pos="13740"/>
+          <w:tab w:val="left" w:pos="14656"/>
+        </w:tabs>
+        <w:spacing w:after="0" w:line="240" w:lineRule="auto"/>
+        <w:jc w:val="center"/>
+        <w:rPr>
+          <w:rFonts w:ascii="Courier New" w:eastAsia="Times New Roman" w:hAnsi="Courier New" w:cs="Courier New"/>
+          <w:sz w:val="20"/>
+        </w:rPr>
+      </w:pPr>
+      <w:r>
+        <w:rPr>
+          <w:rFonts w:ascii="Courier New" w:eastAsia="Times New Roman" w:hAnsi="Courier New" w:cs="Courier New"/>
+          <w:sz w:val="20"/>
+        </w:rPr>
+        <w:t>▼</w:t>
+      </w:r>
+    </w:p>
+    <w:p>
+      <w:pPr>
+        <w:tabs>
+          <w:tab w:val="left" w:pos="916"/>
+          <w:tab w:val="left" w:pos="1832"/>
+          <w:tab w:val="left" w:pos="2748"/>
+          <w:tab w:val="left" w:pos="3664"/>
+          <w:tab w:val="left" w:pos="4580"/>
+          <w:tab w:val="left" w:pos="5496"/>
+          <w:tab w:val="left" w:pos="6412"/>
+          <w:tab w:val="left" w:pos="7328"/>
+          <w:tab w:val="left" w:pos="8244"/>
+          <w:tab w:val="left" w:pos="9160"/>
+          <w:tab w:val="left" w:pos="10076"/>
+          <w:tab w:val="left" w:pos="10992"/>
+          <w:tab w:val="left" w:pos="11908"/>
+          <w:tab w:val="left" w:pos="12824"/>
+          <w:tab w:val="left" w:pos="13740"/>
+          <w:tab w:val="left" w:pos="14656"/>
+        </w:tabs>
+        <w:spacing w:after="0" w:line="240" w:lineRule="auto"/>
+        <w:jc w:val="center"/>
+        <w:rPr>
+          <w:rFonts w:ascii="Courier New" w:eastAsia="Times New Roman" w:hAnsi="Courier New" w:cs="Courier New"/>
+          <w:sz w:val="20"/>
+        </w:rPr>
+      </w:pPr>
+      <w:proofErr w:type="spellStart"/>
+      <w:proofErr w:type="gramStart"/>
+      <w:r>
+        <w:rPr>
+          <w:rFonts w:ascii="Courier New" w:eastAsia="Times New Roman" w:hAnsi="Courier New" w:cs="Courier New"/>
+          <w:sz w:val="20"/>
+        </w:rPr>
+        <w:t>studentdoc</w:t>
+      </w:r>
+      <w:proofErr w:type="spellEnd"/>
+      <w:r>
+        <w:rPr>
+          <w:rFonts w:ascii="Courier New" w:eastAsia="Times New Roman" w:hAnsi="Courier New" w:cs="Courier New"/>
+          <w:sz w:val="20"/>
+        </w:rPr>
+        <w:t>(</w:t>
+      </w:r>
+      <w:proofErr w:type="gramEnd"/>
+      <w:r>
+        <w:rPr>
+          <w:rFonts w:ascii="Courier New" w:eastAsia="Times New Roman" w:hAnsi="Courier New" w:cs="Courier New"/>
+          <w:sz w:val="20"/>
+        </w:rPr>
+        <w:t>request)</w:t>
+      </w:r>
+    </w:p>
+    <w:p>
+      <w:pPr>
+        <w:tabs>
+          <w:tab w:val="left" w:pos="916"/>
+          <w:tab w:val="left" w:pos="1832"/>
+          <w:tab w:val="left" w:pos="2748"/>
+          <w:tab w:val="left" w:pos="3664"/>
+          <w:tab w:val="left" w:pos="4580"/>
+          <w:tab w:val="left" w:pos="5496"/>
+          <w:tab w:val="left" w:pos="6412"/>
+          <w:tab w:val="left" w:pos="7328"/>
+          <w:tab w:val="left" w:pos="8244"/>
+          <w:tab w:val="left" w:pos="9160"/>
+          <w:tab w:val="left" w:pos="10076"/>
+          <w:tab w:val="left" w:pos="10992"/>
+          <w:tab w:val="left" w:pos="11908"/>
+          <w:tab w:val="left" w:pos="12824"/>
+          <w:tab w:val="left" w:pos="13740"/>
+          <w:tab w:val="left" w:pos="14656"/>
+        </w:tabs>
+        <w:spacing w:after="0" w:line="240" w:lineRule="auto"/>
+        <w:jc w:val="center"/>
+        <w:rPr>
+          <w:rFonts w:ascii="Courier New" w:eastAsia="Times New Roman" w:hAnsi="Courier New" w:cs="Courier New"/>
+          <w:sz w:val="20"/>
+        </w:rPr>
+      </w:pPr>
+      <w:r>
+        <w:rPr>
+          <w:rFonts w:ascii="Courier New" w:eastAsia="Times New Roman" w:hAnsi="Courier New" w:cs="Courier New"/>
+          <w:sz w:val="20"/>
+        </w:rPr>
+        <w:t>│</w:t>
+      </w:r>
+    </w:p>
+    <w:p>
+      <w:pPr>
+        <w:tabs>
+          <w:tab w:val="left" w:pos="916"/>
+          <w:tab w:val="left" w:pos="1832"/>
+          <w:tab w:val="left" w:pos="2748"/>
+          <w:tab w:val="left" w:pos="3664"/>
+          <w:tab w:val="left" w:pos="4580"/>
+          <w:tab w:val="left" w:pos="5496"/>
+          <w:tab w:val="left" w:pos="6412"/>
+          <w:tab w:val="left" w:pos="7328"/>
+          <w:tab w:val="left" w:pos="8244"/>
+          <w:tab w:val="left" w:pos="9160"/>
+          <w:tab w:val="left" w:pos="10076"/>
+          <w:tab w:val="left" w:pos="10992"/>
+          <w:tab w:val="left" w:pos="11908"/>
+          <w:tab w:val="left" w:pos="12824"/>
+          <w:tab w:val="left" w:pos="13740"/>
+          <w:tab w:val="left" w:pos="14656"/>
+        </w:tabs>
+        <w:spacing w:after="0" w:line="240" w:lineRule="auto"/>
+        <w:jc w:val="center"/>
+        <w:rPr>
+          <w:rFonts w:ascii="Courier New" w:eastAsia="Times New Roman" w:hAnsi="Courier New" w:cs="Courier New"/>
+          <w:sz w:val="20"/>
+        </w:rPr>
+      </w:pPr>
+      <w:r>
+        <w:rPr>
+          <w:rFonts w:ascii="Courier New" w:eastAsia="Times New Roman" w:hAnsi="Courier New" w:cs="Courier New"/>
+          <w:sz w:val="20"/>
+        </w:rPr>
+        <w:t>▼</w:t>
+      </w:r>
+    </w:p>
+    <w:p>
+      <w:pPr>
+        <w:tabs>
+          <w:tab w:val="left" w:pos="916"/>
+          <w:tab w:val="left" w:pos="1832"/>
+          <w:tab w:val="left" w:pos="2748"/>
+          <w:tab w:val="left" w:pos="3664"/>
+          <w:tab w:val="left" w:pos="4580"/>
+          <w:tab w:val="left" w:pos="5496"/>
+          <w:tab w:val="left" w:pos="6412"/>
+          <w:tab w:val="left" w:pos="7328"/>
+          <w:tab w:val="left" w:pos="8244"/>
+          <w:tab w:val="left" w:pos="9160"/>
+          <w:tab w:val="left" w:pos="10076"/>
+          <w:tab w:val="left" w:pos="10992"/>
+          <w:tab w:val="left" w:pos="11908"/>
+          <w:tab w:val="left" w:pos="12824"/>
+          <w:tab w:val="left" w:pos="13740"/>
+          <w:tab w:val="left" w:pos="14656"/>
+        </w:tabs>
+        <w:spacing w:after="0" w:line="240" w:lineRule="auto"/>
+        <w:jc w:val="center"/>
+        <w:rPr>
+          <w:rFonts w:ascii="Courier New" w:eastAsia="Times New Roman" w:hAnsi="Courier New" w:cs="Courier New"/>
+          <w:sz w:val="20"/>
+        </w:rPr>
+      </w:pPr>
+      <w:proofErr w:type="spellStart"/>
+      <w:proofErr w:type="gramStart"/>
+      <w:r>
+        <w:rPr>
+          <w:rFonts w:ascii="Courier New" w:eastAsia="Times New Roman" w:hAnsi="Courier New" w:cs="Courier New"/>
+          <w:sz w:val="20"/>
+        </w:rPr>
+        <w:t>Student.objects.all</w:t>
+      </w:r>
+      <w:proofErr w:type="spellEnd"/>
+      <w:r>
+        <w:rPr>
+          <w:rFonts w:ascii="Courier New" w:eastAsia="Times New Roman" w:hAnsi="Courier New" w:cs="Courier New"/>
+          <w:sz w:val="20"/>
+        </w:rPr>
+        <w:t>()</w:t>
+      </w:r>
+      <w:proofErr w:type="gramEnd"/>
+    </w:p>
+    <w:p>
+      <w:pPr>
+        <w:tabs>
+          <w:tab w:val="left" w:pos="916"/>
+          <w:tab w:val="left" w:pos="1832"/>
+          <w:tab w:val="left" w:pos="2748"/>
+          <w:tab w:val="left" w:pos="3664"/>
+          <w:tab w:val="left" w:pos="4580"/>
+          <w:tab w:val="left" w:pos="5496"/>
+          <w:tab w:val="left" w:pos="6412"/>
+          <w:tab w:val="left" w:pos="7328"/>
+          <w:tab w:val="left" w:pos="8244"/>
+          <w:tab w:val="left" w:pos="9160"/>
+          <w:tab w:val="left" w:pos="10076"/>
+          <w:tab w:val="left" w:pos="10992"/>
+          <w:tab w:val="left" w:pos="11908"/>
+          <w:tab w:val="left" w:pos="12824"/>
+          <w:tab w:val="left" w:pos="13740"/>
+          <w:tab w:val="left" w:pos="14656"/>
+        </w:tabs>
+        <w:spacing w:after="0" w:line="240" w:lineRule="auto"/>
+        <w:jc w:val="center"/>
+        <w:rPr>
+          <w:rFonts w:ascii="Courier New" w:eastAsia="Times New Roman" w:hAnsi="Courier New" w:cs="Courier New"/>
+          <w:sz w:val="20"/>
+        </w:rPr>
+      </w:pPr>
+      <w:r>
+        <w:rPr>
+          <w:rFonts w:ascii="Courier New" w:eastAsia="Times New Roman" w:hAnsi="Courier New" w:cs="Courier New"/>
+          <w:sz w:val="20"/>
+        </w:rPr>
+        <w:t>│</w:t>
+      </w:r>
+    </w:p>
+    <w:p>
+      <w:pPr>
+        <w:tabs>
+          <w:tab w:val="left" w:pos="916"/>
+          <w:tab w:val="left" w:pos="1832"/>
+          <w:tab w:val="left" w:pos="2748"/>
+          <w:tab w:val="left" w:pos="3664"/>
+          <w:tab w:val="left" w:pos="4580"/>
+          <w:tab w:val="left" w:pos="5496"/>
+          <w:tab w:val="left" w:pos="6412"/>
+          <w:tab w:val="left" w:pos="7328"/>
+          <w:tab w:val="left" w:pos="8244"/>
+          <w:tab w:val="left" w:pos="9160"/>
+          <w:tab w:val="left" w:pos="10076"/>
+          <w:tab w:val="left" w:pos="10992"/>
+          <w:tab w:val="left" w:pos="11908"/>
+          <w:tab w:val="left" w:pos="12824"/>
+          <w:tab w:val="left" w:pos="13740"/>
+          <w:tab w:val="left" w:pos="14656"/>
+        </w:tabs>
+        <w:spacing w:after="0" w:line="240" w:lineRule="auto"/>
+        <w:jc w:val="center"/>
+        <w:rPr>
+          <w:rFonts w:ascii="Courier New" w:eastAsia="Times New Roman" w:hAnsi="Courier New" w:cs="Courier New"/>
+          <w:sz w:val="20"/>
+        </w:rPr>
+      </w:pPr>
+      <w:r>
+        <w:rPr>
+          <w:rFonts w:ascii="Courier New" w:eastAsia="Times New Roman" w:hAnsi="Courier New" w:cs="Courier New"/>
+          <w:sz w:val="20"/>
+        </w:rPr>
+        <w:t>▼</w:t>
+      </w:r>
+    </w:p>
+    <w:p>
+      <w:pPr>
+        <w:tabs>
+          <w:tab w:val="left" w:pos="916"/>
+          <w:tab w:val="left" w:pos="1832"/>
+          <w:tab w:val="left" w:pos="2748"/>
+          <w:tab w:val="left" w:pos="3664"/>
+          <w:tab w:val="left" w:pos="4580"/>
+          <w:tab w:val="left" w:pos="5496"/>
+          <w:tab w:val="left" w:pos="6412"/>
+          <w:tab w:val="left" w:pos="7328"/>
+          <w:tab w:val="left" w:pos="8244"/>
+          <w:tab w:val="left" w:pos="9160"/>
+          <w:tab w:val="left" w:pos="10076"/>
+          <w:tab w:val="left" w:pos="10992"/>
+          <w:tab w:val="left" w:pos="11908"/>
+          <w:tab w:val="left" w:pos="12824"/>
+          <w:tab w:val="left" w:pos="13740"/>
+          <w:tab w:val="left" w:pos="14656"/>
+        </w:tabs>
+        <w:spacing w:after="0" w:line="240" w:lineRule="auto"/>
+        <w:jc w:val="center"/>
+        <w:rPr>
+          <w:rFonts w:ascii="Courier New" w:eastAsia="Times New Roman" w:hAnsi="Courier New" w:cs="Courier New"/>
+          <w:sz w:val="20"/>
+        </w:rPr>
+      </w:pPr>
+      <w:r>
+        <w:rPr>
+          <w:rFonts w:ascii="Courier New" w:eastAsia="Times New Roman" w:hAnsi="Courier New" w:cs="Courier New"/>
+          <w:sz w:val="20"/>
+        </w:rPr>
+        <w:t>Database</w:t>
+      </w:r>
+    </w:p>
+    <w:p>
+      <w:pPr>
+        <w:tabs>
+          <w:tab w:val="left" w:pos="916"/>
+          <w:tab w:val="left" w:pos="1832"/>
+          <w:tab w:val="left" w:pos="2748"/>
+          <w:tab w:val="left" w:pos="3664"/>
+          <w:tab w:val="left" w:pos="4580"/>
+          <w:tab w:val="left" w:pos="5496"/>
+          <w:tab w:val="left" w:pos="6412"/>
+          <w:tab w:val="left" w:pos="7328"/>
+          <w:tab w:val="left" w:pos="8244"/>
+          <w:tab w:val="left" w:pos="9160"/>
+          <w:tab w:val="left" w:pos="10076"/>
+          <w:tab w:val="left" w:pos="10992"/>
+          <w:tab w:val="left" w:pos="11908"/>
+          <w:tab w:val="left" w:pos="12824"/>
+          <w:tab w:val="left" w:pos="13740"/>
+          <w:tab w:val="left" w:pos="14656"/>
+        </w:tabs>
+        <w:spacing w:after="0" w:line="240" w:lineRule="auto"/>
+        <w:jc w:val="center"/>
+        <w:rPr>
+          <w:rFonts w:ascii="Courier New" w:eastAsia="Times New Roman" w:hAnsi="Courier New" w:cs="Courier New"/>
+          <w:sz w:val="20"/>
+        </w:rPr>
+      </w:pPr>
+      <w:r>
+        <w:rPr>
+          <w:rFonts w:ascii="Courier New" w:eastAsia="Times New Roman" w:hAnsi="Courier New" w:cs="Courier New"/>
+          <w:sz w:val="20"/>
+        </w:rPr>
+        <w:t>│</w:t>
+      </w:r>
+    </w:p>
+    <w:p>
+      <w:pPr>
+        <w:tabs>
+          <w:tab w:val="left" w:pos="916"/>
+          <w:tab w:val="left" w:pos="1832"/>
+          <w:tab w:val="left" w:pos="2748"/>
+          <w:tab w:val="left" w:pos="3664"/>
+          <w:tab w:val="left" w:pos="4580"/>
+          <w:tab w:val="left" w:pos="5496"/>
+          <w:tab w:val="left" w:pos="6412"/>
+          <w:tab w:val="left" w:pos="7328"/>
+          <w:tab w:val="left" w:pos="8244"/>
+          <w:tab w:val="left" w:pos="9160"/>
+          <w:tab w:val="left" w:pos="10076"/>
+          <w:tab w:val="left" w:pos="10992"/>
+          <w:tab w:val="left" w:pos="11908"/>
+          <w:tab w:val="left" w:pos="12824"/>
+          <w:tab w:val="left" w:pos="13740"/>
+          <w:tab w:val="left" w:pos="14656"/>
+        </w:tabs>
+        <w:spacing w:after="0" w:line="240" w:lineRule="auto"/>
+        <w:jc w:val="center"/>
+        <w:rPr>
+          <w:rFonts w:ascii="Courier New" w:eastAsia="Times New Roman" w:hAnsi="Courier New" w:cs="Courier New"/>
+          <w:sz w:val="20"/>
+        </w:rPr>
+      </w:pPr>
+      <w:r>
+        <w:rPr>
+          <w:rFonts w:ascii="Courier New" w:eastAsia="Times New Roman" w:hAnsi="Courier New" w:cs="Courier New"/>
+          <w:sz w:val="20"/>
+        </w:rPr>
+        <w:t>▼</w:t>
+      </w:r>
+    </w:p>
+    <w:p>
+      <w:pPr>
+        <w:tabs>
+          <w:tab w:val="left" w:pos="916"/>
+          <w:tab w:val="left" w:pos="1832"/>
+          <w:tab w:val="left" w:pos="2748"/>
+          <w:tab w:val="left" w:pos="3664"/>
+          <w:tab w:val="left" w:pos="4580"/>
+          <w:tab w:val="left" w:pos="5496"/>
+          <w:tab w:val="left" w:pos="6412"/>
+          <w:tab w:val="left" w:pos="7328"/>
+          <w:tab w:val="left" w:pos="8244"/>
+          <w:tab w:val="left" w:pos="9160"/>
+          <w:tab w:val="left" w:pos="10076"/>
+          <w:tab w:val="left" w:pos="10992"/>
+          <w:tab w:val="left" w:pos="11908"/>
+          <w:tab w:val="left" w:pos="12824"/>
+          <w:tab w:val="left" w:pos="13740"/>
+          <w:tab w:val="left" w:pos="14656"/>
+        </w:tabs>
+        <w:spacing w:after="0" w:line="240" w:lineRule="auto"/>
+        <w:jc w:val="center"/>
+        <w:rPr>
+          <w:rFonts w:ascii="Courier New" w:eastAsia="Times New Roman" w:hAnsi="Courier New" w:cs="Courier New"/>
+          <w:sz w:val="20"/>
+        </w:rPr>
+      </w:pPr>
+      <w:r>
+        <w:rPr>
+          <w:rFonts w:ascii="Courier New" w:eastAsia="Times New Roman" w:hAnsi="Courier New" w:cs="Courier New"/>
+          <w:sz w:val="20"/>
+        </w:rPr>
+        <w:t>Student Objects</w:t>
+      </w:r>
+    </w:p>
+    <w:p>
+      <w:pPr>
+        <w:tabs>
+          <w:tab w:val="left" w:pos="916"/>
+          <w:tab w:val="left" w:pos="1832"/>
+          <w:tab w:val="left" w:pos="2748"/>
+          <w:tab w:val="left" w:pos="3664"/>
+          <w:tab w:val="left" w:pos="4580"/>
+          <w:tab w:val="left" w:pos="5496"/>
+          <w:tab w:val="left" w:pos="6412"/>
+          <w:tab w:val="left" w:pos="7328"/>
+          <w:tab w:val="left" w:pos="8244"/>
+          <w:tab w:val="left" w:pos="9160"/>
+          <w:tab w:val="left" w:pos="10076"/>
+          <w:tab w:val="left" w:pos="10992"/>
+          <w:tab w:val="left" w:pos="11908"/>
+          <w:tab w:val="left" w:pos="12824"/>
+          <w:tab w:val="left" w:pos="13740"/>
+          <w:tab w:val="left" w:pos="14656"/>
+        </w:tabs>
+        <w:spacing w:after="0" w:line="240" w:lineRule="auto"/>
+        <w:jc w:val="center"/>
+        <w:rPr>
+          <w:rFonts w:ascii="Courier New" w:eastAsia="Times New Roman" w:hAnsi="Courier New" w:cs="Courier New"/>
+          <w:sz w:val="20"/>
+        </w:rPr>
+      </w:pPr>
+      <w:r>
+        <w:rPr>
+          <w:rFonts w:ascii="Courier New" w:eastAsia="Times New Roman" w:hAnsi="Courier New" w:cs="Courier New"/>
+          <w:sz w:val="20"/>
+        </w:rPr>
+        <w:t>│</w:t>
+      </w:r>
+    </w:p>
+    <w:p>
+      <w:pPr>
+        <w:tabs>
+          <w:tab w:val="left" w:pos="916"/>
+          <w:tab w:val="left" w:pos="1832"/>
+          <w:tab w:val="left" w:pos="2748"/>
+          <w:tab w:val="left" w:pos="3664"/>
+          <w:tab w:val="left" w:pos="4580"/>
+          <w:tab w:val="left" w:pos="5496"/>
+          <w:tab w:val="left" w:pos="6412"/>
+          <w:tab w:val="left" w:pos="7328"/>
+          <w:tab w:val="left" w:pos="8244"/>
+          <w:tab w:val="left" w:pos="9160"/>
+          <w:tab w:val="left" w:pos="10076"/>
+          <w:tab w:val="left" w:pos="10992"/>
+          <w:tab w:val="left" w:pos="11908"/>
+          <w:tab w:val="left" w:pos="12824"/>
+          <w:tab w:val="left" w:pos="13740"/>
+          <w:tab w:val="left" w:pos="14656"/>
+        </w:tabs>
+        <w:spacing w:after="0" w:line="240" w:lineRule="auto"/>
+        <w:jc w:val="center"/>
+        <w:rPr>
+          <w:rFonts w:ascii="Courier New" w:eastAsia="Times New Roman" w:hAnsi="Courier New" w:cs="Courier New"/>
+          <w:sz w:val="20"/>
+        </w:rPr>
+      </w:pPr>
+      <w:r>
+        <w:rPr>
+          <w:rFonts w:ascii="Courier New" w:eastAsia="Times New Roman" w:hAnsi="Courier New" w:cs="Courier New"/>
+          <w:sz w:val="20"/>
+        </w:rPr>
+        <w:t>▼</w:t>
+      </w:r>
+    </w:p>
+    <w:p>
+      <w:pPr>
+        <w:tabs>
+          <w:tab w:val="left" w:pos="916"/>
+          <w:tab w:val="left" w:pos="1832"/>
+          <w:tab w:val="left" w:pos="2748"/>
+          <w:tab w:val="left" w:pos="3664"/>
+          <w:tab w:val="left" w:pos="4580"/>
+          <w:tab w:val="left" w:pos="5496"/>
+          <w:tab w:val="left" w:pos="6412"/>
+          <w:tab w:val="left" w:pos="7328"/>
+          <w:tab w:val="left" w:pos="8244"/>
+          <w:tab w:val="left" w:pos="9160"/>
+          <w:tab w:val="left" w:pos="10076"/>
+          <w:tab w:val="left" w:pos="10992"/>
+          <w:tab w:val="left" w:pos="11908"/>
+          <w:tab w:val="left" w:pos="12824"/>
+          <w:tab w:val="left" w:pos="13740"/>
+          <w:tab w:val="left" w:pos="14656"/>
+        </w:tabs>
+        <w:spacing w:after="0" w:line="240" w:lineRule="auto"/>
+        <w:jc w:val="center"/>
+        <w:rPr>
+          <w:rFonts w:ascii="Courier New" w:eastAsia="Times New Roman" w:hAnsi="Courier New" w:cs="Courier New"/>
+          <w:sz w:val="20"/>
+        </w:rPr>
+      </w:pPr>
+      <w:proofErr w:type="spellStart"/>
+      <w:proofErr w:type="gramStart"/>
+      <w:r>
+        <w:rPr>
+          <w:rFonts w:ascii="Courier New" w:eastAsia="Times New Roman" w:hAnsi="Courier New" w:cs="Courier New"/>
+          <w:sz w:val="20"/>
+        </w:rPr>
+        <w:t>StudentSerializer</w:t>
+      </w:r>
+      <w:proofErr w:type="spellEnd"/>
+      <w:r>
+        <w:rPr>
+          <w:rFonts w:ascii="Courier New" w:eastAsia="Times New Roman" w:hAnsi="Courier New" w:cs="Courier New"/>
+          <w:sz w:val="20"/>
+        </w:rPr>
+        <w:t>(</w:t>
+      </w:r>
+      <w:proofErr w:type="gramEnd"/>
+      <w:r>
+        <w:rPr>
+          <w:rFonts w:ascii="Courier New" w:eastAsia="Times New Roman" w:hAnsi="Courier New" w:cs="Courier New"/>
+          <w:sz w:val="20"/>
+        </w:rPr>
+        <w:t>details, many=True)</w:t>
+      </w:r>
+    </w:p>
+    <w:p>
+      <w:pPr>
+        <w:tabs>
+          <w:tab w:val="left" w:pos="916"/>
+          <w:tab w:val="left" w:pos="1832"/>
+          <w:tab w:val="left" w:pos="2748"/>
+          <w:tab w:val="left" w:pos="3664"/>
+          <w:tab w:val="left" w:pos="4580"/>
+          <w:tab w:val="left" w:pos="5496"/>
+          <w:tab w:val="left" w:pos="6412"/>
+          <w:tab w:val="left" w:pos="7328"/>
+          <w:tab w:val="left" w:pos="8244"/>
+          <w:tab w:val="left" w:pos="9160"/>
+          <w:tab w:val="left" w:pos="10076"/>
+          <w:tab w:val="left" w:pos="10992"/>
+          <w:tab w:val="left" w:pos="11908"/>
+          <w:tab w:val="left" w:pos="12824"/>
+          <w:tab w:val="left" w:pos="13740"/>
+          <w:tab w:val="left" w:pos="14656"/>
+        </w:tabs>
+        <w:spacing w:after="0" w:line="240" w:lineRule="auto"/>
+        <w:jc w:val="center"/>
+        <w:rPr>
+          <w:rFonts w:ascii="Courier New" w:eastAsia="Times New Roman" w:hAnsi="Courier New" w:cs="Courier New"/>
+          <w:sz w:val="20"/>
+        </w:rPr>
+      </w:pPr>
+      <w:r>
+        <w:rPr>
+          <w:rFonts w:ascii="Courier New" w:eastAsia="Times New Roman" w:hAnsi="Courier New" w:cs="Courier New"/>
+          <w:sz w:val="20"/>
+        </w:rPr>
+        <w:t>│</w:t>
+      </w:r>
+    </w:p>
+    <w:p>
+      <w:pPr>
+        <w:tabs>
+          <w:tab w:val="left" w:pos="916"/>
+          <w:tab w:val="left" w:pos="1832"/>
+          <w:tab w:val="left" w:pos="2748"/>
+          <w:tab w:val="left" w:pos="3664"/>
+          <w:tab w:val="left" w:pos="4580"/>
+          <w:tab w:val="left" w:pos="5496"/>
+          <w:tab w:val="left" w:pos="6412"/>
+          <w:tab w:val="left" w:pos="7328"/>
+          <w:tab w:val="left" w:pos="8244"/>
+          <w:tab w:val="left" w:pos="9160"/>
+          <w:tab w:val="left" w:pos="10076"/>
+          <w:tab w:val="left" w:pos="10992"/>
+          <w:tab w:val="left" w:pos="11908"/>
+          <w:tab w:val="left" w:pos="12824"/>
+          <w:tab w:val="left" w:pos="13740"/>
+          <w:tab w:val="left" w:pos="14656"/>
+        </w:tabs>
+        <w:spacing w:after="0" w:line="240" w:lineRule="auto"/>
+        <w:jc w:val="center"/>
+        <w:rPr>
+          <w:rFonts w:ascii="Courier New" w:eastAsia="Times New Roman" w:hAnsi="Courier New" w:cs="Courier New"/>
+          <w:sz w:val="20"/>
+        </w:rPr>
+      </w:pPr>
+      <w:r>
+        <w:rPr>
+          <w:rFonts w:ascii="Courier New" w:eastAsia="Times New Roman" w:hAnsi="Courier New" w:cs="Courier New"/>
+          <w:sz w:val="20"/>
+        </w:rPr>
+        <w:t>▼</w:t>
+      </w:r>
+    </w:p>
+    <w:p>
+      <w:pPr>
+        <w:tabs>
+          <w:tab w:val="left" w:pos="916"/>
+          <w:tab w:val="left" w:pos="1832"/>
+          <w:tab w:val="left" w:pos="2748"/>
+          <w:tab w:val="left" w:pos="3664"/>
+          <w:tab w:val="left" w:pos="4580"/>
+          <w:tab w:val="left" w:pos="5496"/>
+          <w:tab w:val="left" w:pos="6412"/>
+          <w:tab w:val="left" w:pos="7328"/>
+          <w:tab w:val="left" w:pos="8244"/>
+          <w:tab w:val="left" w:pos="9160"/>
+          <w:tab w:val="left" w:pos="10076"/>
+          <w:tab w:val="left" w:pos="10992"/>
+          <w:tab w:val="left" w:pos="11908"/>
+          <w:tab w:val="left" w:pos="12824"/>
+          <w:tab w:val="left" w:pos="13740"/>
+          <w:tab w:val="left" w:pos="14656"/>
+        </w:tabs>
+        <w:spacing w:after="0" w:line="240" w:lineRule="auto"/>
+        <w:jc w:val="center"/>
+        <w:rPr>
+          <w:rFonts w:ascii="Courier New" w:eastAsia="Times New Roman" w:hAnsi="Courier New" w:cs="Courier New"/>
+          <w:sz w:val="20"/>
+        </w:rPr>
+      </w:pPr>
+      <w:r>
+        <w:rPr>
+          <w:rFonts w:ascii="Courier New" w:eastAsia="Times New Roman" w:hAnsi="Courier New" w:cs="Courier New"/>
+          <w:sz w:val="20"/>
+        </w:rPr>
+        <w:t>JSON</w:t>
+      </w:r>
+    </w:p>
+    <w:p>
+      <w:pPr>
+        <w:tabs>
+          <w:tab w:val="left" w:pos="916"/>
+          <w:tab w:val="left" w:pos="1832"/>
+          <w:tab w:val="left" w:pos="2748"/>
+          <w:tab w:val="left" w:pos="3664"/>
+          <w:tab w:val="left" w:pos="4580"/>
+          <w:tab w:val="left" w:pos="5496"/>
+          <w:tab w:val="left" w:pos="6412"/>
+          <w:tab w:val="left" w:pos="7328"/>
+          <w:tab w:val="left" w:pos="8244"/>
+          <w:tab w:val="left" w:pos="9160"/>
+          <w:tab w:val="left" w:pos="10076"/>
+          <w:tab w:val="left" w:pos="10992"/>
+          <w:tab w:val="left" w:pos="11908"/>
+          <w:tab w:val="left" w:pos="12824"/>
+          <w:tab w:val="left" w:pos="13740"/>
+          <w:tab w:val="left" w:pos="14656"/>
+        </w:tabs>
+        <w:spacing w:after="0" w:line="240" w:lineRule="auto"/>
+        <w:jc w:val="center"/>
+        <w:rPr>
+          <w:rFonts w:ascii="Courier New" w:eastAsia="Times New Roman" w:hAnsi="Courier New" w:cs="Courier New"/>
+          <w:sz w:val="20"/>
+        </w:rPr>
+      </w:pPr>
+      <w:r>
+        <w:rPr>
+          <w:rFonts w:ascii="Courier New" w:eastAsia="Times New Roman" w:hAnsi="Courier New" w:cs="Courier New"/>
+          <w:sz w:val="20"/>
+        </w:rPr>
+        <w:t>│</w:t>
+      </w:r>
+    </w:p>
+    <w:p>
+      <w:pPr>
+        <w:tabs>
+          <w:tab w:val="left" w:pos="916"/>
+          <w:tab w:val="left" w:pos="1832"/>
+          <w:tab w:val="left" w:pos="2748"/>
+          <w:tab w:val="left" w:pos="3664"/>
+          <w:tab w:val="left" w:pos="4580"/>
+          <w:tab w:val="left" w:pos="5496"/>
+          <w:tab w:val="left" w:pos="6412"/>
+          <w:tab w:val="left" w:pos="7328"/>
+          <w:tab w:val="left" w:pos="8244"/>
+          <w:tab w:val="left" w:pos="9160"/>
+          <w:tab w:val="left" w:pos="10076"/>
+          <w:tab w:val="left" w:pos="10992"/>
+          <w:tab w:val="left" w:pos="11908"/>
+          <w:tab w:val="left" w:pos="12824"/>
+          <w:tab w:val="left" w:pos="13740"/>
+          <w:tab w:val="left" w:pos="14656"/>
+        </w:tabs>
+        <w:spacing w:after="0" w:line="240" w:lineRule="auto"/>
+        <w:jc w:val="center"/>
+        <w:rPr>
+          <w:rFonts w:ascii="Courier New" w:eastAsia="Times New Roman" w:hAnsi="Courier New" w:cs="Courier New"/>
+          <w:sz w:val="20"/>
+        </w:rPr>
+      </w:pPr>
+      <w:r>
+        <w:rPr>
+          <w:rFonts w:ascii="Courier New" w:eastAsia="Times New Roman" w:hAnsi="Courier New" w:cs="Courier New"/>
+          <w:sz w:val="20"/>
+        </w:rPr>
+        <w:t>▼</w:t>
+      </w:r>
+    </w:p>
+    <w:p>
+      <w:pPr>
+        <w:tabs>
+          <w:tab w:val="left" w:pos="916"/>
+          <w:tab w:val="left" w:pos="1832"/>
+          <w:tab w:val="left" w:pos="2748"/>
+          <w:tab w:val="left" w:pos="3664"/>
+          <w:tab w:val="left" w:pos="4580"/>
+          <w:tab w:val="left" w:pos="5496"/>
+          <w:tab w:val="left" w:pos="6412"/>
+          <w:tab w:val="left" w:pos="7328"/>
+          <w:tab w:val="left" w:pos="8244"/>
+          <w:tab w:val="left" w:pos="9160"/>
+          <w:tab w:val="left" w:pos="10076"/>
+          <w:tab w:val="left" w:pos="10992"/>
+          <w:tab w:val="left" w:pos="11908"/>
+          <w:tab w:val="left" w:pos="12824"/>
+          <w:tab w:val="left" w:pos="13740"/>
+          <w:tab w:val="left" w:pos="14656"/>
+        </w:tabs>
+        <w:spacing w:after="0" w:line="240" w:lineRule="auto"/>
+        <w:jc w:val="center"/>
+        <w:rPr>
+          <w:rFonts w:ascii="Courier New" w:eastAsia="Times New Roman" w:hAnsi="Courier New" w:cs="Courier New"/>
+          <w:sz w:val="20"/>
+        </w:rPr>
+      </w:pPr>
+      <w:proofErr w:type="gramStart"/>
+      <w:r>
+        <w:rPr>
+          <w:rFonts w:ascii="Courier New" w:eastAsia="Times New Roman" w:hAnsi="Courier New" w:cs="Courier New"/>
+          <w:sz w:val="20"/>
+        </w:rPr>
+        <w:t>Response()</w:t>
+      </w:r>
+      <w:proofErr w:type="gramEnd"/>
+    </w:p>
+    <w:p>
+      <w:pPr>
+        <w:tabs>
+          <w:tab w:val="left" w:pos="916"/>
+          <w:tab w:val="left" w:pos="1832"/>
+          <w:tab w:val="left" w:pos="2748"/>
+          <w:tab w:val="left" w:pos="3664"/>
+          <w:tab w:val="left" w:pos="4580"/>
+          <w:tab w:val="left" w:pos="5496"/>
+          <w:tab w:val="left" w:pos="6412"/>
+          <w:tab w:val="left" w:pos="7328"/>
+          <w:tab w:val="left" w:pos="8244"/>
+          <w:tab w:val="left" w:pos="9160"/>
+          <w:tab w:val="left" w:pos="10076"/>
+          <w:tab w:val="left" w:pos="10992"/>
+          <w:tab w:val="left" w:pos="11908"/>
+          <w:tab w:val="left" w:pos="12824"/>
+          <w:tab w:val="left" w:pos="13740"/>
+          <w:tab w:val="left" w:pos="14656"/>
+        </w:tabs>
+        <w:spacing w:after="0" w:line="240" w:lineRule="auto"/>
+        <w:jc w:val="center"/>
+        <w:rPr>
+          <w:rFonts w:ascii="Courier New" w:eastAsia="Times New Roman" w:hAnsi="Courier New" w:cs="Courier New"/>
+          <w:sz w:val="20"/>
+        </w:rPr>
+      </w:pPr>
+      <w:r>
+        <w:rPr>
+          <w:rFonts w:ascii="Courier New" w:eastAsia="Times New Roman" w:hAnsi="Courier New" w:cs="Courier New"/>
+          <w:sz w:val="20"/>
+        </w:rPr>
+        <w:t>│</w:t>
+      </w:r>
+    </w:p>
+    <w:p>
+      <w:pPr>
+        <w:tabs>
+          <w:tab w:val="left" w:pos="916"/>
+          <w:tab w:val="left" w:pos="1832"/>
+          <w:tab w:val="left" w:pos="2748"/>
+          <w:tab w:val="left" w:pos="3664"/>
+          <w:tab w:val="left" w:pos="4580"/>
+          <w:tab w:val="left" w:pos="5496"/>
+          <w:tab w:val="left" w:pos="6412"/>
+          <w:tab w:val="left" w:pos="7328"/>
+          <w:tab w:val="left" w:pos="8244"/>
+          <w:tab w:val="left" w:pos="9160"/>
+          <w:tab w:val="left" w:pos="10076"/>
+          <w:tab w:val="left" w:pos="10992"/>
+          <w:tab w:val="left" w:pos="11908"/>
+          <w:tab w:val="left" w:pos="12824"/>
+          <w:tab w:val="left" w:pos="13740"/>
+          <w:tab w:val="left" w:pos="14656"/>
+        </w:tabs>
+        <w:spacing w:after="0" w:line="240" w:lineRule="auto"/>
+        <w:jc w:val="center"/>
+        <w:rPr>
+          <w:rFonts w:ascii="Courier New" w:eastAsia="Times New Roman" w:hAnsi="Courier New" w:cs="Courier New"/>
+          <w:sz w:val="20"/>
+        </w:rPr>
+      </w:pPr>
+      <w:r>
+        <w:rPr>
+          <w:rFonts w:ascii="Courier New" w:eastAsia="Times New Roman" w:hAnsi="Courier New" w:cs="Courier New"/>
+          <w:sz w:val="20"/>
+        </w:rPr>
+        <w:t>▼</w:t>
+      </w:r>
+    </w:p>
+    <w:p>
+      <w:pPr>
+        <w:tabs>
+          <w:tab w:val="left" w:pos="916"/>
+          <w:tab w:val="left" w:pos="1832"/>
+          <w:tab w:val="left" w:pos="2748"/>
+          <w:tab w:val="left" w:pos="3664"/>
+          <w:tab w:val="left" w:pos="4580"/>
+          <w:tab w:val="left" w:pos="5496"/>
+          <w:tab w:val="left" w:pos="6412"/>
+          <w:tab w:val="left" w:pos="7328"/>
+          <w:tab w:val="left" w:pos="8244"/>
+          <w:tab w:val="left" w:pos="9160"/>
+          <w:tab w:val="left" w:pos="10076"/>
+          <w:tab w:val="left" w:pos="10992"/>
+          <w:tab w:val="left" w:pos="11908"/>
+          <w:tab w:val="left" w:pos="12824"/>
+          <w:tab w:val="left" w:pos="13740"/>
+          <w:tab w:val="left" w:pos="14656"/>
+        </w:tabs>
+        <w:spacing w:after="0" w:line="240" w:lineRule="auto"/>
+        <w:jc w:val="center"/>
+        <w:rPr>
+          <w:rFonts w:ascii="Courier New" w:eastAsia="Times New Roman" w:hAnsi="Courier New" w:cs="Courier New"/>
+          <w:sz w:val="20"/>
+        </w:rPr>
+      </w:pPr>
+      <w:r>
+        <w:rPr>
+          <w:rFonts w:ascii="Courier New" w:eastAsia="Times New Roman" w:hAnsi="Courier New" w:cs="Courier New"/>
+          <w:sz w:val="20"/>
+        </w:rPr>
+        <w:t>Client</w:t>
+      </w:r>
+    </w:p>
+    <w:p>
+      <w:pPr>
+        <w:tabs>
+          <w:tab w:val="left" w:pos="916"/>
+          <w:tab w:val="left" w:pos="1832"/>
+          <w:tab w:val="left" w:pos="2748"/>
+          <w:tab w:val="left" w:pos="3664"/>
+          <w:tab w:val="left" w:pos="4580"/>
+          <w:tab w:val="left" w:pos="5496"/>
+          <w:tab w:val="left" w:pos="6412"/>
+          <w:tab w:val="left" w:pos="7328"/>
+          <w:tab w:val="left" w:pos="8244"/>
+          <w:tab w:val="left" w:pos="9160"/>
+          <w:tab w:val="left" w:pos="10076"/>
+          <w:tab w:val="left" w:pos="10992"/>
+          <w:tab w:val="left" w:pos="11908"/>
+          <w:tab w:val="left" w:pos="12824"/>
+          <w:tab w:val="left" w:pos="13740"/>
+          <w:tab w:val="left" w:pos="14656"/>
+        </w:tabs>
+        <w:spacing w:after="0" w:line="240" w:lineRule="auto"/>
+        <w:jc w:val="center"/>
+        <w:rPr>
+          <w:rFonts w:ascii="Courier New" w:eastAsia="Times New Roman" w:hAnsi="Courier New" w:cs="Courier New"/>
+          <w:sz w:val="20"/>
+        </w:rPr>
+      </w:pPr>
+    </w:p>
+    <w:p>
+      <w:pPr>
+        <w:tabs>
+          <w:tab w:val="left" w:pos="916"/>
+          <w:tab w:val="left" w:pos="1832"/>
+          <w:tab w:val="left" w:pos="2748"/>
+          <w:tab w:val="left" w:pos="3664"/>
+          <w:tab w:val="left" w:pos="4580"/>
+          <w:tab w:val="left" w:pos="5496"/>
+          <w:tab w:val="left" w:pos="6412"/>
+          <w:tab w:val="left" w:pos="7328"/>
+          <w:tab w:val="left" w:pos="8244"/>
+          <w:tab w:val="left" w:pos="9160"/>
+          <w:tab w:val="left" w:pos="10076"/>
+          <w:tab w:val="left" w:pos="10992"/>
+          <w:tab w:val="left" w:pos="11908"/>
+          <w:tab w:val="left" w:pos="12824"/>
+          <w:tab w:val="left" w:pos="13740"/>
+          <w:tab w:val="left" w:pos="14656"/>
+        </w:tabs>
+        <w:spacing w:after="0" w:line="240" w:lineRule="auto"/>
+        <w:jc w:val="center"/>
+        <w:rPr>
+          <w:rFonts w:ascii="Courier New" w:eastAsia="Times New Roman" w:hAnsi="Courier New" w:cs="Courier New"/>
+          <w:sz w:val="20"/>
+        </w:rPr>
+      </w:pPr>
+    </w:p>
+    <w:p>
+      <w:pPr>
+        <w:tabs>
+          <w:tab w:val="left" w:pos="916"/>
+          <w:tab w:val="left" w:pos="1832"/>
+          <w:tab w:val="left" w:pos="2748"/>
+          <w:tab w:val="left" w:pos="3664"/>
+          <w:tab w:val="left" w:pos="4580"/>
+          <w:tab w:val="left" w:pos="5496"/>
+          <w:tab w:val="left" w:pos="6412"/>
+          <w:tab w:val="left" w:pos="7328"/>
+          <w:tab w:val="left" w:pos="8244"/>
+          <w:tab w:val="left" w:pos="9160"/>
+          <w:tab w:val="left" w:pos="10076"/>
+          <w:tab w:val="left" w:pos="10992"/>
+          <w:tab w:val="left" w:pos="11908"/>
+          <w:tab w:val="left" w:pos="12824"/>
+          <w:tab w:val="left" w:pos="13740"/>
+          <w:tab w:val="left" w:pos="14656"/>
+        </w:tabs>
+        <w:spacing w:after="0" w:line="240" w:lineRule="auto"/>
+        <w:jc w:val="center"/>
+        <w:rPr>
+          <w:rFonts w:ascii="Courier New" w:eastAsia="Times New Roman" w:hAnsi="Courier New" w:cs="Courier New"/>
+          <w:sz w:val="20"/>
+          <w:szCs w:val="20"/>
+        </w:rPr>
+      </w:pPr>
+    </w:p>
+    <w:p>
+      <w:pPr>
+        <w:jc w:val="both"/>
+        <w:rPr>
+          <w:b/>
+          <w:sz w:val="36"/>
+          <w:szCs w:val="28"/>
+        </w:rPr>
+      </w:pPr>
+      <w:r>
+        <w:rPr>
+          <w:b/>
+          <w:sz w:val="36"/>
+          <w:szCs w:val="28"/>
+          <w:u w:val="single"/>
+        </w:rPr>
+        <w:t>FOR POST METHOD:</w:t>
+      </w:r>
+      <w:r>
+        <w:rPr>
+          <w:b/>
+          <w:sz w:val="36"/>
+          <w:szCs w:val="28"/>
+          <w:u w:val="single"/>
+        </w:rPr>
+        <w:t xml:space="preserve">  </w:t>
+      </w:r>
+      <w:r>
+        <w:rPr>
+          <w:b/>
+          <w:sz w:val="36"/>
+          <w:szCs w:val="28"/>
+        </w:rPr>
+        <w:t>Same workflow like get.</w:t>
+      </w:r>
+    </w:p>
+    <w:p>
+      <w:pPr>
+        <w:jc w:val="both"/>
+        <w:rPr>
+          <w:b/>
+          <w:sz w:val="36"/>
+          <w:szCs w:val="28"/>
+        </w:rPr>
+      </w:pPr>
+      <w:r>
+        <w:rPr>
+          <w:b/>
+          <w:sz w:val="36"/>
+          <w:szCs w:val="28"/>
+        </w:rPr>
+        <w:t>Just add some condition to fill the form</w:t>
+      </w:r>
+    </w:p>
+    <w:p>
+      <w:pPr>
+        <w:jc w:val="both"/>
+        <w:rPr>
+          <w:b/>
+          <w:sz w:val="36"/>
+          <w:szCs w:val="28"/>
+        </w:rPr>
+      </w:pPr>
+      <w:proofErr w:type="gramStart"/>
+      <w:r>
+        <w:rPr>
+          <w:b/>
+          <w:sz w:val="36"/>
+          <w:szCs w:val="28"/>
+        </w:rPr>
+        <w:t>1.where</w:t>
+      </w:r>
+      <w:proofErr w:type="gramEnd"/>
+      <w:r>
+        <w:rPr>
+          <w:b/>
+          <w:sz w:val="36"/>
+          <w:szCs w:val="28"/>
+        </w:rPr>
+        <w:t xml:space="preserve"> you want to save the value</w:t>
+      </w:r>
+    </w:p>
+    <w:p>
+      <w:pPr>
+        <w:jc w:val="both"/>
+        <w:rPr>
+          <w:b/>
+          <w:sz w:val="36"/>
+          <w:szCs w:val="28"/>
+        </w:rPr>
+      </w:pPr>
+      <w:proofErr w:type="gramStart"/>
+      <w:r>
+        <w:rPr>
+          <w:b/>
+          <w:sz w:val="36"/>
+          <w:szCs w:val="28"/>
+        </w:rPr>
+        <w:t>2.if</w:t>
+      </w:r>
+      <w:proofErr w:type="gramEnd"/>
+      <w:r>
+        <w:rPr>
+          <w:b/>
+          <w:sz w:val="36"/>
+          <w:szCs w:val="28"/>
+        </w:rPr>
+        <w:t xml:space="preserve"> </w:t>
+      </w:r>
+      <w:proofErr w:type="spellStart"/>
+      <w:r>
+        <w:rPr>
+          <w:b/>
+          <w:sz w:val="36"/>
+          <w:szCs w:val="28"/>
+        </w:rPr>
+        <w:t>valid,then</w:t>
+      </w:r>
+      <w:proofErr w:type="spellEnd"/>
+      <w:r>
+        <w:rPr>
+          <w:b/>
+          <w:sz w:val="36"/>
+          <w:szCs w:val="28"/>
+        </w:rPr>
+        <w:t xml:space="preserve"> save and show status</w:t>
+      </w:r>
+    </w:p>
+    <w:p>
+      <w:pPr>
+        <w:jc w:val="both"/>
+        <w:rPr>
+          <w:b/>
+          <w:sz w:val="36"/>
+          <w:szCs w:val="28"/>
+        </w:rPr>
+      </w:pPr>
+      <w:proofErr w:type="gramStart"/>
+      <w:r>
+        <w:rPr>
+          <w:b/>
+          <w:sz w:val="36"/>
+          <w:szCs w:val="28"/>
+        </w:rPr>
+        <w:t>3.if</w:t>
+      </w:r>
+      <w:proofErr w:type="gramEnd"/>
+      <w:r>
+        <w:rPr>
+          <w:b/>
+          <w:sz w:val="36"/>
+          <w:szCs w:val="28"/>
+        </w:rPr>
+        <w:t xml:space="preserve"> not valid, give status of bad request</w:t>
+      </w:r>
+    </w:p>
+    <w:p>
+      <w:pPr>
+        <w:jc w:val="both"/>
+        <w:rPr>
+          <w:b/>
+          <w:sz w:val="36"/>
+          <w:szCs w:val="28"/>
+          <w:u w:val="single"/>
+        </w:rPr>
+      </w:pPr>
+    </w:p>
+    <w:p>
+      <w:pPr>
+        <w:jc w:val="both"/>
+        <w:rPr>
+          <w:b/>
+          <w:sz w:val="36"/>
+          <w:szCs w:val="28"/>
+          <w:u w:val="single"/>
+        </w:rPr>
+      </w:pPr>
+      <w:r>
+        <w:rPr>
+          <w:b/>
+          <w:sz w:val="36"/>
+          <w:szCs w:val="28"/>
+          <w:u w:val="single"/>
+        </w:rPr>
+        <w:lastRenderedPageBreak/>
+        <w:t xml:space="preserve">FOR PUT METHOD:  </w:t>
+      </w:r>
+    </w:p>
+    <w:p>
+      <w:pPr>
+        <w:shd w:val="clear" w:color="auto" w:fill="1F1F1F"/>
+        <w:spacing w:after="0" w:line="210" w:lineRule="atLeast"/>
+        <w:rPr>
+          <w:rFonts w:ascii="Consolas" w:eastAsia="Times New Roman" w:hAnsi="Consolas" w:cs="Times New Roman"/>
+          <w:color w:val="CCCCCC"/>
+          <w:sz w:val="16"/>
+          <w:szCs w:val="16"/>
+        </w:rPr>
+      </w:pPr>
+      <w:r>
+        <w:rPr>
+          <w:rFonts w:ascii="Consolas" w:eastAsia="Times New Roman" w:hAnsi="Consolas" w:cs="Times New Roman"/>
+          <w:color w:val="CCCCCC"/>
+          <w:sz w:val="16"/>
+          <w:szCs w:val="16"/>
+        </w:rPr>
+        <w:t xml:space="preserve">    </w:t>
+      </w:r>
+      <w:r>
+        <w:rPr>
+          <w:rFonts w:ascii="Consolas" w:eastAsia="Times New Roman" w:hAnsi="Consolas" w:cs="Times New Roman"/>
+          <w:color w:val="6A9955"/>
+          <w:sz w:val="16"/>
+          <w:szCs w:val="16"/>
+        </w:rPr>
+        <w:t>#for updating data</w:t>
+      </w:r>
+    </w:p>
+    <w:p>
+      <w:pPr>
+        <w:shd w:val="clear" w:color="auto" w:fill="1F1F1F"/>
+        <w:spacing w:after="0" w:line="210" w:lineRule="atLeast"/>
+        <w:rPr>
+          <w:rFonts w:ascii="Consolas" w:eastAsia="Times New Roman" w:hAnsi="Consolas" w:cs="Times New Roman"/>
+          <w:color w:val="CCCCCC"/>
+          <w:sz w:val="16"/>
+          <w:szCs w:val="16"/>
+        </w:rPr>
+      </w:pPr>
+      <w:r>
+        <w:rPr>
+          <w:rFonts w:ascii="Consolas" w:eastAsia="Times New Roman" w:hAnsi="Consolas" w:cs="Times New Roman"/>
+          <w:color w:val="CCCCCC"/>
+          <w:sz w:val="16"/>
+          <w:szCs w:val="16"/>
+        </w:rPr>
+        <w:t xml:space="preserve">    </w:t>
+      </w:r>
+      <w:proofErr w:type="spellStart"/>
+      <w:proofErr w:type="gramStart"/>
+      <w:r>
+        <w:rPr>
+          <w:rFonts w:ascii="Consolas" w:eastAsia="Times New Roman" w:hAnsi="Consolas" w:cs="Times New Roman"/>
+          <w:color w:val="C586C0"/>
+          <w:sz w:val="16"/>
+          <w:szCs w:val="16"/>
+        </w:rPr>
+        <w:t>elif</w:t>
+      </w:r>
+      <w:proofErr w:type="spellEnd"/>
+      <w:proofErr w:type="gramEnd"/>
+      <w:r>
+        <w:rPr>
+          <w:rFonts w:ascii="Consolas" w:eastAsia="Times New Roman" w:hAnsi="Consolas" w:cs="Times New Roman"/>
+          <w:color w:val="CCCCCC"/>
+          <w:sz w:val="16"/>
+          <w:szCs w:val="16"/>
+        </w:rPr>
+        <w:t xml:space="preserve"> </w:t>
+      </w:r>
+      <w:proofErr w:type="spellStart"/>
+      <w:r>
+        <w:rPr>
+          <w:rFonts w:ascii="Consolas" w:eastAsia="Times New Roman" w:hAnsi="Consolas" w:cs="Times New Roman"/>
+          <w:color w:val="9CDCFE"/>
+          <w:sz w:val="16"/>
+          <w:szCs w:val="16"/>
+        </w:rPr>
+        <w:t>request</w:t>
+      </w:r>
+      <w:r>
+        <w:rPr>
+          <w:rFonts w:ascii="Consolas" w:eastAsia="Times New Roman" w:hAnsi="Consolas" w:cs="Times New Roman"/>
+          <w:color w:val="CCCCCC"/>
+          <w:sz w:val="16"/>
+          <w:szCs w:val="16"/>
+        </w:rPr>
+        <w:t>.method</w:t>
+      </w:r>
+      <w:proofErr w:type="spellEnd"/>
+      <w:r>
+        <w:rPr>
+          <w:rFonts w:ascii="Consolas" w:eastAsia="Times New Roman" w:hAnsi="Consolas" w:cs="Times New Roman"/>
+          <w:color w:val="CCCCCC"/>
+          <w:sz w:val="16"/>
+          <w:szCs w:val="16"/>
+        </w:rPr>
+        <w:t xml:space="preserve"> </w:t>
+      </w:r>
+      <w:r>
+        <w:rPr>
+          <w:rFonts w:ascii="Consolas" w:eastAsia="Times New Roman" w:hAnsi="Consolas" w:cs="Times New Roman"/>
+          <w:color w:val="D4D4D4"/>
+          <w:sz w:val="16"/>
+          <w:szCs w:val="16"/>
+        </w:rPr>
+        <w:t>==</w:t>
+      </w:r>
+      <w:r>
+        <w:rPr>
+          <w:rFonts w:ascii="Consolas" w:eastAsia="Times New Roman" w:hAnsi="Consolas" w:cs="Times New Roman"/>
+          <w:color w:val="CCCCCC"/>
+          <w:sz w:val="16"/>
+          <w:szCs w:val="16"/>
+        </w:rPr>
+        <w:t xml:space="preserve"> </w:t>
+      </w:r>
+      <w:r>
+        <w:rPr>
+          <w:rFonts w:ascii="Consolas" w:eastAsia="Times New Roman" w:hAnsi="Consolas" w:cs="Times New Roman"/>
+          <w:color w:val="CE9178"/>
+          <w:sz w:val="16"/>
+          <w:szCs w:val="16"/>
+        </w:rPr>
+        <w:t>'PUT'</w:t>
+      </w:r>
+      <w:r>
+        <w:rPr>
+          <w:rFonts w:ascii="Consolas" w:eastAsia="Times New Roman" w:hAnsi="Consolas" w:cs="Times New Roman"/>
+          <w:color w:val="CCCCCC"/>
+          <w:sz w:val="16"/>
+          <w:szCs w:val="16"/>
+        </w:rPr>
+        <w:t>:</w:t>
+      </w:r>
+    </w:p>
+    <w:p>
+      <w:pPr>
+        <w:shd w:val="clear" w:color="auto" w:fill="1F1F1F"/>
+        <w:spacing w:after="0" w:line="210" w:lineRule="atLeast"/>
+        <w:rPr>
+          <w:rFonts w:ascii="Consolas" w:eastAsia="Times New Roman" w:hAnsi="Consolas" w:cs="Times New Roman"/>
+          <w:color w:val="CCCCCC"/>
+          <w:sz w:val="16"/>
+          <w:szCs w:val="16"/>
+        </w:rPr>
+      </w:pPr>
+      <w:r>
+        <w:rPr>
+          <w:rFonts w:ascii="Consolas" w:eastAsia="Times New Roman" w:hAnsi="Consolas" w:cs="Times New Roman"/>
+          <w:color w:val="CCCCCC"/>
+          <w:sz w:val="16"/>
+          <w:szCs w:val="16"/>
+        </w:rPr>
+        <w:t xml:space="preserve">        </w:t>
+      </w:r>
+      <w:proofErr w:type="spellStart"/>
+      <w:proofErr w:type="gramStart"/>
+      <w:r>
+        <w:rPr>
+          <w:rFonts w:ascii="Consolas" w:eastAsia="Times New Roman" w:hAnsi="Consolas" w:cs="Times New Roman"/>
+          <w:color w:val="9CDCFE"/>
+          <w:sz w:val="16"/>
+          <w:szCs w:val="16"/>
+        </w:rPr>
+        <w:t>serializer</w:t>
+      </w:r>
+      <w:proofErr w:type="spellEnd"/>
+      <w:r>
+        <w:rPr>
+          <w:rFonts w:ascii="Consolas" w:eastAsia="Times New Roman" w:hAnsi="Consolas" w:cs="Times New Roman"/>
+          <w:color w:val="D4D4D4"/>
+          <w:sz w:val="16"/>
+          <w:szCs w:val="16"/>
+        </w:rPr>
+        <w:t>=</w:t>
+      </w:r>
+      <w:proofErr w:type="spellStart"/>
+      <w:proofErr w:type="gramEnd"/>
+      <w:r>
+        <w:rPr>
+          <w:rFonts w:ascii="Consolas" w:eastAsia="Times New Roman" w:hAnsi="Consolas" w:cs="Times New Roman"/>
+          <w:color w:val="4EC9B0"/>
+          <w:sz w:val="16"/>
+          <w:szCs w:val="16"/>
+        </w:rPr>
+        <w:t>StudentSerializer</w:t>
+      </w:r>
+      <w:proofErr w:type="spellEnd"/>
+      <w:r>
+        <w:rPr>
+          <w:rFonts w:ascii="Consolas" w:eastAsia="Times New Roman" w:hAnsi="Consolas" w:cs="Times New Roman"/>
+          <w:color w:val="CCCCCC"/>
+          <w:sz w:val="16"/>
+          <w:szCs w:val="16"/>
+        </w:rPr>
+        <w:t>(</w:t>
+      </w:r>
+      <w:proofErr w:type="spellStart"/>
+      <w:r>
+        <w:rPr>
+          <w:rFonts w:ascii="Consolas" w:eastAsia="Times New Roman" w:hAnsi="Consolas" w:cs="Times New Roman"/>
+          <w:color w:val="9CDCFE"/>
+          <w:sz w:val="16"/>
+          <w:szCs w:val="16"/>
+        </w:rPr>
+        <w:t>student</w:t>
+      </w:r>
+      <w:r>
+        <w:rPr>
+          <w:rFonts w:ascii="Consolas" w:eastAsia="Times New Roman" w:hAnsi="Consolas" w:cs="Times New Roman"/>
+          <w:color w:val="CCCCCC"/>
+          <w:sz w:val="16"/>
+          <w:szCs w:val="16"/>
+        </w:rPr>
+        <w:t>,</w:t>
+      </w:r>
+      <w:r>
+        <w:rPr>
+          <w:rFonts w:ascii="Consolas" w:eastAsia="Times New Roman" w:hAnsi="Consolas" w:cs="Times New Roman"/>
+          <w:color w:val="9CDCFE"/>
+          <w:sz w:val="16"/>
+          <w:szCs w:val="16"/>
+        </w:rPr>
+        <w:t>data</w:t>
+      </w:r>
+      <w:proofErr w:type="spellEnd"/>
+      <w:r>
+        <w:rPr>
+          <w:rFonts w:ascii="Consolas" w:eastAsia="Times New Roman" w:hAnsi="Consolas" w:cs="Times New Roman"/>
+          <w:color w:val="D4D4D4"/>
+          <w:sz w:val="16"/>
+          <w:szCs w:val="16"/>
+        </w:rPr>
+        <w:t>=</w:t>
+      </w:r>
+      <w:proofErr w:type="spellStart"/>
+      <w:r>
+        <w:rPr>
+          <w:rFonts w:ascii="Consolas" w:eastAsia="Times New Roman" w:hAnsi="Consolas" w:cs="Times New Roman"/>
+          <w:color w:val="9CDCFE"/>
+          <w:sz w:val="16"/>
+          <w:szCs w:val="16"/>
+        </w:rPr>
+        <w:t>request</w:t>
+      </w:r>
+      <w:r>
+        <w:rPr>
+          <w:rFonts w:ascii="Consolas" w:eastAsia="Times New Roman" w:hAnsi="Consolas" w:cs="Times New Roman"/>
+          <w:color w:val="CCCCCC"/>
+          <w:sz w:val="16"/>
+          <w:szCs w:val="16"/>
+        </w:rPr>
+        <w:t>.data</w:t>
+      </w:r>
+      <w:proofErr w:type="spellEnd"/>
+      <w:r>
+        <w:rPr>
+          <w:rFonts w:ascii="Consolas" w:eastAsia="Times New Roman" w:hAnsi="Consolas" w:cs="Times New Roman"/>
+          <w:color w:val="CCCCCC"/>
+          <w:sz w:val="16"/>
+          <w:szCs w:val="16"/>
+        </w:rPr>
+        <w:t xml:space="preserve">) </w:t>
+      </w:r>
+      <w:r>
+        <w:rPr>
+          <w:rFonts w:ascii="Consolas" w:eastAsia="Times New Roman" w:hAnsi="Consolas" w:cs="Times New Roman"/>
+          <w:color w:val="6A9955"/>
+          <w:sz w:val="16"/>
+          <w:szCs w:val="16"/>
+        </w:rPr>
+        <w:t>#data=</w:t>
+      </w:r>
+      <w:proofErr w:type="spellStart"/>
+      <w:r>
+        <w:rPr>
+          <w:rFonts w:ascii="Consolas" w:eastAsia="Times New Roman" w:hAnsi="Consolas" w:cs="Times New Roman"/>
+          <w:color w:val="6A9955"/>
+          <w:sz w:val="16"/>
+          <w:szCs w:val="16"/>
+        </w:rPr>
+        <w:t>request.data</w:t>
+      </w:r>
+      <w:proofErr w:type="spellEnd"/>
+      <w:r>
+        <w:rPr>
+          <w:rFonts w:ascii="Consolas" w:eastAsia="Times New Roman" w:hAnsi="Consolas" w:cs="Times New Roman"/>
+          <w:color w:val="6A9955"/>
+          <w:sz w:val="16"/>
+          <w:szCs w:val="16"/>
+        </w:rPr>
+        <w:t xml:space="preserve"> is used to accept </w:t>
+      </w:r>
+      <w:proofErr w:type="spellStart"/>
+      <w:r>
+        <w:rPr>
+          <w:rFonts w:ascii="Consolas" w:eastAsia="Times New Roman" w:hAnsi="Consolas" w:cs="Times New Roman"/>
+          <w:color w:val="6A9955"/>
+          <w:sz w:val="16"/>
+          <w:szCs w:val="16"/>
+        </w:rPr>
+        <w:t>value,to</w:t>
+      </w:r>
+      <w:proofErr w:type="spellEnd"/>
+      <w:r>
+        <w:rPr>
+          <w:rFonts w:ascii="Consolas" w:eastAsia="Times New Roman" w:hAnsi="Consolas" w:cs="Times New Roman"/>
+          <w:color w:val="6A9955"/>
+          <w:sz w:val="16"/>
+          <w:szCs w:val="16"/>
+        </w:rPr>
+        <w:t xml:space="preserve"> be more specific we use student to know about the specific id</w:t>
+      </w:r>
+    </w:p>
+    <w:p>
+      <w:pPr>
+        <w:shd w:val="clear" w:color="auto" w:fill="1F1F1F"/>
+        <w:spacing w:after="0" w:line="210" w:lineRule="atLeast"/>
+        <w:rPr>
+          <w:rFonts w:ascii="Consolas" w:eastAsia="Times New Roman" w:hAnsi="Consolas" w:cs="Times New Roman"/>
+          <w:color w:val="CCCCCC"/>
+          <w:sz w:val="16"/>
+          <w:szCs w:val="16"/>
+        </w:rPr>
+      </w:pPr>
+      <w:r>
+        <w:rPr>
+          <w:rFonts w:ascii="Consolas" w:eastAsia="Times New Roman" w:hAnsi="Consolas" w:cs="Times New Roman"/>
+          <w:color w:val="CCCCCC"/>
+          <w:sz w:val="16"/>
+          <w:szCs w:val="16"/>
+        </w:rPr>
+        <w:t xml:space="preserve">        </w:t>
+      </w:r>
+      <w:proofErr w:type="gramStart"/>
+      <w:r>
+        <w:rPr>
+          <w:rFonts w:ascii="Consolas" w:eastAsia="Times New Roman" w:hAnsi="Consolas" w:cs="Times New Roman"/>
+          <w:color w:val="C586C0"/>
+          <w:sz w:val="16"/>
+          <w:szCs w:val="16"/>
+        </w:rPr>
+        <w:t>if</w:t>
+      </w:r>
+      <w:proofErr w:type="gramEnd"/>
+      <w:r>
+        <w:rPr>
+          <w:rFonts w:ascii="Consolas" w:eastAsia="Times New Roman" w:hAnsi="Consolas" w:cs="Times New Roman"/>
+          <w:color w:val="CCCCCC"/>
+          <w:sz w:val="16"/>
+          <w:szCs w:val="16"/>
+        </w:rPr>
+        <w:t xml:space="preserve"> </w:t>
+      </w:r>
+      <w:proofErr w:type="spellStart"/>
+      <w:r>
+        <w:rPr>
+          <w:rFonts w:ascii="Consolas" w:eastAsia="Times New Roman" w:hAnsi="Consolas" w:cs="Times New Roman"/>
+          <w:color w:val="9CDCFE"/>
+          <w:sz w:val="16"/>
+          <w:szCs w:val="16"/>
+        </w:rPr>
+        <w:t>serializer</w:t>
+      </w:r>
+      <w:r>
+        <w:rPr>
+          <w:rFonts w:ascii="Consolas" w:eastAsia="Times New Roman" w:hAnsi="Consolas" w:cs="Times New Roman"/>
+          <w:color w:val="CCCCCC"/>
+          <w:sz w:val="16"/>
+          <w:szCs w:val="16"/>
+        </w:rPr>
+        <w:t>.</w:t>
+      </w:r>
+      <w:r>
+        <w:rPr>
+          <w:rFonts w:ascii="Consolas" w:eastAsia="Times New Roman" w:hAnsi="Consolas" w:cs="Times New Roman"/>
+          <w:color w:val="DCDCAA"/>
+          <w:sz w:val="16"/>
+          <w:szCs w:val="16"/>
+        </w:rPr>
+        <w:t>is_valid</w:t>
+      </w:r>
+      <w:proofErr w:type="spellEnd"/>
+      <w:r>
+        <w:rPr>
+          <w:rFonts w:ascii="Consolas" w:eastAsia="Times New Roman" w:hAnsi="Consolas" w:cs="Times New Roman"/>
+          <w:color w:val="CCCCCC"/>
+          <w:sz w:val="16"/>
+          <w:szCs w:val="16"/>
+        </w:rPr>
+        <w:t>():</w:t>
+      </w:r>
+    </w:p>
+    <w:p>
+      <w:pPr>
+        <w:shd w:val="clear" w:color="auto" w:fill="1F1F1F"/>
+        <w:spacing w:after="0" w:line="210" w:lineRule="atLeast"/>
+        <w:rPr>
+          <w:rFonts w:ascii="Consolas" w:eastAsia="Times New Roman" w:hAnsi="Consolas" w:cs="Times New Roman"/>
+          <w:color w:val="CCCCCC"/>
+          <w:sz w:val="16"/>
+          <w:szCs w:val="16"/>
+        </w:rPr>
+      </w:pPr>
+      <w:r>
+        <w:rPr>
+          <w:rFonts w:ascii="Consolas" w:eastAsia="Times New Roman" w:hAnsi="Consolas" w:cs="Times New Roman"/>
+          <w:color w:val="CCCCCC"/>
+          <w:sz w:val="16"/>
+          <w:szCs w:val="16"/>
+        </w:rPr>
+        <w:t xml:space="preserve">            </w:t>
+      </w:r>
+      <w:proofErr w:type="spellStart"/>
+      <w:proofErr w:type="gramStart"/>
+      <w:r>
+        <w:rPr>
+          <w:rFonts w:ascii="Consolas" w:eastAsia="Times New Roman" w:hAnsi="Consolas" w:cs="Times New Roman"/>
+          <w:color w:val="9CDCFE"/>
+          <w:sz w:val="16"/>
+          <w:szCs w:val="16"/>
+        </w:rPr>
+        <w:t>serializer</w:t>
+      </w:r>
+      <w:r>
+        <w:rPr>
+          <w:rFonts w:ascii="Consolas" w:eastAsia="Times New Roman" w:hAnsi="Consolas" w:cs="Times New Roman"/>
+          <w:color w:val="CCCCCC"/>
+          <w:sz w:val="16"/>
+          <w:szCs w:val="16"/>
+        </w:rPr>
+        <w:t>.</w:t>
+      </w:r>
+      <w:r>
+        <w:rPr>
+          <w:rFonts w:ascii="Consolas" w:eastAsia="Times New Roman" w:hAnsi="Consolas" w:cs="Times New Roman"/>
+          <w:color w:val="DCDCAA"/>
+          <w:sz w:val="16"/>
+          <w:szCs w:val="16"/>
+        </w:rPr>
+        <w:t>save</w:t>
+      </w:r>
+      <w:proofErr w:type="spellEnd"/>
+      <w:r>
+        <w:rPr>
+          <w:rFonts w:ascii="Consolas" w:eastAsia="Times New Roman" w:hAnsi="Consolas" w:cs="Times New Roman"/>
+          <w:color w:val="CCCCCC"/>
+          <w:sz w:val="16"/>
+          <w:szCs w:val="16"/>
+        </w:rPr>
+        <w:t>()</w:t>
+      </w:r>
+      <w:proofErr w:type="gramEnd"/>
+    </w:p>
+    <w:p>
+      <w:pPr>
+        <w:shd w:val="clear" w:color="auto" w:fill="1F1F1F"/>
+        <w:spacing w:after="0" w:line="210" w:lineRule="atLeast"/>
+        <w:rPr>
+          <w:rFonts w:ascii="Consolas" w:eastAsia="Times New Roman" w:hAnsi="Consolas" w:cs="Times New Roman"/>
+          <w:color w:val="CCCCCC"/>
+          <w:sz w:val="16"/>
+          <w:szCs w:val="16"/>
+        </w:rPr>
+      </w:pPr>
+      <w:r>
+        <w:rPr>
+          <w:rFonts w:ascii="Consolas" w:eastAsia="Times New Roman" w:hAnsi="Consolas" w:cs="Times New Roman"/>
+          <w:color w:val="CCCCCC"/>
+          <w:sz w:val="16"/>
+          <w:szCs w:val="16"/>
+        </w:rPr>
+        <w:t xml:space="preserve">            </w:t>
+      </w:r>
+      <w:proofErr w:type="gramStart"/>
+      <w:r>
+        <w:rPr>
+          <w:rFonts w:ascii="Consolas" w:eastAsia="Times New Roman" w:hAnsi="Consolas" w:cs="Times New Roman"/>
+          <w:color w:val="C586C0"/>
+          <w:sz w:val="16"/>
+          <w:szCs w:val="16"/>
+        </w:rPr>
+        <w:t>return</w:t>
+      </w:r>
+      <w:proofErr w:type="gramEnd"/>
+      <w:r>
+        <w:rPr>
+          <w:rFonts w:ascii="Consolas" w:eastAsia="Times New Roman" w:hAnsi="Consolas" w:cs="Times New Roman"/>
+          <w:color w:val="CCCCCC"/>
+          <w:sz w:val="16"/>
+          <w:szCs w:val="16"/>
+        </w:rPr>
+        <w:t xml:space="preserve"> </w:t>
+      </w:r>
+      <w:r>
+        <w:rPr>
+          <w:rFonts w:ascii="Consolas" w:eastAsia="Times New Roman" w:hAnsi="Consolas" w:cs="Times New Roman"/>
+          <w:color w:val="4EC9B0"/>
+          <w:sz w:val="16"/>
+          <w:szCs w:val="16"/>
+        </w:rPr>
+        <w:t>Response</w:t>
+      </w:r>
+      <w:r>
+        <w:rPr>
+          <w:rFonts w:ascii="Consolas" w:eastAsia="Times New Roman" w:hAnsi="Consolas" w:cs="Times New Roman"/>
+          <w:color w:val="CCCCCC"/>
+          <w:sz w:val="16"/>
+          <w:szCs w:val="16"/>
+        </w:rPr>
+        <w:t>(</w:t>
+      </w:r>
+      <w:proofErr w:type="spellStart"/>
+      <w:r>
+        <w:rPr>
+          <w:rFonts w:ascii="Consolas" w:eastAsia="Times New Roman" w:hAnsi="Consolas" w:cs="Times New Roman"/>
+          <w:color w:val="9CDCFE"/>
+          <w:sz w:val="16"/>
+          <w:szCs w:val="16"/>
+        </w:rPr>
+        <w:t>serializer</w:t>
+      </w:r>
+      <w:r>
+        <w:rPr>
+          <w:rFonts w:ascii="Consolas" w:eastAsia="Times New Roman" w:hAnsi="Consolas" w:cs="Times New Roman"/>
+          <w:color w:val="CCCCCC"/>
+          <w:sz w:val="16"/>
+          <w:szCs w:val="16"/>
+        </w:rPr>
+        <w:t>.</w:t>
+      </w:r>
+      <w:r>
+        <w:rPr>
+          <w:rFonts w:ascii="Consolas" w:eastAsia="Times New Roman" w:hAnsi="Consolas" w:cs="Times New Roman"/>
+          <w:color w:val="9CDCFE"/>
+          <w:sz w:val="16"/>
+          <w:szCs w:val="16"/>
+        </w:rPr>
+        <w:t>data</w:t>
+      </w:r>
+      <w:r>
+        <w:rPr>
+          <w:rFonts w:ascii="Consolas" w:eastAsia="Times New Roman" w:hAnsi="Consolas" w:cs="Times New Roman"/>
+          <w:color w:val="CCCCCC"/>
+          <w:sz w:val="16"/>
+          <w:szCs w:val="16"/>
+        </w:rPr>
+        <w:t>,</w:t>
+      </w:r>
+      <w:r>
+        <w:rPr>
+          <w:rFonts w:ascii="Consolas" w:eastAsia="Times New Roman" w:hAnsi="Consolas" w:cs="Times New Roman"/>
+          <w:color w:val="9CDCFE"/>
+          <w:sz w:val="16"/>
+          <w:szCs w:val="16"/>
+        </w:rPr>
+        <w:t>status</w:t>
+      </w:r>
+      <w:proofErr w:type="spellEnd"/>
+      <w:r>
+        <w:rPr>
+          <w:rFonts w:ascii="Consolas" w:eastAsia="Times New Roman" w:hAnsi="Consolas" w:cs="Times New Roman"/>
+          <w:color w:val="D4D4D4"/>
+          <w:sz w:val="16"/>
+          <w:szCs w:val="16"/>
+        </w:rPr>
+        <w:t>=</w:t>
+      </w:r>
+      <w:r>
+        <w:rPr>
+          <w:rFonts w:ascii="Consolas" w:eastAsia="Times New Roman" w:hAnsi="Consolas" w:cs="Times New Roman"/>
+          <w:color w:val="4EC9B0"/>
+          <w:sz w:val="16"/>
+          <w:szCs w:val="16"/>
+        </w:rPr>
+        <w:t>status</w:t>
+      </w:r>
+      <w:r>
+        <w:rPr>
+          <w:rFonts w:ascii="Consolas" w:eastAsia="Times New Roman" w:hAnsi="Consolas" w:cs="Times New Roman"/>
+          <w:color w:val="CCCCCC"/>
+          <w:sz w:val="16"/>
+          <w:szCs w:val="16"/>
+        </w:rPr>
+        <w:t>.</w:t>
+      </w:r>
+      <w:r>
+        <w:rPr>
+          <w:rFonts w:ascii="Consolas" w:eastAsia="Times New Roman" w:hAnsi="Consolas" w:cs="Times New Roman"/>
+          <w:color w:val="4FC1FF"/>
+          <w:sz w:val="16"/>
+          <w:szCs w:val="16"/>
+        </w:rPr>
+        <w:t>HTTP_201_CREATED</w:t>
+      </w:r>
+      <w:r>
+        <w:rPr>
+          <w:rFonts w:ascii="Consolas" w:eastAsia="Times New Roman" w:hAnsi="Consolas" w:cs="Times New Roman"/>
+          <w:color w:val="CCCCCC"/>
+          <w:sz w:val="16"/>
+          <w:szCs w:val="16"/>
+        </w:rPr>
+        <w:t>)</w:t>
+      </w:r>
+    </w:p>
+    <w:p>
+      <w:pPr>
+        <w:shd w:val="clear" w:color="auto" w:fill="1F1F1F"/>
+        <w:spacing w:after="0" w:line="210" w:lineRule="atLeast"/>
+        <w:rPr>
+          <w:rFonts w:ascii="Consolas" w:eastAsia="Times New Roman" w:hAnsi="Consolas" w:cs="Times New Roman"/>
+          <w:color w:val="CCCCCC"/>
+          <w:sz w:val="16"/>
+          <w:szCs w:val="16"/>
+        </w:rPr>
+      </w:pPr>
+      <w:r>
+        <w:rPr>
+          <w:rFonts w:ascii="Consolas" w:eastAsia="Times New Roman" w:hAnsi="Consolas" w:cs="Times New Roman"/>
+          <w:color w:val="CCCCCC"/>
+          <w:sz w:val="16"/>
+          <w:szCs w:val="16"/>
+        </w:rPr>
+        <w:t xml:space="preserve">        </w:t>
+      </w:r>
+      <w:proofErr w:type="gramStart"/>
+      <w:r>
+        <w:rPr>
+          <w:rFonts w:ascii="Consolas" w:eastAsia="Times New Roman" w:hAnsi="Consolas" w:cs="Times New Roman"/>
+          <w:color w:val="C586C0"/>
+          <w:sz w:val="16"/>
+          <w:szCs w:val="16"/>
+        </w:rPr>
+        <w:t>else</w:t>
+      </w:r>
+      <w:proofErr w:type="gramEnd"/>
+      <w:r>
+        <w:rPr>
+          <w:rFonts w:ascii="Consolas" w:eastAsia="Times New Roman" w:hAnsi="Consolas" w:cs="Times New Roman"/>
+          <w:color w:val="CCCCCC"/>
+          <w:sz w:val="16"/>
+          <w:szCs w:val="16"/>
+        </w:rPr>
+        <w:t>:</w:t>
+      </w:r>
+    </w:p>
+    <w:p>
+      <w:pPr>
+        <w:shd w:val="clear" w:color="auto" w:fill="1F1F1F"/>
+        <w:spacing w:after="0" w:line="210" w:lineRule="atLeast"/>
+        <w:rPr>
+          <w:rFonts w:ascii="Consolas" w:eastAsia="Times New Roman" w:hAnsi="Consolas" w:cs="Times New Roman"/>
+          <w:color w:val="CCCCCC"/>
+          <w:sz w:val="16"/>
+          <w:szCs w:val="16"/>
+        </w:rPr>
+      </w:pPr>
+      <w:r>
+        <w:rPr>
+          <w:rFonts w:ascii="Consolas" w:eastAsia="Times New Roman" w:hAnsi="Consolas" w:cs="Times New Roman"/>
+          <w:color w:val="CCCCCC"/>
+          <w:sz w:val="16"/>
+          <w:szCs w:val="16"/>
+        </w:rPr>
+        <w:t xml:space="preserve">            </w:t>
+      </w:r>
+      <w:proofErr w:type="gramStart"/>
+      <w:r>
+        <w:rPr>
+          <w:rFonts w:ascii="Consolas" w:eastAsia="Times New Roman" w:hAnsi="Consolas" w:cs="Times New Roman"/>
+          <w:color w:val="C586C0"/>
+          <w:sz w:val="16"/>
+          <w:szCs w:val="16"/>
+        </w:rPr>
+        <w:t>return</w:t>
+      </w:r>
+      <w:proofErr w:type="gramEnd"/>
+      <w:r>
+        <w:rPr>
+          <w:rFonts w:ascii="Consolas" w:eastAsia="Times New Roman" w:hAnsi="Consolas" w:cs="Times New Roman"/>
+          <w:color w:val="CCCCCC"/>
+          <w:sz w:val="16"/>
+          <w:szCs w:val="16"/>
+        </w:rPr>
+        <w:t xml:space="preserve"> </w:t>
+      </w:r>
+      <w:r>
+        <w:rPr>
+          <w:rFonts w:ascii="Consolas" w:eastAsia="Times New Roman" w:hAnsi="Consolas" w:cs="Times New Roman"/>
+          <w:color w:val="4EC9B0"/>
+          <w:sz w:val="16"/>
+          <w:szCs w:val="16"/>
+        </w:rPr>
+        <w:t>Response</w:t>
+      </w:r>
+      <w:r>
+        <w:rPr>
+          <w:rFonts w:ascii="Consolas" w:eastAsia="Times New Roman" w:hAnsi="Consolas" w:cs="Times New Roman"/>
+          <w:color w:val="CCCCCC"/>
+          <w:sz w:val="16"/>
+          <w:szCs w:val="16"/>
+        </w:rPr>
+        <w:t>(</w:t>
+      </w:r>
+      <w:proofErr w:type="spellStart"/>
+      <w:r>
+        <w:rPr>
+          <w:rFonts w:ascii="Consolas" w:eastAsia="Times New Roman" w:hAnsi="Consolas" w:cs="Times New Roman"/>
+          <w:color w:val="9CDCFE"/>
+          <w:sz w:val="16"/>
+          <w:szCs w:val="16"/>
+        </w:rPr>
+        <w:t>serializer</w:t>
+      </w:r>
+      <w:r>
+        <w:rPr>
+          <w:rFonts w:ascii="Consolas" w:eastAsia="Times New Roman" w:hAnsi="Consolas" w:cs="Times New Roman"/>
+          <w:color w:val="CCCCCC"/>
+          <w:sz w:val="16"/>
+          <w:szCs w:val="16"/>
+        </w:rPr>
+        <w:t>.error</w:t>
+      </w:r>
+      <w:proofErr w:type="spellEnd"/>
+      <w:r>
+        <w:rPr>
+          <w:rFonts w:ascii="Consolas" w:eastAsia="Times New Roman" w:hAnsi="Consolas" w:cs="Times New Roman"/>
+          <w:color w:val="CCCCCC"/>
+          <w:sz w:val="16"/>
+          <w:szCs w:val="16"/>
+        </w:rPr>
+        <w:t xml:space="preserve">, </w:t>
+      </w:r>
+      <w:r>
+        <w:rPr>
+          <w:rFonts w:ascii="Consolas" w:eastAsia="Times New Roman" w:hAnsi="Consolas" w:cs="Times New Roman"/>
+          <w:color w:val="9CDCFE"/>
+          <w:sz w:val="16"/>
+          <w:szCs w:val="16"/>
+        </w:rPr>
+        <w:t>status</w:t>
+      </w:r>
+      <w:r>
+        <w:rPr>
+          <w:rFonts w:ascii="Consolas" w:eastAsia="Times New Roman" w:hAnsi="Consolas" w:cs="Times New Roman"/>
+          <w:color w:val="D4D4D4"/>
+          <w:sz w:val="16"/>
+          <w:szCs w:val="16"/>
+        </w:rPr>
+        <w:t>=</w:t>
+      </w:r>
+      <w:r>
+        <w:rPr>
+          <w:rFonts w:ascii="Consolas" w:eastAsia="Times New Roman" w:hAnsi="Consolas" w:cs="Times New Roman"/>
+          <w:color w:val="4EC9B0"/>
+          <w:sz w:val="16"/>
+          <w:szCs w:val="16"/>
+        </w:rPr>
+        <w:t>status</w:t>
+      </w:r>
+      <w:r>
+        <w:rPr>
+          <w:rFonts w:ascii="Consolas" w:eastAsia="Times New Roman" w:hAnsi="Consolas" w:cs="Times New Roman"/>
+          <w:color w:val="CCCCCC"/>
+          <w:sz w:val="16"/>
+          <w:szCs w:val="16"/>
+        </w:rPr>
+        <w:t>.</w:t>
+      </w:r>
+      <w:r>
+        <w:rPr>
+          <w:rFonts w:ascii="Consolas" w:eastAsia="Times New Roman" w:hAnsi="Consolas" w:cs="Times New Roman"/>
+          <w:color w:val="4FC1FF"/>
+          <w:sz w:val="16"/>
+          <w:szCs w:val="16"/>
+        </w:rPr>
+        <w:t>HTTP_400_BAD_REQUEST</w:t>
+      </w:r>
+      <w:r>
+        <w:rPr>
+          <w:rFonts w:ascii="Consolas" w:eastAsia="Times New Roman" w:hAnsi="Consolas" w:cs="Times New Roman"/>
+          <w:color w:val="CCCCCC"/>
+          <w:sz w:val="16"/>
+          <w:szCs w:val="16"/>
+        </w:rPr>
+        <w:t>)</w:t>
+      </w:r>
+    </w:p>
+    <w:p>
+      <w:pPr>
+        <w:rPr>
+          <w:sz w:val="36"/>
+          <w:szCs w:val="36"/>
+        </w:rPr>
+      </w:pPr>
+      <w:proofErr w:type="gramStart"/>
+      <w:r>
+        <w:rPr>
+          <w:sz w:val="36"/>
+          <w:szCs w:val="36"/>
+        </w:rPr>
+        <w:t>almost</w:t>
+      </w:r>
+      <w:proofErr w:type="gramEnd"/>
+      <w:r>
+        <w:rPr>
+          <w:sz w:val="36"/>
+          <w:szCs w:val="36"/>
+        </w:rPr>
+        <w:t xml:space="preserve"> similar to post method.</w:t>
+      </w:r>
+    </w:p>
+    <w:p>
+      <w:pPr>
+        <w:rPr>
+          <w:b/>
+          <w:sz w:val="36"/>
+          <w:szCs w:val="36"/>
+          <w:u w:val="single"/>
+        </w:rPr>
+      </w:pPr>
+      <w:r>
+        <w:rPr>
+          <w:b/>
+          <w:sz w:val="36"/>
+          <w:szCs w:val="36"/>
+          <w:u w:val="single"/>
+        </w:rPr>
+        <w:t>Class based view:</w:t>
+      </w:r>
+    </w:p>
+    <w:p>
+      <w:pPr>
+        <w:rPr>
+          <w:sz w:val="36"/>
+          <w:szCs w:val="36"/>
+        </w:rPr>
+      </w:pPr>
+      <w:r>
+        <w:rPr>
+          <w:sz w:val="36"/>
+          <w:szCs w:val="36"/>
+        </w:rPr>
+        <w:t>Almost similar to function based view:</w:t>
+      </w:r>
     </w:p>
     <w:p>
       <w:pPr>
@@ -2069,10 +5224,875 @@
           <w:szCs w:val="52"/>
         </w:rPr>
       </w:pPr>
+      <w:r>
+        <w:rPr>
+          <w:noProof/>
+          <w:sz w:val="52"/>
+          <w:szCs w:val="52"/>
+        </w:rPr>
+        <w:drawing>
+          <wp:inline distT="0" distB="0" distL="0" distR="0">
+            <wp:extent cx="5943600" cy="3532639"/>
+            <wp:effectExtent l="19050" t="0" r="0" b="0"/>
+            <wp:docPr id="1" name="Picture 1"/>
+            <wp:cNvGraphicFramePr>
+              <a:graphicFrameLocks xmlns:a="http://schemas.openxmlformats.org/drawingml/2006/main" noChangeAspect="1"/>
+            </wp:cNvGraphicFramePr>
+            <a:graphic xmlns:a="http://schemas.openxmlformats.org/drawingml/2006/main">
+              <a:graphicData uri="http://schemas.openxmlformats.org/drawingml/2006/picture">
+                <pic:pic xmlns:pic="http://schemas.openxmlformats.org/drawingml/2006/picture">
+                  <pic:nvPicPr>
+                    <pic:cNvPr id="0" name="Picture 1"/>
+                    <pic:cNvPicPr>
+                      <a:picLocks noChangeAspect="1" noChangeArrowheads="1"/>
+                    </pic:cNvPicPr>
+                  </pic:nvPicPr>
+                  <pic:blipFill>
+                    <a:blip r:embed="rId7"/>
+                    <a:srcRect/>
+                    <a:stretch>
+                      <a:fillRect/>
+                    </a:stretch>
+                  </pic:blipFill>
+                  <pic:spPr bwMode="auto">
+                    <a:xfrm>
+                      <a:off x="0" y="0"/>
+                      <a:ext cx="5943600" cy="3532639"/>
+                    </a:xfrm>
+                    <a:prstGeom prst="rect">
+                      <a:avLst/>
+                    </a:prstGeom>
+                    <a:noFill/>
+                    <a:ln w="9525">
+                      <a:noFill/>
+                      <a:miter lim="800000"/>
+                      <a:headEnd/>
+                      <a:tailEnd/>
+                    </a:ln>
+                  </pic:spPr>
+                </pic:pic>
+              </a:graphicData>
+            </a:graphic>
+          </wp:inline>
+        </w:drawing>
+      </w:r>
+    </w:p>
+    <w:p>
+      <w:pPr>
+        <w:rPr>
+          <w:sz w:val="36"/>
+          <w:szCs w:val="36"/>
+        </w:rPr>
+      </w:pPr>
+      <w:r>
+        <w:rPr>
+          <w:sz w:val="36"/>
+          <w:szCs w:val="36"/>
+        </w:rPr>
+        <w:t>We can also do this with a specific id</w:t>
+      </w:r>
+    </w:p>
+    <w:p>
+      <w:pPr>
+        <w:rPr>
+          <w:sz w:val="36"/>
+          <w:szCs w:val="36"/>
+        </w:rPr>
+      </w:pPr>
+    </w:p>
+    <w:p>
+      <w:pPr>
+        <w:rPr>
+          <w:sz w:val="36"/>
+          <w:szCs w:val="36"/>
+        </w:rPr>
+      </w:pPr>
+    </w:p>
+    <w:p>
+      <w:pPr>
+        <w:rPr>
+          <w:sz w:val="36"/>
+          <w:szCs w:val="36"/>
+        </w:rPr>
+      </w:pPr>
+    </w:p>
+    <w:p>
+      <w:pPr>
+        <w:jc w:val="center"/>
+        <w:rPr>
+          <w:b/>
+          <w:color w:val="FF0000"/>
+          <w:sz w:val="36"/>
+          <w:szCs w:val="36"/>
+          <w:u w:val="single"/>
+        </w:rPr>
+      </w:pPr>
+      <w:proofErr w:type="spellStart"/>
+      <w:r>
+        <w:rPr>
+          <w:b/>
+          <w:color w:val="FF0000"/>
+          <w:sz w:val="36"/>
+          <w:szCs w:val="36"/>
+          <w:u w:val="single"/>
+        </w:rPr>
+        <w:lastRenderedPageBreak/>
+        <w:t>Mixxin</w:t>
+      </w:r>
+      <w:proofErr w:type="spellEnd"/>
+      <w:r>
+        <w:rPr>
+          <w:b/>
+          <w:color w:val="FF0000"/>
+          <w:sz w:val="36"/>
+          <w:szCs w:val="36"/>
+          <w:u w:val="single"/>
+        </w:rPr>
+        <w:t>:</w:t>
+      </w:r>
+    </w:p>
+    <w:p>
+      <w:pPr>
+        <w:jc w:val="both"/>
+        <w:rPr>
+          <w:color w:val="000000" w:themeColor="text1"/>
+          <w:sz w:val="36"/>
+          <w:szCs w:val="36"/>
+        </w:rPr>
+      </w:pPr>
+      <w:r>
+        <w:rPr>
+          <w:b/>
+          <w:color w:val="000000" w:themeColor="text1"/>
+          <w:sz w:val="36"/>
+          <w:szCs w:val="36"/>
+          <w:u w:val="single"/>
+        </w:rPr>
+        <w:t xml:space="preserve">What is a </w:t>
+      </w:r>
+      <w:proofErr w:type="spellStart"/>
+      <w:r>
+        <w:rPr>
+          <w:b/>
+          <w:color w:val="000000" w:themeColor="text1"/>
+          <w:sz w:val="36"/>
+          <w:szCs w:val="36"/>
+          <w:u w:val="single"/>
+        </w:rPr>
+        <w:t>Mixin</w:t>
+      </w:r>
+      <w:proofErr w:type="spellEnd"/>
+      <w:r>
+        <w:rPr>
+          <w:b/>
+          <w:color w:val="000000" w:themeColor="text1"/>
+          <w:sz w:val="36"/>
+          <w:szCs w:val="36"/>
+          <w:u w:val="single"/>
+        </w:rPr>
+        <w:t>?</w:t>
+      </w:r>
+      <w:r>
+        <w:rPr>
+          <w:color w:val="000000" w:themeColor="text1"/>
+          <w:sz w:val="36"/>
+          <w:szCs w:val="36"/>
+        </w:rPr>
+        <w:t xml:space="preserve"> : A </w:t>
+      </w:r>
+      <w:proofErr w:type="spellStart"/>
+      <w:r>
+        <w:rPr>
+          <w:color w:val="000000" w:themeColor="text1"/>
+          <w:sz w:val="36"/>
+          <w:szCs w:val="36"/>
+        </w:rPr>
+        <w:t>mixin</w:t>
+      </w:r>
+      <w:proofErr w:type="spellEnd"/>
+      <w:r>
+        <w:rPr>
+          <w:color w:val="000000" w:themeColor="text1"/>
+          <w:sz w:val="36"/>
+          <w:szCs w:val="36"/>
+        </w:rPr>
+        <w:t xml:space="preserve"> is a reusable class that adds one specific feature (such as listing, creating, updating, or deleting data) to a </w:t>
+      </w:r>
+      <w:proofErr w:type="spellStart"/>
+      <w:r>
+        <w:rPr>
+          <w:color w:val="000000" w:themeColor="text1"/>
+          <w:sz w:val="36"/>
+          <w:szCs w:val="36"/>
+        </w:rPr>
+        <w:t>GenericAPIView</w:t>
+      </w:r>
+      <w:proofErr w:type="spellEnd"/>
+      <w:r>
+        <w:rPr>
+          <w:color w:val="000000" w:themeColor="text1"/>
+          <w:sz w:val="36"/>
+          <w:szCs w:val="36"/>
+        </w:rPr>
+        <w:t>, so you don't have to write the same CRUD logic yourself.</w:t>
+      </w:r>
+    </w:p>
+    <w:p>
+      <w:pPr>
+        <w:jc w:val="both"/>
+        <w:rPr>
+          <w:b/>
+          <w:bCs/>
+          <w:color w:val="000000" w:themeColor="text1"/>
+          <w:sz w:val="36"/>
+          <w:szCs w:val="36"/>
+        </w:rPr>
+      </w:pPr>
+      <w:r>
+        <w:rPr>
+          <w:b/>
+          <w:bCs/>
+          <w:color w:val="000000" w:themeColor="text1"/>
+          <w:sz w:val="36"/>
+          <w:szCs w:val="36"/>
+        </w:rPr>
+        <w:t xml:space="preserve">Available </w:t>
+      </w:r>
+      <w:proofErr w:type="spellStart"/>
+      <w:r>
+        <w:rPr>
+          <w:b/>
+          <w:bCs/>
+          <w:color w:val="000000" w:themeColor="text1"/>
+          <w:sz w:val="36"/>
+          <w:szCs w:val="36"/>
+        </w:rPr>
+        <w:t>Mixins</w:t>
+      </w:r>
+      <w:proofErr w:type="spellEnd"/>
+    </w:p>
+    <w:p>
+      <w:pPr>
+        <w:jc w:val="both"/>
+        <w:rPr>
+          <w:color w:val="000000" w:themeColor="text1"/>
+          <w:sz w:val="36"/>
+          <w:szCs w:val="36"/>
+        </w:rPr>
+      </w:pPr>
+      <w:r>
+        <w:rPr>
+          <w:color w:val="000000" w:themeColor="text1"/>
+          <w:sz w:val="36"/>
+          <w:szCs w:val="36"/>
+        </w:rPr>
+        <w:t xml:space="preserve">DRF provides several </w:t>
+      </w:r>
+      <w:proofErr w:type="spellStart"/>
+      <w:r>
+        <w:rPr>
+          <w:color w:val="000000" w:themeColor="text1"/>
+          <w:sz w:val="36"/>
+          <w:szCs w:val="36"/>
+        </w:rPr>
+        <w:t>mixins</w:t>
+      </w:r>
+      <w:proofErr w:type="spellEnd"/>
+      <w:r>
+        <w:rPr>
+          <w:color w:val="000000" w:themeColor="text1"/>
+          <w:sz w:val="36"/>
+          <w:szCs w:val="36"/>
+        </w:rPr>
+        <w:t>:</w:t>
+      </w:r>
+    </w:p>
+    <w:tbl>
+      <w:tblPr>
+        <w:tblW w:w="0" w:type="auto"/>
+        <w:tblCellSpacing w:w="15" w:type="dxa"/>
+        <w:tblCellMar>
+          <w:top w:w="15" w:type="dxa"/>
+          <w:left w:w="15" w:type="dxa"/>
+          <w:bottom w:w="15" w:type="dxa"/>
+          <w:right w:w="15" w:type="dxa"/>
+        </w:tblCellMar>
+        <w:tblLook w:val="04A0"/>
+      </w:tblPr>
+      <w:tblGrid>
+        <w:gridCol w:w="3066"/>
+        <w:gridCol w:w="4724"/>
+      </w:tblGrid>
+      <w:tr>
+        <w:trPr>
+          <w:tblHeader/>
+          <w:tblCellSpacing w:w="15" w:type="dxa"/>
+        </w:trPr>
+        <w:tc>
+          <w:tcPr>
+            <w:tcW w:w="0" w:type="auto"/>
+            <w:vAlign w:val="center"/>
+            <w:hideMark/>
+          </w:tcPr>
+          <w:p>
+            <w:pPr>
+              <w:jc w:val="both"/>
+              <w:rPr>
+                <w:b/>
+                <w:bCs/>
+                <w:color w:val="000000" w:themeColor="text1"/>
+                <w:sz w:val="36"/>
+                <w:szCs w:val="36"/>
+              </w:rPr>
+            </w:pPr>
+            <w:proofErr w:type="spellStart"/>
+            <w:r>
+              <w:rPr>
+                <w:b/>
+                <w:bCs/>
+                <w:color w:val="000000" w:themeColor="text1"/>
+                <w:sz w:val="36"/>
+                <w:szCs w:val="36"/>
+              </w:rPr>
+              <w:t>Mixin</w:t>
+            </w:r>
+            <w:proofErr w:type="spellEnd"/>
+          </w:p>
+        </w:tc>
+        <w:tc>
+          <w:tcPr>
+            <w:tcW w:w="0" w:type="auto"/>
+            <w:vAlign w:val="center"/>
+            <w:hideMark/>
+          </w:tcPr>
+          <w:p>
+            <w:pPr>
+              <w:jc w:val="both"/>
+              <w:rPr>
+                <w:b/>
+                <w:bCs/>
+                <w:color w:val="000000" w:themeColor="text1"/>
+                <w:sz w:val="36"/>
+                <w:szCs w:val="36"/>
+              </w:rPr>
+            </w:pPr>
+            <w:r>
+              <w:rPr>
+                <w:b/>
+                <w:bCs/>
+                <w:color w:val="000000" w:themeColor="text1"/>
+                <w:sz w:val="36"/>
+                <w:szCs w:val="36"/>
+              </w:rPr>
+              <w:t>Purpose</w:t>
+            </w:r>
+          </w:p>
+        </w:tc>
+      </w:tr>
+      <w:tr>
+        <w:trPr>
+          <w:tblCellSpacing w:w="15" w:type="dxa"/>
+        </w:trPr>
+        <w:tc>
+          <w:tcPr>
+            <w:tcW w:w="0" w:type="auto"/>
+            <w:vAlign w:val="center"/>
+            <w:hideMark/>
+          </w:tcPr>
+          <w:p>
+            <w:pPr>
+              <w:jc w:val="both"/>
+              <w:rPr>
+                <w:color w:val="000000" w:themeColor="text1"/>
+                <w:sz w:val="36"/>
+                <w:szCs w:val="36"/>
+              </w:rPr>
+            </w:pPr>
+            <w:proofErr w:type="spellStart"/>
+            <w:r>
+              <w:rPr>
+                <w:color w:val="000000" w:themeColor="text1"/>
+                <w:sz w:val="36"/>
+                <w:szCs w:val="36"/>
+              </w:rPr>
+              <w:t>ListModelMixin</w:t>
+            </w:r>
+            <w:proofErr w:type="spellEnd"/>
+          </w:p>
+        </w:tc>
+        <w:tc>
+          <w:tcPr>
+            <w:tcW w:w="0" w:type="auto"/>
+            <w:vAlign w:val="center"/>
+            <w:hideMark/>
+          </w:tcPr>
+          <w:p>
+            <w:pPr>
+              <w:jc w:val="both"/>
+              <w:rPr>
+                <w:color w:val="000000" w:themeColor="text1"/>
+                <w:sz w:val="36"/>
+                <w:szCs w:val="36"/>
+              </w:rPr>
+            </w:pPr>
+            <w:r>
+              <w:rPr>
+                <w:color w:val="000000" w:themeColor="text1"/>
+                <w:sz w:val="36"/>
+                <w:szCs w:val="36"/>
+              </w:rPr>
+              <w:t>List all objects-SHOW</w:t>
+            </w:r>
+          </w:p>
+        </w:tc>
+      </w:tr>
+      <w:tr>
+        <w:trPr>
+          <w:tblCellSpacing w:w="15" w:type="dxa"/>
+        </w:trPr>
+        <w:tc>
+          <w:tcPr>
+            <w:tcW w:w="0" w:type="auto"/>
+            <w:vAlign w:val="center"/>
+            <w:hideMark/>
+          </w:tcPr>
+          <w:p>
+            <w:pPr>
+              <w:jc w:val="both"/>
+              <w:rPr>
+                <w:color w:val="000000" w:themeColor="text1"/>
+                <w:sz w:val="36"/>
+                <w:szCs w:val="36"/>
+              </w:rPr>
+            </w:pPr>
+            <w:proofErr w:type="spellStart"/>
+            <w:r>
+              <w:rPr>
+                <w:color w:val="000000" w:themeColor="text1"/>
+                <w:sz w:val="36"/>
+                <w:szCs w:val="36"/>
+              </w:rPr>
+              <w:t>CreateModelMixin</w:t>
+            </w:r>
+            <w:proofErr w:type="spellEnd"/>
+          </w:p>
+        </w:tc>
+        <w:tc>
+          <w:tcPr>
+            <w:tcW w:w="0" w:type="auto"/>
+            <w:vAlign w:val="center"/>
+            <w:hideMark/>
+          </w:tcPr>
+          <w:p>
+            <w:pPr>
+              <w:jc w:val="both"/>
+              <w:rPr>
+                <w:color w:val="000000" w:themeColor="text1"/>
+                <w:sz w:val="36"/>
+                <w:szCs w:val="36"/>
+              </w:rPr>
+            </w:pPr>
+            <w:r>
+              <w:rPr>
+                <w:color w:val="000000" w:themeColor="text1"/>
+                <w:sz w:val="36"/>
+                <w:szCs w:val="36"/>
+              </w:rPr>
+              <w:t>Create a new object-ADD</w:t>
+            </w:r>
+          </w:p>
+        </w:tc>
+      </w:tr>
+      <w:tr>
+        <w:trPr>
+          <w:tblCellSpacing w:w="15" w:type="dxa"/>
+        </w:trPr>
+        <w:tc>
+          <w:tcPr>
+            <w:tcW w:w="0" w:type="auto"/>
+            <w:vAlign w:val="center"/>
+            <w:hideMark/>
+          </w:tcPr>
+          <w:p>
+            <w:pPr>
+              <w:jc w:val="both"/>
+              <w:rPr>
+                <w:color w:val="000000" w:themeColor="text1"/>
+                <w:sz w:val="36"/>
+                <w:szCs w:val="36"/>
+              </w:rPr>
+            </w:pPr>
+            <w:proofErr w:type="spellStart"/>
+            <w:r>
+              <w:rPr>
+                <w:color w:val="000000" w:themeColor="text1"/>
+                <w:sz w:val="36"/>
+                <w:szCs w:val="36"/>
+              </w:rPr>
+              <w:t>RetrieveModelMixin</w:t>
+            </w:r>
+            <w:proofErr w:type="spellEnd"/>
+          </w:p>
+        </w:tc>
+        <w:tc>
+          <w:tcPr>
+            <w:tcW w:w="0" w:type="auto"/>
+            <w:vAlign w:val="center"/>
+            <w:hideMark/>
+          </w:tcPr>
+          <w:p>
+            <w:pPr>
+              <w:jc w:val="both"/>
+              <w:rPr>
+                <w:color w:val="000000" w:themeColor="text1"/>
+                <w:sz w:val="36"/>
+                <w:szCs w:val="36"/>
+              </w:rPr>
+            </w:pPr>
+            <w:r>
+              <w:rPr>
+                <w:color w:val="000000" w:themeColor="text1"/>
+                <w:sz w:val="36"/>
+                <w:szCs w:val="36"/>
+              </w:rPr>
+              <w:t>Retrieve one object-SHOW ONE</w:t>
+            </w:r>
+          </w:p>
+        </w:tc>
+      </w:tr>
+      <w:tr>
+        <w:trPr>
+          <w:tblCellSpacing w:w="15" w:type="dxa"/>
+        </w:trPr>
+        <w:tc>
+          <w:tcPr>
+            <w:tcW w:w="0" w:type="auto"/>
+            <w:vAlign w:val="center"/>
+            <w:hideMark/>
+          </w:tcPr>
+          <w:p>
+            <w:pPr>
+              <w:jc w:val="both"/>
+              <w:rPr>
+                <w:color w:val="000000" w:themeColor="text1"/>
+                <w:sz w:val="36"/>
+                <w:szCs w:val="36"/>
+              </w:rPr>
+            </w:pPr>
+            <w:proofErr w:type="spellStart"/>
+            <w:r>
+              <w:rPr>
+                <w:color w:val="000000" w:themeColor="text1"/>
+                <w:sz w:val="36"/>
+                <w:szCs w:val="36"/>
+              </w:rPr>
+              <w:t>UpdateModelMixin</w:t>
+            </w:r>
+            <w:proofErr w:type="spellEnd"/>
+          </w:p>
+        </w:tc>
+        <w:tc>
+          <w:tcPr>
+            <w:tcW w:w="0" w:type="auto"/>
+            <w:vAlign w:val="center"/>
+            <w:hideMark/>
+          </w:tcPr>
+          <w:p>
+            <w:pPr>
+              <w:jc w:val="both"/>
+              <w:rPr>
+                <w:color w:val="000000" w:themeColor="text1"/>
+                <w:sz w:val="36"/>
+                <w:szCs w:val="36"/>
+              </w:rPr>
+            </w:pPr>
+            <w:r>
+              <w:rPr>
+                <w:color w:val="000000" w:themeColor="text1"/>
+                <w:sz w:val="36"/>
+                <w:szCs w:val="36"/>
+              </w:rPr>
+              <w:t>Update an object-UPDATE</w:t>
+            </w:r>
+          </w:p>
+        </w:tc>
+      </w:tr>
+      <w:tr>
+        <w:trPr>
+          <w:tblCellSpacing w:w="15" w:type="dxa"/>
+        </w:trPr>
+        <w:tc>
+          <w:tcPr>
+            <w:tcW w:w="0" w:type="auto"/>
+            <w:vAlign w:val="center"/>
+            <w:hideMark/>
+          </w:tcPr>
+          <w:p>
+            <w:pPr>
+              <w:jc w:val="both"/>
+              <w:rPr>
+                <w:color w:val="000000" w:themeColor="text1"/>
+                <w:sz w:val="36"/>
+                <w:szCs w:val="36"/>
+              </w:rPr>
+            </w:pPr>
+            <w:proofErr w:type="spellStart"/>
+            <w:r>
+              <w:rPr>
+                <w:color w:val="000000" w:themeColor="text1"/>
+                <w:sz w:val="36"/>
+                <w:szCs w:val="36"/>
+              </w:rPr>
+              <w:t>DestroyModelMixin</w:t>
+            </w:r>
+            <w:proofErr w:type="spellEnd"/>
+          </w:p>
+        </w:tc>
+        <w:tc>
+          <w:tcPr>
+            <w:tcW w:w="0" w:type="auto"/>
+            <w:vAlign w:val="center"/>
+            <w:hideMark/>
+          </w:tcPr>
+          <w:p>
+            <w:pPr>
+              <w:jc w:val="both"/>
+              <w:rPr>
+                <w:color w:val="000000" w:themeColor="text1"/>
+                <w:sz w:val="36"/>
+                <w:szCs w:val="36"/>
+              </w:rPr>
+            </w:pPr>
+            <w:r>
+              <w:rPr>
+                <w:color w:val="000000" w:themeColor="text1"/>
+                <w:sz w:val="36"/>
+                <w:szCs w:val="36"/>
+              </w:rPr>
+              <w:t>Delete an object-DELETE</w:t>
+            </w:r>
+          </w:p>
+        </w:tc>
+      </w:tr>
+    </w:tbl>
+    <w:p>
+      <w:pPr>
+        <w:jc w:val="both"/>
+        <w:rPr>
+          <w:color w:val="000000" w:themeColor="text1"/>
+          <w:sz w:val="28"/>
+          <w:szCs w:val="28"/>
+        </w:rPr>
+      </w:pPr>
+    </w:p>
+    <w:p>
+      <w:pPr>
+        <w:pStyle w:val="ListParagraph"/>
+        <w:numPr>
+          <w:ilvl w:val="0"/>
+          <w:numId w:val="2"/>
+        </w:numPr>
+        <w:jc w:val="both"/>
+        <w:rPr>
+          <w:sz w:val="28"/>
+          <w:szCs w:val="28"/>
+        </w:rPr>
+      </w:pPr>
+      <w:r>
+        <w:rPr>
+          <w:sz w:val="32"/>
+          <w:szCs w:val="32"/>
+        </w:rPr>
+        <w:t>list(</w:t>
+      </w:r>
+      <w:r>
+        <w:rPr>
+          <w:rStyle w:val="m"/>
+          <w:sz w:val="32"/>
+          <w:szCs w:val="32"/>
+        </w:rPr>
+        <w:t>request</w:t>
+      </w:r>
+      <w:r>
+        <w:rPr>
+          <w:sz w:val="32"/>
+          <w:szCs w:val="32"/>
+        </w:rPr>
+        <w:t xml:space="preserve">)-Comes from </w:t>
+      </w:r>
+      <w:r>
+        <w:t xml:space="preserve"> </w:t>
+      </w:r>
+      <w:proofErr w:type="spellStart"/>
+      <w:r>
+        <w:rPr>
+          <w:color w:val="000000" w:themeColor="text1"/>
+          <w:sz w:val="28"/>
+          <w:szCs w:val="28"/>
+        </w:rPr>
+        <w:t>ListModelMixin</w:t>
+      </w:r>
+      <w:proofErr w:type="spellEnd"/>
+    </w:p>
+    <w:p>
+      <w:pPr>
+        <w:pStyle w:val="ListParagraph"/>
+        <w:numPr>
+          <w:ilvl w:val="0"/>
+          <w:numId w:val="2"/>
+        </w:numPr>
+        <w:jc w:val="both"/>
+        <w:rPr>
+          <w:color w:val="000000" w:themeColor="text1"/>
+          <w:sz w:val="28"/>
+          <w:szCs w:val="28"/>
+        </w:rPr>
+      </w:pPr>
+      <w:r>
+        <w:rPr>
+          <w:color w:val="000000" w:themeColor="text1"/>
+          <w:sz w:val="28"/>
+          <w:szCs w:val="28"/>
+        </w:rPr>
+        <w:t xml:space="preserve">create(request) –Comes From </w:t>
+      </w:r>
+      <w:proofErr w:type="spellStart"/>
+      <w:r>
+        <w:rPr>
+          <w:color w:val="000000" w:themeColor="text1"/>
+          <w:sz w:val="28"/>
+          <w:szCs w:val="28"/>
+        </w:rPr>
+        <w:t>CreateModelMixin</w:t>
+      </w:r>
+      <w:proofErr w:type="spellEnd"/>
+    </w:p>
+    <w:p>
+      <w:pPr>
+        <w:pStyle w:val="ListParagraph"/>
+        <w:numPr>
+          <w:ilvl w:val="0"/>
+          <w:numId w:val="2"/>
+        </w:numPr>
+        <w:jc w:val="both"/>
+        <w:rPr>
+          <w:color w:val="000000" w:themeColor="text1"/>
+          <w:sz w:val="28"/>
+          <w:szCs w:val="28"/>
+        </w:rPr>
+      </w:pPr>
+      <w:r>
+        <w:rPr>
+          <w:color w:val="000000" w:themeColor="text1"/>
+          <w:sz w:val="28"/>
+          <w:szCs w:val="28"/>
+        </w:rPr>
+        <w:t xml:space="preserve">retrieve() comes from </w:t>
+      </w:r>
+      <w:proofErr w:type="spellStart"/>
+      <w:r>
+        <w:rPr>
+          <w:color w:val="000000" w:themeColor="text1"/>
+          <w:sz w:val="28"/>
+          <w:szCs w:val="28"/>
+        </w:rPr>
+        <w:t>RetrieveModelMixin</w:t>
+      </w:r>
+      <w:proofErr w:type="spellEnd"/>
+      <w:r>
+        <w:rPr>
+          <w:color w:val="000000" w:themeColor="text1"/>
+          <w:sz w:val="28"/>
+          <w:szCs w:val="28"/>
+        </w:rPr>
+        <w:t xml:space="preserve"> </w:t>
+      </w:r>
+    </w:p>
+    <w:p>
+      <w:pPr>
+        <w:pStyle w:val="ListParagraph"/>
+        <w:numPr>
+          <w:ilvl w:val="0"/>
+          <w:numId w:val="2"/>
+        </w:numPr>
+        <w:jc w:val="both"/>
+        <w:rPr>
+          <w:color w:val="000000" w:themeColor="text1"/>
+          <w:sz w:val="28"/>
+          <w:szCs w:val="28"/>
+        </w:rPr>
+      </w:pPr>
+      <w:r>
+        <w:rPr>
+          <w:color w:val="000000" w:themeColor="text1"/>
+          <w:sz w:val="28"/>
+          <w:szCs w:val="28"/>
+        </w:rPr>
+        <w:t xml:space="preserve">update() comes from </w:t>
+      </w:r>
+      <w:proofErr w:type="spellStart"/>
+      <w:r>
+        <w:rPr>
+          <w:color w:val="000000" w:themeColor="text1"/>
+          <w:sz w:val="28"/>
+          <w:szCs w:val="28"/>
+        </w:rPr>
+        <w:t>UpdateModelMixin</w:t>
+      </w:r>
+      <w:proofErr w:type="spellEnd"/>
+      <w:r>
+        <w:rPr>
+          <w:color w:val="000000" w:themeColor="text1"/>
+          <w:sz w:val="28"/>
+          <w:szCs w:val="28"/>
+        </w:rPr>
+        <w:t xml:space="preserve"> </w:t>
+      </w:r>
+    </w:p>
+    <w:p>
+      <w:pPr>
+        <w:pStyle w:val="ListParagraph"/>
+        <w:numPr>
+          <w:ilvl w:val="0"/>
+          <w:numId w:val="2"/>
+        </w:numPr>
+        <w:jc w:val="both"/>
+        <w:rPr>
+          <w:color w:val="000000" w:themeColor="text1"/>
+          <w:sz w:val="28"/>
+          <w:szCs w:val="28"/>
+        </w:rPr>
+      </w:pPr>
+      <w:r>
+        <w:rPr>
+          <w:color w:val="000000" w:themeColor="text1"/>
+          <w:sz w:val="28"/>
+          <w:szCs w:val="28"/>
+        </w:rPr>
+        <w:t xml:space="preserve">destroy() comes from </w:t>
+      </w:r>
+      <w:proofErr w:type="spellStart"/>
+      <w:r>
+        <w:rPr>
+          <w:color w:val="000000" w:themeColor="text1"/>
+          <w:sz w:val="28"/>
+          <w:szCs w:val="28"/>
+        </w:rPr>
+        <w:t>DestroyModelMixin</w:t>
+      </w:r>
+      <w:proofErr w:type="spellEnd"/>
+    </w:p>
+    <w:p>
+      <w:pPr>
+        <w:rPr>
+          <w:sz w:val="52"/>
+          <w:szCs w:val="52"/>
+        </w:rPr>
+      </w:pPr>
     </w:p>
     <w:sectPr>
       <w:pgSz w:w="12240" w:h="15840"/>
-      <w:pgMar w:top="1440" w:right="1440" w:bottom="1440" w:left="1440" w:header="720" w:footer="720" w:gutter="0"/>
+      <w:pgMar w:top="1080" w:right="1440" w:bottom="1080" w:left="1440" w:header="720" w:footer="720" w:gutter="0"/>
       <w:cols w:space="720"/>
       <w:docGrid w:linePitch="360"/>
     </w:sectPr>
@@ -2085,7 +6105,7 @@
   <w:abstractNum w:abstractNumId="0">
     <w:nsid w:val="0BDB03F4"/>
     <w:multiLevelType w:val="hybridMultilevel"/>
-    <w:tmpl w:val="765AEF62"/>
+    <w:tmpl w:val="5BA07658"/>
     <w:lvl w:ilvl="0" w:tplc="04090001">
       <w:start w:val="1"/>
       <w:numFmt w:val="bullet"/>
@@ -2196,6 +6216,92 @@
     </w:lvl>
   </w:abstractNum>
   <w:abstractNum w:abstractNumId="1">
+    <w:nsid w:val="4D092374"/>
+    <w:multiLevelType w:val="hybridMultilevel"/>
+    <w:tmpl w:val="A1F4AB46"/>
+    <w:lvl w:ilvl="0" w:tplc="0409000F">
+      <w:start w:val="1"/>
+      <w:numFmt w:val="decimal"/>
+      <w:lvlText w:val="%1."/>
+      <w:lvlJc w:val="left"/>
+      <w:pPr>
+        <w:ind w:left="720" w:hanging="360"/>
+      </w:pPr>
+    </w:lvl>
+    <w:lvl w:ilvl="1" w:tplc="04090019" w:tentative="1">
+      <w:start w:val="1"/>
+      <w:numFmt w:val="lowerLetter"/>
+      <w:lvlText w:val="%2."/>
+      <w:lvlJc w:val="left"/>
+      <w:pPr>
+        <w:ind w:left="1440" w:hanging="360"/>
+      </w:pPr>
+    </w:lvl>
+    <w:lvl w:ilvl="2" w:tplc="0409001B" w:tentative="1">
+      <w:start w:val="1"/>
+      <w:numFmt w:val="lowerRoman"/>
+      <w:lvlText w:val="%3."/>
+      <w:lvlJc w:val="right"/>
+      <w:pPr>
+        <w:ind w:left="2160" w:hanging="180"/>
+      </w:pPr>
+    </w:lvl>
+    <w:lvl w:ilvl="3" w:tplc="0409000F" w:tentative="1">
+      <w:start w:val="1"/>
+      <w:numFmt w:val="decimal"/>
+      <w:lvlText w:val="%4."/>
+      <w:lvlJc w:val="left"/>
+      <w:pPr>
+        <w:ind w:left="2880" w:hanging="360"/>
+      </w:pPr>
+    </w:lvl>
+    <w:lvl w:ilvl="4" w:tplc="04090019" w:tentative="1">
+      <w:start w:val="1"/>
+      <w:numFmt w:val="lowerLetter"/>
+      <w:lvlText w:val="%5."/>
+      <w:lvlJc w:val="left"/>
+      <w:pPr>
+        <w:ind w:left="3600" w:hanging="360"/>
+      </w:pPr>
+    </w:lvl>
+    <w:lvl w:ilvl="5" w:tplc="0409001B" w:tentative="1">
+      <w:start w:val="1"/>
+      <w:numFmt w:val="lowerRoman"/>
+      <w:lvlText w:val="%6."/>
+      <w:lvlJc w:val="right"/>
+      <w:pPr>
+        <w:ind w:left="4320" w:hanging="180"/>
+      </w:pPr>
+    </w:lvl>
+    <w:lvl w:ilvl="6" w:tplc="0409000F" w:tentative="1">
+      <w:start w:val="1"/>
+      <w:numFmt w:val="decimal"/>
+      <w:lvlText w:val="%7."/>
+      <w:lvlJc w:val="left"/>
+      <w:pPr>
+        <w:ind w:left="5040" w:hanging="360"/>
+      </w:pPr>
+    </w:lvl>
+    <w:lvl w:ilvl="7" w:tplc="04090019" w:tentative="1">
+      <w:start w:val="1"/>
+      <w:numFmt w:val="lowerLetter"/>
+      <w:lvlText w:val="%8."/>
+      <w:lvlJc w:val="left"/>
+      <w:pPr>
+        <w:ind w:left="5760" w:hanging="360"/>
+      </w:pPr>
+    </w:lvl>
+    <w:lvl w:ilvl="8" w:tplc="0409001B" w:tentative="1">
+      <w:start w:val="1"/>
+      <w:numFmt w:val="lowerRoman"/>
+      <w:lvlText w:val="%9."/>
+      <w:lvlJc w:val="right"/>
+      <w:pPr>
+        <w:ind w:left="6480" w:hanging="180"/>
+      </w:pPr>
+    </w:lvl>
+  </w:abstractNum>
+  <w:abstractNum w:abstractNumId="2">
     <w:nsid w:val="5B2E4D35"/>
     <w:multiLevelType w:val="hybridMultilevel"/>
     <w:tmpl w:val="C102F868"/>
@@ -2308,11 +6414,166 @@
       </w:rPr>
     </w:lvl>
   </w:abstractNum>
+  <w:abstractNum w:abstractNumId="3">
+    <w:nsid w:val="5F8F3823"/>
+    <w:multiLevelType w:val="multilevel"/>
+    <w:tmpl w:val="A8123B08"/>
+    <w:lvl w:ilvl="0">
+      <w:start w:val="1"/>
+      <w:numFmt w:val="bullet"/>
+      <w:lvlText w:val=""/>
+      <w:lvlJc w:val="left"/>
+      <w:pPr>
+        <w:tabs>
+          <w:tab w:val="num" w:pos="720"/>
+        </w:tabs>
+        <w:ind w:left="720" w:hanging="360"/>
+      </w:pPr>
+      <w:rPr>
+        <w:rFonts w:ascii="Symbol" w:hAnsi="Symbol" w:hint="default"/>
+        <w:sz w:val="20"/>
+      </w:rPr>
+    </w:lvl>
+    <w:lvl w:ilvl="1" w:tentative="1">
+      <w:start w:val="1"/>
+      <w:numFmt w:val="bullet"/>
+      <w:lvlText w:val="o"/>
+      <w:lvlJc w:val="left"/>
+      <w:pPr>
+        <w:tabs>
+          <w:tab w:val="num" w:pos="1440"/>
+        </w:tabs>
+        <w:ind w:left="1440" w:hanging="360"/>
+      </w:pPr>
+      <w:rPr>
+        <w:rFonts w:ascii="Courier New" w:hAnsi="Courier New" w:hint="default"/>
+        <w:sz w:val="20"/>
+      </w:rPr>
+    </w:lvl>
+    <w:lvl w:ilvl="2" w:tentative="1">
+      <w:start w:val="1"/>
+      <w:numFmt w:val="bullet"/>
+      <w:lvlText w:val=""/>
+      <w:lvlJc w:val="left"/>
+      <w:pPr>
+        <w:tabs>
+          <w:tab w:val="num" w:pos="2160"/>
+        </w:tabs>
+        <w:ind w:left="2160" w:hanging="360"/>
+      </w:pPr>
+      <w:rPr>
+        <w:rFonts w:ascii="Wingdings" w:hAnsi="Wingdings" w:hint="default"/>
+        <w:sz w:val="20"/>
+      </w:rPr>
+    </w:lvl>
+    <w:lvl w:ilvl="3" w:tentative="1">
+      <w:start w:val="1"/>
+      <w:numFmt w:val="bullet"/>
+      <w:lvlText w:val=""/>
+      <w:lvlJc w:val="left"/>
+      <w:pPr>
+        <w:tabs>
+          <w:tab w:val="num" w:pos="2880"/>
+        </w:tabs>
+        <w:ind w:left="2880" w:hanging="360"/>
+      </w:pPr>
+      <w:rPr>
+        <w:rFonts w:ascii="Wingdings" w:hAnsi="Wingdings" w:hint="default"/>
+        <w:sz w:val="20"/>
+      </w:rPr>
+    </w:lvl>
+    <w:lvl w:ilvl="4" w:tentative="1">
+      <w:start w:val="1"/>
+      <w:numFmt w:val="bullet"/>
+      <w:lvlText w:val=""/>
+      <w:lvlJc w:val="left"/>
+      <w:pPr>
+        <w:tabs>
+          <w:tab w:val="num" w:pos="3600"/>
+        </w:tabs>
+        <w:ind w:left="3600" w:hanging="360"/>
+      </w:pPr>
+      <w:rPr>
+        <w:rFonts w:ascii="Wingdings" w:hAnsi="Wingdings" w:hint="default"/>
+        <w:sz w:val="20"/>
+      </w:rPr>
+    </w:lvl>
+    <w:lvl w:ilvl="5" w:tentative="1">
+      <w:start w:val="1"/>
+      <w:numFmt w:val="bullet"/>
+      <w:lvlText w:val=""/>
+      <w:lvlJc w:val="left"/>
+      <w:pPr>
+        <w:tabs>
+          <w:tab w:val="num" w:pos="4320"/>
+        </w:tabs>
+        <w:ind w:left="4320" w:hanging="360"/>
+      </w:pPr>
+      <w:rPr>
+        <w:rFonts w:ascii="Wingdings" w:hAnsi="Wingdings" w:hint="default"/>
+        <w:sz w:val="20"/>
+      </w:rPr>
+    </w:lvl>
+    <w:lvl w:ilvl="6" w:tentative="1">
+      <w:start w:val="1"/>
+      <w:numFmt w:val="bullet"/>
+      <w:lvlText w:val=""/>
+      <w:lvlJc w:val="left"/>
+      <w:pPr>
+        <w:tabs>
+          <w:tab w:val="num" w:pos="5040"/>
+        </w:tabs>
+        <w:ind w:left="5040" w:hanging="360"/>
+      </w:pPr>
+      <w:rPr>
+        <w:rFonts w:ascii="Wingdings" w:hAnsi="Wingdings" w:hint="default"/>
+        <w:sz w:val="20"/>
+      </w:rPr>
+    </w:lvl>
+    <w:lvl w:ilvl="7" w:tentative="1">
+      <w:start w:val="1"/>
+      <w:numFmt w:val="bullet"/>
+      <w:lvlText w:val=""/>
+      <w:lvlJc w:val="left"/>
+      <w:pPr>
+        <w:tabs>
+          <w:tab w:val="num" w:pos="5760"/>
+        </w:tabs>
+        <w:ind w:left="5760" w:hanging="360"/>
+      </w:pPr>
+      <w:rPr>
+        <w:rFonts w:ascii="Wingdings" w:hAnsi="Wingdings" w:hint="default"/>
+        <w:sz w:val="20"/>
+      </w:rPr>
+    </w:lvl>
+    <w:lvl w:ilvl="8" w:tentative="1">
+      <w:start w:val="1"/>
+      <w:numFmt w:val="bullet"/>
+      <w:lvlText w:val=""/>
+      <w:lvlJc w:val="left"/>
+      <w:pPr>
+        <w:tabs>
+          <w:tab w:val="num" w:pos="6480"/>
+        </w:tabs>
+        <w:ind w:left="6480" w:hanging="360"/>
+      </w:pPr>
+      <w:rPr>
+        <w:rFonts w:ascii="Wingdings" w:hAnsi="Wingdings" w:hint="default"/>
+        <w:sz w:val="20"/>
+      </w:rPr>
+    </w:lvl>
+  </w:abstractNum>
   <w:num w:numId="1">
-    <w:abstractNumId w:val="1"/>
+    <w:abstractNumId w:val="2"/>
   </w:num>
   <w:num w:numId="2">
     <w:abstractNumId w:val="0"/>
+  </w:num>
+  <w:num w:numId="3">
+    <w:abstractNumId w:val="1"/>
+  </w:num>
+  <w:num w:numId="4">
+    <w:abstractNumId w:val="3"/>
   </w:num>
 </w:numbering>
 </file>
@@ -2476,7 +6737,27 @@
   <w:style w:type="paragraph" w:default="1" w:styleId="Normal">
     <w:name w:val="Normal"/>
     <w:qFormat/>
-    <w:rsid w:val="00307D0D"/>
+    <w:rsid w:val="00D7443F"/>
+  </w:style>
+  <w:style w:type="paragraph" w:styleId="Heading1">
+    <w:name w:val="heading 1"/>
+    <w:basedOn w:val="Normal"/>
+    <w:link w:val="Heading1Char"/>
+    <w:uiPriority w:val="9"/>
+    <w:qFormat/>
+    <w:rsid w:val="00613585"/>
+    <w:pPr>
+      <w:spacing w:before="100" w:beforeAutospacing="1" w:after="100" w:afterAutospacing="1" w:line="240" w:lineRule="auto"/>
+      <w:outlineLvl w:val="0"/>
+    </w:pPr>
+    <w:rPr>
+      <w:rFonts w:ascii="Times New Roman" w:eastAsia="Times New Roman" w:hAnsi="Times New Roman" w:cs="Times New Roman"/>
+      <w:b/>
+      <w:bCs/>
+      <w:kern w:val="36"/>
+      <w:sz w:val="48"/>
+      <w:szCs w:val="48"/>
+    </w:rPr>
   </w:style>
   <w:style w:type="character" w:default="1" w:styleId="DefaultParagraphFont">
     <w:name w:val="Default Paragraph Font"/>
@@ -2527,6 +6808,128 @@
       <w:color w:val="0000FF"/>
       <w:u w:val="single"/>
     </w:rPr>
+  </w:style>
+  <w:style w:type="character" w:styleId="Strong">
+    <w:name w:val="Strong"/>
+    <w:basedOn w:val="DefaultParagraphFont"/>
+    <w:uiPriority w:val="22"/>
+    <w:qFormat/>
+    <w:rsid w:val="006F1DE7"/>
+    <w:rPr>
+      <w:b/>
+      <w:bCs/>
+    </w:rPr>
+  </w:style>
+  <w:style w:type="character" w:styleId="HTMLCode">
+    <w:name w:val="HTML Code"/>
+    <w:basedOn w:val="DefaultParagraphFont"/>
+    <w:uiPriority w:val="99"/>
+    <w:semiHidden/>
+    <w:unhideWhenUsed/>
+    <w:rsid w:val="006F1DE7"/>
+    <w:rPr>
+      <w:rFonts w:ascii="Courier New" w:eastAsia="Times New Roman" w:hAnsi="Courier New" w:cs="Courier New"/>
+      <w:sz w:val="20"/>
+      <w:szCs w:val="20"/>
+    </w:rPr>
+  </w:style>
+  <w:style w:type="character" w:customStyle="1" w:styleId="Heading1Char">
+    <w:name w:val="Heading 1 Char"/>
+    <w:basedOn w:val="DefaultParagraphFont"/>
+    <w:link w:val="Heading1"/>
+    <w:uiPriority w:val="9"/>
+    <w:rsid w:val="00613585"/>
+    <w:rPr>
+      <w:rFonts w:ascii="Times New Roman" w:eastAsia="Times New Roman" w:hAnsi="Times New Roman" w:cs="Times New Roman"/>
+      <w:b/>
+      <w:bCs/>
+      <w:kern w:val="36"/>
+      <w:sz w:val="48"/>
+      <w:szCs w:val="48"/>
+    </w:rPr>
+  </w:style>
+  <w:style w:type="paragraph" w:styleId="HTMLPreformatted">
+    <w:name w:val="HTML Preformatted"/>
+    <w:basedOn w:val="Normal"/>
+    <w:link w:val="HTMLPreformattedChar"/>
+    <w:uiPriority w:val="99"/>
+    <w:semiHidden/>
+    <w:unhideWhenUsed/>
+    <w:rsid w:val="00613585"/>
+    <w:pPr>
+      <w:tabs>
+        <w:tab w:val="left" w:pos="916"/>
+        <w:tab w:val="left" w:pos="1832"/>
+        <w:tab w:val="left" w:pos="2748"/>
+        <w:tab w:val="left" w:pos="3664"/>
+        <w:tab w:val="left" w:pos="4580"/>
+        <w:tab w:val="left" w:pos="5496"/>
+        <w:tab w:val="left" w:pos="6412"/>
+        <w:tab w:val="left" w:pos="7328"/>
+        <w:tab w:val="left" w:pos="8244"/>
+        <w:tab w:val="left" w:pos="9160"/>
+        <w:tab w:val="left" w:pos="10076"/>
+        <w:tab w:val="left" w:pos="10992"/>
+        <w:tab w:val="left" w:pos="11908"/>
+        <w:tab w:val="left" w:pos="12824"/>
+        <w:tab w:val="left" w:pos="13740"/>
+        <w:tab w:val="left" w:pos="14656"/>
+      </w:tabs>
+      <w:spacing w:after="0" w:line="240" w:lineRule="auto"/>
+    </w:pPr>
+    <w:rPr>
+      <w:rFonts w:ascii="Courier New" w:eastAsia="Times New Roman" w:hAnsi="Courier New" w:cs="Courier New"/>
+      <w:sz w:val="20"/>
+      <w:szCs w:val="20"/>
+    </w:rPr>
+  </w:style>
+  <w:style w:type="character" w:customStyle="1" w:styleId="HTMLPreformattedChar">
+    <w:name w:val="HTML Preformatted Char"/>
+    <w:basedOn w:val="DefaultParagraphFont"/>
+    <w:link w:val="HTMLPreformatted"/>
+    <w:uiPriority w:val="99"/>
+    <w:semiHidden/>
+    <w:rsid w:val="00613585"/>
+    <w:rPr>
+      <w:rFonts w:ascii="Courier New" w:eastAsia="Times New Roman" w:hAnsi="Courier New" w:cs="Courier New"/>
+      <w:sz w:val="20"/>
+      <w:szCs w:val="20"/>
+    </w:rPr>
+  </w:style>
+  <w:style w:type="paragraph" w:styleId="BalloonText">
+    <w:name w:val="Balloon Text"/>
+    <w:basedOn w:val="Normal"/>
+    <w:link w:val="BalloonTextChar"/>
+    <w:uiPriority w:val="99"/>
+    <w:semiHidden/>
+    <w:unhideWhenUsed/>
+    <w:rsid w:val="00A74A44"/>
+    <w:pPr>
+      <w:spacing w:after="0" w:line="240" w:lineRule="auto"/>
+    </w:pPr>
+    <w:rPr>
+      <w:rFonts w:ascii="Tahoma" w:hAnsi="Tahoma" w:cs="Tahoma"/>
+      <w:sz w:val="16"/>
+      <w:szCs w:val="16"/>
+    </w:rPr>
+  </w:style>
+  <w:style w:type="character" w:customStyle="1" w:styleId="BalloonTextChar">
+    <w:name w:val="Balloon Text Char"/>
+    <w:basedOn w:val="DefaultParagraphFont"/>
+    <w:link w:val="BalloonText"/>
+    <w:uiPriority w:val="99"/>
+    <w:semiHidden/>
+    <w:rsid w:val="00A74A44"/>
+    <w:rPr>
+      <w:rFonts w:ascii="Tahoma" w:hAnsi="Tahoma" w:cs="Tahoma"/>
+      <w:sz w:val="16"/>
+      <w:szCs w:val="16"/>
+    </w:rPr>
+  </w:style>
+  <w:style w:type="character" w:customStyle="1" w:styleId="m">
+    <w:name w:val="ͼm"/>
+    <w:basedOn w:val="DefaultParagraphFont"/>
+    <w:rsid w:val="00F93985"/>
   </w:style>
 </w:styles>
 </file>

--- a/DRF_Document.docx
+++ b/DRF_Document.docx
@@ -6084,9 +6084,4753 @@
     </w:p>
     <w:p>
       <w:pPr>
-        <w:rPr>
-          <w:sz w:val="52"/>
-          <w:szCs w:val="52"/>
+        <w:jc w:val="both"/>
+        <w:rPr>
+          <w:color w:val="000000" w:themeColor="text1"/>
+          <w:sz w:val="28"/>
+          <w:szCs w:val="28"/>
+        </w:rPr>
+      </w:pPr>
+    </w:p>
+    <w:p>
+      <w:pPr>
+        <w:jc w:val="both"/>
+        <w:rPr>
+          <w:color w:val="000000" w:themeColor="text1"/>
+          <w:sz w:val="28"/>
+          <w:szCs w:val="28"/>
+        </w:rPr>
+      </w:pPr>
+    </w:p>
+    <w:p>
+      <w:pPr>
+        <w:jc w:val="both"/>
+        <w:rPr>
+          <w:color w:val="000000" w:themeColor="text1"/>
+          <w:sz w:val="28"/>
+          <w:szCs w:val="28"/>
+        </w:rPr>
+      </w:pPr>
+    </w:p>
+    <w:p>
+      <w:pPr>
+        <w:jc w:val="center"/>
+        <w:rPr>
+          <w:b/>
+          <w:color w:val="000000" w:themeColor="text1"/>
+          <w:sz w:val="32"/>
+          <w:szCs w:val="32"/>
+          <w:u w:val="single"/>
+        </w:rPr>
+      </w:pPr>
+      <w:r>
+        <w:rPr>
+          <w:b/>
+          <w:color w:val="000000" w:themeColor="text1"/>
+          <w:sz w:val="40"/>
+          <w:szCs w:val="40"/>
+          <w:u w:val="single"/>
+        </w:rPr>
+        <w:lastRenderedPageBreak/>
+        <w:t>Generics</w:t>
+      </w:r>
+    </w:p>
+    <w:p>
+      <w:pPr>
+        <w:jc w:val="both"/>
+        <w:rPr>
+          <w:color w:val="000000" w:themeColor="text1"/>
+          <w:sz w:val="32"/>
+          <w:szCs w:val="32"/>
+        </w:rPr>
+      </w:pPr>
+      <w:r>
+        <w:rPr>
+          <w:color w:val="000000" w:themeColor="text1"/>
+          <w:sz w:val="32"/>
+          <w:szCs w:val="32"/>
+          <w:u w:val="single"/>
+        </w:rPr>
+        <w:t>Generic View</w:t>
+      </w:r>
+      <w:r>
+        <w:rPr>
+          <w:color w:val="000000" w:themeColor="text1"/>
+          <w:sz w:val="32"/>
+          <w:szCs w:val="32"/>
+        </w:rPr>
+        <w:t xml:space="preserve">                         </w:t>
+      </w:r>
+      <w:r>
+        <w:rPr>
+          <w:color w:val="000000" w:themeColor="text1"/>
+          <w:sz w:val="32"/>
+          <w:szCs w:val="32"/>
+          <w:u w:val="single"/>
+        </w:rPr>
+        <w:t xml:space="preserve"> </w:t>
+      </w:r>
+      <w:r>
+        <w:rPr>
+          <w:color w:val="000000" w:themeColor="text1"/>
+          <w:sz w:val="32"/>
+          <w:szCs w:val="32"/>
+          <w:u w:val="single"/>
+        </w:rPr>
+        <w:t>Supports</w:t>
+      </w:r>
+    </w:p>
+    <w:p>
+      <w:pPr>
+        <w:jc w:val="both"/>
+        <w:rPr>
+          <w:color w:val="000000" w:themeColor="text1"/>
+          <w:sz w:val="32"/>
+          <w:szCs w:val="32"/>
+        </w:rPr>
+      </w:pPr>
+      <w:proofErr w:type="spellStart"/>
+      <w:r>
+        <w:rPr>
+          <w:color w:val="000000" w:themeColor="text1"/>
+          <w:sz w:val="32"/>
+          <w:szCs w:val="32"/>
+        </w:rPr>
+        <w:t>ListAPIView</w:t>
+      </w:r>
+      <w:proofErr w:type="spellEnd"/>
+      <w:r>
+        <w:rPr>
+          <w:color w:val="000000" w:themeColor="text1"/>
+          <w:sz w:val="32"/>
+          <w:szCs w:val="32"/>
+        </w:rPr>
+        <w:t xml:space="preserve">                 </w:t>
+      </w:r>
+      <w:r>
+        <w:rPr>
+          <w:color w:val="000000" w:themeColor="text1"/>
+          <w:sz w:val="32"/>
+          <w:szCs w:val="32"/>
+        </w:rPr>
+        <w:sym w:font="Wingdings" w:char="F0E0"/>
+      </w:r>
+      <w:r>
+        <w:rPr>
+          <w:color w:val="000000" w:themeColor="text1"/>
+          <w:sz w:val="32"/>
+          <w:szCs w:val="32"/>
+        </w:rPr>
+        <w:t xml:space="preserve"> </w:t>
+      </w:r>
+      <w:r>
+        <w:rPr>
+          <w:color w:val="000000" w:themeColor="text1"/>
+          <w:sz w:val="32"/>
+          <w:szCs w:val="32"/>
+        </w:rPr>
+        <w:t>GET (all objects)</w:t>
+      </w:r>
+    </w:p>
+    <w:p>
+      <w:pPr>
+        <w:jc w:val="both"/>
+        <w:rPr>
+          <w:color w:val="000000" w:themeColor="text1"/>
+          <w:sz w:val="32"/>
+          <w:szCs w:val="32"/>
+        </w:rPr>
+      </w:pPr>
+      <w:proofErr w:type="spellStart"/>
+      <w:r>
+        <w:rPr>
+          <w:color w:val="000000" w:themeColor="text1"/>
+          <w:sz w:val="32"/>
+          <w:szCs w:val="32"/>
+        </w:rPr>
+        <w:t>CreateAPIView</w:t>
+      </w:r>
+      <w:proofErr w:type="spellEnd"/>
+      <w:r>
+        <w:rPr>
+          <w:color w:val="000000" w:themeColor="text1"/>
+          <w:sz w:val="32"/>
+          <w:szCs w:val="32"/>
+        </w:rPr>
+        <w:tab/>
+      </w:r>
+      <w:r>
+        <w:rPr>
+          <w:color w:val="000000" w:themeColor="text1"/>
+          <w:sz w:val="32"/>
+          <w:szCs w:val="32"/>
+        </w:rPr>
+        <w:t xml:space="preserve">       </w:t>
+      </w:r>
+      <w:r>
+        <w:rPr>
+          <w:color w:val="000000" w:themeColor="text1"/>
+          <w:sz w:val="32"/>
+          <w:szCs w:val="32"/>
+        </w:rPr>
+        <w:sym w:font="Wingdings" w:char="F0E0"/>
+      </w:r>
+      <w:r>
+        <w:rPr>
+          <w:color w:val="000000" w:themeColor="text1"/>
+          <w:sz w:val="32"/>
+          <w:szCs w:val="32"/>
+        </w:rPr>
+        <w:t xml:space="preserve">  </w:t>
+      </w:r>
+      <w:r>
+        <w:rPr>
+          <w:color w:val="000000" w:themeColor="text1"/>
+          <w:sz w:val="32"/>
+          <w:szCs w:val="32"/>
+        </w:rPr>
+        <w:t>POST</w:t>
+      </w:r>
+    </w:p>
+    <w:p>
+      <w:pPr>
+        <w:jc w:val="both"/>
+        <w:rPr>
+          <w:color w:val="000000" w:themeColor="text1"/>
+          <w:sz w:val="32"/>
+          <w:szCs w:val="32"/>
+        </w:rPr>
+      </w:pPr>
+      <w:proofErr w:type="spellStart"/>
+      <w:r>
+        <w:rPr>
+          <w:color w:val="000000" w:themeColor="text1"/>
+          <w:sz w:val="32"/>
+          <w:szCs w:val="32"/>
+        </w:rPr>
+        <w:t>ListCreateAPIView</w:t>
+      </w:r>
+      <w:proofErr w:type="spellEnd"/>
+      <w:r>
+        <w:rPr>
+          <w:color w:val="000000" w:themeColor="text1"/>
+          <w:sz w:val="32"/>
+          <w:szCs w:val="32"/>
+        </w:rPr>
+        <w:t xml:space="preserve">    </w:t>
+      </w:r>
+      <w:r>
+        <w:rPr>
+          <w:color w:val="000000" w:themeColor="text1"/>
+          <w:sz w:val="32"/>
+          <w:szCs w:val="32"/>
+        </w:rPr>
+        <w:sym w:font="Wingdings" w:char="F0E0"/>
+      </w:r>
+      <w:r>
+        <w:rPr>
+          <w:color w:val="000000" w:themeColor="text1"/>
+          <w:sz w:val="32"/>
+          <w:szCs w:val="32"/>
+        </w:rPr>
+        <w:t xml:space="preserve"> GET</w:t>
+      </w:r>
+      <w:r>
+        <w:rPr>
+          <w:color w:val="000000" w:themeColor="text1"/>
+          <w:sz w:val="32"/>
+          <w:szCs w:val="32"/>
+        </w:rPr>
+        <w:t>+ POST</w:t>
+      </w:r>
+    </w:p>
+    <w:p>
+      <w:pPr>
+        <w:jc w:val="both"/>
+        <w:rPr>
+          <w:color w:val="000000" w:themeColor="text1"/>
+          <w:sz w:val="32"/>
+          <w:szCs w:val="32"/>
+        </w:rPr>
+      </w:pPr>
+      <w:proofErr w:type="spellStart"/>
+      <w:r>
+        <w:rPr>
+          <w:color w:val="000000" w:themeColor="text1"/>
+          <w:sz w:val="32"/>
+          <w:szCs w:val="32"/>
+        </w:rPr>
+        <w:t>RetrieveAPIView</w:t>
+      </w:r>
+      <w:proofErr w:type="spellEnd"/>
+      <w:r>
+        <w:rPr>
+          <w:color w:val="000000" w:themeColor="text1"/>
+          <w:sz w:val="32"/>
+          <w:szCs w:val="32"/>
+        </w:rPr>
+        <w:t xml:space="preserve">       </w:t>
+      </w:r>
+      <w:r>
+        <w:rPr>
+          <w:color w:val="000000" w:themeColor="text1"/>
+          <w:sz w:val="32"/>
+          <w:szCs w:val="32"/>
+        </w:rPr>
+        <w:sym w:font="Wingdings" w:char="F0E0"/>
+      </w:r>
+      <w:r>
+        <w:rPr>
+          <w:color w:val="000000" w:themeColor="text1"/>
+          <w:sz w:val="32"/>
+          <w:szCs w:val="32"/>
+        </w:rPr>
+        <w:t xml:space="preserve"> </w:t>
+      </w:r>
+      <w:r>
+        <w:rPr>
+          <w:color w:val="000000" w:themeColor="text1"/>
+          <w:sz w:val="32"/>
+          <w:szCs w:val="32"/>
+        </w:rPr>
+        <w:t>GET (one object)</w:t>
+      </w:r>
+    </w:p>
+    <w:p>
+      <w:pPr>
+        <w:jc w:val="both"/>
+        <w:rPr>
+          <w:color w:val="000000" w:themeColor="text1"/>
+          <w:sz w:val="32"/>
+          <w:szCs w:val="32"/>
+        </w:rPr>
+      </w:pPr>
+      <w:proofErr w:type="spellStart"/>
+      <w:r>
+        <w:rPr>
+          <w:color w:val="000000" w:themeColor="text1"/>
+          <w:sz w:val="32"/>
+          <w:szCs w:val="32"/>
+        </w:rPr>
+        <w:t>UpdateAPIView</w:t>
+      </w:r>
+      <w:proofErr w:type="spellEnd"/>
+      <w:r>
+        <w:rPr>
+          <w:color w:val="000000" w:themeColor="text1"/>
+          <w:sz w:val="32"/>
+          <w:szCs w:val="32"/>
+        </w:rPr>
+        <w:t xml:space="preserve">         </w:t>
+      </w:r>
+      <w:r>
+        <w:rPr>
+          <w:color w:val="000000" w:themeColor="text1"/>
+          <w:sz w:val="32"/>
+          <w:szCs w:val="32"/>
+        </w:rPr>
+        <w:sym w:font="Wingdings" w:char="F0E0"/>
+      </w:r>
+      <w:r>
+        <w:rPr>
+          <w:color w:val="000000" w:themeColor="text1"/>
+          <w:sz w:val="32"/>
+          <w:szCs w:val="32"/>
+        </w:rPr>
+        <w:t>PUT/PATCH</w:t>
+      </w:r>
+    </w:p>
+    <w:p>
+      <w:pPr>
+        <w:jc w:val="both"/>
+        <w:rPr>
+          <w:color w:val="000000" w:themeColor="text1"/>
+          <w:sz w:val="32"/>
+          <w:szCs w:val="32"/>
+        </w:rPr>
+      </w:pPr>
+      <w:proofErr w:type="spellStart"/>
+      <w:r>
+        <w:rPr>
+          <w:color w:val="000000" w:themeColor="text1"/>
+          <w:sz w:val="32"/>
+          <w:szCs w:val="32"/>
+        </w:rPr>
+        <w:t>DestroyAPIView</w:t>
+      </w:r>
+      <w:proofErr w:type="spellEnd"/>
+      <w:r>
+        <w:rPr>
+          <w:color w:val="000000" w:themeColor="text1"/>
+          <w:sz w:val="32"/>
+          <w:szCs w:val="32"/>
+        </w:rPr>
+        <w:t xml:space="preserve">        </w:t>
+      </w:r>
+      <w:r>
+        <w:rPr>
+          <w:color w:val="000000" w:themeColor="text1"/>
+          <w:sz w:val="32"/>
+          <w:szCs w:val="32"/>
+        </w:rPr>
+        <w:sym w:font="Wingdings" w:char="F0E0"/>
+      </w:r>
+      <w:r>
+        <w:rPr>
+          <w:color w:val="000000" w:themeColor="text1"/>
+          <w:sz w:val="32"/>
+          <w:szCs w:val="32"/>
+        </w:rPr>
+        <w:t xml:space="preserve"> </w:t>
+      </w:r>
+      <w:r>
+        <w:rPr>
+          <w:color w:val="000000" w:themeColor="text1"/>
+          <w:sz w:val="32"/>
+          <w:szCs w:val="32"/>
+        </w:rPr>
+        <w:t>DELETE</w:t>
+      </w:r>
+    </w:p>
+    <w:p>
+      <w:pPr>
+        <w:jc w:val="both"/>
+        <w:rPr>
+          <w:color w:val="000000" w:themeColor="text1"/>
+          <w:sz w:val="32"/>
+          <w:szCs w:val="32"/>
+        </w:rPr>
+      </w:pPr>
+      <w:proofErr w:type="spellStart"/>
+      <w:r>
+        <w:rPr>
+          <w:color w:val="000000" w:themeColor="text1"/>
+          <w:sz w:val="32"/>
+          <w:szCs w:val="32"/>
+        </w:rPr>
+        <w:t>RetrieveUpdateDestroyAPIView</w:t>
+      </w:r>
+      <w:proofErr w:type="spellEnd"/>
+      <w:r>
+        <w:rPr>
+          <w:color w:val="000000" w:themeColor="text1"/>
+          <w:sz w:val="32"/>
+          <w:szCs w:val="32"/>
+        </w:rPr>
+        <w:t xml:space="preserve"> </w:t>
+      </w:r>
+      <w:r>
+        <w:rPr>
+          <w:color w:val="000000" w:themeColor="text1"/>
+          <w:sz w:val="32"/>
+          <w:szCs w:val="32"/>
+        </w:rPr>
+        <w:sym w:font="Wingdings" w:char="F0E0"/>
+      </w:r>
+      <w:r>
+        <w:rPr>
+          <w:color w:val="000000" w:themeColor="text1"/>
+          <w:sz w:val="32"/>
+          <w:szCs w:val="32"/>
+        </w:rPr>
+        <w:t xml:space="preserve"> </w:t>
+      </w:r>
+      <w:r>
+        <w:rPr>
+          <w:color w:val="000000" w:themeColor="text1"/>
+          <w:sz w:val="32"/>
+          <w:szCs w:val="32"/>
+        </w:rPr>
+        <w:t>GET + PUT/PATCH + DELETE</w:t>
+      </w:r>
+    </w:p>
+    <w:p>
+      <w:pPr>
+        <w:jc w:val="both"/>
+        <w:rPr>
+          <w:color w:val="000000" w:themeColor="text1"/>
+          <w:sz w:val="32"/>
+          <w:szCs w:val="32"/>
+        </w:rPr>
+      </w:pPr>
+    </w:p>
+    <w:p>
+      <w:pPr>
+        <w:jc w:val="both"/>
+        <w:rPr>
+          <w:color w:val="FF0000"/>
+          <w:sz w:val="32"/>
+          <w:szCs w:val="32"/>
+        </w:rPr>
+      </w:pPr>
+      <w:r>
+        <w:rPr>
+          <w:color w:val="FF0000"/>
+          <w:sz w:val="32"/>
+          <w:szCs w:val="32"/>
+        </w:rPr>
+        <w:t xml:space="preserve">This short </w:t>
+      </w:r>
+      <w:proofErr w:type="spellStart"/>
+      <w:r>
+        <w:rPr>
+          <w:color w:val="FF0000"/>
+          <w:sz w:val="32"/>
+          <w:szCs w:val="32"/>
+        </w:rPr>
+        <w:t>mixxin</w:t>
+      </w:r>
+      <w:proofErr w:type="gramStart"/>
+      <w:r>
+        <w:rPr>
+          <w:color w:val="FF0000"/>
+          <w:sz w:val="32"/>
+          <w:szCs w:val="32"/>
+        </w:rPr>
+        <w:t>,here</w:t>
+      </w:r>
+      <w:proofErr w:type="spellEnd"/>
+      <w:proofErr w:type="gramEnd"/>
+      <w:r>
+        <w:rPr>
+          <w:color w:val="FF0000"/>
+          <w:sz w:val="32"/>
+          <w:szCs w:val="32"/>
+        </w:rPr>
+        <w:t xml:space="preserve"> no need to write </w:t>
+      </w:r>
+      <w:proofErr w:type="spellStart"/>
+      <w:r>
+        <w:rPr>
+          <w:color w:val="FF0000"/>
+          <w:sz w:val="32"/>
+          <w:szCs w:val="32"/>
+        </w:rPr>
+        <w:t>get,put,post,delete</w:t>
+      </w:r>
+      <w:proofErr w:type="spellEnd"/>
+    </w:p>
+    <w:p>
+      <w:pPr>
+        <w:jc w:val="both"/>
+        <w:rPr>
+          <w:color w:val="FF0000"/>
+          <w:sz w:val="32"/>
+          <w:szCs w:val="32"/>
+        </w:rPr>
+      </w:pPr>
+      <w:r>
+        <w:rPr>
+          <w:noProof/>
+          <w:color w:val="FF0000"/>
+          <w:sz w:val="32"/>
+          <w:szCs w:val="32"/>
+        </w:rPr>
+        <w:drawing>
+          <wp:inline distT="0" distB="0" distL="0" distR="0">
+            <wp:extent cx="5943600" cy="1945965"/>
+            <wp:effectExtent l="19050" t="0" r="0" b="0"/>
+            <wp:docPr id="2" name="Picture 1"/>
+            <wp:cNvGraphicFramePr>
+              <a:graphicFrameLocks xmlns:a="http://schemas.openxmlformats.org/drawingml/2006/main" noChangeAspect="1"/>
+            </wp:cNvGraphicFramePr>
+            <a:graphic xmlns:a="http://schemas.openxmlformats.org/drawingml/2006/main">
+              <a:graphicData uri="http://schemas.openxmlformats.org/drawingml/2006/picture">
+                <pic:pic xmlns:pic="http://schemas.openxmlformats.org/drawingml/2006/picture">
+                  <pic:nvPicPr>
+                    <pic:cNvPr id="0" name="Picture 1"/>
+                    <pic:cNvPicPr>
+                      <a:picLocks noChangeAspect="1" noChangeArrowheads="1"/>
+                    </pic:cNvPicPr>
+                  </pic:nvPicPr>
+                  <pic:blipFill>
+                    <a:blip r:embed="rId8"/>
+                    <a:srcRect/>
+                    <a:stretch>
+                      <a:fillRect/>
+                    </a:stretch>
+                  </pic:blipFill>
+                  <pic:spPr bwMode="auto">
+                    <a:xfrm>
+                      <a:off x="0" y="0"/>
+                      <a:ext cx="5943600" cy="1945965"/>
+                    </a:xfrm>
+                    <a:prstGeom prst="rect">
+                      <a:avLst/>
+                    </a:prstGeom>
+                    <a:noFill/>
+                    <a:ln w="9525">
+                      <a:noFill/>
+                      <a:miter lim="800000"/>
+                      <a:headEnd/>
+                      <a:tailEnd/>
+                    </a:ln>
+                  </pic:spPr>
+                </pic:pic>
+              </a:graphicData>
+            </a:graphic>
+          </wp:inline>
+        </w:drawing>
+      </w:r>
+    </w:p>
+    <w:p>
+      <w:pPr>
+        <w:jc w:val="center"/>
+        <w:rPr>
+          <w:b/>
+          <w:color w:val="FF0000"/>
+          <w:sz w:val="32"/>
+          <w:szCs w:val="32"/>
+          <w:u w:val="single"/>
+        </w:rPr>
+      </w:pPr>
+      <w:r>
+        <w:rPr>
+          <w:b/>
+          <w:color w:val="FF0000"/>
+          <w:sz w:val="32"/>
+          <w:szCs w:val="32"/>
+          <w:u w:val="single"/>
+        </w:rPr>
+        <w:t>VIEWSETS</w:t>
+      </w:r>
+    </w:p>
+    <w:p>
+      <w:pPr>
+        <w:rPr>
+          <w:rStyle w:val="Strong"/>
+          <w:b w:val="0"/>
+        </w:rPr>
+      </w:pPr>
+      <w:r>
+        <w:rPr>
+          <w:rStyle w:val="Strong"/>
+          <w:b w:val="0"/>
+        </w:rPr>
+        <w:t>T</w:t>
+      </w:r>
+      <w:r>
+        <w:rPr>
+          <w:rStyle w:val="Strong"/>
+          <w:b w:val="0"/>
+        </w:rPr>
+        <w:t xml:space="preserve">wo common </w:t>
+      </w:r>
+      <w:proofErr w:type="spellStart"/>
+      <w:r>
+        <w:rPr>
+          <w:rStyle w:val="Strong"/>
+          <w:b w:val="0"/>
+        </w:rPr>
+        <w:t>ViewSet</w:t>
+      </w:r>
+      <w:proofErr w:type="spellEnd"/>
+      <w:r>
+        <w:rPr>
+          <w:rStyle w:val="Strong"/>
+          <w:b w:val="0"/>
+        </w:rPr>
+        <w:t xml:space="preserve"> classes</w:t>
+      </w:r>
+      <w:r>
+        <w:rPr>
+          <w:rStyle w:val="Strong"/>
+          <w:b w:val="0"/>
+        </w:rPr>
+        <w:t>:</w:t>
+      </w:r>
+    </w:p>
+    <w:p>
+      <w:pPr>
+        <w:spacing w:after="0" w:line="240" w:lineRule="auto"/>
+        <w:rPr>
+          <w:rFonts w:ascii="Times New Roman" w:eastAsia="Times New Roman" w:hAnsi="Times New Roman" w:cs="Times New Roman"/>
+          <w:sz w:val="24"/>
+          <w:szCs w:val="24"/>
+        </w:rPr>
+      </w:pPr>
+      <w:proofErr w:type="gramStart"/>
+      <w:r>
+        <w:rPr>
+          <w:rFonts w:ascii="Times New Roman" w:eastAsia="Times New Roman" w:hAnsi="Symbol" w:cs="Times New Roman"/>
+          <w:sz w:val="24"/>
+          <w:szCs w:val="24"/>
+        </w:rPr>
+        <w:t></w:t>
+      </w:r>
+      <w:r>
+        <w:rPr>
+          <w:rFonts w:ascii="Times New Roman" w:eastAsia="Times New Roman" w:hAnsi="Times New Roman" w:cs="Times New Roman"/>
+          <w:sz w:val="24"/>
+          <w:szCs w:val="24"/>
+        </w:rPr>
+        <w:t xml:space="preserve">  </w:t>
+      </w:r>
+      <w:proofErr w:type="spellStart"/>
+      <w:r>
+        <w:rPr>
+          <w:rFonts w:ascii="Courier New" w:eastAsia="Times New Roman" w:hAnsi="Courier New" w:cs="Courier New"/>
+          <w:b/>
+          <w:bCs/>
+          <w:sz w:val="20"/>
+          <w:szCs w:val="20"/>
+        </w:rPr>
+        <w:t>ViewSet</w:t>
+      </w:r>
+      <w:proofErr w:type="spellEnd"/>
+      <w:proofErr w:type="gramEnd"/>
+      <w:r>
+        <w:rPr>
+          <w:rFonts w:ascii="Times New Roman" w:eastAsia="Times New Roman" w:hAnsi="Times New Roman" w:cs="Times New Roman"/>
+          <w:sz w:val="24"/>
+          <w:szCs w:val="24"/>
+        </w:rPr>
+        <w:t xml:space="preserve"> (basic) </w:t>
+      </w:r>
+    </w:p>
+    <w:p>
+      <w:pPr>
+        <w:rPr>
+          <w:b/>
+          <w:color w:val="FF0000"/>
+          <w:sz w:val="32"/>
+          <w:szCs w:val="32"/>
+          <w:u w:val="single"/>
+        </w:rPr>
+      </w:pPr>
+      <w:proofErr w:type="gramStart"/>
+      <w:r>
+        <w:rPr>
+          <w:rFonts w:ascii="Times New Roman" w:eastAsia="Times New Roman" w:hAnsi="Symbol" w:cs="Times New Roman"/>
+          <w:sz w:val="24"/>
+          <w:szCs w:val="24"/>
+        </w:rPr>
+        <w:t></w:t>
+      </w:r>
+      <w:r>
+        <w:rPr>
+          <w:rFonts w:ascii="Times New Roman" w:eastAsia="Times New Roman" w:hAnsi="Times New Roman" w:cs="Times New Roman"/>
+          <w:sz w:val="24"/>
+          <w:szCs w:val="24"/>
+        </w:rPr>
+        <w:t xml:space="preserve">  </w:t>
+      </w:r>
+      <w:proofErr w:type="spellStart"/>
+      <w:r>
+        <w:rPr>
+          <w:rFonts w:ascii="Courier New" w:eastAsia="Times New Roman" w:hAnsi="Courier New" w:cs="Courier New"/>
+          <w:b/>
+          <w:bCs/>
+          <w:sz w:val="20"/>
+          <w:szCs w:val="20"/>
+        </w:rPr>
+        <w:t>ModelViewSet</w:t>
+      </w:r>
+      <w:proofErr w:type="spellEnd"/>
+      <w:proofErr w:type="gramEnd"/>
+      <w:r>
+        <w:rPr>
+          <w:rFonts w:ascii="Times New Roman" w:eastAsia="Times New Roman" w:hAnsi="Times New Roman" w:cs="Times New Roman"/>
+          <w:sz w:val="24"/>
+          <w:szCs w:val="24"/>
+        </w:rPr>
+        <w:t xml:space="preserve"> (most commonly used)</w:t>
+      </w:r>
+    </w:p>
+    <w:p>
+      <w:pPr>
+        <w:jc w:val="both"/>
+        <w:rPr>
+          <w:color w:val="FF0000"/>
+          <w:sz w:val="32"/>
+          <w:szCs w:val="32"/>
+        </w:rPr>
+      </w:pPr>
+    </w:p>
+    <w:p>
+      <w:pPr>
+        <w:jc w:val="both"/>
+        <w:rPr>
+          <w:color w:val="FF0000"/>
+          <w:sz w:val="32"/>
+          <w:szCs w:val="32"/>
+        </w:rPr>
+      </w:pPr>
+      <w:proofErr w:type="spellStart"/>
+      <w:r>
+        <w:rPr>
+          <w:b/>
+          <w:sz w:val="32"/>
+          <w:szCs w:val="32"/>
+        </w:rPr>
+        <w:lastRenderedPageBreak/>
+        <w:t>ViewSet</w:t>
+      </w:r>
+      <w:proofErr w:type="spellEnd"/>
+      <w:r>
+        <w:rPr>
+          <w:b/>
+          <w:sz w:val="32"/>
+          <w:szCs w:val="32"/>
+        </w:rPr>
+        <w:t xml:space="preserve"> </w:t>
+      </w:r>
+      <w:r>
+        <w:rPr>
+          <w:sz w:val="32"/>
+          <w:szCs w:val="32"/>
+        </w:rPr>
+        <w:t xml:space="preserve">is a base class that groups related API actions into one class, but </w:t>
+      </w:r>
+      <w:r>
+        <w:rPr>
+          <w:color w:val="FF0000"/>
+          <w:sz w:val="32"/>
+          <w:szCs w:val="32"/>
+        </w:rPr>
+        <w:t>it does not implement CRUD operations automatically</w:t>
+      </w:r>
+      <w:r>
+        <w:rPr>
+          <w:sz w:val="32"/>
+          <w:szCs w:val="32"/>
+        </w:rPr>
+        <w:t xml:space="preserve">. The developer writes methods like </w:t>
+      </w:r>
+      <w:proofErr w:type="gramStart"/>
+      <w:r>
+        <w:rPr>
+          <w:sz w:val="32"/>
+          <w:szCs w:val="32"/>
+        </w:rPr>
+        <w:t>list(</w:t>
+      </w:r>
+      <w:proofErr w:type="gramEnd"/>
+      <w:r>
+        <w:rPr>
+          <w:sz w:val="32"/>
+          <w:szCs w:val="32"/>
+        </w:rPr>
+        <w:t xml:space="preserve">), create(), retrieve(), update(), and destroy(). </w:t>
+      </w:r>
+      <w:proofErr w:type="spellStart"/>
+      <w:r>
+        <w:rPr>
+          <w:color w:val="FF0000"/>
+          <w:sz w:val="32"/>
+          <w:szCs w:val="32"/>
+        </w:rPr>
+        <w:t>ModelViewSet</w:t>
+      </w:r>
+      <w:proofErr w:type="spellEnd"/>
+      <w:r>
+        <w:rPr>
+          <w:color w:val="FF0000"/>
+          <w:sz w:val="32"/>
+          <w:szCs w:val="32"/>
+        </w:rPr>
+        <w:t xml:space="preserve"> extends </w:t>
+      </w:r>
+      <w:proofErr w:type="spellStart"/>
+      <w:r>
+        <w:rPr>
+          <w:color w:val="FF0000"/>
+          <w:sz w:val="32"/>
+          <w:szCs w:val="32"/>
+        </w:rPr>
+        <w:t>ViewSet</w:t>
+      </w:r>
+      <w:proofErr w:type="spellEnd"/>
+      <w:r>
+        <w:rPr>
+          <w:color w:val="FF0000"/>
+          <w:sz w:val="32"/>
+          <w:szCs w:val="32"/>
+        </w:rPr>
+        <w:t xml:space="preserve"> and provides all standard CRUD operations automatically fo</w:t>
+      </w:r>
+      <w:r>
+        <w:rPr>
+          <w:sz w:val="32"/>
+          <w:szCs w:val="32"/>
+        </w:rPr>
+        <w:t xml:space="preserve">r a </w:t>
+      </w:r>
+      <w:proofErr w:type="spellStart"/>
+      <w:r>
+        <w:rPr>
+          <w:sz w:val="32"/>
+          <w:szCs w:val="32"/>
+        </w:rPr>
+        <w:t>Django</w:t>
+      </w:r>
+      <w:proofErr w:type="spellEnd"/>
+      <w:r>
+        <w:rPr>
+          <w:sz w:val="32"/>
+          <w:szCs w:val="32"/>
+        </w:rPr>
+        <w:t xml:space="preserve"> model when you specify a </w:t>
+      </w:r>
+      <w:proofErr w:type="spellStart"/>
+      <w:r>
+        <w:rPr>
+          <w:color w:val="FF0000"/>
+          <w:sz w:val="32"/>
+          <w:szCs w:val="32"/>
+        </w:rPr>
+        <w:t>queryset</w:t>
+      </w:r>
+      <w:proofErr w:type="spellEnd"/>
+      <w:r>
+        <w:rPr>
+          <w:color w:val="FF0000"/>
+          <w:sz w:val="32"/>
+          <w:szCs w:val="32"/>
+        </w:rPr>
+        <w:t xml:space="preserve"> and </w:t>
+      </w:r>
+      <w:proofErr w:type="spellStart"/>
+      <w:r>
+        <w:rPr>
+          <w:color w:val="FF0000"/>
+          <w:sz w:val="32"/>
+          <w:szCs w:val="32"/>
+        </w:rPr>
+        <w:t>serializer_class</w:t>
+      </w:r>
+      <w:proofErr w:type="spellEnd"/>
+      <w:r>
+        <w:rPr>
+          <w:color w:val="FF0000"/>
+          <w:sz w:val="32"/>
+          <w:szCs w:val="32"/>
+        </w:rPr>
+        <w:t>.</w:t>
+      </w:r>
+    </w:p>
+    <w:p>
+      <w:pPr>
+        <w:spacing w:before="100" w:beforeAutospacing="1" w:after="100" w:afterAutospacing="1" w:line="240" w:lineRule="auto"/>
+        <w:rPr>
+          <w:rFonts w:ascii="Times New Roman" w:eastAsia="Times New Roman" w:hAnsi="Times New Roman" w:cs="Times New Roman"/>
+          <w:sz w:val="36"/>
+          <w:szCs w:val="36"/>
+          <w:u w:val="single"/>
+        </w:rPr>
+      </w:pPr>
+      <w:r>
+        <w:rPr>
+          <w:rFonts w:ascii="Times New Roman" w:eastAsia="Times New Roman" w:hAnsi="Times New Roman" w:cs="Times New Roman"/>
+          <w:b/>
+          <w:bCs/>
+          <w:sz w:val="36"/>
+          <w:szCs w:val="36"/>
+          <w:u w:val="single"/>
+        </w:rPr>
+        <w:t xml:space="preserve">Why do we use a Router in </w:t>
+      </w:r>
+      <w:proofErr w:type="spellStart"/>
+      <w:r>
+        <w:rPr>
+          <w:rFonts w:ascii="Times New Roman" w:eastAsia="Times New Roman" w:hAnsi="Times New Roman" w:cs="Times New Roman"/>
+          <w:b/>
+          <w:bCs/>
+          <w:sz w:val="36"/>
+          <w:szCs w:val="36"/>
+          <w:u w:val="single"/>
+        </w:rPr>
+        <w:t>Django</w:t>
+      </w:r>
+      <w:proofErr w:type="spellEnd"/>
+      <w:r>
+        <w:rPr>
+          <w:rFonts w:ascii="Times New Roman" w:eastAsia="Times New Roman" w:hAnsi="Times New Roman" w:cs="Times New Roman"/>
+          <w:b/>
+          <w:bCs/>
+          <w:sz w:val="36"/>
+          <w:szCs w:val="36"/>
+          <w:u w:val="single"/>
+        </w:rPr>
+        <w:t xml:space="preserve"> REST Framework?</w:t>
+      </w:r>
+    </w:p>
+    <w:p>
+      <w:pPr>
+        <w:spacing w:beforeAutospacing="1" w:after="100" w:afterAutospacing="1" w:line="240" w:lineRule="auto"/>
+        <w:rPr>
+          <w:rFonts w:ascii="Times New Roman" w:eastAsia="Times New Roman" w:hAnsi="Times New Roman" w:cs="Times New Roman"/>
+          <w:sz w:val="24"/>
+          <w:szCs w:val="24"/>
+        </w:rPr>
+      </w:pPr>
+      <w:r>
+        <w:rPr>
+          <w:rFonts w:ascii="Times New Roman" w:eastAsia="Times New Roman" w:hAnsi="Times New Roman" w:cs="Times New Roman"/>
+          <w:sz w:val="24"/>
+          <w:szCs w:val="24"/>
+        </w:rPr>
+        <w:t xml:space="preserve">A </w:t>
+      </w:r>
+      <w:r>
+        <w:rPr>
+          <w:rFonts w:ascii="Times New Roman" w:eastAsia="Times New Roman" w:hAnsi="Times New Roman" w:cs="Times New Roman"/>
+          <w:b/>
+          <w:bCs/>
+          <w:sz w:val="24"/>
+          <w:szCs w:val="24"/>
+        </w:rPr>
+        <w:t>Router</w:t>
+      </w:r>
+      <w:r>
+        <w:rPr>
+          <w:rFonts w:ascii="Times New Roman" w:eastAsia="Times New Roman" w:hAnsi="Times New Roman" w:cs="Times New Roman"/>
+          <w:sz w:val="24"/>
+          <w:szCs w:val="24"/>
+        </w:rPr>
+        <w:t xml:space="preserve"> automatically generates URL patterns for a </w:t>
+      </w:r>
+      <w:proofErr w:type="spellStart"/>
+      <w:r>
+        <w:rPr>
+          <w:rFonts w:ascii="Times New Roman" w:eastAsia="Times New Roman" w:hAnsi="Times New Roman" w:cs="Times New Roman"/>
+          <w:b/>
+          <w:bCs/>
+          <w:sz w:val="24"/>
+          <w:szCs w:val="24"/>
+        </w:rPr>
+        <w:t>ViewSet</w:t>
+      </w:r>
+      <w:proofErr w:type="spellEnd"/>
+      <w:r>
+        <w:rPr>
+          <w:rFonts w:ascii="Times New Roman" w:eastAsia="Times New Roman" w:hAnsi="Times New Roman" w:cs="Times New Roman"/>
+          <w:sz w:val="24"/>
+          <w:szCs w:val="24"/>
+        </w:rPr>
+        <w:t xml:space="preserve">. Instead of manually creating URL mappings for actions like </w:t>
+      </w:r>
+      <w:r>
+        <w:rPr>
+          <w:rFonts w:ascii="Courier New" w:eastAsia="Times New Roman" w:hAnsi="Courier New" w:cs="Courier New"/>
+          <w:sz w:val="20"/>
+        </w:rPr>
+        <w:t>list</w:t>
+      </w:r>
+      <w:r>
+        <w:rPr>
+          <w:rFonts w:ascii="Times New Roman" w:eastAsia="Times New Roman" w:hAnsi="Times New Roman" w:cs="Times New Roman"/>
+          <w:sz w:val="24"/>
+          <w:szCs w:val="24"/>
+        </w:rPr>
+        <w:t xml:space="preserve">, </w:t>
+      </w:r>
+      <w:r>
+        <w:rPr>
+          <w:rFonts w:ascii="Courier New" w:eastAsia="Times New Roman" w:hAnsi="Courier New" w:cs="Courier New"/>
+          <w:sz w:val="20"/>
+        </w:rPr>
+        <w:t>create</w:t>
+      </w:r>
+      <w:r>
+        <w:rPr>
+          <w:rFonts w:ascii="Times New Roman" w:eastAsia="Times New Roman" w:hAnsi="Times New Roman" w:cs="Times New Roman"/>
+          <w:sz w:val="24"/>
+          <w:szCs w:val="24"/>
+        </w:rPr>
+        <w:t xml:space="preserve">, </w:t>
+      </w:r>
+      <w:r>
+        <w:rPr>
+          <w:rFonts w:ascii="Courier New" w:eastAsia="Times New Roman" w:hAnsi="Courier New" w:cs="Courier New"/>
+          <w:sz w:val="20"/>
+        </w:rPr>
+        <w:t>retrieve</w:t>
+      </w:r>
+      <w:r>
+        <w:rPr>
+          <w:rFonts w:ascii="Times New Roman" w:eastAsia="Times New Roman" w:hAnsi="Times New Roman" w:cs="Times New Roman"/>
+          <w:sz w:val="24"/>
+          <w:szCs w:val="24"/>
+        </w:rPr>
+        <w:t xml:space="preserve">, </w:t>
+      </w:r>
+      <w:r>
+        <w:rPr>
+          <w:rFonts w:ascii="Courier New" w:eastAsia="Times New Roman" w:hAnsi="Courier New" w:cs="Courier New"/>
+          <w:sz w:val="20"/>
+        </w:rPr>
+        <w:t>update</w:t>
+      </w:r>
+      <w:r>
+        <w:rPr>
+          <w:rFonts w:ascii="Times New Roman" w:eastAsia="Times New Roman" w:hAnsi="Times New Roman" w:cs="Times New Roman"/>
+          <w:sz w:val="24"/>
+          <w:szCs w:val="24"/>
+        </w:rPr>
+        <w:t xml:space="preserve">, and </w:t>
+      </w:r>
+      <w:r>
+        <w:rPr>
+          <w:rFonts w:ascii="Courier New" w:eastAsia="Times New Roman" w:hAnsi="Courier New" w:cs="Courier New"/>
+          <w:sz w:val="20"/>
+        </w:rPr>
+        <w:t>destroy</w:t>
+      </w:r>
+      <w:r>
+        <w:rPr>
+          <w:rFonts w:ascii="Times New Roman" w:eastAsia="Times New Roman" w:hAnsi="Times New Roman" w:cs="Times New Roman"/>
+          <w:sz w:val="24"/>
+          <w:szCs w:val="24"/>
+        </w:rPr>
+        <w:t xml:space="preserve">, you register the </w:t>
+      </w:r>
+      <w:proofErr w:type="spellStart"/>
+      <w:r>
+        <w:rPr>
+          <w:rFonts w:ascii="Times New Roman" w:eastAsia="Times New Roman" w:hAnsi="Times New Roman" w:cs="Times New Roman"/>
+          <w:sz w:val="24"/>
+          <w:szCs w:val="24"/>
+        </w:rPr>
+        <w:t>ViewSet</w:t>
+      </w:r>
+      <w:proofErr w:type="spellEnd"/>
+      <w:r>
+        <w:rPr>
+          <w:rFonts w:ascii="Times New Roman" w:eastAsia="Times New Roman" w:hAnsi="Times New Roman" w:cs="Times New Roman"/>
+          <w:sz w:val="24"/>
+          <w:szCs w:val="24"/>
+        </w:rPr>
+        <w:t xml:space="preserve"> with the router, and DRF creates the standard </w:t>
+      </w:r>
+      <w:proofErr w:type="spellStart"/>
+      <w:r>
+        <w:rPr>
+          <w:rFonts w:ascii="Times New Roman" w:eastAsia="Times New Roman" w:hAnsi="Times New Roman" w:cs="Times New Roman"/>
+          <w:sz w:val="24"/>
+          <w:szCs w:val="24"/>
+        </w:rPr>
+        <w:t>RESTful</w:t>
+      </w:r>
+      <w:proofErr w:type="spellEnd"/>
+      <w:r>
+        <w:rPr>
+          <w:rFonts w:ascii="Times New Roman" w:eastAsia="Times New Roman" w:hAnsi="Times New Roman" w:cs="Times New Roman"/>
+          <w:sz w:val="24"/>
+          <w:szCs w:val="24"/>
+        </w:rPr>
+        <w:t xml:space="preserve"> URLs. This reduces boilerplate code and makes the API easier to maintain.</w:t>
+      </w:r>
+    </w:p>
+    <w:p>
+      <w:pPr>
+        <w:spacing w:beforeAutospacing="1" w:after="100" w:afterAutospacing="1" w:line="240" w:lineRule="auto"/>
+        <w:rPr>
+          <w:rFonts w:ascii="Times New Roman" w:eastAsia="Times New Roman" w:hAnsi="Times New Roman" w:cs="Times New Roman"/>
+          <w:sz w:val="24"/>
+          <w:szCs w:val="24"/>
+        </w:rPr>
+      </w:pPr>
+    </w:p>
+    <w:p>
+      <w:pPr>
+        <w:spacing w:beforeAutospacing="1" w:after="100" w:afterAutospacing="1" w:line="240" w:lineRule="auto"/>
+        <w:rPr>
+          <w:rFonts w:ascii="Times New Roman" w:eastAsia="Times New Roman" w:hAnsi="Times New Roman" w:cs="Times New Roman"/>
+          <w:b/>
+          <w:sz w:val="40"/>
+          <w:szCs w:val="40"/>
+          <w:u w:val="single"/>
+        </w:rPr>
+      </w:pPr>
+      <w:r>
+        <w:rPr>
+          <w:rFonts w:ascii="Times New Roman" w:eastAsia="Times New Roman" w:hAnsi="Times New Roman" w:cs="Times New Roman"/>
+          <w:b/>
+          <w:sz w:val="40"/>
+          <w:szCs w:val="40"/>
+          <w:u w:val="single"/>
+        </w:rPr>
+        <w:t>Default and simple router:</w:t>
+      </w:r>
+    </w:p>
+    <w:p>
+      <w:pPr>
+        <w:spacing w:before="100" w:beforeAutospacing="1" w:after="100" w:afterAutospacing="1" w:line="240" w:lineRule="auto"/>
+        <w:rPr>
+          <w:rFonts w:ascii="Times New Roman" w:eastAsia="Times New Roman" w:hAnsi="Times New Roman" w:cs="Times New Roman"/>
+          <w:sz w:val="24"/>
+          <w:szCs w:val="24"/>
+        </w:rPr>
+      </w:pPr>
+      <w:r>
+        <w:rPr>
+          <w:rFonts w:ascii="Times New Roman" w:eastAsia="Times New Roman" w:hAnsi="Times New Roman" w:cs="Times New Roman"/>
+          <w:sz w:val="24"/>
+          <w:szCs w:val="24"/>
+        </w:rPr>
+        <w:t>I</w:t>
+      </w:r>
+      <w:r>
+        <w:rPr>
+          <w:rFonts w:ascii="Times New Roman" w:eastAsia="Times New Roman" w:hAnsi="Times New Roman" w:cs="Times New Roman"/>
+          <w:sz w:val="24"/>
+          <w:szCs w:val="24"/>
+        </w:rPr>
+        <w:t>t depends on the project.</w:t>
+      </w:r>
+    </w:p>
+    <w:p>
+      <w:pPr>
+        <w:numPr>
+          <w:ilvl w:val="0"/>
+          <w:numId w:val="5"/>
+        </w:numPr>
+        <w:spacing w:before="100" w:beforeAutospacing="1" w:after="100" w:afterAutospacing="1" w:line="240" w:lineRule="auto"/>
+        <w:rPr>
+          <w:rFonts w:ascii="Times New Roman" w:eastAsia="Times New Roman" w:hAnsi="Times New Roman" w:cs="Times New Roman"/>
+          <w:sz w:val="24"/>
+          <w:szCs w:val="24"/>
+        </w:rPr>
+      </w:pPr>
+      <w:r>
+        <w:rPr>
+          <w:rFonts w:ascii="Times New Roman" w:eastAsia="Times New Roman" w:hAnsi="Times New Roman" w:cs="Times New Roman"/>
+          <w:sz w:val="24"/>
+          <w:szCs w:val="24"/>
+        </w:rPr>
+        <w:t xml:space="preserve">If the team wants a </w:t>
+      </w:r>
+      <w:proofErr w:type="spellStart"/>
+      <w:r>
+        <w:rPr>
+          <w:rFonts w:ascii="Times New Roman" w:eastAsia="Times New Roman" w:hAnsi="Times New Roman" w:cs="Times New Roman"/>
+          <w:sz w:val="24"/>
+          <w:szCs w:val="24"/>
+        </w:rPr>
+        <w:t>browsable</w:t>
+      </w:r>
+      <w:proofErr w:type="spellEnd"/>
+      <w:r>
+        <w:rPr>
+          <w:rFonts w:ascii="Times New Roman" w:eastAsia="Times New Roman" w:hAnsi="Times New Roman" w:cs="Times New Roman"/>
+          <w:sz w:val="24"/>
+          <w:szCs w:val="24"/>
+        </w:rPr>
+        <w:t xml:space="preserve"> API and an index page, they'll use </w:t>
+      </w:r>
+      <w:proofErr w:type="spellStart"/>
+      <w:r>
+        <w:rPr>
+          <w:rFonts w:ascii="Courier New" w:eastAsia="Times New Roman" w:hAnsi="Courier New" w:cs="Courier New"/>
+          <w:b/>
+          <w:bCs/>
+          <w:sz w:val="20"/>
+        </w:rPr>
+        <w:t>DefaultRouter</w:t>
+      </w:r>
+      <w:proofErr w:type="spellEnd"/>
+      <w:r>
+        <w:rPr>
+          <w:rFonts w:ascii="Times New Roman" w:eastAsia="Times New Roman" w:hAnsi="Times New Roman" w:cs="Times New Roman"/>
+          <w:sz w:val="24"/>
+          <w:szCs w:val="24"/>
+        </w:rPr>
+        <w:t xml:space="preserve">. </w:t>
+      </w:r>
+    </w:p>
+    <w:p>
+      <w:pPr>
+        <w:numPr>
+          <w:ilvl w:val="0"/>
+          <w:numId w:val="5"/>
+        </w:numPr>
+        <w:spacing w:before="100" w:beforeAutospacing="1" w:after="100" w:afterAutospacing="1" w:line="240" w:lineRule="auto"/>
+        <w:rPr>
+          <w:rFonts w:ascii="Times New Roman" w:eastAsia="Times New Roman" w:hAnsi="Times New Roman" w:cs="Times New Roman"/>
+          <w:sz w:val="24"/>
+          <w:szCs w:val="24"/>
+        </w:rPr>
+      </w:pPr>
+      <w:r>
+        <w:rPr>
+          <w:rFonts w:ascii="Times New Roman" w:eastAsia="Times New Roman" w:hAnsi="Times New Roman" w:cs="Times New Roman"/>
+          <w:sz w:val="24"/>
+          <w:szCs w:val="24"/>
+        </w:rPr>
+        <w:t>If they want the root URL (</w:t>
+      </w:r>
+      <w:r>
+        <w:rPr>
+          <w:rFonts w:ascii="Courier New" w:eastAsia="Times New Roman" w:hAnsi="Courier New" w:cs="Courier New"/>
+          <w:sz w:val="20"/>
+        </w:rPr>
+        <w:t>/</w:t>
+      </w:r>
+      <w:r>
+        <w:rPr>
+          <w:rFonts w:ascii="Times New Roman" w:eastAsia="Times New Roman" w:hAnsi="Times New Roman" w:cs="Times New Roman"/>
+          <w:sz w:val="24"/>
+          <w:szCs w:val="24"/>
+        </w:rPr>
+        <w:t xml:space="preserve">) to show something else (for example, a landing page or custom JSON response), they may use </w:t>
+      </w:r>
+      <w:proofErr w:type="spellStart"/>
+      <w:r>
+        <w:rPr>
+          <w:rFonts w:ascii="Courier New" w:eastAsia="Times New Roman" w:hAnsi="Courier New" w:cs="Courier New"/>
+          <w:b/>
+          <w:bCs/>
+          <w:sz w:val="20"/>
+        </w:rPr>
+        <w:t>SimpleRouter</w:t>
+      </w:r>
+      <w:proofErr w:type="spellEnd"/>
+      <w:r>
+        <w:rPr>
+          <w:rFonts w:ascii="Times New Roman" w:eastAsia="Times New Roman" w:hAnsi="Times New Roman" w:cs="Times New Roman"/>
+          <w:sz w:val="24"/>
+          <w:szCs w:val="24"/>
+        </w:rPr>
+        <w:t xml:space="preserve"> and define the root URL themselves.</w:t>
+      </w:r>
+    </w:p>
+    <w:p>
+      <w:pPr>
+        <w:spacing w:beforeAutospacing="1" w:after="100" w:afterAutospacing="1" w:line="240" w:lineRule="auto"/>
+        <w:rPr>
+          <w:rFonts w:ascii="Times New Roman" w:eastAsia="Times New Roman" w:hAnsi="Times New Roman" w:cs="Times New Roman"/>
+          <w:b/>
+          <w:sz w:val="40"/>
+          <w:szCs w:val="40"/>
+          <w:u w:val="single"/>
+        </w:rPr>
+      </w:pPr>
+      <w:proofErr w:type="spellStart"/>
+      <w:proofErr w:type="gramStart"/>
+      <w:r>
+        <w:rPr>
+          <w:rFonts w:ascii="Times New Roman" w:eastAsia="Times New Roman" w:hAnsi="Times New Roman" w:cs="Times New Roman"/>
+          <w:b/>
+          <w:bCs/>
+          <w:sz w:val="40"/>
+          <w:szCs w:val="40"/>
+          <w:u w:val="single"/>
+        </w:rPr>
+        <w:t>DefaultRouter</w:t>
+      </w:r>
+      <w:proofErr w:type="spellEnd"/>
+      <w:r>
+        <w:rPr>
+          <w:rFonts w:ascii="Times New Roman" w:eastAsia="Times New Roman" w:hAnsi="Times New Roman" w:cs="Times New Roman"/>
+          <w:b/>
+          <w:sz w:val="40"/>
+          <w:szCs w:val="40"/>
+          <w:u w:val="single"/>
+        </w:rPr>
+        <w:t>.</w:t>
+      </w:r>
+      <w:proofErr w:type="gramEnd"/>
+    </w:p>
+    <w:p>
+      <w:pPr>
+        <w:pStyle w:val="pdq2pgselectionanchorcontainer"/>
+      </w:pPr>
+      <w:r>
+        <w:t>Example:</w:t>
+      </w:r>
+    </w:p>
+    <w:p>
+      <w:pPr>
+        <w:pStyle w:val="HTMLPreformatted"/>
+        <w:rPr>
+          <w:rStyle w:val="HTMLCode"/>
+        </w:rPr>
+      </w:pPr>
+      <w:proofErr w:type="gramStart"/>
+      <w:r>
+        <w:rPr>
+          <w:rStyle w:val="g"/>
+        </w:rPr>
+        <w:t>from</w:t>
+      </w:r>
+      <w:proofErr w:type="gramEnd"/>
+      <w:r>
+        <w:rPr>
+          <w:rStyle w:val="HTMLCode"/>
+        </w:rPr>
+        <w:t xml:space="preserve"> </w:t>
+      </w:r>
+      <w:proofErr w:type="spellStart"/>
+      <w:r>
+        <w:rPr>
+          <w:rStyle w:val="m"/>
+        </w:rPr>
+        <w:t>rest_framework</w:t>
+      </w:r>
+      <w:r>
+        <w:rPr>
+          <w:rStyle w:val="g"/>
+        </w:rPr>
+        <w:t>.</w:t>
+      </w:r>
+      <w:r>
+        <w:rPr>
+          <w:rStyle w:val="m"/>
+        </w:rPr>
+        <w:t>routers</w:t>
+      </w:r>
+      <w:proofErr w:type="spellEnd"/>
+      <w:r>
+        <w:rPr>
+          <w:rStyle w:val="HTMLCode"/>
+        </w:rPr>
+        <w:t xml:space="preserve"> </w:t>
+      </w:r>
+      <w:r>
+        <w:rPr>
+          <w:rStyle w:val="g"/>
+        </w:rPr>
+        <w:t>import</w:t>
+      </w:r>
+      <w:r>
+        <w:rPr>
+          <w:rStyle w:val="HTMLCode"/>
+        </w:rPr>
+        <w:t xml:space="preserve"> </w:t>
+      </w:r>
+      <w:proofErr w:type="spellStart"/>
+      <w:r>
+        <w:rPr>
+          <w:rStyle w:val="m"/>
+        </w:rPr>
+        <w:t>DefaultRouter</w:t>
+      </w:r>
+      <w:proofErr w:type="spellEnd"/>
+    </w:p>
+    <w:p>
+      <w:pPr>
+        <w:pStyle w:val="HTMLPreformatted"/>
+        <w:rPr>
+          <w:rStyle w:val="HTMLCode"/>
+        </w:rPr>
+      </w:pPr>
+    </w:p>
+    <w:p>
+      <w:pPr>
+        <w:pStyle w:val="HTMLPreformatted"/>
+        <w:rPr>
+          <w:rStyle w:val="HTMLCode"/>
+        </w:rPr>
+      </w:pPr>
+      <w:proofErr w:type="gramStart"/>
+      <w:r>
+        <w:rPr>
+          <w:rStyle w:val="m"/>
+        </w:rPr>
+        <w:t>router</w:t>
+      </w:r>
+      <w:proofErr w:type="gramEnd"/>
+      <w:r>
+        <w:rPr>
+          <w:rStyle w:val="HTMLCode"/>
+        </w:rPr>
+        <w:t xml:space="preserve"> </w:t>
+      </w:r>
+      <w:r>
+        <w:rPr>
+          <w:rStyle w:val="g"/>
+        </w:rPr>
+        <w:t>=</w:t>
+      </w:r>
+      <w:r>
+        <w:rPr>
+          <w:rStyle w:val="HTMLCode"/>
+        </w:rPr>
+        <w:t xml:space="preserve"> </w:t>
+      </w:r>
+      <w:proofErr w:type="spellStart"/>
+      <w:r>
+        <w:rPr>
+          <w:rStyle w:val="m"/>
+        </w:rPr>
+        <w:t>DefaultRouter</w:t>
+      </w:r>
+      <w:proofErr w:type="spellEnd"/>
+      <w:r>
+        <w:rPr>
+          <w:rStyle w:val="HTMLCode"/>
+        </w:rPr>
+        <w:t>()</w:t>
+      </w:r>
+    </w:p>
+    <w:p>
+      <w:pPr>
+        <w:pStyle w:val="HTMLPreformatted"/>
+      </w:pPr>
+      <w:proofErr w:type="spellStart"/>
+      <w:proofErr w:type="gramStart"/>
+      <w:r>
+        <w:rPr>
+          <w:rStyle w:val="m"/>
+        </w:rPr>
+        <w:t>router</w:t>
+      </w:r>
+      <w:r>
+        <w:rPr>
+          <w:rStyle w:val="g"/>
+        </w:rPr>
+        <w:t>.</w:t>
+      </w:r>
+      <w:r>
+        <w:rPr>
+          <w:rStyle w:val="HTMLCode"/>
+        </w:rPr>
+        <w:t>register</w:t>
+      </w:r>
+      <w:proofErr w:type="spellEnd"/>
+      <w:r>
+        <w:rPr>
+          <w:rStyle w:val="HTMLCode"/>
+        </w:rPr>
+        <w:t>(</w:t>
+      </w:r>
+      <w:proofErr w:type="gramEnd"/>
+      <w:r>
+        <w:rPr>
+          <w:rStyle w:val="k"/>
+        </w:rPr>
+        <w:t>"teacher"</w:t>
+      </w:r>
+      <w:r>
+        <w:rPr>
+          <w:rStyle w:val="HTMLCode"/>
+        </w:rPr>
+        <w:t xml:space="preserve">, </w:t>
+      </w:r>
+      <w:proofErr w:type="spellStart"/>
+      <w:r>
+        <w:rPr>
+          <w:rStyle w:val="m"/>
+        </w:rPr>
+        <w:t>TeacherViewSet</w:t>
+      </w:r>
+      <w:proofErr w:type="spellEnd"/>
+      <w:r>
+        <w:rPr>
+          <w:rStyle w:val="HTMLCode"/>
+        </w:rPr>
+        <w:t>)</w:t>
+      </w:r>
+    </w:p>
+    <w:p>
+      <w:pPr>
+        <w:pStyle w:val="NormalWeb"/>
+      </w:pPr>
+      <w:r>
+        <w:t>If you visit:</w:t>
+      </w:r>
+    </w:p>
+    <w:p>
+      <w:pPr>
+        <w:pStyle w:val="HTMLPreformatted"/>
+      </w:pPr>
+      <w:r>
+        <w:rPr>
+          <w:rStyle w:val="HTMLCode"/>
+        </w:rPr>
+        <w:t>http://127.0.0.1:8000/</w:t>
+      </w:r>
+    </w:p>
+    <w:p>
+      <w:pPr>
+        <w:pStyle w:val="NormalWeb"/>
+      </w:pPr>
+      <w:r>
+        <w:t>You'll see:</w:t>
+      </w:r>
+    </w:p>
+    <w:p>
+      <w:pPr>
+        <w:pStyle w:val="HTMLPreformatted"/>
+        <w:rPr>
+          <w:rStyle w:val="HTMLCode"/>
+        </w:rPr>
+      </w:pPr>
+      <w:r>
+        <w:rPr>
+          <w:rStyle w:val="HTMLCode"/>
+        </w:rPr>
+        <w:t>API Root</w:t>
+      </w:r>
+    </w:p>
+    <w:p>
+      <w:pPr>
+        <w:pStyle w:val="HTMLPreformatted"/>
+        <w:rPr>
+          <w:rStyle w:val="HTMLCode"/>
+        </w:rPr>
+      </w:pPr>
+    </w:p>
+    <w:p>
+      <w:pPr>
+        <w:pStyle w:val="HTMLPreformatted"/>
+      </w:pPr>
+      <w:proofErr w:type="gramStart"/>
+      <w:r>
+        <w:rPr>
+          <w:rStyle w:val="HTMLCode"/>
+        </w:rPr>
+        <w:t>teacher</w:t>
+      </w:r>
+      <w:proofErr w:type="gramEnd"/>
+    </w:p>
+    <w:p>
+      <w:pPr>
+        <w:pStyle w:val="NormalWeb"/>
+      </w:pPr>
+      <w:r>
+        <w:t xml:space="preserve">You can click </w:t>
+      </w:r>
+      <w:r>
+        <w:rPr>
+          <w:rStyle w:val="Strong"/>
+        </w:rPr>
+        <w:t>teacher</w:t>
+      </w:r>
+      <w:r>
+        <w:t xml:space="preserve"> to go to:</w:t>
+      </w:r>
+    </w:p>
+    <w:p>
+      <w:pPr>
+        <w:pStyle w:val="HTMLPreformatted"/>
+      </w:pPr>
+      <w:r>
+        <w:rPr>
+          <w:rStyle w:val="HTMLCode"/>
+        </w:rPr>
+        <w:lastRenderedPageBreak/>
+        <w:t>http://127.0.0.1:8000/teacher/</w:t>
+      </w:r>
+    </w:p>
+    <w:p>
+      <w:pPr>
+        <w:pStyle w:val="Heading3"/>
+      </w:pPr>
+      <w:r>
+        <w:t>Advantages</w:t>
+      </w:r>
+    </w:p>
+    <w:p>
+      <w:pPr>
+        <w:numPr>
+          <w:ilvl w:val="0"/>
+          <w:numId w:val="6"/>
+        </w:numPr>
+        <w:spacing w:before="100" w:beforeAutospacing="1" w:after="100" w:afterAutospacing="1" w:line="240" w:lineRule="auto"/>
+      </w:pPr>
+      <w:r>
+        <w:t xml:space="preserve">Automatically creates an API home page. </w:t>
+      </w:r>
+    </w:p>
+    <w:p>
+      <w:pPr>
+        <w:numPr>
+          <w:ilvl w:val="0"/>
+          <w:numId w:val="6"/>
+        </w:numPr>
+        <w:spacing w:before="100" w:beforeAutospacing="1" w:after="100" w:afterAutospacing="1" w:line="240" w:lineRule="auto"/>
+      </w:pPr>
+      <w:r>
+        <w:t xml:space="preserve">Easy to discover all available endpoints. </w:t>
+      </w:r>
+    </w:p>
+    <w:p>
+      <w:pPr>
+        <w:numPr>
+          <w:ilvl w:val="0"/>
+          <w:numId w:val="6"/>
+        </w:numPr>
+        <w:spacing w:before="100" w:beforeAutospacing="1" w:after="100" w:afterAutospacing="1" w:line="240" w:lineRule="auto"/>
+      </w:pPr>
+      <w:r>
+        <w:t xml:space="preserve">Great for beginners. </w:t>
+      </w:r>
+    </w:p>
+    <w:p>
+      <w:pPr>
+        <w:numPr>
+          <w:ilvl w:val="0"/>
+          <w:numId w:val="6"/>
+        </w:numPr>
+        <w:spacing w:before="100" w:beforeAutospacing="1" w:after="100" w:afterAutospacing="1" w:line="240" w:lineRule="auto"/>
+      </w:pPr>
+      <w:r>
+        <w:t xml:space="preserve"> Convenient for testing with the DRF </w:t>
+      </w:r>
+      <w:proofErr w:type="spellStart"/>
+      <w:r>
+        <w:t>Browsable</w:t>
+      </w:r>
+      <w:proofErr w:type="spellEnd"/>
+      <w:r>
+        <w:t xml:space="preserve"> API. </w:t>
+      </w:r>
+    </w:p>
+    <w:p>
+      <w:pPr>
+        <w:pStyle w:val="Heading3"/>
+      </w:pPr>
+      <w:r>
+        <w:t>Disadvantages</w:t>
+      </w:r>
+    </w:p>
+    <w:p>
+      <w:pPr>
+        <w:numPr>
+          <w:ilvl w:val="0"/>
+          <w:numId w:val="7"/>
+        </w:numPr>
+        <w:spacing w:before="100" w:beforeAutospacing="1" w:after="100" w:afterAutospacing="1" w:line="240" w:lineRule="auto"/>
+      </w:pPr>
+      <w:r>
+        <w:t>Creates one extra endpoint (</w:t>
+      </w:r>
+      <w:r>
+        <w:rPr>
+          <w:rStyle w:val="HTMLCode"/>
+          <w:rFonts w:eastAsiaTheme="minorEastAsia"/>
+        </w:rPr>
+        <w:t>/</w:t>
+      </w:r>
+      <w:r>
+        <w:t xml:space="preserve">). </w:t>
+      </w:r>
+    </w:p>
+    <w:p>
+      <w:pPr>
+        <w:numPr>
+          <w:ilvl w:val="0"/>
+          <w:numId w:val="7"/>
+        </w:numPr>
+        <w:spacing w:before="100" w:beforeAutospacing="1" w:after="100" w:afterAutospacing="1" w:line="240" w:lineRule="auto"/>
+      </w:pPr>
+      <w:r>
+        <w:t>Some production APIs don't want to expose an API index.</w:t>
+      </w:r>
+    </w:p>
+    <w:p>
+      <w:pPr>
+        <w:spacing w:beforeAutospacing="1" w:after="100" w:afterAutospacing="1" w:line="240" w:lineRule="auto"/>
+        <w:rPr>
+          <w:rFonts w:ascii="Times New Roman" w:eastAsia="Times New Roman" w:hAnsi="Times New Roman" w:cs="Times New Roman"/>
+          <w:b/>
+          <w:bCs/>
+          <w:sz w:val="40"/>
+          <w:szCs w:val="40"/>
+          <w:u w:val="single"/>
+        </w:rPr>
+      </w:pPr>
+      <w:proofErr w:type="spellStart"/>
+      <w:r>
+        <w:rPr>
+          <w:rFonts w:ascii="Times New Roman" w:eastAsia="Times New Roman" w:hAnsi="Times New Roman" w:cs="Times New Roman"/>
+          <w:b/>
+          <w:bCs/>
+          <w:sz w:val="40"/>
+          <w:szCs w:val="40"/>
+          <w:u w:val="single"/>
+        </w:rPr>
+        <w:t>SimpleRouter</w:t>
+      </w:r>
+      <w:proofErr w:type="spellEnd"/>
+      <w:r>
+        <w:rPr>
+          <w:rFonts w:ascii="Times New Roman" w:eastAsia="Times New Roman" w:hAnsi="Times New Roman" w:cs="Times New Roman"/>
+          <w:b/>
+          <w:bCs/>
+          <w:sz w:val="40"/>
+          <w:szCs w:val="40"/>
+          <w:u w:val="single"/>
+        </w:rPr>
+        <w:t>:</w:t>
+      </w:r>
+    </w:p>
+    <w:p>
+      <w:pPr>
+        <w:pStyle w:val="pdq2pgselectionanchorcontainer"/>
+      </w:pPr>
+      <w:r>
+        <w:t>Example:</w:t>
+      </w:r>
+    </w:p>
+    <w:p>
+      <w:pPr>
+        <w:pStyle w:val="HTMLPreformatted"/>
+        <w:rPr>
+          <w:rStyle w:val="HTMLCode"/>
+        </w:rPr>
+      </w:pPr>
+      <w:proofErr w:type="gramStart"/>
+      <w:r>
+        <w:rPr>
+          <w:rStyle w:val="g"/>
+        </w:rPr>
+        <w:t>from</w:t>
+      </w:r>
+      <w:proofErr w:type="gramEnd"/>
+      <w:r>
+        <w:rPr>
+          <w:rStyle w:val="HTMLCode"/>
+        </w:rPr>
+        <w:t xml:space="preserve"> </w:t>
+      </w:r>
+      <w:proofErr w:type="spellStart"/>
+      <w:r>
+        <w:rPr>
+          <w:rStyle w:val="m"/>
+        </w:rPr>
+        <w:t>rest_framework</w:t>
+      </w:r>
+      <w:r>
+        <w:rPr>
+          <w:rStyle w:val="g"/>
+        </w:rPr>
+        <w:t>.</w:t>
+      </w:r>
+      <w:r>
+        <w:rPr>
+          <w:rStyle w:val="m"/>
+        </w:rPr>
+        <w:t>routers</w:t>
+      </w:r>
+      <w:proofErr w:type="spellEnd"/>
+      <w:r>
+        <w:rPr>
+          <w:rStyle w:val="HTMLCode"/>
+        </w:rPr>
+        <w:t xml:space="preserve"> </w:t>
+      </w:r>
+      <w:r>
+        <w:rPr>
+          <w:rStyle w:val="g"/>
+        </w:rPr>
+        <w:t>import</w:t>
+      </w:r>
+      <w:r>
+        <w:rPr>
+          <w:rStyle w:val="HTMLCode"/>
+        </w:rPr>
+        <w:t xml:space="preserve"> </w:t>
+      </w:r>
+      <w:proofErr w:type="spellStart"/>
+      <w:r>
+        <w:rPr>
+          <w:rStyle w:val="m"/>
+        </w:rPr>
+        <w:t>SimpleRouter</w:t>
+      </w:r>
+      <w:proofErr w:type="spellEnd"/>
+    </w:p>
+    <w:p>
+      <w:pPr>
+        <w:pStyle w:val="HTMLPreformatted"/>
+        <w:rPr>
+          <w:rStyle w:val="HTMLCode"/>
+        </w:rPr>
+      </w:pPr>
+    </w:p>
+    <w:p>
+      <w:pPr>
+        <w:pStyle w:val="HTMLPreformatted"/>
+        <w:rPr>
+          <w:rStyle w:val="HTMLCode"/>
+        </w:rPr>
+      </w:pPr>
+      <w:proofErr w:type="gramStart"/>
+      <w:r>
+        <w:rPr>
+          <w:rStyle w:val="m"/>
+        </w:rPr>
+        <w:t>router</w:t>
+      </w:r>
+      <w:proofErr w:type="gramEnd"/>
+      <w:r>
+        <w:rPr>
+          <w:rStyle w:val="HTMLCode"/>
+        </w:rPr>
+        <w:t xml:space="preserve"> </w:t>
+      </w:r>
+      <w:r>
+        <w:rPr>
+          <w:rStyle w:val="g"/>
+        </w:rPr>
+        <w:t>=</w:t>
+      </w:r>
+      <w:r>
+        <w:rPr>
+          <w:rStyle w:val="HTMLCode"/>
+        </w:rPr>
+        <w:t xml:space="preserve"> </w:t>
+      </w:r>
+      <w:proofErr w:type="spellStart"/>
+      <w:r>
+        <w:rPr>
+          <w:rStyle w:val="m"/>
+        </w:rPr>
+        <w:t>SimpleRouter</w:t>
+      </w:r>
+      <w:proofErr w:type="spellEnd"/>
+      <w:r>
+        <w:rPr>
+          <w:rStyle w:val="HTMLCode"/>
+        </w:rPr>
+        <w:t>()</w:t>
+      </w:r>
+    </w:p>
+    <w:p>
+      <w:pPr>
+        <w:pStyle w:val="HTMLPreformatted"/>
+      </w:pPr>
+      <w:proofErr w:type="spellStart"/>
+      <w:proofErr w:type="gramStart"/>
+      <w:r>
+        <w:rPr>
+          <w:rStyle w:val="m"/>
+        </w:rPr>
+        <w:t>router</w:t>
+      </w:r>
+      <w:r>
+        <w:rPr>
+          <w:rStyle w:val="g"/>
+        </w:rPr>
+        <w:t>.</w:t>
+      </w:r>
+      <w:r>
+        <w:rPr>
+          <w:rStyle w:val="HTMLCode"/>
+        </w:rPr>
+        <w:t>register</w:t>
+      </w:r>
+      <w:proofErr w:type="spellEnd"/>
+      <w:r>
+        <w:rPr>
+          <w:rStyle w:val="HTMLCode"/>
+        </w:rPr>
+        <w:t>(</w:t>
+      </w:r>
+      <w:proofErr w:type="gramEnd"/>
+      <w:r>
+        <w:rPr>
+          <w:rStyle w:val="k"/>
+        </w:rPr>
+        <w:t>"teacher"</w:t>
+      </w:r>
+      <w:r>
+        <w:rPr>
+          <w:rStyle w:val="HTMLCode"/>
+        </w:rPr>
+        <w:t xml:space="preserve">, </w:t>
+      </w:r>
+      <w:proofErr w:type="spellStart"/>
+      <w:r>
+        <w:rPr>
+          <w:rStyle w:val="m"/>
+        </w:rPr>
+        <w:t>TeacherViewSet</w:t>
+      </w:r>
+      <w:proofErr w:type="spellEnd"/>
+      <w:r>
+        <w:rPr>
+          <w:rStyle w:val="HTMLCode"/>
+        </w:rPr>
+        <w:t>)</w:t>
+      </w:r>
+    </w:p>
+    <w:p>
+      <w:pPr>
+        <w:pStyle w:val="NormalWeb"/>
+      </w:pPr>
+      <w:r>
+        <w:t>If you visit:</w:t>
+      </w:r>
+    </w:p>
+    <w:p>
+      <w:pPr>
+        <w:pStyle w:val="HTMLPreformatted"/>
+      </w:pPr>
+      <w:r>
+        <w:rPr>
+          <w:rStyle w:val="HTMLCode"/>
+        </w:rPr>
+        <w:t>http://127.0.0.1:8000/</w:t>
+      </w:r>
+    </w:p>
+    <w:p>
+      <w:pPr>
+        <w:pStyle w:val="NormalWeb"/>
+      </w:pPr>
+      <w:r>
+        <w:t xml:space="preserve">You'll get a </w:t>
+      </w:r>
+      <w:r>
+        <w:rPr>
+          <w:rStyle w:val="Strong"/>
+        </w:rPr>
+        <w:t>404 Not Found</w:t>
+      </w:r>
+      <w:r>
+        <w:t xml:space="preserve"> (unless you define your own root URL).</w:t>
+      </w:r>
+    </w:p>
+    <w:p>
+      <w:pPr>
+        <w:pStyle w:val="NormalWeb"/>
+      </w:pPr>
+      <w:r>
+        <w:t>But:</w:t>
+      </w:r>
+    </w:p>
+    <w:p>
+      <w:pPr>
+        <w:pStyle w:val="HTMLPreformatted"/>
+      </w:pPr>
+      <w:r>
+        <w:rPr>
+          <w:rStyle w:val="HTMLCode"/>
+        </w:rPr>
+        <w:t>http://127.0.0.1:8000/teacher/</w:t>
+      </w:r>
+    </w:p>
+    <w:p>
+      <w:pPr>
+        <w:pStyle w:val="NormalWeb"/>
+      </w:pPr>
+      <w:proofErr w:type="gramStart"/>
+      <w:r>
+        <w:t>still</w:t>
+      </w:r>
+      <w:proofErr w:type="gramEnd"/>
+      <w:r>
+        <w:t xml:space="preserve"> works.</w:t>
+      </w:r>
+    </w:p>
+    <w:p>
+      <w:pPr>
+        <w:pStyle w:val="Heading3"/>
+      </w:pPr>
+      <w:r>
+        <w:t>Advantages</w:t>
+      </w:r>
+    </w:p>
+    <w:p>
+      <w:pPr>
+        <w:numPr>
+          <w:ilvl w:val="0"/>
+          <w:numId w:val="8"/>
+        </w:numPr>
+        <w:spacing w:before="100" w:beforeAutospacing="1" w:after="100" w:afterAutospacing="1" w:line="240" w:lineRule="auto"/>
+      </w:pPr>
+      <w:r>
+        <w:t xml:space="preserve">Slightly simpler. </w:t>
+      </w:r>
+    </w:p>
+    <w:p>
+      <w:pPr>
+        <w:numPr>
+          <w:ilvl w:val="0"/>
+          <w:numId w:val="8"/>
+        </w:numPr>
+        <w:spacing w:before="100" w:beforeAutospacing="1" w:after="100" w:afterAutospacing="1" w:line="240" w:lineRule="auto"/>
+      </w:pPr>
+      <w:r>
+        <w:t xml:space="preserve">No automatically generated API Root. </w:t>
+      </w:r>
+    </w:p>
+    <w:p>
+      <w:pPr>
+        <w:numPr>
+          <w:ilvl w:val="0"/>
+          <w:numId w:val="8"/>
+        </w:numPr>
+        <w:spacing w:before="100" w:beforeAutospacing="1" w:after="100" w:afterAutospacing="1" w:line="240" w:lineRule="auto"/>
+      </w:pPr>
+      <w:r>
+        <w:t xml:space="preserve">Gives you full control over what the root URL should display. </w:t>
+      </w:r>
+    </w:p>
+    <w:p>
+      <w:pPr>
+        <w:pStyle w:val="Heading3"/>
+      </w:pPr>
+      <w:r>
+        <w:t>Disadvantages</w:t>
+      </w:r>
+    </w:p>
+    <w:p>
+      <w:pPr>
+        <w:numPr>
+          <w:ilvl w:val="0"/>
+          <w:numId w:val="9"/>
+        </w:numPr>
+        <w:spacing w:before="100" w:beforeAutospacing="1" w:after="100" w:afterAutospacing="1" w:line="240" w:lineRule="auto"/>
+      </w:pPr>
+      <w:r>
+        <w:t xml:space="preserve">No API homepage listing your endpoints. </w:t>
+      </w:r>
+    </w:p>
+    <w:p>
+      <w:pPr>
+        <w:numPr>
+          <w:ilvl w:val="0"/>
+          <w:numId w:val="9"/>
+        </w:numPr>
+        <w:spacing w:before="100" w:beforeAutospacing="1" w:after="100" w:afterAutospacing="1" w:line="240" w:lineRule="auto"/>
+      </w:pPr>
+      <w:r>
+        <w:t xml:space="preserve">Slightly less convenient during development. </w:t>
+      </w:r>
+    </w:p>
+    <w:p>
+      <w:pPr>
+        <w:spacing w:beforeAutospacing="1" w:after="100" w:afterAutospacing="1" w:line="240" w:lineRule="auto"/>
+        <w:rPr>
+          <w:rFonts w:ascii="Times New Roman" w:eastAsia="Times New Roman" w:hAnsi="Times New Roman" w:cs="Times New Roman"/>
+          <w:b/>
+          <w:sz w:val="40"/>
+          <w:szCs w:val="40"/>
+          <w:u w:val="single"/>
+        </w:rPr>
+      </w:pPr>
+    </w:p>
+    <w:p>
+      <w:pPr>
+        <w:jc w:val="both"/>
+        <w:rPr>
+          <w:color w:val="FF0000"/>
+          <w:sz w:val="32"/>
+          <w:szCs w:val="32"/>
+        </w:rPr>
+      </w:pPr>
+    </w:p>
+    <w:p>
+      <w:pPr>
+        <w:jc w:val="both"/>
+        <w:rPr>
+          <w:sz w:val="32"/>
+          <w:szCs w:val="32"/>
+        </w:rPr>
+      </w:pPr>
+      <w:r>
+        <w:rPr>
+          <w:sz w:val="32"/>
+          <w:szCs w:val="32"/>
+        </w:rPr>
+        <w:lastRenderedPageBreak/>
+        <w:t>An instance is a single object (or single row) of a model in the database. For example, one record in the teacher table is one Teacher instance.</w:t>
+      </w:r>
+    </w:p>
+    <w:p>
+      <w:pPr>
+        <w:jc w:val="both"/>
+        <w:rPr>
+          <w:sz w:val="32"/>
+          <w:szCs w:val="32"/>
+        </w:rPr>
+      </w:pPr>
+    </w:p>
+    <w:p>
+      <w:pPr>
+        <w:jc w:val="center"/>
+        <w:rPr>
+          <w:color w:val="FF0000"/>
+          <w:sz w:val="36"/>
+          <w:szCs w:val="36"/>
+          <w:u w:val="single"/>
+        </w:rPr>
+      </w:pPr>
+      <w:r>
+        <w:rPr>
+          <w:b/>
+          <w:bCs/>
+          <w:color w:val="FF0000"/>
+          <w:sz w:val="36"/>
+          <w:szCs w:val="36"/>
+          <w:u w:val="single"/>
+        </w:rPr>
+        <w:t xml:space="preserve">What is a Nested </w:t>
+      </w:r>
+      <w:proofErr w:type="spellStart"/>
+      <w:r>
+        <w:rPr>
+          <w:b/>
+          <w:bCs/>
+          <w:color w:val="FF0000"/>
+          <w:sz w:val="36"/>
+          <w:szCs w:val="36"/>
+          <w:u w:val="single"/>
+        </w:rPr>
+        <w:t>Serializer</w:t>
+      </w:r>
+      <w:proofErr w:type="spellEnd"/>
+      <w:r>
+        <w:rPr>
+          <w:b/>
+          <w:bCs/>
+          <w:color w:val="FF0000"/>
+          <w:sz w:val="36"/>
+          <w:szCs w:val="36"/>
+          <w:u w:val="single"/>
+        </w:rPr>
+        <w:t xml:space="preserve"> in DRF?</w:t>
+      </w:r>
+    </w:p>
+    <w:p>
+      <w:pPr>
+        <w:jc w:val="both"/>
+        <w:rPr>
+          <w:sz w:val="32"/>
+          <w:szCs w:val="32"/>
+        </w:rPr>
+      </w:pPr>
+      <w:r>
+        <w:rPr>
+          <w:sz w:val="32"/>
+          <w:szCs w:val="32"/>
+        </w:rPr>
+        <w:t xml:space="preserve">A Nested </w:t>
+      </w:r>
+      <w:proofErr w:type="spellStart"/>
+      <w:r>
+        <w:rPr>
+          <w:sz w:val="32"/>
+          <w:szCs w:val="32"/>
+        </w:rPr>
+        <w:t>Serializer</w:t>
+      </w:r>
+      <w:proofErr w:type="spellEnd"/>
+      <w:r>
+        <w:rPr>
+          <w:sz w:val="32"/>
+          <w:szCs w:val="32"/>
+        </w:rPr>
+        <w:t xml:space="preserve"> is a </w:t>
+      </w:r>
+      <w:proofErr w:type="spellStart"/>
+      <w:r>
+        <w:rPr>
+          <w:sz w:val="32"/>
+          <w:szCs w:val="32"/>
+        </w:rPr>
+        <w:t>serializer</w:t>
+      </w:r>
+      <w:proofErr w:type="spellEnd"/>
+      <w:r>
+        <w:rPr>
+          <w:sz w:val="32"/>
+          <w:szCs w:val="32"/>
+        </w:rPr>
+        <w:t xml:space="preserve"> used inside another </w:t>
+      </w:r>
+      <w:proofErr w:type="spellStart"/>
+      <w:r>
+        <w:rPr>
+          <w:sz w:val="32"/>
+          <w:szCs w:val="32"/>
+        </w:rPr>
+        <w:t>serializer</w:t>
+      </w:r>
+      <w:proofErr w:type="spellEnd"/>
+      <w:r>
+        <w:rPr>
+          <w:sz w:val="32"/>
+          <w:szCs w:val="32"/>
+        </w:rPr>
+        <w:t xml:space="preserve"> to represent related model data. It is commonly used with relationships such as </w:t>
+      </w:r>
+      <w:proofErr w:type="spellStart"/>
+      <w:r>
+        <w:rPr>
+          <w:color w:val="FF0000"/>
+          <w:sz w:val="32"/>
+          <w:szCs w:val="32"/>
+        </w:rPr>
+        <w:t>ForeignKey</w:t>
+      </w:r>
+      <w:proofErr w:type="spellEnd"/>
+      <w:r>
+        <w:rPr>
+          <w:color w:val="FF0000"/>
+          <w:sz w:val="32"/>
+          <w:szCs w:val="32"/>
+        </w:rPr>
+        <w:t xml:space="preserve">, </w:t>
+      </w:r>
+      <w:proofErr w:type="spellStart"/>
+      <w:r>
+        <w:rPr>
+          <w:color w:val="FF0000"/>
+          <w:sz w:val="32"/>
+          <w:szCs w:val="32"/>
+        </w:rPr>
+        <w:t>OneToOneField</w:t>
+      </w:r>
+      <w:proofErr w:type="spellEnd"/>
+      <w:r>
+        <w:rPr>
+          <w:color w:val="FF0000"/>
+          <w:sz w:val="32"/>
+          <w:szCs w:val="32"/>
+        </w:rPr>
+        <w:t xml:space="preserve">, and </w:t>
+      </w:r>
+      <w:proofErr w:type="spellStart"/>
+      <w:r>
+        <w:rPr>
+          <w:color w:val="FF0000"/>
+          <w:sz w:val="32"/>
+          <w:szCs w:val="32"/>
+        </w:rPr>
+        <w:t>ManyToManyField</w:t>
+      </w:r>
+      <w:proofErr w:type="spellEnd"/>
+      <w:r>
+        <w:rPr>
+          <w:sz w:val="32"/>
+          <w:szCs w:val="32"/>
+        </w:rPr>
+        <w:t>. Instead of returning only the related object's ID, it returns the complete serialized representation of the related object, reducing the need for additional API requests.</w:t>
+      </w:r>
+    </w:p>
+    <w:p>
+      <w:pPr>
+        <w:jc w:val="center"/>
+        <w:rPr>
+          <w:b/>
+          <w:color w:val="FF0000"/>
+          <w:sz w:val="40"/>
+          <w:szCs w:val="40"/>
+          <w:u w:val="single"/>
+        </w:rPr>
+      </w:pPr>
+    </w:p>
+    <w:p>
+      <w:pPr>
+        <w:jc w:val="center"/>
+        <w:rPr>
+          <w:b/>
+          <w:color w:val="FF0000"/>
+          <w:sz w:val="40"/>
+          <w:szCs w:val="40"/>
+          <w:u w:val="single"/>
+        </w:rPr>
+      </w:pPr>
+      <w:r>
+        <w:rPr>
+          <w:b/>
+          <w:color w:val="FF0000"/>
+          <w:sz w:val="40"/>
+          <w:szCs w:val="40"/>
+          <w:u w:val="single"/>
+        </w:rPr>
+        <w:t>Pagination</w:t>
+      </w:r>
+    </w:p>
+    <w:p>
+      <w:pPr>
+        <w:jc w:val="both"/>
+        <w:rPr>
+          <w:sz w:val="32"/>
+          <w:szCs w:val="32"/>
+        </w:rPr>
+      </w:pPr>
+      <w:r>
+        <w:rPr>
+          <w:rStyle w:val="Strong"/>
+          <w:sz w:val="32"/>
+          <w:szCs w:val="32"/>
+        </w:rPr>
+        <w:t>Pagination</w:t>
+      </w:r>
+      <w:r>
+        <w:rPr>
+          <w:sz w:val="32"/>
+          <w:szCs w:val="32"/>
+        </w:rPr>
+        <w:t xml:space="preserve"> means </w:t>
+      </w:r>
+      <w:r>
+        <w:rPr>
+          <w:rStyle w:val="Strong"/>
+          <w:sz w:val="32"/>
+          <w:szCs w:val="32"/>
+        </w:rPr>
+        <w:t>splitting a large amount of data into smaller pages</w:t>
+      </w:r>
+      <w:r>
+        <w:rPr>
+          <w:sz w:val="32"/>
+          <w:szCs w:val="32"/>
+        </w:rPr>
+        <w:t xml:space="preserve"> instead of sending everything at once.</w:t>
+      </w:r>
+    </w:p>
+    <w:p>
+      <w:pPr>
+        <w:jc w:val="both"/>
+        <w:rPr>
+          <w:sz w:val="32"/>
+          <w:szCs w:val="32"/>
+        </w:rPr>
+      </w:pPr>
+      <w:r>
+        <w:rPr>
+          <w:sz w:val="32"/>
+          <w:szCs w:val="32"/>
+        </w:rPr>
+        <w:t>-</w:t>
+      </w:r>
+      <w:proofErr w:type="spellStart"/>
+      <w:r>
+        <w:rPr>
+          <w:sz w:val="32"/>
+          <w:szCs w:val="32"/>
+        </w:rPr>
+        <w:t>PageNumberPagination</w:t>
+      </w:r>
+      <w:proofErr w:type="spellEnd"/>
+    </w:p>
+    <w:p>
+      <w:pPr>
+        <w:jc w:val="both"/>
+        <w:rPr>
+          <w:sz w:val="32"/>
+          <w:szCs w:val="32"/>
+        </w:rPr>
+      </w:pPr>
+      <w:r>
+        <w:rPr>
+          <w:sz w:val="32"/>
+          <w:szCs w:val="32"/>
+        </w:rPr>
+        <w:t>-</w:t>
+      </w:r>
+      <w:proofErr w:type="spellStart"/>
+      <w:r>
+        <w:rPr>
+          <w:sz w:val="32"/>
+          <w:szCs w:val="32"/>
+        </w:rPr>
+        <w:t>LimitOffsetPagination</w:t>
+      </w:r>
+      <w:proofErr w:type="spellEnd"/>
+    </w:p>
+    <w:p>
+      <w:pPr>
+        <w:spacing w:before="100" w:beforeAutospacing="1" w:after="100" w:afterAutospacing="1" w:line="240" w:lineRule="auto"/>
+        <w:outlineLvl w:val="1"/>
+        <w:rPr>
+          <w:rFonts w:ascii="Times New Roman" w:eastAsia="Times New Roman" w:hAnsi="Times New Roman" w:cs="Times New Roman"/>
+          <w:b/>
+          <w:bCs/>
+          <w:sz w:val="36"/>
+          <w:szCs w:val="36"/>
+        </w:rPr>
+      </w:pPr>
+      <w:r>
+        <w:rPr>
+          <w:rFonts w:ascii="Times New Roman" w:eastAsia="Times New Roman" w:hAnsi="Times New Roman" w:cs="Times New Roman"/>
+          <w:b/>
+          <w:bCs/>
+          <w:sz w:val="36"/>
+          <w:szCs w:val="36"/>
+        </w:rPr>
+        <w:t>Why do we use pagination?</w:t>
+      </w:r>
+    </w:p>
+    <w:p>
+      <w:pPr>
+        <w:numPr>
+          <w:ilvl w:val="0"/>
+          <w:numId w:val="10"/>
+        </w:numPr>
+        <w:spacing w:before="100" w:beforeAutospacing="1" w:after="100" w:afterAutospacing="1" w:line="240" w:lineRule="auto"/>
+        <w:rPr>
+          <w:rFonts w:ascii="Times New Roman" w:eastAsia="Times New Roman" w:hAnsi="Times New Roman" w:cs="Times New Roman"/>
+          <w:sz w:val="24"/>
+          <w:szCs w:val="24"/>
+        </w:rPr>
+      </w:pPr>
+      <w:r>
+        <w:rPr>
+          <w:rFonts w:ascii="Times New Roman" w:eastAsia="Times New Roman" w:hAnsi="Times New Roman" w:cs="Times New Roman"/>
+          <w:sz w:val="24"/>
+          <w:szCs w:val="24"/>
+        </w:rPr>
+        <w:t xml:space="preserve">Faster API responses </w:t>
+      </w:r>
+    </w:p>
+    <w:p>
+      <w:pPr>
+        <w:numPr>
+          <w:ilvl w:val="0"/>
+          <w:numId w:val="10"/>
+        </w:numPr>
+        <w:spacing w:before="100" w:beforeAutospacing="1" w:after="100" w:afterAutospacing="1" w:line="240" w:lineRule="auto"/>
+        <w:rPr>
+          <w:rFonts w:ascii="Times New Roman" w:eastAsia="Times New Roman" w:hAnsi="Times New Roman" w:cs="Times New Roman"/>
+          <w:sz w:val="24"/>
+          <w:szCs w:val="24"/>
+        </w:rPr>
+      </w:pPr>
+      <w:r>
+        <w:rPr>
+          <w:rFonts w:ascii="Times New Roman" w:eastAsia="Times New Roman" w:hAnsi="Times New Roman" w:cs="Times New Roman"/>
+          <w:sz w:val="24"/>
+          <w:szCs w:val="24"/>
+        </w:rPr>
+        <w:t xml:space="preserve">Less memory usage </w:t>
+      </w:r>
+    </w:p>
+    <w:p>
+      <w:pPr>
+        <w:numPr>
+          <w:ilvl w:val="0"/>
+          <w:numId w:val="10"/>
+        </w:numPr>
+        <w:spacing w:before="100" w:beforeAutospacing="1" w:after="100" w:afterAutospacing="1" w:line="240" w:lineRule="auto"/>
+        <w:rPr>
+          <w:rFonts w:ascii="Times New Roman" w:eastAsia="Times New Roman" w:hAnsi="Times New Roman" w:cs="Times New Roman"/>
+          <w:sz w:val="24"/>
+          <w:szCs w:val="24"/>
+        </w:rPr>
+      </w:pPr>
+      <w:r>
+        <w:rPr>
+          <w:rFonts w:ascii="Times New Roman" w:eastAsia="Times New Roman" w:hAnsi="Times New Roman" w:cs="Times New Roman"/>
+          <w:sz w:val="24"/>
+          <w:szCs w:val="24"/>
+        </w:rPr>
+        <w:t xml:space="preserve">Better performance </w:t>
+      </w:r>
+    </w:p>
+    <w:p>
+      <w:pPr>
+        <w:numPr>
+          <w:ilvl w:val="0"/>
+          <w:numId w:val="10"/>
+        </w:numPr>
+        <w:spacing w:before="100" w:beforeAutospacing="1" w:after="100" w:afterAutospacing="1" w:line="240" w:lineRule="auto"/>
+        <w:rPr>
+          <w:rFonts w:ascii="Times New Roman" w:eastAsia="Times New Roman" w:hAnsi="Times New Roman" w:cs="Times New Roman"/>
+          <w:sz w:val="24"/>
+          <w:szCs w:val="24"/>
+        </w:rPr>
+      </w:pPr>
+      <w:r>
+        <w:rPr>
+          <w:rFonts w:ascii="Times New Roman" w:eastAsia="Times New Roman" w:hAnsi="Times New Roman" w:cs="Times New Roman"/>
+          <w:sz w:val="24"/>
+          <w:szCs w:val="24"/>
+        </w:rPr>
+        <w:t xml:space="preserve">Easier for users to browse data </w:t>
+      </w:r>
+    </w:p>
+    <w:p>
+      <w:pPr>
+        <w:numPr>
+          <w:ilvl w:val="0"/>
+          <w:numId w:val="10"/>
+        </w:numPr>
+        <w:spacing w:before="100" w:beforeAutospacing="1" w:after="100" w:afterAutospacing="1" w:line="240" w:lineRule="auto"/>
+        <w:rPr>
+          <w:rFonts w:ascii="Times New Roman" w:eastAsia="Times New Roman" w:hAnsi="Times New Roman" w:cs="Times New Roman"/>
+          <w:sz w:val="24"/>
+          <w:szCs w:val="24"/>
+        </w:rPr>
+      </w:pPr>
+      <w:r>
+        <w:rPr>
+          <w:rFonts w:ascii="Times New Roman" w:eastAsia="Times New Roman" w:hAnsi="Times New Roman" w:cs="Times New Roman"/>
+          <w:sz w:val="24"/>
+          <w:szCs w:val="24"/>
+        </w:rPr>
+        <w:t xml:space="preserve">Reduces server load </w:t>
+      </w:r>
+    </w:p>
+    <w:p>
+      <w:pPr>
+        <w:spacing w:before="100" w:beforeAutospacing="1" w:after="100" w:afterAutospacing="1" w:line="240" w:lineRule="auto"/>
+        <w:rPr>
+          <w:rFonts w:ascii="Times New Roman" w:eastAsia="Times New Roman" w:hAnsi="Times New Roman" w:cs="Times New Roman"/>
+          <w:sz w:val="24"/>
+          <w:szCs w:val="24"/>
+        </w:rPr>
+      </w:pPr>
+    </w:p>
+    <w:p>
+      <w:pPr>
+        <w:spacing w:before="100" w:beforeAutospacing="1" w:after="100" w:afterAutospacing="1" w:line="240" w:lineRule="auto"/>
+        <w:rPr>
+          <w:rFonts w:ascii="Times New Roman" w:eastAsia="Times New Roman" w:hAnsi="Times New Roman" w:cs="Times New Roman"/>
+          <w:sz w:val="24"/>
+          <w:szCs w:val="24"/>
+        </w:rPr>
+      </w:pPr>
+    </w:p>
+    <w:p>
+      <w:pPr>
+        <w:spacing w:before="100" w:beforeAutospacing="1" w:after="100" w:afterAutospacing="1" w:line="240" w:lineRule="auto"/>
+        <w:rPr>
+          <w:rFonts w:ascii="Times New Roman" w:eastAsia="Times New Roman" w:hAnsi="Times New Roman" w:cs="Times New Roman"/>
+          <w:sz w:val="24"/>
+          <w:szCs w:val="24"/>
+        </w:rPr>
+      </w:pPr>
+    </w:p>
+    <w:p>
+      <w:pPr>
+        <w:spacing w:before="100" w:beforeAutospacing="1" w:after="100" w:afterAutospacing="1" w:line="240" w:lineRule="auto"/>
+        <w:rPr>
+          <w:rFonts w:ascii="Times New Roman" w:eastAsia="Times New Roman" w:hAnsi="Times New Roman" w:cs="Times New Roman"/>
+          <w:sz w:val="24"/>
+          <w:szCs w:val="24"/>
+        </w:rPr>
+      </w:pPr>
+    </w:p>
+    <w:p>
+      <w:pPr>
+        <w:spacing w:before="100" w:beforeAutospacing="1" w:after="100" w:afterAutospacing="1" w:line="240" w:lineRule="auto"/>
+        <w:rPr>
+          <w:rFonts w:ascii="Times New Roman" w:eastAsia="Times New Roman" w:hAnsi="Times New Roman" w:cs="Times New Roman"/>
+          <w:b/>
+          <w:sz w:val="32"/>
+          <w:szCs w:val="32"/>
+        </w:rPr>
+      </w:pPr>
+      <w:r>
+        <w:rPr>
+          <w:rFonts w:ascii="Times New Roman" w:eastAsia="Times New Roman" w:hAnsi="Times New Roman" w:cs="Times New Roman"/>
+          <w:b/>
+          <w:sz w:val="32"/>
+          <w:szCs w:val="32"/>
+        </w:rPr>
+        <w:lastRenderedPageBreak/>
+        <w:t>There are two type of pagination</w:t>
+      </w:r>
+    </w:p>
+    <w:p>
+      <w:pPr>
+        <w:spacing w:before="100" w:beforeAutospacing="1" w:after="100" w:afterAutospacing="1" w:line="240" w:lineRule="auto"/>
+        <w:rPr>
+          <w:rFonts w:ascii="Times New Roman" w:eastAsia="Times New Roman" w:hAnsi="Times New Roman" w:cs="Times New Roman"/>
+          <w:sz w:val="24"/>
+          <w:szCs w:val="24"/>
+        </w:rPr>
+      </w:pPr>
+      <w:proofErr w:type="gramStart"/>
+      <w:r>
+        <w:rPr>
+          <w:rFonts w:ascii="Times New Roman" w:eastAsia="Times New Roman" w:hAnsi="Times New Roman" w:cs="Times New Roman"/>
+          <w:color w:val="FF0000"/>
+          <w:sz w:val="36"/>
+          <w:szCs w:val="36"/>
+        </w:rPr>
+        <w:t>1.Global</w:t>
+      </w:r>
+      <w:proofErr w:type="gramEnd"/>
+      <w:r>
+        <w:rPr>
+          <w:rFonts w:ascii="Times New Roman" w:eastAsia="Times New Roman" w:hAnsi="Times New Roman" w:cs="Times New Roman"/>
+          <w:color w:val="FF0000"/>
+          <w:sz w:val="36"/>
+          <w:szCs w:val="36"/>
+        </w:rPr>
+        <w:t>-</w:t>
+      </w:r>
+      <w:r>
+        <w:rPr>
+          <w:rFonts w:ascii="Times New Roman" w:eastAsia="Times New Roman" w:hAnsi="Times New Roman" w:cs="Times New Roman"/>
+          <w:sz w:val="24"/>
+          <w:szCs w:val="24"/>
+        </w:rPr>
+        <w:t xml:space="preserve">  Change this in the project settings</w:t>
+      </w:r>
+      <w:r>
+        <w:rPr>
+          <w:rFonts w:ascii="Times New Roman" w:eastAsia="Times New Roman" w:hAnsi="Times New Roman" w:cs="Times New Roman"/>
+          <w:noProof/>
+          <w:sz w:val="24"/>
+          <w:szCs w:val="24"/>
+        </w:rPr>
+        <w:drawing>
+          <wp:inline distT="0" distB="0" distL="0" distR="0">
+            <wp:extent cx="5943600" cy="1284548"/>
+            <wp:effectExtent l="19050" t="0" r="0" b="0"/>
+            <wp:docPr id="10" name="Picture 10"/>
+            <wp:cNvGraphicFramePr>
+              <a:graphicFrameLocks xmlns:a="http://schemas.openxmlformats.org/drawingml/2006/main" noChangeAspect="1"/>
+            </wp:cNvGraphicFramePr>
+            <a:graphic xmlns:a="http://schemas.openxmlformats.org/drawingml/2006/main">
+              <a:graphicData uri="http://schemas.openxmlformats.org/drawingml/2006/picture">
+                <pic:pic xmlns:pic="http://schemas.openxmlformats.org/drawingml/2006/picture">
+                  <pic:nvPicPr>
+                    <pic:cNvPr id="0" name="Picture 10"/>
+                    <pic:cNvPicPr>
+                      <a:picLocks noChangeAspect="1" noChangeArrowheads="1"/>
+                    </pic:cNvPicPr>
+                  </pic:nvPicPr>
+                  <pic:blipFill>
+                    <a:blip r:embed="rId9"/>
+                    <a:srcRect/>
+                    <a:stretch>
+                      <a:fillRect/>
+                    </a:stretch>
+                  </pic:blipFill>
+                  <pic:spPr bwMode="auto">
+                    <a:xfrm>
+                      <a:off x="0" y="0"/>
+                      <a:ext cx="5943600" cy="1284548"/>
+                    </a:xfrm>
+                    <a:prstGeom prst="rect">
+                      <a:avLst/>
+                    </a:prstGeom>
+                    <a:noFill/>
+                    <a:ln w="9525">
+                      <a:noFill/>
+                      <a:miter lim="800000"/>
+                      <a:headEnd/>
+                      <a:tailEnd/>
+                    </a:ln>
+                  </pic:spPr>
+                </pic:pic>
+              </a:graphicData>
+            </a:graphic>
+          </wp:inline>
+        </w:drawing>
+      </w:r>
+    </w:p>
+    <w:p>
+      <w:pPr>
+        <w:spacing w:before="100" w:beforeAutospacing="1" w:after="100" w:afterAutospacing="1" w:line="240" w:lineRule="auto"/>
+        <w:rPr>
+          <w:rFonts w:ascii="Times New Roman" w:eastAsia="Times New Roman" w:hAnsi="Times New Roman" w:cs="Times New Roman"/>
+          <w:color w:val="FF0000"/>
+          <w:sz w:val="36"/>
+          <w:szCs w:val="36"/>
+        </w:rPr>
+      </w:pPr>
+      <w:proofErr w:type="gramStart"/>
+      <w:r>
+        <w:rPr>
+          <w:rFonts w:ascii="Times New Roman" w:eastAsia="Times New Roman" w:hAnsi="Times New Roman" w:cs="Times New Roman"/>
+          <w:color w:val="FF0000"/>
+          <w:sz w:val="36"/>
+          <w:szCs w:val="36"/>
+        </w:rPr>
+        <w:t>2.Custom</w:t>
+      </w:r>
+      <w:proofErr w:type="gramEnd"/>
+      <w:r>
+        <w:rPr>
+          <w:rFonts w:ascii="Times New Roman" w:eastAsia="Times New Roman" w:hAnsi="Times New Roman" w:cs="Times New Roman"/>
+          <w:color w:val="FF0000"/>
+          <w:sz w:val="36"/>
+          <w:szCs w:val="36"/>
+        </w:rPr>
+        <w:t>-</w:t>
+      </w:r>
+      <w:r>
+        <w:rPr>
+          <w:rFonts w:ascii="Times New Roman" w:eastAsia="Times New Roman" w:hAnsi="Times New Roman" w:cs="Times New Roman"/>
+          <w:color w:val="FF0000"/>
+          <w:sz w:val="36"/>
+          <w:szCs w:val="36"/>
+        </w:rPr>
+        <w:t xml:space="preserve">Change in the views and make a pagination file for customized response and </w:t>
+      </w:r>
+      <w:r>
+        <w:rPr>
+          <w:rFonts w:ascii="Times New Roman" w:eastAsia="Times New Roman" w:hAnsi="Times New Roman" w:cs="Times New Roman"/>
+          <w:color w:val="FF0000"/>
+          <w:sz w:val="36"/>
+          <w:szCs w:val="36"/>
+        </w:rPr>
+        <w:t>override the global pagination</w:t>
+      </w:r>
+    </w:p>
+    <w:p>
+      <w:pPr>
+        <w:spacing w:before="100" w:beforeAutospacing="1" w:after="100" w:afterAutospacing="1" w:line="240" w:lineRule="auto"/>
+        <w:rPr>
+          <w:rFonts w:ascii="Times New Roman" w:eastAsia="Times New Roman" w:hAnsi="Times New Roman" w:cs="Times New Roman"/>
+          <w:color w:val="FF0000"/>
+          <w:sz w:val="36"/>
+          <w:szCs w:val="36"/>
+        </w:rPr>
+      </w:pPr>
+      <w:r>
+        <w:rPr>
+          <w:rFonts w:ascii="Times New Roman" w:eastAsia="Times New Roman" w:hAnsi="Times New Roman" w:cs="Times New Roman"/>
+          <w:color w:val="FF0000"/>
+          <w:sz w:val="36"/>
+          <w:szCs w:val="36"/>
+        </w:rPr>
+        <w:t>-</w:t>
+      </w:r>
+      <w:proofErr w:type="spellStart"/>
+      <w:r>
+        <w:rPr>
+          <w:rFonts w:ascii="Times New Roman" w:eastAsia="Times New Roman" w:hAnsi="Times New Roman" w:cs="Times New Roman"/>
+          <w:color w:val="FF0000"/>
+          <w:sz w:val="36"/>
+          <w:szCs w:val="36"/>
+        </w:rPr>
+        <w:t>Pagination.py</w:t>
+      </w:r>
+      <w:proofErr w:type="spellEnd"/>
+    </w:p>
+    <w:p>
+      <w:pPr>
+        <w:spacing w:before="100" w:beforeAutospacing="1" w:after="100" w:afterAutospacing="1" w:line="240" w:lineRule="auto"/>
+        <w:rPr>
+          <w:rFonts w:ascii="Times New Roman" w:eastAsia="Times New Roman" w:hAnsi="Times New Roman" w:cs="Times New Roman"/>
+          <w:color w:val="FF0000"/>
+          <w:sz w:val="36"/>
+          <w:szCs w:val="36"/>
+        </w:rPr>
+      </w:pPr>
+      <w:r>
+        <w:rPr>
+          <w:rFonts w:ascii="Times New Roman" w:eastAsia="Times New Roman" w:hAnsi="Times New Roman" w:cs="Times New Roman"/>
+          <w:noProof/>
+          <w:color w:val="FF0000"/>
+          <w:sz w:val="36"/>
+          <w:szCs w:val="36"/>
+        </w:rPr>
+        <w:drawing>
+          <wp:inline distT="0" distB="0" distL="0" distR="0">
+            <wp:extent cx="5945010" cy="2609557"/>
+            <wp:effectExtent l="19050" t="0" r="0" b="0"/>
+            <wp:docPr id="13" name="Picture 13"/>
+            <wp:cNvGraphicFramePr>
+              <a:graphicFrameLocks xmlns:a="http://schemas.openxmlformats.org/drawingml/2006/main" noChangeAspect="1"/>
+            </wp:cNvGraphicFramePr>
+            <a:graphic xmlns:a="http://schemas.openxmlformats.org/drawingml/2006/main">
+              <a:graphicData uri="http://schemas.openxmlformats.org/drawingml/2006/picture">
+                <pic:pic xmlns:pic="http://schemas.openxmlformats.org/drawingml/2006/picture">
+                  <pic:nvPicPr>
+                    <pic:cNvPr id="0" name="Picture 13"/>
+                    <pic:cNvPicPr>
+                      <a:picLocks noChangeAspect="1" noChangeArrowheads="1"/>
+                    </pic:cNvPicPr>
+                  </pic:nvPicPr>
+                  <pic:blipFill>
+                    <a:blip r:embed="rId10"/>
+                    <a:srcRect/>
+                    <a:stretch>
+                      <a:fillRect/>
+                    </a:stretch>
+                  </pic:blipFill>
+                  <pic:spPr bwMode="auto">
+                    <a:xfrm>
+                      <a:off x="0" y="0"/>
+                      <a:ext cx="5943600" cy="2608938"/>
+                    </a:xfrm>
+                    <a:prstGeom prst="rect">
+                      <a:avLst/>
+                    </a:prstGeom>
+                    <a:noFill/>
+                    <a:ln w="9525">
+                      <a:noFill/>
+                      <a:miter lim="800000"/>
+                      <a:headEnd/>
+                      <a:tailEnd/>
+                    </a:ln>
+                  </pic:spPr>
+                </pic:pic>
+              </a:graphicData>
+            </a:graphic>
+          </wp:inline>
+        </w:drawing>
+      </w:r>
+    </w:p>
+    <w:p>
+      <w:pPr>
+        <w:spacing w:before="100" w:beforeAutospacing="1" w:after="100" w:afterAutospacing="1" w:line="240" w:lineRule="auto"/>
+        <w:rPr>
+          <w:rFonts w:ascii="Times New Roman" w:eastAsia="Times New Roman" w:hAnsi="Times New Roman" w:cs="Times New Roman"/>
+          <w:color w:val="FF0000"/>
+          <w:sz w:val="36"/>
+          <w:szCs w:val="36"/>
+        </w:rPr>
+      </w:pPr>
+      <w:r>
+        <w:rPr>
+          <w:rFonts w:ascii="Times New Roman" w:eastAsia="Times New Roman" w:hAnsi="Times New Roman" w:cs="Times New Roman"/>
+          <w:color w:val="FF0000"/>
+          <w:sz w:val="36"/>
+          <w:szCs w:val="36"/>
+        </w:rPr>
+        <w:t>-</w:t>
+      </w:r>
+      <w:proofErr w:type="spellStart"/>
+      <w:r>
+        <w:rPr>
+          <w:rFonts w:ascii="Times New Roman" w:eastAsia="Times New Roman" w:hAnsi="Times New Roman" w:cs="Times New Roman"/>
+          <w:color w:val="FF0000"/>
+          <w:sz w:val="36"/>
+          <w:szCs w:val="36"/>
+        </w:rPr>
+        <w:t>Views.py</w:t>
+      </w:r>
+      <w:proofErr w:type="spellEnd"/>
+    </w:p>
+    <w:p>
+      <w:pPr>
+        <w:spacing w:before="100" w:beforeAutospacing="1" w:after="100" w:afterAutospacing="1" w:line="240" w:lineRule="auto"/>
+        <w:rPr>
+          <w:rFonts w:ascii="Times New Roman" w:eastAsia="Times New Roman" w:hAnsi="Times New Roman" w:cs="Times New Roman"/>
+          <w:color w:val="FF0000"/>
+          <w:sz w:val="36"/>
+          <w:szCs w:val="36"/>
+        </w:rPr>
+      </w:pPr>
+      <w:r>
+        <w:rPr>
+          <w:rFonts w:ascii="Times New Roman" w:eastAsia="Times New Roman" w:hAnsi="Times New Roman" w:cs="Times New Roman"/>
+          <w:noProof/>
+          <w:color w:val="FF0000"/>
+          <w:sz w:val="36"/>
+          <w:szCs w:val="36"/>
+        </w:rPr>
+        <w:drawing>
+          <wp:inline distT="0" distB="0" distL="0" distR="0">
+            <wp:extent cx="5943600" cy="1746146"/>
+            <wp:effectExtent l="19050" t="0" r="0" b="0"/>
+            <wp:docPr id="16" name="Picture 16"/>
+            <wp:cNvGraphicFramePr>
+              <a:graphicFrameLocks xmlns:a="http://schemas.openxmlformats.org/drawingml/2006/main" noChangeAspect="1"/>
+            </wp:cNvGraphicFramePr>
+            <a:graphic xmlns:a="http://schemas.openxmlformats.org/drawingml/2006/main">
+              <a:graphicData uri="http://schemas.openxmlformats.org/drawingml/2006/picture">
+                <pic:pic xmlns:pic="http://schemas.openxmlformats.org/drawingml/2006/picture">
+                  <pic:nvPicPr>
+                    <pic:cNvPr id="0" name="Picture 16"/>
+                    <pic:cNvPicPr>
+                      <a:picLocks noChangeAspect="1" noChangeArrowheads="1"/>
+                    </pic:cNvPicPr>
+                  </pic:nvPicPr>
+                  <pic:blipFill>
+                    <a:blip r:embed="rId11"/>
+                    <a:srcRect/>
+                    <a:stretch>
+                      <a:fillRect/>
+                    </a:stretch>
+                  </pic:blipFill>
+                  <pic:spPr bwMode="auto">
+                    <a:xfrm>
+                      <a:off x="0" y="0"/>
+                      <a:ext cx="5943600" cy="1746146"/>
+                    </a:xfrm>
+                    <a:prstGeom prst="rect">
+                      <a:avLst/>
+                    </a:prstGeom>
+                    <a:noFill/>
+                    <a:ln w="9525">
+                      <a:noFill/>
+                      <a:miter lim="800000"/>
+                      <a:headEnd/>
+                      <a:tailEnd/>
+                    </a:ln>
+                  </pic:spPr>
+                </pic:pic>
+              </a:graphicData>
+            </a:graphic>
+          </wp:inline>
+        </w:drawing>
+      </w:r>
+    </w:p>
+    <w:p>
+      <w:pPr>
+        <w:spacing w:before="100" w:beforeAutospacing="1" w:after="100" w:afterAutospacing="1" w:line="240" w:lineRule="auto"/>
+        <w:jc w:val="center"/>
+        <w:rPr>
+          <w:rFonts w:ascii="Times New Roman" w:eastAsia="Times New Roman" w:hAnsi="Times New Roman" w:cs="Times New Roman"/>
+          <w:b/>
+          <w:color w:val="FF0000"/>
+          <w:sz w:val="36"/>
+          <w:szCs w:val="36"/>
+          <w:u w:val="single"/>
+        </w:rPr>
+      </w:pPr>
+      <w:proofErr w:type="spellStart"/>
+      <w:r>
+        <w:rPr>
+          <w:rFonts w:ascii="Times New Roman" w:eastAsia="Times New Roman" w:hAnsi="Times New Roman" w:cs="Times New Roman"/>
+          <w:b/>
+          <w:color w:val="FF0000"/>
+          <w:sz w:val="36"/>
+          <w:szCs w:val="36"/>
+          <w:u w:val="single"/>
+        </w:rPr>
+        <w:lastRenderedPageBreak/>
+        <w:t>Filter</w:t>
+      </w:r>
+      <w:proofErr w:type="gramStart"/>
+      <w:r>
+        <w:rPr>
+          <w:rFonts w:ascii="Times New Roman" w:eastAsia="Times New Roman" w:hAnsi="Times New Roman" w:cs="Times New Roman"/>
+          <w:b/>
+          <w:color w:val="FF0000"/>
+          <w:sz w:val="36"/>
+          <w:szCs w:val="36"/>
+          <w:u w:val="single"/>
+        </w:rPr>
+        <w:t>:</w:t>
+      </w:r>
+      <w:r>
+        <w:rPr>
+          <w:rFonts w:ascii="Times New Roman" w:eastAsia="Times New Roman" w:hAnsi="Times New Roman" w:cs="Times New Roman"/>
+          <w:b/>
+          <w:color w:val="FF0000"/>
+          <w:sz w:val="36"/>
+          <w:szCs w:val="36"/>
+          <w:u w:val="single"/>
+        </w:rPr>
+        <w:t>This</w:t>
+      </w:r>
+      <w:proofErr w:type="spellEnd"/>
+      <w:proofErr w:type="gramEnd"/>
+      <w:r>
+        <w:rPr>
+          <w:rFonts w:ascii="Times New Roman" w:eastAsia="Times New Roman" w:hAnsi="Times New Roman" w:cs="Times New Roman"/>
+          <w:b/>
+          <w:color w:val="FF0000"/>
+          <w:sz w:val="36"/>
+          <w:szCs w:val="36"/>
+          <w:u w:val="single"/>
+        </w:rPr>
+        <w:t xml:space="preserve"> is one kind of query</w:t>
+      </w:r>
+    </w:p>
+    <w:p>
+      <w:pPr>
+        <w:spacing w:before="100" w:beforeAutospacing="1" w:after="100" w:afterAutospacing="1" w:line="240" w:lineRule="auto"/>
+        <w:jc w:val="both"/>
+        <w:rPr>
+          <w:rFonts w:ascii="Times New Roman" w:eastAsia="Times New Roman" w:hAnsi="Times New Roman" w:cs="Times New Roman"/>
+          <w:color w:val="FF0000"/>
+          <w:sz w:val="36"/>
+          <w:szCs w:val="36"/>
+        </w:rPr>
+      </w:pPr>
+      <w:proofErr w:type="gramStart"/>
+      <w:r>
+        <w:rPr>
+          <w:rFonts w:ascii="Times New Roman" w:eastAsia="Times New Roman" w:hAnsi="Times New Roman" w:cs="Times New Roman"/>
+          <w:b/>
+          <w:bCs/>
+          <w:color w:val="000000" w:themeColor="text1"/>
+          <w:sz w:val="36"/>
+          <w:szCs w:val="36"/>
+        </w:rPr>
+        <w:t>Filtering</w:t>
+      </w:r>
+      <w:r>
+        <w:rPr>
+          <w:rFonts w:ascii="Times New Roman" w:eastAsia="Times New Roman" w:hAnsi="Times New Roman" w:cs="Times New Roman"/>
+          <w:color w:val="000000" w:themeColor="text1"/>
+          <w:sz w:val="36"/>
+          <w:szCs w:val="36"/>
+        </w:rPr>
+        <w:t xml:space="preserve"> means </w:t>
+      </w:r>
+      <w:r>
+        <w:rPr>
+          <w:rFonts w:ascii="Times New Roman" w:eastAsia="Times New Roman" w:hAnsi="Times New Roman" w:cs="Times New Roman"/>
+          <w:b/>
+          <w:bCs/>
+          <w:color w:val="000000" w:themeColor="text1"/>
+          <w:sz w:val="36"/>
+          <w:szCs w:val="36"/>
+        </w:rPr>
+        <w:t>showing only the data that matches a specific condition</w:t>
+      </w:r>
+      <w:r>
+        <w:rPr>
+          <w:rFonts w:ascii="Times New Roman" w:eastAsia="Times New Roman" w:hAnsi="Times New Roman" w:cs="Times New Roman"/>
+          <w:color w:val="000000" w:themeColor="text1"/>
+          <w:sz w:val="36"/>
+          <w:szCs w:val="36"/>
+        </w:rPr>
+        <w:t xml:space="preserve"> instead of returning all data</w:t>
+      </w:r>
+      <w:r>
+        <w:rPr>
+          <w:rFonts w:ascii="Times New Roman" w:eastAsia="Times New Roman" w:hAnsi="Times New Roman" w:cs="Times New Roman"/>
+          <w:color w:val="FF0000"/>
+          <w:sz w:val="36"/>
+          <w:szCs w:val="36"/>
+        </w:rPr>
+        <w:t>.</w:t>
+      </w:r>
+      <w:proofErr w:type="gramEnd"/>
+    </w:p>
+    <w:p>
+      <w:pPr>
+        <w:spacing w:before="100" w:beforeAutospacing="1" w:after="100" w:afterAutospacing="1" w:line="240" w:lineRule="auto"/>
+        <w:jc w:val="both"/>
+        <w:rPr>
+          <w:rFonts w:ascii="Times New Roman" w:eastAsia="Times New Roman" w:hAnsi="Times New Roman" w:cs="Times New Roman"/>
+          <w:color w:val="000000" w:themeColor="text1"/>
+          <w:sz w:val="36"/>
+          <w:szCs w:val="36"/>
+        </w:rPr>
+      </w:pPr>
+      <w:r>
+        <w:rPr>
+          <w:rFonts w:ascii="Times New Roman" w:eastAsia="Times New Roman" w:hAnsi="Times New Roman" w:cs="Times New Roman"/>
+          <w:color w:val="FF0000"/>
+          <w:sz w:val="36"/>
+          <w:szCs w:val="36"/>
+        </w:rPr>
+        <w:t>Default filter-</w:t>
+      </w:r>
+      <w:r>
+        <w:rPr>
+          <w:rFonts w:ascii="Times New Roman" w:eastAsia="Times New Roman" w:hAnsi="Times New Roman" w:cs="Times New Roman"/>
+          <w:color w:val="000000" w:themeColor="text1"/>
+          <w:sz w:val="36"/>
+          <w:szCs w:val="36"/>
+        </w:rPr>
+        <w:t xml:space="preserve">Used for all the app in the project but </w:t>
+      </w:r>
+      <w:proofErr w:type="gramStart"/>
+      <w:r>
+        <w:rPr>
+          <w:rFonts w:ascii="Times New Roman" w:eastAsia="Times New Roman" w:hAnsi="Times New Roman" w:cs="Times New Roman"/>
+          <w:color w:val="000000" w:themeColor="text1"/>
+          <w:sz w:val="36"/>
+          <w:szCs w:val="36"/>
+        </w:rPr>
+        <w:t>it’s</w:t>
+      </w:r>
+      <w:proofErr w:type="gramEnd"/>
+      <w:r>
+        <w:rPr>
+          <w:rFonts w:ascii="Times New Roman" w:eastAsia="Times New Roman" w:hAnsi="Times New Roman" w:cs="Times New Roman"/>
+          <w:color w:val="000000" w:themeColor="text1"/>
+          <w:sz w:val="36"/>
+          <w:szCs w:val="36"/>
+        </w:rPr>
+        <w:t xml:space="preserve"> many issue is it is </w:t>
+      </w:r>
+      <w:r>
+        <w:rPr>
+          <w:rFonts w:ascii="Times New Roman" w:eastAsia="Times New Roman" w:hAnsi="Times New Roman" w:cs="Times New Roman"/>
+          <w:color w:val="FF0000"/>
+          <w:sz w:val="36"/>
+          <w:szCs w:val="36"/>
+        </w:rPr>
+        <w:t>case sensitive</w:t>
+      </w:r>
+      <w:r>
+        <w:rPr>
+          <w:rFonts w:ascii="Times New Roman" w:eastAsia="Times New Roman" w:hAnsi="Times New Roman" w:cs="Times New Roman"/>
+          <w:color w:val="000000" w:themeColor="text1"/>
+          <w:sz w:val="36"/>
+          <w:szCs w:val="36"/>
+        </w:rPr>
+        <w:t xml:space="preserve"> also only except the exact name to filter any name</w:t>
+      </w:r>
+      <w:r>
+        <w:rPr>
+          <w:rFonts w:ascii="Times New Roman" w:eastAsia="Times New Roman" w:hAnsi="Times New Roman" w:cs="Times New Roman"/>
+          <w:color w:val="000000" w:themeColor="text1"/>
+          <w:sz w:val="36"/>
+          <w:szCs w:val="36"/>
+        </w:rPr>
+        <w:t xml:space="preserve"> </w:t>
+      </w:r>
+    </w:p>
+    <w:p>
+      <w:pPr>
+        <w:spacing w:before="100" w:beforeAutospacing="1" w:after="100" w:afterAutospacing="1" w:line="240" w:lineRule="auto"/>
+        <w:jc w:val="both"/>
+        <w:rPr>
+          <w:rFonts w:ascii="Times New Roman" w:eastAsia="Times New Roman" w:hAnsi="Times New Roman" w:cs="Times New Roman"/>
+          <w:color w:val="000000" w:themeColor="text1"/>
+          <w:sz w:val="36"/>
+          <w:szCs w:val="36"/>
+        </w:rPr>
+      </w:pPr>
+      <w:r>
+        <w:rPr>
+          <w:rFonts w:ascii="Times New Roman" w:eastAsia="Times New Roman" w:hAnsi="Times New Roman" w:cs="Times New Roman"/>
+          <w:color w:val="000000" w:themeColor="text1"/>
+          <w:sz w:val="36"/>
+          <w:szCs w:val="36"/>
+        </w:rPr>
+        <w:t xml:space="preserve">Under settings.py </w:t>
+      </w:r>
+      <w:proofErr w:type="spellStart"/>
+      <w:r>
+        <w:rPr>
+          <w:rFonts w:ascii="Times New Roman" w:eastAsia="Times New Roman" w:hAnsi="Times New Roman" w:cs="Times New Roman"/>
+          <w:color w:val="000000" w:themeColor="text1"/>
+          <w:sz w:val="36"/>
+          <w:szCs w:val="36"/>
+        </w:rPr>
+        <w:t>Rest_</w:t>
+      </w:r>
+      <w:proofErr w:type="gramStart"/>
+      <w:r>
+        <w:rPr>
+          <w:rFonts w:ascii="Times New Roman" w:eastAsia="Times New Roman" w:hAnsi="Times New Roman" w:cs="Times New Roman"/>
+          <w:color w:val="000000" w:themeColor="text1"/>
+          <w:sz w:val="36"/>
+          <w:szCs w:val="36"/>
+        </w:rPr>
+        <w:t>Framework</w:t>
+      </w:r>
+      <w:proofErr w:type="spellEnd"/>
+      <w:r>
+        <w:rPr>
+          <w:rFonts w:ascii="Times New Roman" w:eastAsia="Times New Roman" w:hAnsi="Times New Roman" w:cs="Times New Roman"/>
+          <w:color w:val="000000" w:themeColor="text1"/>
+          <w:sz w:val="36"/>
+          <w:szCs w:val="36"/>
+        </w:rPr>
+        <w:t xml:space="preserve"> :</w:t>
+      </w:r>
+      <w:proofErr w:type="gramEnd"/>
+    </w:p>
+    <w:p>
+      <w:pPr>
+        <w:spacing w:before="100" w:beforeAutospacing="1" w:after="100" w:afterAutospacing="1" w:line="240" w:lineRule="auto"/>
+        <w:jc w:val="both"/>
+        <w:rPr>
+          <w:rFonts w:ascii="Times New Roman" w:eastAsia="Times New Roman" w:hAnsi="Times New Roman" w:cs="Times New Roman"/>
+          <w:color w:val="000000" w:themeColor="text1"/>
+          <w:sz w:val="36"/>
+          <w:szCs w:val="36"/>
+        </w:rPr>
+      </w:pPr>
+      <w:r>
+        <w:rPr>
+          <w:rFonts w:ascii="Times New Roman" w:eastAsia="Times New Roman" w:hAnsi="Times New Roman" w:cs="Times New Roman"/>
+          <w:noProof/>
+          <w:color w:val="000000" w:themeColor="text1"/>
+          <w:sz w:val="36"/>
+          <w:szCs w:val="36"/>
+        </w:rPr>
+        <w:drawing>
+          <wp:inline distT="0" distB="0" distL="0" distR="0">
+            <wp:extent cx="5943600" cy="372926"/>
+            <wp:effectExtent l="19050" t="0" r="0" b="0"/>
+            <wp:docPr id="22" name="Picture 22"/>
+            <wp:cNvGraphicFramePr>
+              <a:graphicFrameLocks xmlns:a="http://schemas.openxmlformats.org/drawingml/2006/main" noChangeAspect="1"/>
+            </wp:cNvGraphicFramePr>
+            <a:graphic xmlns:a="http://schemas.openxmlformats.org/drawingml/2006/main">
+              <a:graphicData uri="http://schemas.openxmlformats.org/drawingml/2006/picture">
+                <pic:pic xmlns:pic="http://schemas.openxmlformats.org/drawingml/2006/picture">
+                  <pic:nvPicPr>
+                    <pic:cNvPr id="0" name="Picture 22"/>
+                    <pic:cNvPicPr>
+                      <a:picLocks noChangeAspect="1" noChangeArrowheads="1"/>
+                    </pic:cNvPicPr>
+                  </pic:nvPicPr>
+                  <pic:blipFill>
+                    <a:blip r:embed="rId12"/>
+                    <a:srcRect/>
+                    <a:stretch>
+                      <a:fillRect/>
+                    </a:stretch>
+                  </pic:blipFill>
+                  <pic:spPr bwMode="auto">
+                    <a:xfrm>
+                      <a:off x="0" y="0"/>
+                      <a:ext cx="5943600" cy="372926"/>
+                    </a:xfrm>
+                    <a:prstGeom prst="rect">
+                      <a:avLst/>
+                    </a:prstGeom>
+                    <a:noFill/>
+                    <a:ln w="9525">
+                      <a:noFill/>
+                      <a:miter lim="800000"/>
+                      <a:headEnd/>
+                      <a:tailEnd/>
+                    </a:ln>
+                  </pic:spPr>
+                </pic:pic>
+              </a:graphicData>
+            </a:graphic>
+          </wp:inline>
+        </w:drawing>
+      </w:r>
+    </w:p>
+    <w:p>
+      <w:pPr>
+        <w:spacing w:before="100" w:beforeAutospacing="1" w:after="100" w:afterAutospacing="1" w:line="240" w:lineRule="auto"/>
+        <w:jc w:val="both"/>
+        <w:rPr>
+          <w:rFonts w:ascii="Times New Roman" w:eastAsia="Times New Roman" w:hAnsi="Times New Roman" w:cs="Times New Roman"/>
+          <w:color w:val="000000" w:themeColor="text1"/>
+          <w:sz w:val="36"/>
+          <w:szCs w:val="36"/>
+        </w:rPr>
+      </w:pPr>
+      <w:r>
+        <w:rPr>
+          <w:rFonts w:ascii="Times New Roman" w:eastAsia="Times New Roman" w:hAnsi="Times New Roman" w:cs="Times New Roman"/>
+          <w:color w:val="000000" w:themeColor="text1"/>
+          <w:sz w:val="36"/>
+          <w:szCs w:val="36"/>
+        </w:rPr>
+        <w:t>In views.py</w:t>
+      </w:r>
+    </w:p>
+    <w:p>
+      <w:pPr>
+        <w:spacing w:before="100" w:beforeAutospacing="1" w:after="100" w:afterAutospacing="1" w:line="240" w:lineRule="auto"/>
+        <w:jc w:val="both"/>
+        <w:rPr>
+          <w:rFonts w:ascii="Times New Roman" w:eastAsia="Times New Roman" w:hAnsi="Times New Roman" w:cs="Times New Roman"/>
+          <w:color w:val="000000" w:themeColor="text1"/>
+          <w:sz w:val="36"/>
+          <w:szCs w:val="36"/>
+        </w:rPr>
+      </w:pPr>
+      <w:r>
+        <w:rPr>
+          <w:rFonts w:ascii="Times New Roman" w:eastAsia="Times New Roman" w:hAnsi="Times New Roman" w:cs="Times New Roman"/>
+          <w:noProof/>
+          <w:color w:val="000000" w:themeColor="text1"/>
+          <w:sz w:val="36"/>
+          <w:szCs w:val="36"/>
+        </w:rPr>
+        <w:drawing>
+          <wp:inline distT="0" distB="0" distL="0" distR="0">
+            <wp:extent cx="5943600" cy="1171687"/>
+            <wp:effectExtent l="19050" t="0" r="0" b="0"/>
+            <wp:docPr id="25" name="Picture 25"/>
+            <wp:cNvGraphicFramePr>
+              <a:graphicFrameLocks xmlns:a="http://schemas.openxmlformats.org/drawingml/2006/main" noChangeAspect="1"/>
+            </wp:cNvGraphicFramePr>
+            <a:graphic xmlns:a="http://schemas.openxmlformats.org/drawingml/2006/main">
+              <a:graphicData uri="http://schemas.openxmlformats.org/drawingml/2006/picture">
+                <pic:pic xmlns:pic="http://schemas.openxmlformats.org/drawingml/2006/picture">
+                  <pic:nvPicPr>
+                    <pic:cNvPr id="0" name="Picture 25"/>
+                    <pic:cNvPicPr>
+                      <a:picLocks noChangeAspect="1" noChangeArrowheads="1"/>
+                    </pic:cNvPicPr>
+                  </pic:nvPicPr>
+                  <pic:blipFill>
+                    <a:blip r:embed="rId13"/>
+                    <a:srcRect/>
+                    <a:stretch>
+                      <a:fillRect/>
+                    </a:stretch>
+                  </pic:blipFill>
+                  <pic:spPr bwMode="auto">
+                    <a:xfrm>
+                      <a:off x="0" y="0"/>
+                      <a:ext cx="5943600" cy="1171687"/>
+                    </a:xfrm>
+                    <a:prstGeom prst="rect">
+                      <a:avLst/>
+                    </a:prstGeom>
+                    <a:noFill/>
+                    <a:ln w="9525">
+                      <a:noFill/>
+                      <a:miter lim="800000"/>
+                      <a:headEnd/>
+                      <a:tailEnd/>
+                    </a:ln>
+                  </pic:spPr>
+                </pic:pic>
+              </a:graphicData>
+            </a:graphic>
+          </wp:inline>
+        </w:drawing>
+      </w:r>
+    </w:p>
+    <w:p>
+      <w:pPr>
+        <w:spacing w:before="100" w:beforeAutospacing="1" w:after="100" w:afterAutospacing="1" w:line="240" w:lineRule="auto"/>
+        <w:jc w:val="both"/>
+        <w:rPr>
+          <w:rFonts w:ascii="Times New Roman" w:eastAsia="Times New Roman" w:hAnsi="Times New Roman" w:cs="Times New Roman"/>
+          <w:color w:val="000000" w:themeColor="text1"/>
+          <w:sz w:val="36"/>
+          <w:szCs w:val="36"/>
+        </w:rPr>
+      </w:pPr>
+    </w:p>
+    <w:p>
+      <w:pPr>
+        <w:spacing w:before="100" w:beforeAutospacing="1" w:after="100" w:afterAutospacing="1" w:line="240" w:lineRule="auto"/>
+        <w:jc w:val="both"/>
+        <w:rPr>
+          <w:rFonts w:ascii="Times New Roman" w:eastAsia="Times New Roman" w:hAnsi="Times New Roman" w:cs="Times New Roman"/>
+          <w:b/>
+          <w:color w:val="FF0000"/>
+          <w:sz w:val="36"/>
+          <w:szCs w:val="36"/>
+        </w:rPr>
+      </w:pPr>
+      <w:r>
+        <w:rPr>
+          <w:rFonts w:ascii="Times New Roman" w:eastAsia="Times New Roman" w:hAnsi="Times New Roman" w:cs="Times New Roman"/>
+          <w:color w:val="FF0000"/>
+          <w:sz w:val="36"/>
+          <w:szCs w:val="36"/>
+        </w:rPr>
+        <w:t xml:space="preserve">To overcome this issue we use </w:t>
+      </w:r>
+      <w:r>
+        <w:rPr>
+          <w:rFonts w:ascii="Times New Roman" w:eastAsia="Times New Roman" w:hAnsi="Times New Roman" w:cs="Times New Roman"/>
+          <w:b/>
+          <w:color w:val="FF0000"/>
+          <w:sz w:val="36"/>
+          <w:szCs w:val="36"/>
+        </w:rPr>
+        <w:t>Custom filter</w:t>
+      </w:r>
+    </w:p>
+    <w:p>
+      <w:pPr>
+        <w:spacing w:before="100" w:beforeAutospacing="1" w:after="100" w:afterAutospacing="1" w:line="240" w:lineRule="auto"/>
+        <w:jc w:val="both"/>
+        <w:rPr>
+          <w:rFonts w:ascii="Times New Roman" w:eastAsia="Times New Roman" w:hAnsi="Times New Roman" w:cs="Times New Roman"/>
+          <w:color w:val="000000" w:themeColor="text1"/>
+          <w:sz w:val="36"/>
+          <w:szCs w:val="36"/>
+        </w:rPr>
+      </w:pPr>
+      <w:r>
+        <w:rPr>
+          <w:rFonts w:ascii="Times New Roman" w:eastAsia="Times New Roman" w:hAnsi="Times New Roman" w:cs="Times New Roman"/>
+          <w:color w:val="000000" w:themeColor="text1"/>
+          <w:sz w:val="36"/>
+          <w:szCs w:val="36"/>
+        </w:rPr>
+        <w:t>For that another file is needed to create which is called filters.py</w:t>
+      </w:r>
+    </w:p>
+    <w:p>
+      <w:pPr>
+        <w:spacing w:before="100" w:beforeAutospacing="1" w:after="100" w:afterAutospacing="1" w:line="240" w:lineRule="auto"/>
+        <w:jc w:val="both"/>
+        <w:rPr>
+          <w:rFonts w:ascii="Times New Roman" w:eastAsia="Times New Roman" w:hAnsi="Times New Roman" w:cs="Times New Roman"/>
+          <w:color w:val="000000" w:themeColor="text1"/>
+          <w:sz w:val="36"/>
+          <w:szCs w:val="36"/>
+        </w:rPr>
+      </w:pPr>
+      <w:r>
+        <w:rPr>
+          <w:rFonts w:ascii="Times New Roman" w:eastAsia="Times New Roman" w:hAnsi="Times New Roman" w:cs="Times New Roman"/>
+          <w:noProof/>
+          <w:color w:val="000000" w:themeColor="text1"/>
+          <w:sz w:val="36"/>
+          <w:szCs w:val="36"/>
+        </w:rPr>
+        <w:drawing>
+          <wp:inline distT="0" distB="0" distL="0" distR="0">
+            <wp:extent cx="5943600" cy="2167969"/>
+            <wp:effectExtent l="19050" t="0" r="0" b="0"/>
+            <wp:docPr id="19" name="Picture 19"/>
+            <wp:cNvGraphicFramePr>
+              <a:graphicFrameLocks xmlns:a="http://schemas.openxmlformats.org/drawingml/2006/main" noChangeAspect="1"/>
+            </wp:cNvGraphicFramePr>
+            <a:graphic xmlns:a="http://schemas.openxmlformats.org/drawingml/2006/main">
+              <a:graphicData uri="http://schemas.openxmlformats.org/drawingml/2006/picture">
+                <pic:pic xmlns:pic="http://schemas.openxmlformats.org/drawingml/2006/picture">
+                  <pic:nvPicPr>
+                    <pic:cNvPr id="0" name="Picture 19"/>
+                    <pic:cNvPicPr>
+                      <a:picLocks noChangeAspect="1" noChangeArrowheads="1"/>
+                    </pic:cNvPicPr>
+                  </pic:nvPicPr>
+                  <pic:blipFill>
+                    <a:blip r:embed="rId14"/>
+                    <a:srcRect/>
+                    <a:stretch>
+                      <a:fillRect/>
+                    </a:stretch>
+                  </pic:blipFill>
+                  <pic:spPr bwMode="auto">
+                    <a:xfrm>
+                      <a:off x="0" y="0"/>
+                      <a:ext cx="5943600" cy="2167969"/>
+                    </a:xfrm>
+                    <a:prstGeom prst="rect">
+                      <a:avLst/>
+                    </a:prstGeom>
+                    <a:noFill/>
+                    <a:ln w="9525">
+                      <a:noFill/>
+                      <a:miter lim="800000"/>
+                      <a:headEnd/>
+                      <a:tailEnd/>
+                    </a:ln>
+                  </pic:spPr>
+                </pic:pic>
+              </a:graphicData>
+            </a:graphic>
+          </wp:inline>
+        </w:drawing>
+      </w:r>
+    </w:p>
+    <w:p>
+      <w:pPr>
+        <w:spacing w:before="100" w:beforeAutospacing="1" w:after="100" w:afterAutospacing="1" w:line="240" w:lineRule="auto"/>
+        <w:jc w:val="both"/>
+        <w:rPr>
+          <w:rFonts w:ascii="Times New Roman" w:eastAsia="Times New Roman" w:hAnsi="Times New Roman" w:cs="Times New Roman"/>
+          <w:color w:val="000000" w:themeColor="text1"/>
+          <w:sz w:val="36"/>
+          <w:szCs w:val="36"/>
+        </w:rPr>
+      </w:pPr>
+      <w:r>
+        <w:rPr>
+          <w:rFonts w:ascii="Times New Roman" w:eastAsia="Times New Roman" w:hAnsi="Times New Roman" w:cs="Times New Roman"/>
+          <w:color w:val="000000" w:themeColor="text1"/>
+          <w:sz w:val="36"/>
+          <w:szCs w:val="36"/>
+        </w:rPr>
+        <w:lastRenderedPageBreak/>
+        <w:t xml:space="preserve">In views.py: </w:t>
+      </w:r>
+    </w:p>
+    <w:p>
+      <w:pPr>
+        <w:spacing w:before="100" w:beforeAutospacing="1" w:after="100" w:afterAutospacing="1" w:line="240" w:lineRule="auto"/>
+        <w:jc w:val="both"/>
+        <w:rPr>
+          <w:rFonts w:ascii="Times New Roman" w:eastAsia="Times New Roman" w:hAnsi="Times New Roman" w:cs="Times New Roman"/>
+          <w:color w:val="000000" w:themeColor="text1"/>
+          <w:sz w:val="36"/>
+          <w:szCs w:val="36"/>
+        </w:rPr>
+      </w:pPr>
+      <w:r>
+        <w:rPr>
+          <w:rFonts w:ascii="Times New Roman" w:eastAsia="Times New Roman" w:hAnsi="Times New Roman" w:cs="Times New Roman"/>
+          <w:noProof/>
+          <w:color w:val="000000" w:themeColor="text1"/>
+          <w:sz w:val="36"/>
+          <w:szCs w:val="36"/>
+        </w:rPr>
+        <w:drawing>
+          <wp:inline distT="0" distB="0" distL="0" distR="0">
+            <wp:extent cx="5240020" cy="781050"/>
+            <wp:effectExtent l="19050" t="0" r="0" b="0"/>
+            <wp:docPr id="28" name="Picture 28"/>
+            <wp:cNvGraphicFramePr>
+              <a:graphicFrameLocks xmlns:a="http://schemas.openxmlformats.org/drawingml/2006/main" noChangeAspect="1"/>
+            </wp:cNvGraphicFramePr>
+            <a:graphic xmlns:a="http://schemas.openxmlformats.org/drawingml/2006/main">
+              <a:graphicData uri="http://schemas.openxmlformats.org/drawingml/2006/picture">
+                <pic:pic xmlns:pic="http://schemas.openxmlformats.org/drawingml/2006/picture">
+                  <pic:nvPicPr>
+                    <pic:cNvPr id="0" name="Picture 28"/>
+                    <pic:cNvPicPr>
+                      <a:picLocks noChangeAspect="1" noChangeArrowheads="1"/>
+                    </pic:cNvPicPr>
+                  </pic:nvPicPr>
+                  <pic:blipFill>
+                    <a:blip r:embed="rId15"/>
+                    <a:srcRect/>
+                    <a:stretch>
+                      <a:fillRect/>
+                    </a:stretch>
+                  </pic:blipFill>
+                  <pic:spPr bwMode="auto">
+                    <a:xfrm>
+                      <a:off x="0" y="0"/>
+                      <a:ext cx="5240020" cy="781050"/>
+                    </a:xfrm>
+                    <a:prstGeom prst="rect">
+                      <a:avLst/>
+                    </a:prstGeom>
+                    <a:noFill/>
+                    <a:ln w="9525">
+                      <a:noFill/>
+                      <a:miter lim="800000"/>
+                      <a:headEnd/>
+                      <a:tailEnd/>
+                    </a:ln>
+                  </pic:spPr>
+                </pic:pic>
+              </a:graphicData>
+            </a:graphic>
+          </wp:inline>
+        </w:drawing>
+      </w:r>
+    </w:p>
+    <w:p>
+      <w:pPr>
+        <w:spacing w:before="100" w:beforeAutospacing="1" w:after="100" w:afterAutospacing="1" w:line="240" w:lineRule="auto"/>
+        <w:jc w:val="both"/>
+        <w:rPr>
+          <w:rFonts w:ascii="Times New Roman" w:eastAsia="Times New Roman" w:hAnsi="Times New Roman" w:cs="Times New Roman"/>
+          <w:color w:val="000000" w:themeColor="text1"/>
+          <w:sz w:val="36"/>
+          <w:szCs w:val="36"/>
+        </w:rPr>
+      </w:pPr>
+    </w:p>
+    <w:p>
+      <w:pPr>
+        <w:spacing w:before="100" w:beforeAutospacing="1" w:after="100" w:afterAutospacing="1" w:line="240" w:lineRule="auto"/>
+        <w:jc w:val="both"/>
+        <w:rPr>
+          <w:rFonts w:ascii="Times New Roman" w:eastAsia="Times New Roman" w:hAnsi="Times New Roman" w:cs="Times New Roman"/>
+          <w:color w:val="000000" w:themeColor="text1"/>
+          <w:sz w:val="36"/>
+          <w:szCs w:val="36"/>
+        </w:rPr>
+      </w:pPr>
+      <w:r>
+        <w:rPr>
+          <w:rFonts w:ascii="Times New Roman" w:eastAsia="Times New Roman" w:hAnsi="Times New Roman" w:cs="Times New Roman"/>
+          <w:b/>
+          <w:color w:val="000000" w:themeColor="text1"/>
+          <w:sz w:val="36"/>
+          <w:szCs w:val="36"/>
+        </w:rPr>
+        <w:t xml:space="preserve">Advance </w:t>
+      </w:r>
+      <w:proofErr w:type="gramStart"/>
+      <w:r>
+        <w:rPr>
+          <w:rFonts w:ascii="Times New Roman" w:eastAsia="Times New Roman" w:hAnsi="Times New Roman" w:cs="Times New Roman"/>
+          <w:b/>
+          <w:color w:val="000000" w:themeColor="text1"/>
+          <w:sz w:val="36"/>
+          <w:szCs w:val="36"/>
+        </w:rPr>
+        <w:t>filter</w:t>
+      </w:r>
+      <w:r>
+        <w:rPr>
+          <w:rFonts w:ascii="Times New Roman" w:eastAsia="Times New Roman" w:hAnsi="Times New Roman" w:cs="Times New Roman"/>
+          <w:color w:val="000000" w:themeColor="text1"/>
+          <w:sz w:val="36"/>
+          <w:szCs w:val="36"/>
+        </w:rPr>
+        <w:t xml:space="preserve"> :</w:t>
+      </w:r>
+      <w:proofErr w:type="gramEnd"/>
+    </w:p>
+    <w:p>
+      <w:pPr>
+        <w:spacing w:before="100" w:beforeAutospacing="1" w:after="100" w:afterAutospacing="1" w:line="240" w:lineRule="auto"/>
+        <w:jc w:val="both"/>
+        <w:rPr>
+          <w:rFonts w:ascii="Times New Roman" w:eastAsia="Times New Roman" w:hAnsi="Times New Roman" w:cs="Times New Roman"/>
+          <w:color w:val="000000" w:themeColor="text1"/>
+          <w:sz w:val="36"/>
+          <w:szCs w:val="36"/>
+        </w:rPr>
+      </w:pPr>
+      <w:proofErr w:type="gramStart"/>
+      <w:r>
+        <w:rPr>
+          <w:rFonts w:ascii="Times New Roman" w:eastAsia="Times New Roman" w:hAnsi="Times New Roman" w:cs="Times New Roman"/>
+          <w:color w:val="000000" w:themeColor="text1"/>
+          <w:sz w:val="36"/>
+          <w:szCs w:val="36"/>
+        </w:rPr>
+        <w:t>for</w:t>
+      </w:r>
+      <w:proofErr w:type="gramEnd"/>
+      <w:r>
+        <w:rPr>
+          <w:rFonts w:ascii="Times New Roman" w:eastAsia="Times New Roman" w:hAnsi="Times New Roman" w:cs="Times New Roman"/>
+          <w:color w:val="000000" w:themeColor="text1"/>
+          <w:sz w:val="36"/>
+          <w:szCs w:val="36"/>
+        </w:rPr>
+        <w:t xml:space="preserve"> t001 type of this range-(as it include both number and character):</w:t>
+      </w:r>
+    </w:p>
+    <w:p>
+      <w:pPr>
+        <w:spacing w:before="100" w:beforeAutospacing="1" w:after="100" w:afterAutospacing="1" w:line="240" w:lineRule="auto"/>
+        <w:jc w:val="both"/>
+        <w:rPr>
+          <w:rFonts w:ascii="Times New Roman" w:eastAsia="Times New Roman" w:hAnsi="Times New Roman" w:cs="Times New Roman"/>
+          <w:color w:val="000000" w:themeColor="text1"/>
+          <w:sz w:val="36"/>
+          <w:szCs w:val="36"/>
+        </w:rPr>
+      </w:pPr>
+      <w:r>
+        <w:rPr>
+          <w:rFonts w:ascii="Times New Roman" w:eastAsia="Times New Roman" w:hAnsi="Times New Roman" w:cs="Times New Roman"/>
+          <w:noProof/>
+          <w:color w:val="000000" w:themeColor="text1"/>
+          <w:sz w:val="36"/>
+          <w:szCs w:val="36"/>
+        </w:rPr>
+        <w:drawing>
+          <wp:inline distT="0" distB="0" distL="0" distR="0">
+            <wp:extent cx="5943600" cy="1790357"/>
+            <wp:effectExtent l="19050" t="0" r="0" b="0"/>
+            <wp:docPr id="31" name="Picture 31"/>
+            <wp:cNvGraphicFramePr>
+              <a:graphicFrameLocks xmlns:a="http://schemas.openxmlformats.org/drawingml/2006/main" noChangeAspect="1"/>
+            </wp:cNvGraphicFramePr>
+            <a:graphic xmlns:a="http://schemas.openxmlformats.org/drawingml/2006/main">
+              <a:graphicData uri="http://schemas.openxmlformats.org/drawingml/2006/picture">
+                <pic:pic xmlns:pic="http://schemas.openxmlformats.org/drawingml/2006/picture">
+                  <pic:nvPicPr>
+                    <pic:cNvPr id="0" name="Picture 31"/>
+                    <pic:cNvPicPr>
+                      <a:picLocks noChangeAspect="1" noChangeArrowheads="1"/>
+                    </pic:cNvPicPr>
+                  </pic:nvPicPr>
+                  <pic:blipFill>
+                    <a:blip r:embed="rId16"/>
+                    <a:srcRect/>
+                    <a:stretch>
+                      <a:fillRect/>
+                    </a:stretch>
+                  </pic:blipFill>
+                  <pic:spPr bwMode="auto">
+                    <a:xfrm>
+                      <a:off x="0" y="0"/>
+                      <a:ext cx="5943600" cy="1790357"/>
+                    </a:xfrm>
+                    <a:prstGeom prst="rect">
+                      <a:avLst/>
+                    </a:prstGeom>
+                    <a:noFill/>
+                    <a:ln w="9525">
+                      <a:noFill/>
+                      <a:miter lim="800000"/>
+                      <a:headEnd/>
+                      <a:tailEnd/>
+                    </a:ln>
+                  </pic:spPr>
+                </pic:pic>
+              </a:graphicData>
+            </a:graphic>
+          </wp:inline>
+        </w:drawing>
+      </w:r>
+    </w:p>
+    <w:p>
+      <w:pPr>
+        <w:spacing w:before="100" w:beforeAutospacing="1" w:after="100" w:afterAutospacing="1" w:line="240" w:lineRule="auto"/>
+        <w:jc w:val="both"/>
+        <w:rPr>
+          <w:rFonts w:ascii="Times New Roman" w:eastAsia="Times New Roman" w:hAnsi="Times New Roman" w:cs="Times New Roman"/>
+          <w:color w:val="000000" w:themeColor="text1"/>
+          <w:sz w:val="36"/>
+          <w:szCs w:val="36"/>
+        </w:rPr>
+      </w:pPr>
+      <w:r>
+        <w:rPr>
+          <w:rFonts w:ascii="Times New Roman" w:eastAsia="Times New Roman" w:hAnsi="Times New Roman" w:cs="Times New Roman"/>
+          <w:color w:val="000000" w:themeColor="text1"/>
+          <w:sz w:val="36"/>
+          <w:szCs w:val="36"/>
+        </w:rPr>
+        <w:t>In views.py</w:t>
+      </w:r>
+    </w:p>
+    <w:p>
+      <w:pPr>
+        <w:spacing w:before="100" w:beforeAutospacing="1" w:after="100" w:afterAutospacing="1" w:line="240" w:lineRule="auto"/>
+        <w:jc w:val="both"/>
+        <w:rPr>
+          <w:rFonts w:ascii="Times New Roman" w:eastAsia="Times New Roman" w:hAnsi="Times New Roman" w:cs="Times New Roman"/>
+          <w:color w:val="000000" w:themeColor="text1"/>
+          <w:sz w:val="36"/>
+          <w:szCs w:val="36"/>
+        </w:rPr>
+      </w:pPr>
+      <w:r>
+        <w:rPr>
+          <w:rFonts w:ascii="Times New Roman" w:eastAsia="Times New Roman" w:hAnsi="Times New Roman" w:cs="Times New Roman"/>
+          <w:color w:val="000000" w:themeColor="text1"/>
+          <w:sz w:val="36"/>
+          <w:szCs w:val="36"/>
+        </w:rPr>
+        <w:drawing>
+          <wp:inline distT="0" distB="0" distL="0" distR="0">
+            <wp:extent cx="5240020" cy="781050"/>
+            <wp:effectExtent l="19050" t="0" r="0" b="0"/>
+            <wp:docPr id="3" name="Picture 28"/>
+            <wp:cNvGraphicFramePr>
+              <a:graphicFrameLocks xmlns:a="http://schemas.openxmlformats.org/drawingml/2006/main" noChangeAspect="1"/>
+            </wp:cNvGraphicFramePr>
+            <a:graphic xmlns:a="http://schemas.openxmlformats.org/drawingml/2006/main">
+              <a:graphicData uri="http://schemas.openxmlformats.org/drawingml/2006/picture">
+                <pic:pic xmlns:pic="http://schemas.openxmlformats.org/drawingml/2006/picture">
+                  <pic:nvPicPr>
+                    <pic:cNvPr id="0" name="Picture 28"/>
+                    <pic:cNvPicPr>
+                      <a:picLocks noChangeAspect="1" noChangeArrowheads="1"/>
+                    </pic:cNvPicPr>
+                  </pic:nvPicPr>
+                  <pic:blipFill>
+                    <a:blip r:embed="rId15"/>
+                    <a:srcRect/>
+                    <a:stretch>
+                      <a:fillRect/>
+                    </a:stretch>
+                  </pic:blipFill>
+                  <pic:spPr bwMode="auto">
+                    <a:xfrm>
+                      <a:off x="0" y="0"/>
+                      <a:ext cx="5240020" cy="781050"/>
+                    </a:xfrm>
+                    <a:prstGeom prst="rect">
+                      <a:avLst/>
+                    </a:prstGeom>
+                    <a:noFill/>
+                    <a:ln w="9525">
+                      <a:noFill/>
+                      <a:miter lim="800000"/>
+                      <a:headEnd/>
+                      <a:tailEnd/>
+                    </a:ln>
+                  </pic:spPr>
+                </pic:pic>
+              </a:graphicData>
+            </a:graphic>
+          </wp:inline>
+        </w:drawing>
+      </w:r>
+    </w:p>
+    <w:p>
+      <w:pPr>
+        <w:spacing w:before="100" w:beforeAutospacing="1" w:after="100" w:afterAutospacing="1" w:line="240" w:lineRule="auto"/>
+        <w:jc w:val="both"/>
+        <w:rPr>
+          <w:rFonts w:ascii="Times New Roman" w:eastAsia="Times New Roman" w:hAnsi="Times New Roman" w:cs="Times New Roman"/>
+          <w:color w:val="000000" w:themeColor="text1"/>
+          <w:sz w:val="36"/>
+          <w:szCs w:val="36"/>
+        </w:rPr>
+      </w:pPr>
+    </w:p>
+    <w:p>
+      <w:pPr>
+        <w:spacing w:before="100" w:beforeAutospacing="1" w:after="100" w:afterAutospacing="1" w:line="240" w:lineRule="auto"/>
+        <w:jc w:val="center"/>
+        <w:rPr>
+          <w:rFonts w:ascii="Times New Roman" w:eastAsia="Times New Roman" w:hAnsi="Times New Roman" w:cs="Times New Roman"/>
+          <w:b/>
+          <w:color w:val="000000" w:themeColor="text1"/>
+          <w:sz w:val="36"/>
+          <w:szCs w:val="36"/>
+          <w:u w:val="single"/>
+        </w:rPr>
+      </w:pPr>
+      <w:r>
+        <w:rPr>
+          <w:rFonts w:ascii="Times New Roman" w:eastAsia="Times New Roman" w:hAnsi="Times New Roman" w:cs="Times New Roman"/>
+          <w:b/>
+          <w:color w:val="000000" w:themeColor="text1"/>
+          <w:sz w:val="36"/>
+          <w:szCs w:val="36"/>
+          <w:u w:val="single"/>
+        </w:rPr>
+        <w:t xml:space="preserve">Search </w:t>
+      </w:r>
+      <w:proofErr w:type="gramStart"/>
+      <w:r>
+        <w:rPr>
+          <w:rFonts w:ascii="Times New Roman" w:eastAsia="Times New Roman" w:hAnsi="Times New Roman" w:cs="Times New Roman"/>
+          <w:b/>
+          <w:color w:val="000000" w:themeColor="text1"/>
+          <w:sz w:val="36"/>
+          <w:szCs w:val="36"/>
+          <w:u w:val="single"/>
+        </w:rPr>
+        <w:t>Filter :</w:t>
+      </w:r>
+      <w:proofErr w:type="gramEnd"/>
+    </w:p>
+    <w:p>
+      <w:pPr>
+        <w:spacing w:before="100" w:beforeAutospacing="1" w:after="100" w:afterAutospacing="1" w:line="240" w:lineRule="auto"/>
+        <w:rPr>
+          <w:rFonts w:ascii="Times New Roman" w:eastAsia="Times New Roman" w:hAnsi="Times New Roman" w:cs="Times New Roman"/>
+          <w:color w:val="000000" w:themeColor="text1"/>
+          <w:sz w:val="36"/>
+          <w:szCs w:val="36"/>
+        </w:rPr>
+      </w:pPr>
+      <w:r>
+        <w:rPr>
+          <w:b/>
+          <w:bCs/>
+        </w:rPr>
+        <w:t xml:space="preserve"> </w:t>
+      </w:r>
+      <w:proofErr w:type="spellStart"/>
+      <w:r>
+        <w:rPr>
+          <w:rFonts w:ascii="Times New Roman" w:eastAsia="Times New Roman" w:hAnsi="Times New Roman" w:cs="Times New Roman"/>
+          <w:b/>
+          <w:bCs/>
+          <w:color w:val="000000" w:themeColor="text1"/>
+          <w:sz w:val="36"/>
+          <w:szCs w:val="36"/>
+        </w:rPr>
+        <w:t>SearchFilter</w:t>
+      </w:r>
+      <w:proofErr w:type="spellEnd"/>
+      <w:r>
+        <w:rPr>
+          <w:rFonts w:ascii="Times New Roman" w:eastAsia="Times New Roman" w:hAnsi="Times New Roman" w:cs="Times New Roman"/>
+          <w:color w:val="000000" w:themeColor="text1"/>
+          <w:sz w:val="36"/>
+          <w:szCs w:val="36"/>
+        </w:rPr>
+        <w:t xml:space="preserve"> in </w:t>
+      </w:r>
+      <w:proofErr w:type="spellStart"/>
+      <w:r>
+        <w:rPr>
+          <w:rFonts w:ascii="Times New Roman" w:eastAsia="Times New Roman" w:hAnsi="Times New Roman" w:cs="Times New Roman"/>
+          <w:color w:val="000000" w:themeColor="text1"/>
+          <w:sz w:val="36"/>
+          <w:szCs w:val="36"/>
+        </w:rPr>
+        <w:t>Django</w:t>
+      </w:r>
+      <w:proofErr w:type="spellEnd"/>
+      <w:r>
+        <w:rPr>
+          <w:rFonts w:ascii="Times New Roman" w:eastAsia="Times New Roman" w:hAnsi="Times New Roman" w:cs="Times New Roman"/>
+          <w:color w:val="000000" w:themeColor="text1"/>
+          <w:sz w:val="36"/>
+          <w:szCs w:val="36"/>
+        </w:rPr>
+        <w:t xml:space="preserve"> REST Framework allows users to </w:t>
+      </w:r>
+      <w:r>
+        <w:rPr>
+          <w:rFonts w:ascii="Times New Roman" w:eastAsia="Times New Roman" w:hAnsi="Times New Roman" w:cs="Times New Roman"/>
+          <w:b/>
+          <w:bCs/>
+          <w:color w:val="000000" w:themeColor="text1"/>
+          <w:sz w:val="36"/>
+          <w:szCs w:val="36"/>
+        </w:rPr>
+        <w:t>search for data by typing a keyword</w:t>
+      </w:r>
+      <w:r>
+        <w:rPr>
+          <w:rFonts w:ascii="Times New Roman" w:eastAsia="Times New Roman" w:hAnsi="Times New Roman" w:cs="Times New Roman"/>
+          <w:color w:val="000000" w:themeColor="text1"/>
+          <w:sz w:val="36"/>
+          <w:szCs w:val="36"/>
+        </w:rPr>
+        <w:t xml:space="preserve"> instead of filtering by an exact value.</w:t>
+      </w:r>
+    </w:p>
+    <w:p>
+      <w:pPr>
+        <w:spacing w:before="100" w:beforeAutospacing="1" w:after="100" w:afterAutospacing="1" w:line="240" w:lineRule="auto"/>
+        <w:jc w:val="both"/>
+        <w:rPr>
+          <w:rFonts w:ascii="Times New Roman" w:eastAsia="Times New Roman" w:hAnsi="Times New Roman" w:cs="Times New Roman"/>
+          <w:color w:val="FF0000"/>
+          <w:sz w:val="36"/>
+          <w:szCs w:val="36"/>
+        </w:rPr>
+      </w:pPr>
+    </w:p>
+    <w:p>
+      <w:pPr>
+        <w:spacing w:before="100" w:beforeAutospacing="1" w:after="100" w:afterAutospacing="1" w:line="240" w:lineRule="auto"/>
+        <w:jc w:val="both"/>
+        <w:rPr>
+          <w:rFonts w:ascii="Times New Roman" w:eastAsia="Times New Roman" w:hAnsi="Times New Roman" w:cs="Times New Roman"/>
+          <w:b/>
+          <w:color w:val="000000" w:themeColor="text1"/>
+          <w:sz w:val="36"/>
+          <w:szCs w:val="36"/>
+          <w:u w:val="single"/>
+        </w:rPr>
+      </w:pPr>
+      <w:r>
+        <w:rPr>
+          <w:rFonts w:ascii="Times New Roman" w:eastAsia="Times New Roman" w:hAnsi="Times New Roman" w:cs="Times New Roman"/>
+          <w:b/>
+          <w:color w:val="000000" w:themeColor="text1"/>
+          <w:sz w:val="36"/>
+          <w:szCs w:val="36"/>
+          <w:u w:val="single"/>
+        </w:rPr>
+        <w:lastRenderedPageBreak/>
+        <w:t>Search prefixes:</w:t>
+      </w:r>
+    </w:p>
+    <w:p>
+      <w:pPr>
+        <w:spacing w:before="100" w:beforeAutospacing="1" w:after="100" w:afterAutospacing="1" w:line="240" w:lineRule="auto"/>
+        <w:jc w:val="both"/>
+        <w:rPr>
+          <w:rFonts w:ascii="Times New Roman" w:eastAsia="Times New Roman" w:hAnsi="Times New Roman" w:cs="Times New Roman"/>
+          <w:color w:val="FF0000"/>
+          <w:sz w:val="36"/>
+          <w:szCs w:val="36"/>
+        </w:rPr>
+      </w:pPr>
+      <w:proofErr w:type="gramStart"/>
+      <w:r>
+        <w:rPr>
+          <w:rFonts w:ascii="Times New Roman" w:eastAsia="Times New Roman" w:hAnsi="Times New Roman" w:cs="Times New Roman"/>
+          <w:color w:val="FF0000"/>
+          <w:sz w:val="36"/>
+          <w:szCs w:val="36"/>
+        </w:rPr>
+        <w:t>1.</w:t>
+      </w:r>
+      <w:r>
+        <w:rPr>
+          <w:rFonts w:ascii="Times New Roman" w:eastAsia="Times New Roman" w:hAnsi="Times New Roman" w:cs="Times New Roman"/>
+          <w:color w:val="FF0000"/>
+          <w:sz w:val="36"/>
+          <w:szCs w:val="36"/>
+        </w:rPr>
+        <w:t>search</w:t>
+      </w:r>
+      <w:proofErr w:type="gramEnd"/>
+      <w:r>
+        <w:rPr>
+          <w:rFonts w:ascii="Times New Roman" w:eastAsia="Times New Roman" w:hAnsi="Times New Roman" w:cs="Times New Roman"/>
+          <w:color w:val="FF0000"/>
+          <w:sz w:val="36"/>
+          <w:szCs w:val="36"/>
+        </w:rPr>
+        <w:t>_fields = ['^</w:t>
+      </w:r>
+      <w:proofErr w:type="spellStart"/>
+      <w:r>
+        <w:rPr>
+          <w:rFonts w:ascii="Times New Roman" w:eastAsia="Times New Roman" w:hAnsi="Times New Roman" w:cs="Times New Roman"/>
+          <w:color w:val="FF0000"/>
+          <w:sz w:val="36"/>
+          <w:szCs w:val="36"/>
+        </w:rPr>
+        <w:t>teacher_name</w:t>
+      </w:r>
+      <w:proofErr w:type="spellEnd"/>
+      <w:r>
+        <w:rPr>
+          <w:rFonts w:ascii="Times New Roman" w:eastAsia="Times New Roman" w:hAnsi="Times New Roman" w:cs="Times New Roman"/>
+          <w:color w:val="FF0000"/>
+          <w:sz w:val="36"/>
+          <w:szCs w:val="36"/>
+        </w:rPr>
+        <w:t>']</w:t>
+      </w:r>
+    </w:p>
+    <w:p>
+      <w:pPr>
+        <w:spacing w:before="100" w:beforeAutospacing="1" w:after="100" w:afterAutospacing="1" w:line="240" w:lineRule="auto"/>
+        <w:jc w:val="both"/>
+        <w:rPr>
+          <w:rFonts w:ascii="Times New Roman" w:eastAsia="Times New Roman" w:hAnsi="Times New Roman" w:cs="Times New Roman"/>
+          <w:color w:val="000000" w:themeColor="text1"/>
+          <w:sz w:val="36"/>
+          <w:szCs w:val="36"/>
+        </w:rPr>
+      </w:pPr>
+      <w:r>
+        <w:rPr>
+          <w:rFonts w:ascii="Times New Roman" w:eastAsia="Times New Roman" w:hAnsi="Times New Roman" w:cs="Times New Roman"/>
+          <w:color w:val="000000" w:themeColor="text1"/>
+          <w:sz w:val="36"/>
+          <w:szCs w:val="36"/>
+        </w:rPr>
+        <w:t xml:space="preserve">^ </w:t>
+      </w:r>
+      <w:proofErr w:type="gramStart"/>
+      <w:r>
+        <w:rPr>
+          <w:rFonts w:ascii="Times New Roman" w:eastAsia="Times New Roman" w:hAnsi="Times New Roman" w:cs="Times New Roman"/>
+          <w:color w:val="000000" w:themeColor="text1"/>
+          <w:sz w:val="36"/>
+          <w:szCs w:val="36"/>
+        </w:rPr>
+        <w:t>means</w:t>
+      </w:r>
+      <w:proofErr w:type="gramEnd"/>
+      <w:r>
+        <w:rPr>
+          <w:rFonts w:ascii="Times New Roman" w:eastAsia="Times New Roman" w:hAnsi="Times New Roman" w:cs="Times New Roman"/>
+          <w:color w:val="000000" w:themeColor="text1"/>
+          <w:sz w:val="36"/>
+          <w:szCs w:val="36"/>
+        </w:rPr>
+        <w:t xml:space="preserve"> </w:t>
+      </w:r>
+      <w:r>
+        <w:rPr>
+          <w:rFonts w:ascii="Times New Roman" w:eastAsia="Times New Roman" w:hAnsi="Times New Roman" w:cs="Times New Roman"/>
+          <w:b/>
+          <w:bCs/>
+          <w:color w:val="000000" w:themeColor="text1"/>
+          <w:sz w:val="36"/>
+          <w:szCs w:val="36"/>
+        </w:rPr>
+        <w:t>starts with</w:t>
+      </w:r>
+      <w:r>
+        <w:rPr>
+          <w:rFonts w:ascii="Times New Roman" w:eastAsia="Times New Roman" w:hAnsi="Times New Roman" w:cs="Times New Roman"/>
+          <w:color w:val="000000" w:themeColor="text1"/>
+          <w:sz w:val="36"/>
+          <w:szCs w:val="36"/>
+        </w:rPr>
+        <w:t>.</w:t>
+      </w:r>
+    </w:p>
+    <w:p>
+      <w:pPr>
+        <w:spacing w:before="100" w:beforeAutospacing="1" w:after="100" w:afterAutospacing="1" w:line="240" w:lineRule="auto"/>
+        <w:jc w:val="both"/>
+        <w:rPr>
+          <w:rFonts w:ascii="Times New Roman" w:eastAsia="Times New Roman" w:hAnsi="Times New Roman" w:cs="Times New Roman"/>
+          <w:color w:val="FF0000"/>
+          <w:sz w:val="36"/>
+          <w:szCs w:val="36"/>
+        </w:rPr>
+      </w:pPr>
+      <w:proofErr w:type="gramStart"/>
+      <w:r>
+        <w:rPr>
+          <w:rFonts w:ascii="Times New Roman" w:eastAsia="Times New Roman" w:hAnsi="Times New Roman" w:cs="Times New Roman"/>
+          <w:color w:val="FF0000"/>
+          <w:sz w:val="36"/>
+          <w:szCs w:val="36"/>
+        </w:rPr>
+        <w:t>2.search</w:t>
+      </w:r>
+      <w:proofErr w:type="gramEnd"/>
+      <w:r>
+        <w:rPr>
+          <w:rFonts w:ascii="Times New Roman" w:eastAsia="Times New Roman" w:hAnsi="Times New Roman" w:cs="Times New Roman"/>
+          <w:color w:val="FF0000"/>
+          <w:sz w:val="36"/>
+          <w:szCs w:val="36"/>
+        </w:rPr>
+        <w:t>_fields = ['=</w:t>
+      </w:r>
+      <w:proofErr w:type="spellStart"/>
+      <w:r>
+        <w:rPr>
+          <w:rFonts w:ascii="Times New Roman" w:eastAsia="Times New Roman" w:hAnsi="Times New Roman" w:cs="Times New Roman"/>
+          <w:color w:val="FF0000"/>
+          <w:sz w:val="36"/>
+          <w:szCs w:val="36"/>
+        </w:rPr>
+        <w:t>teacher_name</w:t>
+      </w:r>
+      <w:proofErr w:type="spellEnd"/>
+      <w:r>
+        <w:rPr>
+          <w:rFonts w:ascii="Times New Roman" w:eastAsia="Times New Roman" w:hAnsi="Times New Roman" w:cs="Times New Roman"/>
+          <w:color w:val="FF0000"/>
+          <w:sz w:val="36"/>
+          <w:szCs w:val="36"/>
+        </w:rPr>
+        <w:t>']</w:t>
+      </w:r>
+    </w:p>
+    <w:p>
+      <w:pPr>
+        <w:spacing w:before="100" w:beforeAutospacing="1" w:after="100" w:afterAutospacing="1" w:line="240" w:lineRule="auto"/>
+        <w:jc w:val="both"/>
+        <w:rPr>
+          <w:rFonts w:ascii="Times New Roman" w:eastAsia="Times New Roman" w:hAnsi="Times New Roman" w:cs="Times New Roman"/>
+          <w:color w:val="000000" w:themeColor="text1"/>
+          <w:sz w:val="36"/>
+          <w:szCs w:val="36"/>
+        </w:rPr>
+      </w:pPr>
+      <w:r>
+        <w:rPr>
+          <w:rFonts w:ascii="Times New Roman" w:eastAsia="Times New Roman" w:hAnsi="Times New Roman" w:cs="Times New Roman"/>
+          <w:color w:val="000000" w:themeColor="text1"/>
+          <w:sz w:val="36"/>
+          <w:szCs w:val="36"/>
+        </w:rPr>
+        <w:t xml:space="preserve">= means </w:t>
+      </w:r>
+      <w:r>
+        <w:rPr>
+          <w:rFonts w:ascii="Times New Roman" w:eastAsia="Times New Roman" w:hAnsi="Times New Roman" w:cs="Times New Roman"/>
+          <w:b/>
+          <w:bCs/>
+          <w:color w:val="000000" w:themeColor="text1"/>
+          <w:sz w:val="36"/>
+          <w:szCs w:val="36"/>
+        </w:rPr>
+        <w:t>exact match</w:t>
+      </w:r>
+      <w:r>
+        <w:rPr>
+          <w:rFonts w:ascii="Times New Roman" w:eastAsia="Times New Roman" w:hAnsi="Times New Roman" w:cs="Times New Roman"/>
+          <w:color w:val="000000" w:themeColor="text1"/>
+          <w:sz w:val="36"/>
+          <w:szCs w:val="36"/>
+        </w:rPr>
+        <w:t>.</w:t>
+      </w:r>
+    </w:p>
+    <w:p>
+      <w:pPr>
+        <w:spacing w:before="100" w:beforeAutospacing="1" w:after="100" w:afterAutospacing="1" w:line="240" w:lineRule="auto"/>
+        <w:jc w:val="both"/>
+        <w:rPr>
+          <w:rFonts w:ascii="Times New Roman" w:eastAsia="Times New Roman" w:hAnsi="Times New Roman" w:cs="Times New Roman"/>
+          <w:color w:val="000000" w:themeColor="text1"/>
+          <w:sz w:val="36"/>
+          <w:szCs w:val="36"/>
+        </w:rPr>
+      </w:pPr>
+      <w:r>
+        <w:rPr>
+          <w:rFonts w:ascii="Times New Roman" w:eastAsia="Times New Roman" w:hAnsi="Times New Roman" w:cs="Times New Roman"/>
+          <w:color w:val="000000" w:themeColor="text1"/>
+          <w:sz w:val="36"/>
+          <w:szCs w:val="36"/>
+        </w:rPr>
+        <w:t>GET /teacher/</w:t>
+      </w:r>
+      <w:proofErr w:type="gramStart"/>
+      <w:r>
+        <w:rPr>
+          <w:rFonts w:ascii="Times New Roman" w:eastAsia="Times New Roman" w:hAnsi="Times New Roman" w:cs="Times New Roman"/>
+          <w:color w:val="000000" w:themeColor="text1"/>
+          <w:sz w:val="36"/>
+          <w:szCs w:val="36"/>
+        </w:rPr>
+        <w:t>?search</w:t>
+      </w:r>
+      <w:proofErr w:type="gramEnd"/>
+      <w:r>
+        <w:rPr>
+          <w:rFonts w:ascii="Times New Roman" w:eastAsia="Times New Roman" w:hAnsi="Times New Roman" w:cs="Times New Roman"/>
+          <w:color w:val="000000" w:themeColor="text1"/>
+          <w:sz w:val="36"/>
+          <w:szCs w:val="36"/>
+        </w:rPr>
+        <w:t>=</w:t>
+      </w:r>
+      <w:proofErr w:type="spellStart"/>
+      <w:r>
+        <w:rPr>
+          <w:rFonts w:ascii="Times New Roman" w:eastAsia="Times New Roman" w:hAnsi="Times New Roman" w:cs="Times New Roman"/>
+          <w:color w:val="000000" w:themeColor="text1"/>
+          <w:sz w:val="36"/>
+          <w:szCs w:val="36"/>
+        </w:rPr>
+        <w:t>Rahim</w:t>
+      </w:r>
+      <w:proofErr w:type="spellEnd"/>
+    </w:p>
+    <w:p>
+      <w:pPr>
+        <w:spacing w:before="100" w:beforeAutospacing="1" w:after="100" w:afterAutospacing="1" w:line="240" w:lineRule="auto"/>
+        <w:jc w:val="both"/>
+        <w:rPr>
+          <w:rFonts w:ascii="Times New Roman" w:eastAsia="Times New Roman" w:hAnsi="Times New Roman" w:cs="Times New Roman"/>
+          <w:color w:val="000000" w:themeColor="text1"/>
+          <w:sz w:val="36"/>
+          <w:szCs w:val="36"/>
+        </w:rPr>
+      </w:pPr>
+      <w:proofErr w:type="gramStart"/>
+      <w:r>
+        <w:rPr>
+          <w:rFonts w:ascii="Times New Roman" w:eastAsia="Times New Roman" w:hAnsi="Times New Roman" w:cs="Times New Roman"/>
+          <w:color w:val="000000" w:themeColor="text1"/>
+          <w:sz w:val="36"/>
+          <w:szCs w:val="36"/>
+        </w:rPr>
+        <w:t xml:space="preserve">Matches only </w:t>
+      </w:r>
+      <w:proofErr w:type="spellStart"/>
+      <w:r>
+        <w:rPr>
+          <w:rFonts w:ascii="Times New Roman" w:eastAsia="Times New Roman" w:hAnsi="Times New Roman" w:cs="Times New Roman"/>
+          <w:b/>
+          <w:bCs/>
+          <w:color w:val="000000" w:themeColor="text1"/>
+          <w:sz w:val="36"/>
+          <w:szCs w:val="36"/>
+        </w:rPr>
+        <w:t>Rahim</w:t>
+      </w:r>
+      <w:proofErr w:type="spellEnd"/>
+      <w:r>
+        <w:rPr>
+          <w:rFonts w:ascii="Times New Roman" w:eastAsia="Times New Roman" w:hAnsi="Times New Roman" w:cs="Times New Roman"/>
+          <w:color w:val="000000" w:themeColor="text1"/>
+          <w:sz w:val="36"/>
+          <w:szCs w:val="36"/>
+        </w:rPr>
+        <w:t>.</w:t>
+      </w:r>
+      <w:proofErr w:type="gramEnd"/>
+    </w:p>
+    <w:p>
+      <w:pPr>
+        <w:spacing w:before="100" w:beforeAutospacing="1" w:after="100" w:afterAutospacing="1"/>
+        <w:jc w:val="both"/>
+        <w:rPr>
+          <w:rFonts w:ascii="Times New Roman" w:hAnsi="Times New Roman" w:cs="Times New Roman"/>
+          <w:color w:val="FF0000"/>
+          <w:sz w:val="36"/>
+          <w:szCs w:val="36"/>
+        </w:rPr>
+      </w:pPr>
+      <w:r>
+        <w:rPr>
+          <w:rFonts w:ascii="Times New Roman" w:eastAsia="Times New Roman" w:hAnsi="Times New Roman" w:cs="Times New Roman"/>
+          <w:color w:val="FF0000"/>
+          <w:sz w:val="36"/>
+          <w:szCs w:val="36"/>
+        </w:rPr>
+        <w:t>3.</w:t>
+      </w:r>
+      <w:r>
+        <w:rPr>
+          <w:rFonts w:ascii="Courier New" w:eastAsia="Times New Roman" w:hAnsi="Courier New" w:cs="Courier New"/>
+          <w:color w:val="FF0000"/>
+          <w:sz w:val="20"/>
+        </w:rPr>
+        <w:t xml:space="preserve"> </w:t>
+      </w:r>
+      <w:proofErr w:type="spellStart"/>
+      <w:proofErr w:type="gramStart"/>
+      <w:r>
+        <w:rPr>
+          <w:rFonts w:ascii="Times New Roman" w:hAnsi="Times New Roman" w:cs="Times New Roman"/>
+          <w:color w:val="FF0000"/>
+          <w:sz w:val="36"/>
+          <w:szCs w:val="36"/>
+        </w:rPr>
+        <w:t>search_fields</w:t>
+      </w:r>
+      <w:proofErr w:type="spellEnd"/>
+      <w:proofErr w:type="gramEnd"/>
+      <w:r>
+        <w:rPr>
+          <w:rFonts w:ascii="Times New Roman" w:hAnsi="Times New Roman" w:cs="Times New Roman"/>
+          <w:color w:val="FF0000"/>
+          <w:sz w:val="36"/>
+          <w:szCs w:val="36"/>
+        </w:rPr>
+        <w:t xml:space="preserve"> = ['@</w:t>
+      </w:r>
+      <w:proofErr w:type="spellStart"/>
+      <w:r>
+        <w:rPr>
+          <w:rFonts w:ascii="Times New Roman" w:hAnsi="Times New Roman" w:cs="Times New Roman"/>
+          <w:color w:val="FF0000"/>
+          <w:sz w:val="36"/>
+          <w:szCs w:val="36"/>
+        </w:rPr>
+        <w:t>teacher_name</w:t>
+      </w:r>
+      <w:proofErr w:type="spellEnd"/>
+      <w:r>
+        <w:rPr>
+          <w:rFonts w:ascii="Times New Roman" w:hAnsi="Times New Roman" w:cs="Times New Roman"/>
+          <w:color w:val="FF0000"/>
+          <w:sz w:val="36"/>
+          <w:szCs w:val="36"/>
+        </w:rPr>
+        <w:t>']</w:t>
+      </w:r>
+    </w:p>
+    <w:p>
+      <w:pPr>
+        <w:spacing w:before="100" w:beforeAutospacing="1" w:after="100" w:afterAutospacing="1" w:line="240" w:lineRule="auto"/>
+        <w:jc w:val="both"/>
+        <w:rPr>
+          <w:rFonts w:ascii="Times New Roman" w:eastAsia="Times New Roman" w:hAnsi="Times New Roman" w:cs="Times New Roman"/>
+          <w:color w:val="000000" w:themeColor="text1"/>
+          <w:sz w:val="36"/>
+          <w:szCs w:val="36"/>
+        </w:rPr>
+      </w:pPr>
+      <w:r>
+        <w:rPr>
+          <w:rFonts w:ascii="Times New Roman" w:eastAsia="Times New Roman" w:hAnsi="Times New Roman" w:cs="Times New Roman"/>
+          <w:color w:val="000000" w:themeColor="text1"/>
+          <w:sz w:val="36"/>
+          <w:szCs w:val="36"/>
+        </w:rPr>
+        <w:t xml:space="preserve">@ is for </w:t>
+      </w:r>
+      <w:r>
+        <w:rPr>
+          <w:rFonts w:ascii="Times New Roman" w:eastAsia="Times New Roman" w:hAnsi="Times New Roman" w:cs="Times New Roman"/>
+          <w:b/>
+          <w:bCs/>
+          <w:color w:val="000000" w:themeColor="text1"/>
+          <w:sz w:val="36"/>
+          <w:szCs w:val="36"/>
+        </w:rPr>
+        <w:t>full-text search</w:t>
+      </w:r>
+      <w:r>
+        <w:rPr>
+          <w:rFonts w:ascii="Times New Roman" w:eastAsia="Times New Roman" w:hAnsi="Times New Roman" w:cs="Times New Roman"/>
+          <w:color w:val="000000" w:themeColor="text1"/>
+          <w:sz w:val="36"/>
+          <w:szCs w:val="36"/>
+        </w:rPr>
+        <w:t xml:space="preserve"> (primarily supported with </w:t>
+      </w:r>
+      <w:proofErr w:type="spellStart"/>
+      <w:r>
+        <w:rPr>
+          <w:rFonts w:ascii="Times New Roman" w:eastAsia="Times New Roman" w:hAnsi="Times New Roman" w:cs="Times New Roman"/>
+          <w:color w:val="000000" w:themeColor="text1"/>
+          <w:sz w:val="36"/>
+          <w:szCs w:val="36"/>
+        </w:rPr>
+        <w:t>PostgreSQL</w:t>
+      </w:r>
+      <w:proofErr w:type="spellEnd"/>
+      <w:r>
+        <w:rPr>
+          <w:rFonts w:ascii="Times New Roman" w:eastAsia="Times New Roman" w:hAnsi="Times New Roman" w:cs="Times New Roman"/>
+          <w:color w:val="000000" w:themeColor="text1"/>
+          <w:sz w:val="36"/>
+          <w:szCs w:val="36"/>
+        </w:rPr>
+        <w:t>).</w:t>
+      </w:r>
+    </w:p>
+    <w:p>
+      <w:pPr>
+        <w:spacing w:before="100" w:beforeAutospacing="1" w:after="100" w:afterAutospacing="1" w:line="240" w:lineRule="auto"/>
+        <w:jc w:val="both"/>
+        <w:rPr>
+          <w:rFonts w:ascii="Times New Roman" w:eastAsia="Times New Roman" w:hAnsi="Times New Roman" w:cs="Times New Roman"/>
+          <w:color w:val="FF0000"/>
+          <w:sz w:val="36"/>
+          <w:szCs w:val="36"/>
+        </w:rPr>
+      </w:pPr>
+      <w:proofErr w:type="gramStart"/>
+      <w:r>
+        <w:rPr>
+          <w:rFonts w:ascii="Times New Roman" w:eastAsia="Times New Roman" w:hAnsi="Times New Roman" w:cs="Times New Roman"/>
+          <w:color w:val="FF0000"/>
+          <w:sz w:val="36"/>
+          <w:szCs w:val="36"/>
+        </w:rPr>
+        <w:t>4.search</w:t>
+      </w:r>
+      <w:proofErr w:type="gramEnd"/>
+      <w:r>
+        <w:rPr>
+          <w:rFonts w:ascii="Times New Roman" w:eastAsia="Times New Roman" w:hAnsi="Times New Roman" w:cs="Times New Roman"/>
+          <w:color w:val="FF0000"/>
+          <w:sz w:val="36"/>
+          <w:szCs w:val="36"/>
+        </w:rPr>
+        <w:t>_fields = ['</w:t>
+      </w:r>
+      <w:proofErr w:type="spellStart"/>
+      <w:r>
+        <w:rPr>
+          <w:rFonts w:ascii="Times New Roman" w:eastAsia="Times New Roman" w:hAnsi="Times New Roman" w:cs="Times New Roman"/>
+          <w:color w:val="FF0000"/>
+          <w:sz w:val="36"/>
+          <w:szCs w:val="36"/>
+        </w:rPr>
+        <w:t>teacher_name</w:t>
+      </w:r>
+      <w:proofErr w:type="spellEnd"/>
+      <w:r>
+        <w:rPr>
+          <w:rFonts w:ascii="Times New Roman" w:eastAsia="Times New Roman" w:hAnsi="Times New Roman" w:cs="Times New Roman"/>
+          <w:color w:val="FF0000"/>
+          <w:sz w:val="36"/>
+          <w:szCs w:val="36"/>
+        </w:rPr>
+        <w:t>']</w:t>
+      </w:r>
+    </w:p>
+    <w:p>
+      <w:pPr>
+        <w:spacing w:before="100" w:beforeAutospacing="1" w:after="100" w:afterAutospacing="1" w:line="240" w:lineRule="auto"/>
+        <w:jc w:val="both"/>
+        <w:rPr>
+          <w:rFonts w:ascii="Times New Roman" w:eastAsia="Times New Roman" w:hAnsi="Times New Roman" w:cs="Times New Roman"/>
+          <w:color w:val="000000" w:themeColor="text1"/>
+          <w:sz w:val="36"/>
+          <w:szCs w:val="36"/>
+        </w:rPr>
+      </w:pPr>
+      <w:r>
+        <w:rPr>
+          <w:rFonts w:ascii="Times New Roman" w:eastAsia="Times New Roman" w:hAnsi="Times New Roman" w:cs="Times New Roman"/>
+          <w:color w:val="000000" w:themeColor="text1"/>
+          <w:sz w:val="36"/>
+          <w:szCs w:val="36"/>
+        </w:rPr>
+        <w:t xml:space="preserve">No prefix means </w:t>
+      </w:r>
+      <w:r>
+        <w:rPr>
+          <w:rFonts w:ascii="Times New Roman" w:eastAsia="Times New Roman" w:hAnsi="Times New Roman" w:cs="Times New Roman"/>
+          <w:b/>
+          <w:bCs/>
+          <w:color w:val="000000" w:themeColor="text1"/>
+          <w:sz w:val="36"/>
+          <w:szCs w:val="36"/>
+        </w:rPr>
+        <w:t>contains</w:t>
+      </w:r>
+      <w:r>
+        <w:rPr>
+          <w:rFonts w:ascii="Times New Roman" w:eastAsia="Times New Roman" w:hAnsi="Times New Roman" w:cs="Times New Roman"/>
+          <w:color w:val="000000" w:themeColor="text1"/>
+          <w:sz w:val="36"/>
+          <w:szCs w:val="36"/>
+        </w:rPr>
+        <w:t xml:space="preserve"> (case-insensitive), which is the default.</w:t>
+      </w:r>
+    </w:p>
+    <w:p>
+      <w:pPr>
+        <w:spacing w:before="100" w:beforeAutospacing="1" w:after="100" w:afterAutospacing="1" w:line="240" w:lineRule="auto"/>
+        <w:jc w:val="both"/>
+        <w:rPr>
+          <w:rFonts w:ascii="Times New Roman" w:eastAsia="Times New Roman" w:hAnsi="Times New Roman" w:cs="Times New Roman"/>
+          <w:color w:val="000000" w:themeColor="text1"/>
+          <w:sz w:val="36"/>
+          <w:szCs w:val="36"/>
+        </w:rPr>
+      </w:pPr>
+      <w:r>
+        <w:rPr>
+          <w:rFonts w:ascii="Times New Roman" w:eastAsia="Times New Roman" w:hAnsi="Times New Roman" w:cs="Times New Roman"/>
+          <w:noProof/>
+          <w:color w:val="000000" w:themeColor="text1"/>
+          <w:sz w:val="36"/>
+          <w:szCs w:val="36"/>
+        </w:rPr>
+        <w:drawing>
+          <wp:inline distT="0" distB="0" distL="0" distR="0">
+            <wp:extent cx="5936615" cy="1047750"/>
+            <wp:effectExtent l="19050" t="0" r="6985" b="0"/>
+            <wp:docPr id="40" name="Picture 40"/>
+            <wp:cNvGraphicFramePr>
+              <a:graphicFrameLocks xmlns:a="http://schemas.openxmlformats.org/drawingml/2006/main" noChangeAspect="1"/>
+            </wp:cNvGraphicFramePr>
+            <a:graphic xmlns:a="http://schemas.openxmlformats.org/drawingml/2006/main">
+              <a:graphicData uri="http://schemas.openxmlformats.org/drawingml/2006/picture">
+                <pic:pic xmlns:pic="http://schemas.openxmlformats.org/drawingml/2006/picture">
+                  <pic:nvPicPr>
+                    <pic:cNvPr id="0" name="Picture 40"/>
+                    <pic:cNvPicPr>
+                      <a:picLocks noChangeAspect="1" noChangeArrowheads="1"/>
+                    </pic:cNvPicPr>
+                  </pic:nvPicPr>
+                  <pic:blipFill>
+                    <a:blip r:embed="rId17"/>
+                    <a:srcRect/>
+                    <a:stretch>
+                      <a:fillRect/>
+                    </a:stretch>
+                  </pic:blipFill>
+                  <pic:spPr bwMode="auto">
+                    <a:xfrm>
+                      <a:off x="0" y="0"/>
+                      <a:ext cx="5936615" cy="1047750"/>
+                    </a:xfrm>
+                    <a:prstGeom prst="rect">
+                      <a:avLst/>
+                    </a:prstGeom>
+                    <a:noFill/>
+                    <a:ln w="9525">
+                      <a:noFill/>
+                      <a:miter lim="800000"/>
+                      <a:headEnd/>
+                      <a:tailEnd/>
+                    </a:ln>
+                  </pic:spPr>
+                </pic:pic>
+              </a:graphicData>
+            </a:graphic>
+          </wp:inline>
+        </w:drawing>
+      </w:r>
+    </w:p>
+    <w:p>
+      <w:pPr>
+        <w:spacing w:before="100" w:beforeAutospacing="1" w:after="100" w:afterAutospacing="1" w:line="240" w:lineRule="auto"/>
+        <w:jc w:val="both"/>
+        <w:rPr>
+          <w:rFonts w:ascii="Times New Roman" w:eastAsia="Times New Roman" w:hAnsi="Times New Roman" w:cs="Times New Roman"/>
+          <w:color w:val="000000" w:themeColor="text1"/>
+          <w:sz w:val="36"/>
+          <w:szCs w:val="36"/>
+        </w:rPr>
+      </w:pPr>
+      <w:r>
+        <w:rPr>
+          <w:rFonts w:ascii="Times New Roman" w:eastAsia="Times New Roman" w:hAnsi="Times New Roman" w:cs="Times New Roman"/>
+          <w:b/>
+          <w:color w:val="000000" w:themeColor="text1"/>
+          <w:sz w:val="36"/>
+          <w:szCs w:val="36"/>
+          <w:u w:val="single"/>
+        </w:rPr>
+        <w:t>Ordering Filter:</w:t>
+      </w:r>
+      <w:r>
+        <w:rPr>
+          <w:rFonts w:ascii="Times New Roman" w:eastAsia="Times New Roman" w:hAnsi="Times New Roman" w:cs="Times New Roman"/>
+          <w:b/>
+          <w:color w:val="000000" w:themeColor="text1"/>
+          <w:sz w:val="36"/>
+          <w:szCs w:val="36"/>
+          <w:u w:val="single"/>
+        </w:rPr>
+        <w:t xml:space="preserve"> </w:t>
+      </w:r>
+      <w:r>
+        <w:rPr>
+          <w:rFonts w:ascii="Times New Roman" w:eastAsia="Times New Roman" w:hAnsi="Times New Roman" w:cs="Times New Roman"/>
+          <w:color w:val="000000" w:themeColor="text1"/>
+          <w:sz w:val="36"/>
+          <w:szCs w:val="36"/>
+        </w:rPr>
+        <w:t xml:space="preserve"> in views.py</w:t>
+      </w:r>
+    </w:p>
+    <w:p>
+      <w:pPr>
+        <w:spacing w:before="100" w:beforeAutospacing="1" w:after="100" w:afterAutospacing="1" w:line="240" w:lineRule="auto"/>
+        <w:jc w:val="both"/>
+        <w:rPr>
+          <w:rFonts w:ascii="Times New Roman" w:eastAsia="Times New Roman" w:hAnsi="Times New Roman" w:cs="Times New Roman"/>
+          <w:color w:val="000000" w:themeColor="text1"/>
+          <w:sz w:val="36"/>
+          <w:szCs w:val="36"/>
+        </w:rPr>
+      </w:pPr>
+      <w:r>
+        <w:rPr>
+          <w:rFonts w:ascii="Times New Roman" w:eastAsia="Times New Roman" w:hAnsi="Times New Roman" w:cs="Times New Roman"/>
+          <w:noProof/>
+          <w:color w:val="000000" w:themeColor="text1"/>
+          <w:sz w:val="36"/>
+          <w:szCs w:val="36"/>
+        </w:rPr>
+        <w:drawing>
+          <wp:inline distT="0" distB="0" distL="0" distR="0">
+            <wp:extent cx="5943600" cy="547499"/>
+            <wp:effectExtent l="19050" t="0" r="0" b="0"/>
+            <wp:docPr id="43" name="Picture 43"/>
+            <wp:cNvGraphicFramePr>
+              <a:graphicFrameLocks xmlns:a="http://schemas.openxmlformats.org/drawingml/2006/main" noChangeAspect="1"/>
+            </wp:cNvGraphicFramePr>
+            <a:graphic xmlns:a="http://schemas.openxmlformats.org/drawingml/2006/main">
+              <a:graphicData uri="http://schemas.openxmlformats.org/drawingml/2006/picture">
+                <pic:pic xmlns:pic="http://schemas.openxmlformats.org/drawingml/2006/picture">
+                  <pic:nvPicPr>
+                    <pic:cNvPr id="0" name="Picture 43"/>
+                    <pic:cNvPicPr>
+                      <a:picLocks noChangeAspect="1" noChangeArrowheads="1"/>
+                    </pic:cNvPicPr>
+                  </pic:nvPicPr>
+                  <pic:blipFill>
+                    <a:blip r:embed="rId18"/>
+                    <a:srcRect/>
+                    <a:stretch>
+                      <a:fillRect/>
+                    </a:stretch>
+                  </pic:blipFill>
+                  <pic:spPr bwMode="auto">
+                    <a:xfrm>
+                      <a:off x="0" y="0"/>
+                      <a:ext cx="5943600" cy="547499"/>
+                    </a:xfrm>
+                    <a:prstGeom prst="rect">
+                      <a:avLst/>
+                    </a:prstGeom>
+                    <a:noFill/>
+                    <a:ln w="9525">
+                      <a:noFill/>
+                      <a:miter lim="800000"/>
+                      <a:headEnd/>
+                      <a:tailEnd/>
+                    </a:ln>
+                  </pic:spPr>
+                </pic:pic>
+              </a:graphicData>
+            </a:graphic>
+          </wp:inline>
+        </w:drawing>
+      </w:r>
+    </w:p>
+    <w:p>
+      <w:pPr>
+        <w:spacing w:before="100" w:beforeAutospacing="1" w:after="100" w:afterAutospacing="1" w:line="240" w:lineRule="auto"/>
+        <w:jc w:val="both"/>
+        <w:rPr>
+          <w:rFonts w:ascii="Times New Roman" w:eastAsia="Times New Roman" w:hAnsi="Times New Roman" w:cs="Times New Roman"/>
+          <w:color w:val="000000" w:themeColor="text1"/>
+          <w:sz w:val="36"/>
+          <w:szCs w:val="36"/>
+        </w:rPr>
+      </w:pPr>
+    </w:p>
+    <w:p>
+      <w:pPr>
+        <w:spacing w:before="100" w:beforeAutospacing="1" w:after="100" w:afterAutospacing="1" w:line="240" w:lineRule="auto"/>
+        <w:jc w:val="both"/>
+        <w:rPr>
+          <w:rFonts w:ascii="Times New Roman" w:eastAsia="Times New Roman" w:hAnsi="Times New Roman" w:cs="Times New Roman"/>
+          <w:color w:val="000000" w:themeColor="text1"/>
+          <w:sz w:val="36"/>
+          <w:szCs w:val="36"/>
+        </w:rPr>
+      </w:pPr>
+    </w:p>
+    <w:p>
+      <w:pPr>
+        <w:spacing w:before="100" w:beforeAutospacing="1" w:after="100" w:afterAutospacing="1" w:line="240" w:lineRule="auto"/>
+        <w:jc w:val="both"/>
+        <w:rPr>
+          <w:rFonts w:ascii="Times New Roman" w:eastAsia="Times New Roman" w:hAnsi="Times New Roman" w:cs="Times New Roman"/>
+          <w:color w:val="FF0000"/>
+          <w:sz w:val="36"/>
+          <w:szCs w:val="36"/>
         </w:rPr>
       </w:pPr>
     </w:p>
@@ -6103,321 +10847,9 @@
 <file path=word/numbering.xml><?xml version="1.0" encoding="utf-8"?>
 <w:numbering xmlns:ve="http://schemas.openxmlformats.org/markup-compatibility/2006" xmlns:o="urn:schemas-microsoft-com:office:office" xmlns:r="http://schemas.openxmlformats.org/officeDocument/2006/relationships" xmlns:m="http://schemas.openxmlformats.org/officeDocument/2006/math" xmlns:v="urn:schemas-microsoft-com:vml" xmlns:wp="http://schemas.openxmlformats.org/drawingml/2006/wordprocessingDrawing" xmlns:w10="urn:schemas-microsoft-com:office:word" xmlns:w="http://schemas.openxmlformats.org/wordprocessingml/2006/main" xmlns:wne="http://schemas.microsoft.com/office/word/2006/wordml">
   <w:abstractNum w:abstractNumId="0">
-    <w:nsid w:val="0BDB03F4"/>
-    <w:multiLevelType w:val="hybridMultilevel"/>
-    <w:tmpl w:val="5BA07658"/>
-    <w:lvl w:ilvl="0" w:tplc="04090001">
-      <w:start w:val="1"/>
-      <w:numFmt w:val="bullet"/>
-      <w:lvlText w:val=""/>
-      <w:lvlJc w:val="left"/>
-      <w:pPr>
-        <w:ind w:left="720" w:hanging="360"/>
-      </w:pPr>
-      <w:rPr>
-        <w:rFonts w:ascii="Symbol" w:hAnsi="Symbol" w:hint="default"/>
-      </w:rPr>
-    </w:lvl>
-    <w:lvl w:ilvl="1" w:tplc="04090003" w:tentative="1">
-      <w:start w:val="1"/>
-      <w:numFmt w:val="bullet"/>
-      <w:lvlText w:val="o"/>
-      <w:lvlJc w:val="left"/>
-      <w:pPr>
-        <w:ind w:left="1440" w:hanging="360"/>
-      </w:pPr>
-      <w:rPr>
-        <w:rFonts w:ascii="Courier New" w:hAnsi="Courier New" w:cs="Courier New" w:hint="default"/>
-      </w:rPr>
-    </w:lvl>
-    <w:lvl w:ilvl="2" w:tplc="04090005" w:tentative="1">
-      <w:start w:val="1"/>
-      <w:numFmt w:val="bullet"/>
-      <w:lvlText w:val=""/>
-      <w:lvlJc w:val="left"/>
-      <w:pPr>
-        <w:ind w:left="2160" w:hanging="360"/>
-      </w:pPr>
-      <w:rPr>
-        <w:rFonts w:ascii="Wingdings" w:hAnsi="Wingdings" w:hint="default"/>
-      </w:rPr>
-    </w:lvl>
-    <w:lvl w:ilvl="3" w:tplc="04090001" w:tentative="1">
-      <w:start w:val="1"/>
-      <w:numFmt w:val="bullet"/>
-      <w:lvlText w:val=""/>
-      <w:lvlJc w:val="left"/>
-      <w:pPr>
-        <w:ind w:left="2880" w:hanging="360"/>
-      </w:pPr>
-      <w:rPr>
-        <w:rFonts w:ascii="Symbol" w:hAnsi="Symbol" w:hint="default"/>
-      </w:rPr>
-    </w:lvl>
-    <w:lvl w:ilvl="4" w:tplc="04090003" w:tentative="1">
-      <w:start w:val="1"/>
-      <w:numFmt w:val="bullet"/>
-      <w:lvlText w:val="o"/>
-      <w:lvlJc w:val="left"/>
-      <w:pPr>
-        <w:ind w:left="3600" w:hanging="360"/>
-      </w:pPr>
-      <w:rPr>
-        <w:rFonts w:ascii="Courier New" w:hAnsi="Courier New" w:cs="Courier New" w:hint="default"/>
-      </w:rPr>
-    </w:lvl>
-    <w:lvl w:ilvl="5" w:tplc="04090005" w:tentative="1">
-      <w:start w:val="1"/>
-      <w:numFmt w:val="bullet"/>
-      <w:lvlText w:val=""/>
-      <w:lvlJc w:val="left"/>
-      <w:pPr>
-        <w:ind w:left="4320" w:hanging="360"/>
-      </w:pPr>
-      <w:rPr>
-        <w:rFonts w:ascii="Wingdings" w:hAnsi="Wingdings" w:hint="default"/>
-      </w:rPr>
-    </w:lvl>
-    <w:lvl w:ilvl="6" w:tplc="04090001" w:tentative="1">
-      <w:start w:val="1"/>
-      <w:numFmt w:val="bullet"/>
-      <w:lvlText w:val=""/>
-      <w:lvlJc w:val="left"/>
-      <w:pPr>
-        <w:ind w:left="5040" w:hanging="360"/>
-      </w:pPr>
-      <w:rPr>
-        <w:rFonts w:ascii="Symbol" w:hAnsi="Symbol" w:hint="default"/>
-      </w:rPr>
-    </w:lvl>
-    <w:lvl w:ilvl="7" w:tplc="04090003" w:tentative="1">
-      <w:start w:val="1"/>
-      <w:numFmt w:val="bullet"/>
-      <w:lvlText w:val="o"/>
-      <w:lvlJc w:val="left"/>
-      <w:pPr>
-        <w:ind w:left="5760" w:hanging="360"/>
-      </w:pPr>
-      <w:rPr>
-        <w:rFonts w:ascii="Courier New" w:hAnsi="Courier New" w:cs="Courier New" w:hint="default"/>
-      </w:rPr>
-    </w:lvl>
-    <w:lvl w:ilvl="8" w:tplc="04090005" w:tentative="1">
-      <w:start w:val="1"/>
-      <w:numFmt w:val="bullet"/>
-      <w:lvlText w:val=""/>
-      <w:lvlJc w:val="left"/>
-      <w:pPr>
-        <w:ind w:left="6480" w:hanging="360"/>
-      </w:pPr>
-      <w:rPr>
-        <w:rFonts w:ascii="Wingdings" w:hAnsi="Wingdings" w:hint="default"/>
-      </w:rPr>
-    </w:lvl>
-  </w:abstractNum>
-  <w:abstractNum w:abstractNumId="1">
-    <w:nsid w:val="4D092374"/>
-    <w:multiLevelType w:val="hybridMultilevel"/>
-    <w:tmpl w:val="A1F4AB46"/>
-    <w:lvl w:ilvl="0" w:tplc="0409000F">
-      <w:start w:val="1"/>
-      <w:numFmt w:val="decimal"/>
-      <w:lvlText w:val="%1."/>
-      <w:lvlJc w:val="left"/>
-      <w:pPr>
-        <w:ind w:left="720" w:hanging="360"/>
-      </w:pPr>
-    </w:lvl>
-    <w:lvl w:ilvl="1" w:tplc="04090019" w:tentative="1">
-      <w:start w:val="1"/>
-      <w:numFmt w:val="lowerLetter"/>
-      <w:lvlText w:val="%2."/>
-      <w:lvlJc w:val="left"/>
-      <w:pPr>
-        <w:ind w:left="1440" w:hanging="360"/>
-      </w:pPr>
-    </w:lvl>
-    <w:lvl w:ilvl="2" w:tplc="0409001B" w:tentative="1">
-      <w:start w:val="1"/>
-      <w:numFmt w:val="lowerRoman"/>
-      <w:lvlText w:val="%3."/>
-      <w:lvlJc w:val="right"/>
-      <w:pPr>
-        <w:ind w:left="2160" w:hanging="180"/>
-      </w:pPr>
-    </w:lvl>
-    <w:lvl w:ilvl="3" w:tplc="0409000F" w:tentative="1">
-      <w:start w:val="1"/>
-      <w:numFmt w:val="decimal"/>
-      <w:lvlText w:val="%4."/>
-      <w:lvlJc w:val="left"/>
-      <w:pPr>
-        <w:ind w:left="2880" w:hanging="360"/>
-      </w:pPr>
-    </w:lvl>
-    <w:lvl w:ilvl="4" w:tplc="04090019" w:tentative="1">
-      <w:start w:val="1"/>
-      <w:numFmt w:val="lowerLetter"/>
-      <w:lvlText w:val="%5."/>
-      <w:lvlJc w:val="left"/>
-      <w:pPr>
-        <w:ind w:left="3600" w:hanging="360"/>
-      </w:pPr>
-    </w:lvl>
-    <w:lvl w:ilvl="5" w:tplc="0409001B" w:tentative="1">
-      <w:start w:val="1"/>
-      <w:numFmt w:val="lowerRoman"/>
-      <w:lvlText w:val="%6."/>
-      <w:lvlJc w:val="right"/>
-      <w:pPr>
-        <w:ind w:left="4320" w:hanging="180"/>
-      </w:pPr>
-    </w:lvl>
-    <w:lvl w:ilvl="6" w:tplc="0409000F" w:tentative="1">
-      <w:start w:val="1"/>
-      <w:numFmt w:val="decimal"/>
-      <w:lvlText w:val="%7."/>
-      <w:lvlJc w:val="left"/>
-      <w:pPr>
-        <w:ind w:left="5040" w:hanging="360"/>
-      </w:pPr>
-    </w:lvl>
-    <w:lvl w:ilvl="7" w:tplc="04090019" w:tentative="1">
-      <w:start w:val="1"/>
-      <w:numFmt w:val="lowerLetter"/>
-      <w:lvlText w:val="%8."/>
-      <w:lvlJc w:val="left"/>
-      <w:pPr>
-        <w:ind w:left="5760" w:hanging="360"/>
-      </w:pPr>
-    </w:lvl>
-    <w:lvl w:ilvl="8" w:tplc="0409001B" w:tentative="1">
-      <w:start w:val="1"/>
-      <w:numFmt w:val="lowerRoman"/>
-      <w:lvlText w:val="%9."/>
-      <w:lvlJc w:val="right"/>
-      <w:pPr>
-        <w:ind w:left="6480" w:hanging="180"/>
-      </w:pPr>
-    </w:lvl>
-  </w:abstractNum>
-  <w:abstractNum w:abstractNumId="2">
-    <w:nsid w:val="5B2E4D35"/>
-    <w:multiLevelType w:val="hybridMultilevel"/>
-    <w:tmpl w:val="C102F868"/>
-    <w:lvl w:ilvl="0" w:tplc="04090001">
-      <w:start w:val="1"/>
-      <w:numFmt w:val="bullet"/>
-      <w:lvlText w:val=""/>
-      <w:lvlJc w:val="left"/>
-      <w:pPr>
-        <w:ind w:left="1446" w:hanging="360"/>
-      </w:pPr>
-      <w:rPr>
-        <w:rFonts w:ascii="Symbol" w:hAnsi="Symbol" w:hint="default"/>
-      </w:rPr>
-    </w:lvl>
-    <w:lvl w:ilvl="1" w:tplc="04090003" w:tentative="1">
-      <w:start w:val="1"/>
-      <w:numFmt w:val="bullet"/>
-      <w:lvlText w:val="o"/>
-      <w:lvlJc w:val="left"/>
-      <w:pPr>
-        <w:ind w:left="2166" w:hanging="360"/>
-      </w:pPr>
-      <w:rPr>
-        <w:rFonts w:ascii="Courier New" w:hAnsi="Courier New" w:cs="Courier New" w:hint="default"/>
-      </w:rPr>
-    </w:lvl>
-    <w:lvl w:ilvl="2" w:tplc="04090005" w:tentative="1">
-      <w:start w:val="1"/>
-      <w:numFmt w:val="bullet"/>
-      <w:lvlText w:val=""/>
-      <w:lvlJc w:val="left"/>
-      <w:pPr>
-        <w:ind w:left="2886" w:hanging="360"/>
-      </w:pPr>
-      <w:rPr>
-        <w:rFonts w:ascii="Wingdings" w:hAnsi="Wingdings" w:hint="default"/>
-      </w:rPr>
-    </w:lvl>
-    <w:lvl w:ilvl="3" w:tplc="04090001" w:tentative="1">
-      <w:start w:val="1"/>
-      <w:numFmt w:val="bullet"/>
-      <w:lvlText w:val=""/>
-      <w:lvlJc w:val="left"/>
-      <w:pPr>
-        <w:ind w:left="3606" w:hanging="360"/>
-      </w:pPr>
-      <w:rPr>
-        <w:rFonts w:ascii="Symbol" w:hAnsi="Symbol" w:hint="default"/>
-      </w:rPr>
-    </w:lvl>
-    <w:lvl w:ilvl="4" w:tplc="04090003" w:tentative="1">
-      <w:start w:val="1"/>
-      <w:numFmt w:val="bullet"/>
-      <w:lvlText w:val="o"/>
-      <w:lvlJc w:val="left"/>
-      <w:pPr>
-        <w:ind w:left="4326" w:hanging="360"/>
-      </w:pPr>
-      <w:rPr>
-        <w:rFonts w:ascii="Courier New" w:hAnsi="Courier New" w:cs="Courier New" w:hint="default"/>
-      </w:rPr>
-    </w:lvl>
-    <w:lvl w:ilvl="5" w:tplc="04090005" w:tentative="1">
-      <w:start w:val="1"/>
-      <w:numFmt w:val="bullet"/>
-      <w:lvlText w:val=""/>
-      <w:lvlJc w:val="left"/>
-      <w:pPr>
-        <w:ind w:left="5046" w:hanging="360"/>
-      </w:pPr>
-      <w:rPr>
-        <w:rFonts w:ascii="Wingdings" w:hAnsi="Wingdings" w:hint="default"/>
-      </w:rPr>
-    </w:lvl>
-    <w:lvl w:ilvl="6" w:tplc="04090001" w:tentative="1">
-      <w:start w:val="1"/>
-      <w:numFmt w:val="bullet"/>
-      <w:lvlText w:val=""/>
-      <w:lvlJc w:val="left"/>
-      <w:pPr>
-        <w:ind w:left="5766" w:hanging="360"/>
-      </w:pPr>
-      <w:rPr>
-        <w:rFonts w:ascii="Symbol" w:hAnsi="Symbol" w:hint="default"/>
-      </w:rPr>
-    </w:lvl>
-    <w:lvl w:ilvl="7" w:tplc="04090003" w:tentative="1">
-      <w:start w:val="1"/>
-      <w:numFmt w:val="bullet"/>
-      <w:lvlText w:val="o"/>
-      <w:lvlJc w:val="left"/>
-      <w:pPr>
-        <w:ind w:left="6486" w:hanging="360"/>
-      </w:pPr>
-      <w:rPr>
-        <w:rFonts w:ascii="Courier New" w:hAnsi="Courier New" w:cs="Courier New" w:hint="default"/>
-      </w:rPr>
-    </w:lvl>
-    <w:lvl w:ilvl="8" w:tplc="04090005" w:tentative="1">
-      <w:start w:val="1"/>
-      <w:numFmt w:val="bullet"/>
-      <w:lvlText w:val=""/>
-      <w:lvlJc w:val="left"/>
-      <w:pPr>
-        <w:ind w:left="7206" w:hanging="360"/>
-      </w:pPr>
-      <w:rPr>
-        <w:rFonts w:ascii="Wingdings" w:hAnsi="Wingdings" w:hint="default"/>
-      </w:rPr>
-    </w:lvl>
-  </w:abstractNum>
-  <w:abstractNum w:abstractNumId="3">
-    <w:nsid w:val="5F8F3823"/>
+    <w:nsid w:val="09F66083"/>
     <w:multiLevelType w:val="multilevel"/>
-    <w:tmpl w:val="A8123B08"/>
+    <w:tmpl w:val="BC2EA632"/>
     <w:lvl w:ilvl="0">
       <w:start w:val="1"/>
       <w:numFmt w:val="bullet"/>
@@ -6563,17 +10995,1241 @@
       </w:rPr>
     </w:lvl>
   </w:abstractNum>
+  <w:abstractNum w:abstractNumId="1">
+    <w:nsid w:val="0BDB03F4"/>
+    <w:multiLevelType w:val="hybridMultilevel"/>
+    <w:tmpl w:val="5BA07658"/>
+    <w:lvl w:ilvl="0" w:tplc="04090001">
+      <w:start w:val="1"/>
+      <w:numFmt w:val="bullet"/>
+      <w:lvlText w:val=""/>
+      <w:lvlJc w:val="left"/>
+      <w:pPr>
+        <w:ind w:left="720" w:hanging="360"/>
+      </w:pPr>
+      <w:rPr>
+        <w:rFonts w:ascii="Symbol" w:hAnsi="Symbol" w:hint="default"/>
+      </w:rPr>
+    </w:lvl>
+    <w:lvl w:ilvl="1" w:tplc="04090003" w:tentative="1">
+      <w:start w:val="1"/>
+      <w:numFmt w:val="bullet"/>
+      <w:lvlText w:val="o"/>
+      <w:lvlJc w:val="left"/>
+      <w:pPr>
+        <w:ind w:left="1440" w:hanging="360"/>
+      </w:pPr>
+      <w:rPr>
+        <w:rFonts w:ascii="Courier New" w:hAnsi="Courier New" w:cs="Courier New" w:hint="default"/>
+      </w:rPr>
+    </w:lvl>
+    <w:lvl w:ilvl="2" w:tplc="04090005" w:tentative="1">
+      <w:start w:val="1"/>
+      <w:numFmt w:val="bullet"/>
+      <w:lvlText w:val=""/>
+      <w:lvlJc w:val="left"/>
+      <w:pPr>
+        <w:ind w:left="2160" w:hanging="360"/>
+      </w:pPr>
+      <w:rPr>
+        <w:rFonts w:ascii="Wingdings" w:hAnsi="Wingdings" w:hint="default"/>
+      </w:rPr>
+    </w:lvl>
+    <w:lvl w:ilvl="3" w:tplc="04090001" w:tentative="1">
+      <w:start w:val="1"/>
+      <w:numFmt w:val="bullet"/>
+      <w:lvlText w:val=""/>
+      <w:lvlJc w:val="left"/>
+      <w:pPr>
+        <w:ind w:left="2880" w:hanging="360"/>
+      </w:pPr>
+      <w:rPr>
+        <w:rFonts w:ascii="Symbol" w:hAnsi="Symbol" w:hint="default"/>
+      </w:rPr>
+    </w:lvl>
+    <w:lvl w:ilvl="4" w:tplc="04090003" w:tentative="1">
+      <w:start w:val="1"/>
+      <w:numFmt w:val="bullet"/>
+      <w:lvlText w:val="o"/>
+      <w:lvlJc w:val="left"/>
+      <w:pPr>
+        <w:ind w:left="3600" w:hanging="360"/>
+      </w:pPr>
+      <w:rPr>
+        <w:rFonts w:ascii="Courier New" w:hAnsi="Courier New" w:cs="Courier New" w:hint="default"/>
+      </w:rPr>
+    </w:lvl>
+    <w:lvl w:ilvl="5" w:tplc="04090005" w:tentative="1">
+      <w:start w:val="1"/>
+      <w:numFmt w:val="bullet"/>
+      <w:lvlText w:val=""/>
+      <w:lvlJc w:val="left"/>
+      <w:pPr>
+        <w:ind w:left="4320" w:hanging="360"/>
+      </w:pPr>
+      <w:rPr>
+        <w:rFonts w:ascii="Wingdings" w:hAnsi="Wingdings" w:hint="default"/>
+      </w:rPr>
+    </w:lvl>
+    <w:lvl w:ilvl="6" w:tplc="04090001" w:tentative="1">
+      <w:start w:val="1"/>
+      <w:numFmt w:val="bullet"/>
+      <w:lvlText w:val=""/>
+      <w:lvlJc w:val="left"/>
+      <w:pPr>
+        <w:ind w:left="5040" w:hanging="360"/>
+      </w:pPr>
+      <w:rPr>
+        <w:rFonts w:ascii="Symbol" w:hAnsi="Symbol" w:hint="default"/>
+      </w:rPr>
+    </w:lvl>
+    <w:lvl w:ilvl="7" w:tplc="04090003" w:tentative="1">
+      <w:start w:val="1"/>
+      <w:numFmt w:val="bullet"/>
+      <w:lvlText w:val="o"/>
+      <w:lvlJc w:val="left"/>
+      <w:pPr>
+        <w:ind w:left="5760" w:hanging="360"/>
+      </w:pPr>
+      <w:rPr>
+        <w:rFonts w:ascii="Courier New" w:hAnsi="Courier New" w:cs="Courier New" w:hint="default"/>
+      </w:rPr>
+    </w:lvl>
+    <w:lvl w:ilvl="8" w:tplc="04090005" w:tentative="1">
+      <w:start w:val="1"/>
+      <w:numFmt w:val="bullet"/>
+      <w:lvlText w:val=""/>
+      <w:lvlJc w:val="left"/>
+      <w:pPr>
+        <w:ind w:left="6480" w:hanging="360"/>
+      </w:pPr>
+      <w:rPr>
+        <w:rFonts w:ascii="Wingdings" w:hAnsi="Wingdings" w:hint="default"/>
+      </w:rPr>
+    </w:lvl>
+  </w:abstractNum>
+  <w:abstractNum w:abstractNumId="2">
+    <w:nsid w:val="12E873CC"/>
+    <w:multiLevelType w:val="multilevel"/>
+    <w:tmpl w:val="79AADAF2"/>
+    <w:lvl w:ilvl="0">
+      <w:start w:val="1"/>
+      <w:numFmt w:val="bullet"/>
+      <w:lvlText w:val=""/>
+      <w:lvlJc w:val="left"/>
+      <w:pPr>
+        <w:tabs>
+          <w:tab w:val="num" w:pos="720"/>
+        </w:tabs>
+        <w:ind w:left="720" w:hanging="360"/>
+      </w:pPr>
+      <w:rPr>
+        <w:rFonts w:ascii="Symbol" w:hAnsi="Symbol" w:hint="default"/>
+        <w:sz w:val="20"/>
+      </w:rPr>
+    </w:lvl>
+    <w:lvl w:ilvl="1" w:tentative="1">
+      <w:start w:val="1"/>
+      <w:numFmt w:val="bullet"/>
+      <w:lvlText w:val="o"/>
+      <w:lvlJc w:val="left"/>
+      <w:pPr>
+        <w:tabs>
+          <w:tab w:val="num" w:pos="1440"/>
+        </w:tabs>
+        <w:ind w:left="1440" w:hanging="360"/>
+      </w:pPr>
+      <w:rPr>
+        <w:rFonts w:ascii="Courier New" w:hAnsi="Courier New" w:hint="default"/>
+        <w:sz w:val="20"/>
+      </w:rPr>
+    </w:lvl>
+    <w:lvl w:ilvl="2" w:tentative="1">
+      <w:start w:val="1"/>
+      <w:numFmt w:val="bullet"/>
+      <w:lvlText w:val=""/>
+      <w:lvlJc w:val="left"/>
+      <w:pPr>
+        <w:tabs>
+          <w:tab w:val="num" w:pos="2160"/>
+        </w:tabs>
+        <w:ind w:left="2160" w:hanging="360"/>
+      </w:pPr>
+      <w:rPr>
+        <w:rFonts w:ascii="Wingdings" w:hAnsi="Wingdings" w:hint="default"/>
+        <w:sz w:val="20"/>
+      </w:rPr>
+    </w:lvl>
+    <w:lvl w:ilvl="3" w:tentative="1">
+      <w:start w:val="1"/>
+      <w:numFmt w:val="bullet"/>
+      <w:lvlText w:val=""/>
+      <w:lvlJc w:val="left"/>
+      <w:pPr>
+        <w:tabs>
+          <w:tab w:val="num" w:pos="2880"/>
+        </w:tabs>
+        <w:ind w:left="2880" w:hanging="360"/>
+      </w:pPr>
+      <w:rPr>
+        <w:rFonts w:ascii="Wingdings" w:hAnsi="Wingdings" w:hint="default"/>
+        <w:sz w:val="20"/>
+      </w:rPr>
+    </w:lvl>
+    <w:lvl w:ilvl="4" w:tentative="1">
+      <w:start w:val="1"/>
+      <w:numFmt w:val="bullet"/>
+      <w:lvlText w:val=""/>
+      <w:lvlJc w:val="left"/>
+      <w:pPr>
+        <w:tabs>
+          <w:tab w:val="num" w:pos="3600"/>
+        </w:tabs>
+        <w:ind w:left="3600" w:hanging="360"/>
+      </w:pPr>
+      <w:rPr>
+        <w:rFonts w:ascii="Wingdings" w:hAnsi="Wingdings" w:hint="default"/>
+        <w:sz w:val="20"/>
+      </w:rPr>
+    </w:lvl>
+    <w:lvl w:ilvl="5" w:tentative="1">
+      <w:start w:val="1"/>
+      <w:numFmt w:val="bullet"/>
+      <w:lvlText w:val=""/>
+      <w:lvlJc w:val="left"/>
+      <w:pPr>
+        <w:tabs>
+          <w:tab w:val="num" w:pos="4320"/>
+        </w:tabs>
+        <w:ind w:left="4320" w:hanging="360"/>
+      </w:pPr>
+      <w:rPr>
+        <w:rFonts w:ascii="Wingdings" w:hAnsi="Wingdings" w:hint="default"/>
+        <w:sz w:val="20"/>
+      </w:rPr>
+    </w:lvl>
+    <w:lvl w:ilvl="6" w:tentative="1">
+      <w:start w:val="1"/>
+      <w:numFmt w:val="bullet"/>
+      <w:lvlText w:val=""/>
+      <w:lvlJc w:val="left"/>
+      <w:pPr>
+        <w:tabs>
+          <w:tab w:val="num" w:pos="5040"/>
+        </w:tabs>
+        <w:ind w:left="5040" w:hanging="360"/>
+      </w:pPr>
+      <w:rPr>
+        <w:rFonts w:ascii="Wingdings" w:hAnsi="Wingdings" w:hint="default"/>
+        <w:sz w:val="20"/>
+      </w:rPr>
+    </w:lvl>
+    <w:lvl w:ilvl="7" w:tentative="1">
+      <w:start w:val="1"/>
+      <w:numFmt w:val="bullet"/>
+      <w:lvlText w:val=""/>
+      <w:lvlJc w:val="left"/>
+      <w:pPr>
+        <w:tabs>
+          <w:tab w:val="num" w:pos="5760"/>
+        </w:tabs>
+        <w:ind w:left="5760" w:hanging="360"/>
+      </w:pPr>
+      <w:rPr>
+        <w:rFonts w:ascii="Wingdings" w:hAnsi="Wingdings" w:hint="default"/>
+        <w:sz w:val="20"/>
+      </w:rPr>
+    </w:lvl>
+    <w:lvl w:ilvl="8" w:tentative="1">
+      <w:start w:val="1"/>
+      <w:numFmt w:val="bullet"/>
+      <w:lvlText w:val=""/>
+      <w:lvlJc w:val="left"/>
+      <w:pPr>
+        <w:tabs>
+          <w:tab w:val="num" w:pos="6480"/>
+        </w:tabs>
+        <w:ind w:left="6480" w:hanging="360"/>
+      </w:pPr>
+      <w:rPr>
+        <w:rFonts w:ascii="Wingdings" w:hAnsi="Wingdings" w:hint="default"/>
+        <w:sz w:val="20"/>
+      </w:rPr>
+    </w:lvl>
+  </w:abstractNum>
+  <w:abstractNum w:abstractNumId="3">
+    <w:nsid w:val="317B711B"/>
+    <w:multiLevelType w:val="multilevel"/>
+    <w:tmpl w:val="E6DAE6DA"/>
+    <w:lvl w:ilvl="0">
+      <w:start w:val="1"/>
+      <w:numFmt w:val="bullet"/>
+      <w:lvlText w:val=""/>
+      <w:lvlJc w:val="left"/>
+      <w:pPr>
+        <w:tabs>
+          <w:tab w:val="num" w:pos="720"/>
+        </w:tabs>
+        <w:ind w:left="720" w:hanging="360"/>
+      </w:pPr>
+      <w:rPr>
+        <w:rFonts w:ascii="Symbol" w:hAnsi="Symbol" w:hint="default"/>
+        <w:sz w:val="20"/>
+      </w:rPr>
+    </w:lvl>
+    <w:lvl w:ilvl="1" w:tentative="1">
+      <w:start w:val="1"/>
+      <w:numFmt w:val="bullet"/>
+      <w:lvlText w:val="o"/>
+      <w:lvlJc w:val="left"/>
+      <w:pPr>
+        <w:tabs>
+          <w:tab w:val="num" w:pos="1440"/>
+        </w:tabs>
+        <w:ind w:left="1440" w:hanging="360"/>
+      </w:pPr>
+      <w:rPr>
+        <w:rFonts w:ascii="Courier New" w:hAnsi="Courier New" w:hint="default"/>
+        <w:sz w:val="20"/>
+      </w:rPr>
+    </w:lvl>
+    <w:lvl w:ilvl="2" w:tentative="1">
+      <w:start w:val="1"/>
+      <w:numFmt w:val="bullet"/>
+      <w:lvlText w:val=""/>
+      <w:lvlJc w:val="left"/>
+      <w:pPr>
+        <w:tabs>
+          <w:tab w:val="num" w:pos="2160"/>
+        </w:tabs>
+        <w:ind w:left="2160" w:hanging="360"/>
+      </w:pPr>
+      <w:rPr>
+        <w:rFonts w:ascii="Wingdings" w:hAnsi="Wingdings" w:hint="default"/>
+        <w:sz w:val="20"/>
+      </w:rPr>
+    </w:lvl>
+    <w:lvl w:ilvl="3" w:tentative="1">
+      <w:start w:val="1"/>
+      <w:numFmt w:val="bullet"/>
+      <w:lvlText w:val=""/>
+      <w:lvlJc w:val="left"/>
+      <w:pPr>
+        <w:tabs>
+          <w:tab w:val="num" w:pos="2880"/>
+        </w:tabs>
+        <w:ind w:left="2880" w:hanging="360"/>
+      </w:pPr>
+      <w:rPr>
+        <w:rFonts w:ascii="Wingdings" w:hAnsi="Wingdings" w:hint="default"/>
+        <w:sz w:val="20"/>
+      </w:rPr>
+    </w:lvl>
+    <w:lvl w:ilvl="4" w:tentative="1">
+      <w:start w:val="1"/>
+      <w:numFmt w:val="bullet"/>
+      <w:lvlText w:val=""/>
+      <w:lvlJc w:val="left"/>
+      <w:pPr>
+        <w:tabs>
+          <w:tab w:val="num" w:pos="3600"/>
+        </w:tabs>
+        <w:ind w:left="3600" w:hanging="360"/>
+      </w:pPr>
+      <w:rPr>
+        <w:rFonts w:ascii="Wingdings" w:hAnsi="Wingdings" w:hint="default"/>
+        <w:sz w:val="20"/>
+      </w:rPr>
+    </w:lvl>
+    <w:lvl w:ilvl="5" w:tentative="1">
+      <w:start w:val="1"/>
+      <w:numFmt w:val="bullet"/>
+      <w:lvlText w:val=""/>
+      <w:lvlJc w:val="left"/>
+      <w:pPr>
+        <w:tabs>
+          <w:tab w:val="num" w:pos="4320"/>
+        </w:tabs>
+        <w:ind w:left="4320" w:hanging="360"/>
+      </w:pPr>
+      <w:rPr>
+        <w:rFonts w:ascii="Wingdings" w:hAnsi="Wingdings" w:hint="default"/>
+        <w:sz w:val="20"/>
+      </w:rPr>
+    </w:lvl>
+    <w:lvl w:ilvl="6" w:tentative="1">
+      <w:start w:val="1"/>
+      <w:numFmt w:val="bullet"/>
+      <w:lvlText w:val=""/>
+      <w:lvlJc w:val="left"/>
+      <w:pPr>
+        <w:tabs>
+          <w:tab w:val="num" w:pos="5040"/>
+        </w:tabs>
+        <w:ind w:left="5040" w:hanging="360"/>
+      </w:pPr>
+      <w:rPr>
+        <w:rFonts w:ascii="Wingdings" w:hAnsi="Wingdings" w:hint="default"/>
+        <w:sz w:val="20"/>
+      </w:rPr>
+    </w:lvl>
+    <w:lvl w:ilvl="7" w:tentative="1">
+      <w:start w:val="1"/>
+      <w:numFmt w:val="bullet"/>
+      <w:lvlText w:val=""/>
+      <w:lvlJc w:val="left"/>
+      <w:pPr>
+        <w:tabs>
+          <w:tab w:val="num" w:pos="5760"/>
+        </w:tabs>
+        <w:ind w:left="5760" w:hanging="360"/>
+      </w:pPr>
+      <w:rPr>
+        <w:rFonts w:ascii="Wingdings" w:hAnsi="Wingdings" w:hint="default"/>
+        <w:sz w:val="20"/>
+      </w:rPr>
+    </w:lvl>
+    <w:lvl w:ilvl="8" w:tentative="1">
+      <w:start w:val="1"/>
+      <w:numFmt w:val="bullet"/>
+      <w:lvlText w:val=""/>
+      <w:lvlJc w:val="left"/>
+      <w:pPr>
+        <w:tabs>
+          <w:tab w:val="num" w:pos="6480"/>
+        </w:tabs>
+        <w:ind w:left="6480" w:hanging="360"/>
+      </w:pPr>
+      <w:rPr>
+        <w:rFonts w:ascii="Wingdings" w:hAnsi="Wingdings" w:hint="default"/>
+        <w:sz w:val="20"/>
+      </w:rPr>
+    </w:lvl>
+  </w:abstractNum>
+  <w:abstractNum w:abstractNumId="4">
+    <w:nsid w:val="38682D09"/>
+    <w:multiLevelType w:val="multilevel"/>
+    <w:tmpl w:val="E168F584"/>
+    <w:lvl w:ilvl="0">
+      <w:start w:val="1"/>
+      <w:numFmt w:val="bullet"/>
+      <w:lvlText w:val=""/>
+      <w:lvlJc w:val="left"/>
+      <w:pPr>
+        <w:tabs>
+          <w:tab w:val="num" w:pos="720"/>
+        </w:tabs>
+        <w:ind w:left="720" w:hanging="360"/>
+      </w:pPr>
+      <w:rPr>
+        <w:rFonts w:ascii="Symbol" w:hAnsi="Symbol" w:hint="default"/>
+        <w:sz w:val="20"/>
+      </w:rPr>
+    </w:lvl>
+    <w:lvl w:ilvl="1" w:tentative="1">
+      <w:start w:val="1"/>
+      <w:numFmt w:val="bullet"/>
+      <w:lvlText w:val="o"/>
+      <w:lvlJc w:val="left"/>
+      <w:pPr>
+        <w:tabs>
+          <w:tab w:val="num" w:pos="1440"/>
+        </w:tabs>
+        <w:ind w:left="1440" w:hanging="360"/>
+      </w:pPr>
+      <w:rPr>
+        <w:rFonts w:ascii="Courier New" w:hAnsi="Courier New" w:hint="default"/>
+        <w:sz w:val="20"/>
+      </w:rPr>
+    </w:lvl>
+    <w:lvl w:ilvl="2" w:tentative="1">
+      <w:start w:val="1"/>
+      <w:numFmt w:val="bullet"/>
+      <w:lvlText w:val=""/>
+      <w:lvlJc w:val="left"/>
+      <w:pPr>
+        <w:tabs>
+          <w:tab w:val="num" w:pos="2160"/>
+        </w:tabs>
+        <w:ind w:left="2160" w:hanging="360"/>
+      </w:pPr>
+      <w:rPr>
+        <w:rFonts w:ascii="Wingdings" w:hAnsi="Wingdings" w:hint="default"/>
+        <w:sz w:val="20"/>
+      </w:rPr>
+    </w:lvl>
+    <w:lvl w:ilvl="3" w:tentative="1">
+      <w:start w:val="1"/>
+      <w:numFmt w:val="bullet"/>
+      <w:lvlText w:val=""/>
+      <w:lvlJc w:val="left"/>
+      <w:pPr>
+        <w:tabs>
+          <w:tab w:val="num" w:pos="2880"/>
+        </w:tabs>
+        <w:ind w:left="2880" w:hanging="360"/>
+      </w:pPr>
+      <w:rPr>
+        <w:rFonts w:ascii="Wingdings" w:hAnsi="Wingdings" w:hint="default"/>
+        <w:sz w:val="20"/>
+      </w:rPr>
+    </w:lvl>
+    <w:lvl w:ilvl="4" w:tentative="1">
+      <w:start w:val="1"/>
+      <w:numFmt w:val="bullet"/>
+      <w:lvlText w:val=""/>
+      <w:lvlJc w:val="left"/>
+      <w:pPr>
+        <w:tabs>
+          <w:tab w:val="num" w:pos="3600"/>
+        </w:tabs>
+        <w:ind w:left="3600" w:hanging="360"/>
+      </w:pPr>
+      <w:rPr>
+        <w:rFonts w:ascii="Wingdings" w:hAnsi="Wingdings" w:hint="default"/>
+        <w:sz w:val="20"/>
+      </w:rPr>
+    </w:lvl>
+    <w:lvl w:ilvl="5" w:tentative="1">
+      <w:start w:val="1"/>
+      <w:numFmt w:val="bullet"/>
+      <w:lvlText w:val=""/>
+      <w:lvlJc w:val="left"/>
+      <w:pPr>
+        <w:tabs>
+          <w:tab w:val="num" w:pos="4320"/>
+        </w:tabs>
+        <w:ind w:left="4320" w:hanging="360"/>
+      </w:pPr>
+      <w:rPr>
+        <w:rFonts w:ascii="Wingdings" w:hAnsi="Wingdings" w:hint="default"/>
+        <w:sz w:val="20"/>
+      </w:rPr>
+    </w:lvl>
+    <w:lvl w:ilvl="6" w:tentative="1">
+      <w:start w:val="1"/>
+      <w:numFmt w:val="bullet"/>
+      <w:lvlText w:val=""/>
+      <w:lvlJc w:val="left"/>
+      <w:pPr>
+        <w:tabs>
+          <w:tab w:val="num" w:pos="5040"/>
+        </w:tabs>
+        <w:ind w:left="5040" w:hanging="360"/>
+      </w:pPr>
+      <w:rPr>
+        <w:rFonts w:ascii="Wingdings" w:hAnsi="Wingdings" w:hint="default"/>
+        <w:sz w:val="20"/>
+      </w:rPr>
+    </w:lvl>
+    <w:lvl w:ilvl="7" w:tentative="1">
+      <w:start w:val="1"/>
+      <w:numFmt w:val="bullet"/>
+      <w:lvlText w:val=""/>
+      <w:lvlJc w:val="left"/>
+      <w:pPr>
+        <w:tabs>
+          <w:tab w:val="num" w:pos="5760"/>
+        </w:tabs>
+        <w:ind w:left="5760" w:hanging="360"/>
+      </w:pPr>
+      <w:rPr>
+        <w:rFonts w:ascii="Wingdings" w:hAnsi="Wingdings" w:hint="default"/>
+        <w:sz w:val="20"/>
+      </w:rPr>
+    </w:lvl>
+    <w:lvl w:ilvl="8" w:tentative="1">
+      <w:start w:val="1"/>
+      <w:numFmt w:val="bullet"/>
+      <w:lvlText w:val=""/>
+      <w:lvlJc w:val="left"/>
+      <w:pPr>
+        <w:tabs>
+          <w:tab w:val="num" w:pos="6480"/>
+        </w:tabs>
+        <w:ind w:left="6480" w:hanging="360"/>
+      </w:pPr>
+      <w:rPr>
+        <w:rFonts w:ascii="Wingdings" w:hAnsi="Wingdings" w:hint="default"/>
+        <w:sz w:val="20"/>
+      </w:rPr>
+    </w:lvl>
+  </w:abstractNum>
+  <w:abstractNum w:abstractNumId="5">
+    <w:nsid w:val="40AF46B1"/>
+    <w:multiLevelType w:val="multilevel"/>
+    <w:tmpl w:val="95960020"/>
+    <w:lvl w:ilvl="0">
+      <w:start w:val="1"/>
+      <w:numFmt w:val="bullet"/>
+      <w:lvlText w:val=""/>
+      <w:lvlJc w:val="left"/>
+      <w:pPr>
+        <w:tabs>
+          <w:tab w:val="num" w:pos="720"/>
+        </w:tabs>
+        <w:ind w:left="720" w:hanging="360"/>
+      </w:pPr>
+      <w:rPr>
+        <w:rFonts w:ascii="Symbol" w:hAnsi="Symbol" w:hint="default"/>
+        <w:sz w:val="20"/>
+      </w:rPr>
+    </w:lvl>
+    <w:lvl w:ilvl="1" w:tentative="1">
+      <w:start w:val="1"/>
+      <w:numFmt w:val="bullet"/>
+      <w:lvlText w:val="o"/>
+      <w:lvlJc w:val="left"/>
+      <w:pPr>
+        <w:tabs>
+          <w:tab w:val="num" w:pos="1440"/>
+        </w:tabs>
+        <w:ind w:left="1440" w:hanging="360"/>
+      </w:pPr>
+      <w:rPr>
+        <w:rFonts w:ascii="Courier New" w:hAnsi="Courier New" w:hint="default"/>
+        <w:sz w:val="20"/>
+      </w:rPr>
+    </w:lvl>
+    <w:lvl w:ilvl="2" w:tentative="1">
+      <w:start w:val="1"/>
+      <w:numFmt w:val="bullet"/>
+      <w:lvlText w:val=""/>
+      <w:lvlJc w:val="left"/>
+      <w:pPr>
+        <w:tabs>
+          <w:tab w:val="num" w:pos="2160"/>
+        </w:tabs>
+        <w:ind w:left="2160" w:hanging="360"/>
+      </w:pPr>
+      <w:rPr>
+        <w:rFonts w:ascii="Wingdings" w:hAnsi="Wingdings" w:hint="default"/>
+        <w:sz w:val="20"/>
+      </w:rPr>
+    </w:lvl>
+    <w:lvl w:ilvl="3" w:tentative="1">
+      <w:start w:val="1"/>
+      <w:numFmt w:val="bullet"/>
+      <w:lvlText w:val=""/>
+      <w:lvlJc w:val="left"/>
+      <w:pPr>
+        <w:tabs>
+          <w:tab w:val="num" w:pos="2880"/>
+        </w:tabs>
+        <w:ind w:left="2880" w:hanging="360"/>
+      </w:pPr>
+      <w:rPr>
+        <w:rFonts w:ascii="Wingdings" w:hAnsi="Wingdings" w:hint="default"/>
+        <w:sz w:val="20"/>
+      </w:rPr>
+    </w:lvl>
+    <w:lvl w:ilvl="4" w:tentative="1">
+      <w:start w:val="1"/>
+      <w:numFmt w:val="bullet"/>
+      <w:lvlText w:val=""/>
+      <w:lvlJc w:val="left"/>
+      <w:pPr>
+        <w:tabs>
+          <w:tab w:val="num" w:pos="3600"/>
+        </w:tabs>
+        <w:ind w:left="3600" w:hanging="360"/>
+      </w:pPr>
+      <w:rPr>
+        <w:rFonts w:ascii="Wingdings" w:hAnsi="Wingdings" w:hint="default"/>
+        <w:sz w:val="20"/>
+      </w:rPr>
+    </w:lvl>
+    <w:lvl w:ilvl="5" w:tentative="1">
+      <w:start w:val="1"/>
+      <w:numFmt w:val="bullet"/>
+      <w:lvlText w:val=""/>
+      <w:lvlJc w:val="left"/>
+      <w:pPr>
+        <w:tabs>
+          <w:tab w:val="num" w:pos="4320"/>
+        </w:tabs>
+        <w:ind w:left="4320" w:hanging="360"/>
+      </w:pPr>
+      <w:rPr>
+        <w:rFonts w:ascii="Wingdings" w:hAnsi="Wingdings" w:hint="default"/>
+        <w:sz w:val="20"/>
+      </w:rPr>
+    </w:lvl>
+    <w:lvl w:ilvl="6" w:tentative="1">
+      <w:start w:val="1"/>
+      <w:numFmt w:val="bullet"/>
+      <w:lvlText w:val=""/>
+      <w:lvlJc w:val="left"/>
+      <w:pPr>
+        <w:tabs>
+          <w:tab w:val="num" w:pos="5040"/>
+        </w:tabs>
+        <w:ind w:left="5040" w:hanging="360"/>
+      </w:pPr>
+      <w:rPr>
+        <w:rFonts w:ascii="Wingdings" w:hAnsi="Wingdings" w:hint="default"/>
+        <w:sz w:val="20"/>
+      </w:rPr>
+    </w:lvl>
+    <w:lvl w:ilvl="7" w:tentative="1">
+      <w:start w:val="1"/>
+      <w:numFmt w:val="bullet"/>
+      <w:lvlText w:val=""/>
+      <w:lvlJc w:val="left"/>
+      <w:pPr>
+        <w:tabs>
+          <w:tab w:val="num" w:pos="5760"/>
+        </w:tabs>
+        <w:ind w:left="5760" w:hanging="360"/>
+      </w:pPr>
+      <w:rPr>
+        <w:rFonts w:ascii="Wingdings" w:hAnsi="Wingdings" w:hint="default"/>
+        <w:sz w:val="20"/>
+      </w:rPr>
+    </w:lvl>
+    <w:lvl w:ilvl="8" w:tentative="1">
+      <w:start w:val="1"/>
+      <w:numFmt w:val="bullet"/>
+      <w:lvlText w:val=""/>
+      <w:lvlJc w:val="left"/>
+      <w:pPr>
+        <w:tabs>
+          <w:tab w:val="num" w:pos="6480"/>
+        </w:tabs>
+        <w:ind w:left="6480" w:hanging="360"/>
+      </w:pPr>
+      <w:rPr>
+        <w:rFonts w:ascii="Wingdings" w:hAnsi="Wingdings" w:hint="default"/>
+        <w:sz w:val="20"/>
+      </w:rPr>
+    </w:lvl>
+  </w:abstractNum>
+  <w:abstractNum w:abstractNumId="6">
+    <w:nsid w:val="4D092374"/>
+    <w:multiLevelType w:val="hybridMultilevel"/>
+    <w:tmpl w:val="A1F4AB46"/>
+    <w:lvl w:ilvl="0" w:tplc="0409000F">
+      <w:start w:val="1"/>
+      <w:numFmt w:val="decimal"/>
+      <w:lvlText w:val="%1."/>
+      <w:lvlJc w:val="left"/>
+      <w:pPr>
+        <w:ind w:left="720" w:hanging="360"/>
+      </w:pPr>
+    </w:lvl>
+    <w:lvl w:ilvl="1" w:tplc="04090019" w:tentative="1">
+      <w:start w:val="1"/>
+      <w:numFmt w:val="lowerLetter"/>
+      <w:lvlText w:val="%2."/>
+      <w:lvlJc w:val="left"/>
+      <w:pPr>
+        <w:ind w:left="1440" w:hanging="360"/>
+      </w:pPr>
+    </w:lvl>
+    <w:lvl w:ilvl="2" w:tplc="0409001B" w:tentative="1">
+      <w:start w:val="1"/>
+      <w:numFmt w:val="lowerRoman"/>
+      <w:lvlText w:val="%3."/>
+      <w:lvlJc w:val="right"/>
+      <w:pPr>
+        <w:ind w:left="2160" w:hanging="180"/>
+      </w:pPr>
+    </w:lvl>
+    <w:lvl w:ilvl="3" w:tplc="0409000F" w:tentative="1">
+      <w:start w:val="1"/>
+      <w:numFmt w:val="decimal"/>
+      <w:lvlText w:val="%4."/>
+      <w:lvlJc w:val="left"/>
+      <w:pPr>
+        <w:ind w:left="2880" w:hanging="360"/>
+      </w:pPr>
+    </w:lvl>
+    <w:lvl w:ilvl="4" w:tplc="04090019" w:tentative="1">
+      <w:start w:val="1"/>
+      <w:numFmt w:val="lowerLetter"/>
+      <w:lvlText w:val="%5."/>
+      <w:lvlJc w:val="left"/>
+      <w:pPr>
+        <w:ind w:left="3600" w:hanging="360"/>
+      </w:pPr>
+    </w:lvl>
+    <w:lvl w:ilvl="5" w:tplc="0409001B" w:tentative="1">
+      <w:start w:val="1"/>
+      <w:numFmt w:val="lowerRoman"/>
+      <w:lvlText w:val="%6."/>
+      <w:lvlJc w:val="right"/>
+      <w:pPr>
+        <w:ind w:left="4320" w:hanging="180"/>
+      </w:pPr>
+    </w:lvl>
+    <w:lvl w:ilvl="6" w:tplc="0409000F" w:tentative="1">
+      <w:start w:val="1"/>
+      <w:numFmt w:val="decimal"/>
+      <w:lvlText w:val="%7."/>
+      <w:lvlJc w:val="left"/>
+      <w:pPr>
+        <w:ind w:left="5040" w:hanging="360"/>
+      </w:pPr>
+    </w:lvl>
+    <w:lvl w:ilvl="7" w:tplc="04090019" w:tentative="1">
+      <w:start w:val="1"/>
+      <w:numFmt w:val="lowerLetter"/>
+      <w:lvlText w:val="%8."/>
+      <w:lvlJc w:val="left"/>
+      <w:pPr>
+        <w:ind w:left="5760" w:hanging="360"/>
+      </w:pPr>
+    </w:lvl>
+    <w:lvl w:ilvl="8" w:tplc="0409001B" w:tentative="1">
+      <w:start w:val="1"/>
+      <w:numFmt w:val="lowerRoman"/>
+      <w:lvlText w:val="%9."/>
+      <w:lvlJc w:val="right"/>
+      <w:pPr>
+        <w:ind w:left="6480" w:hanging="180"/>
+      </w:pPr>
+    </w:lvl>
+  </w:abstractNum>
+  <w:abstractNum w:abstractNumId="7">
+    <w:nsid w:val="4E9D3573"/>
+    <w:multiLevelType w:val="multilevel"/>
+    <w:tmpl w:val="6D9A3DDE"/>
+    <w:lvl w:ilvl="0">
+      <w:start w:val="1"/>
+      <w:numFmt w:val="bullet"/>
+      <w:lvlText w:val=""/>
+      <w:lvlJc w:val="left"/>
+      <w:pPr>
+        <w:tabs>
+          <w:tab w:val="num" w:pos="720"/>
+        </w:tabs>
+        <w:ind w:left="720" w:hanging="360"/>
+      </w:pPr>
+      <w:rPr>
+        <w:rFonts w:ascii="Symbol" w:hAnsi="Symbol" w:hint="default"/>
+        <w:sz w:val="20"/>
+      </w:rPr>
+    </w:lvl>
+    <w:lvl w:ilvl="1" w:tentative="1">
+      <w:start w:val="1"/>
+      <w:numFmt w:val="bullet"/>
+      <w:lvlText w:val="o"/>
+      <w:lvlJc w:val="left"/>
+      <w:pPr>
+        <w:tabs>
+          <w:tab w:val="num" w:pos="1440"/>
+        </w:tabs>
+        <w:ind w:left="1440" w:hanging="360"/>
+      </w:pPr>
+      <w:rPr>
+        <w:rFonts w:ascii="Courier New" w:hAnsi="Courier New" w:hint="default"/>
+        <w:sz w:val="20"/>
+      </w:rPr>
+    </w:lvl>
+    <w:lvl w:ilvl="2" w:tentative="1">
+      <w:start w:val="1"/>
+      <w:numFmt w:val="bullet"/>
+      <w:lvlText w:val=""/>
+      <w:lvlJc w:val="left"/>
+      <w:pPr>
+        <w:tabs>
+          <w:tab w:val="num" w:pos="2160"/>
+        </w:tabs>
+        <w:ind w:left="2160" w:hanging="360"/>
+      </w:pPr>
+      <w:rPr>
+        <w:rFonts w:ascii="Wingdings" w:hAnsi="Wingdings" w:hint="default"/>
+        <w:sz w:val="20"/>
+      </w:rPr>
+    </w:lvl>
+    <w:lvl w:ilvl="3" w:tentative="1">
+      <w:start w:val="1"/>
+      <w:numFmt w:val="bullet"/>
+      <w:lvlText w:val=""/>
+      <w:lvlJc w:val="left"/>
+      <w:pPr>
+        <w:tabs>
+          <w:tab w:val="num" w:pos="2880"/>
+        </w:tabs>
+        <w:ind w:left="2880" w:hanging="360"/>
+      </w:pPr>
+      <w:rPr>
+        <w:rFonts w:ascii="Wingdings" w:hAnsi="Wingdings" w:hint="default"/>
+        <w:sz w:val="20"/>
+      </w:rPr>
+    </w:lvl>
+    <w:lvl w:ilvl="4" w:tentative="1">
+      <w:start w:val="1"/>
+      <w:numFmt w:val="bullet"/>
+      <w:lvlText w:val=""/>
+      <w:lvlJc w:val="left"/>
+      <w:pPr>
+        <w:tabs>
+          <w:tab w:val="num" w:pos="3600"/>
+        </w:tabs>
+        <w:ind w:left="3600" w:hanging="360"/>
+      </w:pPr>
+      <w:rPr>
+        <w:rFonts w:ascii="Wingdings" w:hAnsi="Wingdings" w:hint="default"/>
+        <w:sz w:val="20"/>
+      </w:rPr>
+    </w:lvl>
+    <w:lvl w:ilvl="5" w:tentative="1">
+      <w:start w:val="1"/>
+      <w:numFmt w:val="bullet"/>
+      <w:lvlText w:val=""/>
+      <w:lvlJc w:val="left"/>
+      <w:pPr>
+        <w:tabs>
+          <w:tab w:val="num" w:pos="4320"/>
+        </w:tabs>
+        <w:ind w:left="4320" w:hanging="360"/>
+      </w:pPr>
+      <w:rPr>
+        <w:rFonts w:ascii="Wingdings" w:hAnsi="Wingdings" w:hint="default"/>
+        <w:sz w:val="20"/>
+      </w:rPr>
+    </w:lvl>
+    <w:lvl w:ilvl="6" w:tentative="1">
+      <w:start w:val="1"/>
+      <w:numFmt w:val="bullet"/>
+      <w:lvlText w:val=""/>
+      <w:lvlJc w:val="left"/>
+      <w:pPr>
+        <w:tabs>
+          <w:tab w:val="num" w:pos="5040"/>
+        </w:tabs>
+        <w:ind w:left="5040" w:hanging="360"/>
+      </w:pPr>
+      <w:rPr>
+        <w:rFonts w:ascii="Wingdings" w:hAnsi="Wingdings" w:hint="default"/>
+        <w:sz w:val="20"/>
+      </w:rPr>
+    </w:lvl>
+    <w:lvl w:ilvl="7" w:tentative="1">
+      <w:start w:val="1"/>
+      <w:numFmt w:val="bullet"/>
+      <w:lvlText w:val=""/>
+      <w:lvlJc w:val="left"/>
+      <w:pPr>
+        <w:tabs>
+          <w:tab w:val="num" w:pos="5760"/>
+        </w:tabs>
+        <w:ind w:left="5760" w:hanging="360"/>
+      </w:pPr>
+      <w:rPr>
+        <w:rFonts w:ascii="Wingdings" w:hAnsi="Wingdings" w:hint="default"/>
+        <w:sz w:val="20"/>
+      </w:rPr>
+    </w:lvl>
+    <w:lvl w:ilvl="8" w:tentative="1">
+      <w:start w:val="1"/>
+      <w:numFmt w:val="bullet"/>
+      <w:lvlText w:val=""/>
+      <w:lvlJc w:val="left"/>
+      <w:pPr>
+        <w:tabs>
+          <w:tab w:val="num" w:pos="6480"/>
+        </w:tabs>
+        <w:ind w:left="6480" w:hanging="360"/>
+      </w:pPr>
+      <w:rPr>
+        <w:rFonts w:ascii="Wingdings" w:hAnsi="Wingdings" w:hint="default"/>
+        <w:sz w:val="20"/>
+      </w:rPr>
+    </w:lvl>
+  </w:abstractNum>
+  <w:abstractNum w:abstractNumId="8">
+    <w:nsid w:val="5B2E4D35"/>
+    <w:multiLevelType w:val="hybridMultilevel"/>
+    <w:tmpl w:val="C102F868"/>
+    <w:lvl w:ilvl="0" w:tplc="04090001">
+      <w:start w:val="1"/>
+      <w:numFmt w:val="bullet"/>
+      <w:lvlText w:val=""/>
+      <w:lvlJc w:val="left"/>
+      <w:pPr>
+        <w:ind w:left="1446" w:hanging="360"/>
+      </w:pPr>
+      <w:rPr>
+        <w:rFonts w:ascii="Symbol" w:hAnsi="Symbol" w:hint="default"/>
+      </w:rPr>
+    </w:lvl>
+    <w:lvl w:ilvl="1" w:tplc="04090003" w:tentative="1">
+      <w:start w:val="1"/>
+      <w:numFmt w:val="bullet"/>
+      <w:lvlText w:val="o"/>
+      <w:lvlJc w:val="left"/>
+      <w:pPr>
+        <w:ind w:left="2166" w:hanging="360"/>
+      </w:pPr>
+      <w:rPr>
+        <w:rFonts w:ascii="Courier New" w:hAnsi="Courier New" w:cs="Courier New" w:hint="default"/>
+      </w:rPr>
+    </w:lvl>
+    <w:lvl w:ilvl="2" w:tplc="04090005" w:tentative="1">
+      <w:start w:val="1"/>
+      <w:numFmt w:val="bullet"/>
+      <w:lvlText w:val=""/>
+      <w:lvlJc w:val="left"/>
+      <w:pPr>
+        <w:ind w:left="2886" w:hanging="360"/>
+      </w:pPr>
+      <w:rPr>
+        <w:rFonts w:ascii="Wingdings" w:hAnsi="Wingdings" w:hint="default"/>
+      </w:rPr>
+    </w:lvl>
+    <w:lvl w:ilvl="3" w:tplc="04090001" w:tentative="1">
+      <w:start w:val="1"/>
+      <w:numFmt w:val="bullet"/>
+      <w:lvlText w:val=""/>
+      <w:lvlJc w:val="left"/>
+      <w:pPr>
+        <w:ind w:left="3606" w:hanging="360"/>
+      </w:pPr>
+      <w:rPr>
+        <w:rFonts w:ascii="Symbol" w:hAnsi="Symbol" w:hint="default"/>
+      </w:rPr>
+    </w:lvl>
+    <w:lvl w:ilvl="4" w:tplc="04090003" w:tentative="1">
+      <w:start w:val="1"/>
+      <w:numFmt w:val="bullet"/>
+      <w:lvlText w:val="o"/>
+      <w:lvlJc w:val="left"/>
+      <w:pPr>
+        <w:ind w:left="4326" w:hanging="360"/>
+      </w:pPr>
+      <w:rPr>
+        <w:rFonts w:ascii="Courier New" w:hAnsi="Courier New" w:cs="Courier New" w:hint="default"/>
+      </w:rPr>
+    </w:lvl>
+    <w:lvl w:ilvl="5" w:tplc="04090005" w:tentative="1">
+      <w:start w:val="1"/>
+      <w:numFmt w:val="bullet"/>
+      <w:lvlText w:val=""/>
+      <w:lvlJc w:val="left"/>
+      <w:pPr>
+        <w:ind w:left="5046" w:hanging="360"/>
+      </w:pPr>
+      <w:rPr>
+        <w:rFonts w:ascii="Wingdings" w:hAnsi="Wingdings" w:hint="default"/>
+      </w:rPr>
+    </w:lvl>
+    <w:lvl w:ilvl="6" w:tplc="04090001" w:tentative="1">
+      <w:start w:val="1"/>
+      <w:numFmt w:val="bullet"/>
+      <w:lvlText w:val=""/>
+      <w:lvlJc w:val="left"/>
+      <w:pPr>
+        <w:ind w:left="5766" w:hanging="360"/>
+      </w:pPr>
+      <w:rPr>
+        <w:rFonts w:ascii="Symbol" w:hAnsi="Symbol" w:hint="default"/>
+      </w:rPr>
+    </w:lvl>
+    <w:lvl w:ilvl="7" w:tplc="04090003" w:tentative="1">
+      <w:start w:val="1"/>
+      <w:numFmt w:val="bullet"/>
+      <w:lvlText w:val="o"/>
+      <w:lvlJc w:val="left"/>
+      <w:pPr>
+        <w:ind w:left="6486" w:hanging="360"/>
+      </w:pPr>
+      <w:rPr>
+        <w:rFonts w:ascii="Courier New" w:hAnsi="Courier New" w:cs="Courier New" w:hint="default"/>
+      </w:rPr>
+    </w:lvl>
+    <w:lvl w:ilvl="8" w:tplc="04090005" w:tentative="1">
+      <w:start w:val="1"/>
+      <w:numFmt w:val="bullet"/>
+      <w:lvlText w:val=""/>
+      <w:lvlJc w:val="left"/>
+      <w:pPr>
+        <w:ind w:left="7206" w:hanging="360"/>
+      </w:pPr>
+      <w:rPr>
+        <w:rFonts w:ascii="Wingdings" w:hAnsi="Wingdings" w:hint="default"/>
+      </w:rPr>
+    </w:lvl>
+  </w:abstractNum>
+  <w:abstractNum w:abstractNumId="9">
+    <w:nsid w:val="5F8F3823"/>
+    <w:multiLevelType w:val="multilevel"/>
+    <w:tmpl w:val="A8123B08"/>
+    <w:lvl w:ilvl="0">
+      <w:start w:val="1"/>
+      <w:numFmt w:val="bullet"/>
+      <w:lvlText w:val=""/>
+      <w:lvlJc w:val="left"/>
+      <w:pPr>
+        <w:tabs>
+          <w:tab w:val="num" w:pos="720"/>
+        </w:tabs>
+        <w:ind w:left="720" w:hanging="360"/>
+      </w:pPr>
+      <w:rPr>
+        <w:rFonts w:ascii="Symbol" w:hAnsi="Symbol" w:hint="default"/>
+        <w:sz w:val="20"/>
+      </w:rPr>
+    </w:lvl>
+    <w:lvl w:ilvl="1" w:tentative="1">
+      <w:start w:val="1"/>
+      <w:numFmt w:val="bullet"/>
+      <w:lvlText w:val="o"/>
+      <w:lvlJc w:val="left"/>
+      <w:pPr>
+        <w:tabs>
+          <w:tab w:val="num" w:pos="1440"/>
+        </w:tabs>
+        <w:ind w:left="1440" w:hanging="360"/>
+      </w:pPr>
+      <w:rPr>
+        <w:rFonts w:ascii="Courier New" w:hAnsi="Courier New" w:hint="default"/>
+        <w:sz w:val="20"/>
+      </w:rPr>
+    </w:lvl>
+    <w:lvl w:ilvl="2" w:tentative="1">
+      <w:start w:val="1"/>
+      <w:numFmt w:val="bullet"/>
+      <w:lvlText w:val=""/>
+      <w:lvlJc w:val="left"/>
+      <w:pPr>
+        <w:tabs>
+          <w:tab w:val="num" w:pos="2160"/>
+        </w:tabs>
+        <w:ind w:left="2160" w:hanging="360"/>
+      </w:pPr>
+      <w:rPr>
+        <w:rFonts w:ascii="Wingdings" w:hAnsi="Wingdings" w:hint="default"/>
+        <w:sz w:val="20"/>
+      </w:rPr>
+    </w:lvl>
+    <w:lvl w:ilvl="3" w:tentative="1">
+      <w:start w:val="1"/>
+      <w:numFmt w:val="bullet"/>
+      <w:lvlText w:val=""/>
+      <w:lvlJc w:val="left"/>
+      <w:pPr>
+        <w:tabs>
+          <w:tab w:val="num" w:pos="2880"/>
+        </w:tabs>
+        <w:ind w:left="2880" w:hanging="360"/>
+      </w:pPr>
+      <w:rPr>
+        <w:rFonts w:ascii="Wingdings" w:hAnsi="Wingdings" w:hint="default"/>
+        <w:sz w:val="20"/>
+      </w:rPr>
+    </w:lvl>
+    <w:lvl w:ilvl="4" w:tentative="1">
+      <w:start w:val="1"/>
+      <w:numFmt w:val="bullet"/>
+      <w:lvlText w:val=""/>
+      <w:lvlJc w:val="left"/>
+      <w:pPr>
+        <w:tabs>
+          <w:tab w:val="num" w:pos="3600"/>
+        </w:tabs>
+        <w:ind w:left="3600" w:hanging="360"/>
+      </w:pPr>
+      <w:rPr>
+        <w:rFonts w:ascii="Wingdings" w:hAnsi="Wingdings" w:hint="default"/>
+        <w:sz w:val="20"/>
+      </w:rPr>
+    </w:lvl>
+    <w:lvl w:ilvl="5" w:tentative="1">
+      <w:start w:val="1"/>
+      <w:numFmt w:val="bullet"/>
+      <w:lvlText w:val=""/>
+      <w:lvlJc w:val="left"/>
+      <w:pPr>
+        <w:tabs>
+          <w:tab w:val="num" w:pos="4320"/>
+        </w:tabs>
+        <w:ind w:left="4320" w:hanging="360"/>
+      </w:pPr>
+      <w:rPr>
+        <w:rFonts w:ascii="Wingdings" w:hAnsi="Wingdings" w:hint="default"/>
+        <w:sz w:val="20"/>
+      </w:rPr>
+    </w:lvl>
+    <w:lvl w:ilvl="6" w:tentative="1">
+      <w:start w:val="1"/>
+      <w:numFmt w:val="bullet"/>
+      <w:lvlText w:val=""/>
+      <w:lvlJc w:val="left"/>
+      <w:pPr>
+        <w:tabs>
+          <w:tab w:val="num" w:pos="5040"/>
+        </w:tabs>
+        <w:ind w:left="5040" w:hanging="360"/>
+      </w:pPr>
+      <w:rPr>
+        <w:rFonts w:ascii="Wingdings" w:hAnsi="Wingdings" w:hint="default"/>
+        <w:sz w:val="20"/>
+      </w:rPr>
+    </w:lvl>
+    <w:lvl w:ilvl="7" w:tentative="1">
+      <w:start w:val="1"/>
+      <w:numFmt w:val="bullet"/>
+      <w:lvlText w:val=""/>
+      <w:lvlJc w:val="left"/>
+      <w:pPr>
+        <w:tabs>
+          <w:tab w:val="num" w:pos="5760"/>
+        </w:tabs>
+        <w:ind w:left="5760" w:hanging="360"/>
+      </w:pPr>
+      <w:rPr>
+        <w:rFonts w:ascii="Wingdings" w:hAnsi="Wingdings" w:hint="default"/>
+        <w:sz w:val="20"/>
+      </w:rPr>
+    </w:lvl>
+    <w:lvl w:ilvl="8" w:tentative="1">
+      <w:start w:val="1"/>
+      <w:numFmt w:val="bullet"/>
+      <w:lvlText w:val=""/>
+      <w:lvlJc w:val="left"/>
+      <w:pPr>
+        <w:tabs>
+          <w:tab w:val="num" w:pos="6480"/>
+        </w:tabs>
+        <w:ind w:left="6480" w:hanging="360"/>
+      </w:pPr>
+      <w:rPr>
+        <w:rFonts w:ascii="Wingdings" w:hAnsi="Wingdings" w:hint="default"/>
+        <w:sz w:val="20"/>
+      </w:rPr>
+    </w:lvl>
+  </w:abstractNum>
   <w:num w:numId="1">
+    <w:abstractNumId w:val="8"/>
+  </w:num>
+  <w:num w:numId="2">
+    <w:abstractNumId w:val="1"/>
+  </w:num>
+  <w:num w:numId="3">
+    <w:abstractNumId w:val="6"/>
+  </w:num>
+  <w:num w:numId="4">
+    <w:abstractNumId w:val="9"/>
+  </w:num>
+  <w:num w:numId="5">
+    <w:abstractNumId w:val="7"/>
+  </w:num>
+  <w:num w:numId="6">
+    <w:abstractNumId w:val="5"/>
+  </w:num>
+  <w:num w:numId="7">
     <w:abstractNumId w:val="2"/>
   </w:num>
-  <w:num w:numId="2">
+  <w:num w:numId="8">
     <w:abstractNumId w:val="0"/>
   </w:num>
-  <w:num w:numId="3">
-    <w:abstractNumId w:val="1"/>
+  <w:num w:numId="9">
+    <w:abstractNumId w:val="3"/>
   </w:num>
-  <w:num w:numId="4">
-    <w:abstractNumId w:val="3"/>
+  <w:num w:numId="10">
+    <w:abstractNumId w:val="4"/>
   </w:num>
 </w:numbering>
 </file>
@@ -6757,6 +12413,29 @@
       <w:kern w:val="36"/>
       <w:sz w:val="48"/>
       <w:szCs w:val="48"/>
+    </w:rPr>
+  </w:style>
+  <w:style w:type="paragraph" w:styleId="Heading3">
+    <w:name w:val="heading 3"/>
+    <w:basedOn w:val="Normal"/>
+    <w:next w:val="Normal"/>
+    <w:link w:val="Heading3Char"/>
+    <w:uiPriority w:val="9"/>
+    <w:semiHidden/>
+    <w:unhideWhenUsed/>
+    <w:qFormat/>
+    <w:rsid w:val="00064C8C"/>
+    <w:pPr>
+      <w:keepNext/>
+      <w:keepLines/>
+      <w:spacing w:before="200" w:after="0"/>
+      <w:outlineLvl w:val="2"/>
+    </w:pPr>
+    <w:rPr>
+      <w:rFonts w:asciiTheme="majorHAnsi" w:eastAsiaTheme="majorEastAsia" w:hAnsiTheme="majorHAnsi" w:cstheme="majorBidi"/>
+      <w:b/>
+      <w:bCs/>
+      <w:color w:val="4F81BD" w:themeColor="accent1"/>
     </w:rPr>
   </w:style>
   <w:style w:type="character" w:default="1" w:styleId="DefaultParagraphFont">
@@ -6930,6 +12609,59 @@
     <w:name w:val="ͼm"/>
     <w:basedOn w:val="DefaultParagraphFont"/>
     <w:rsid w:val="00F93985"/>
+  </w:style>
+  <w:style w:type="paragraph" w:customStyle="1" w:styleId="pdq2pgselectionanchorcontainer">
+    <w:name w:val="pdq2pg_selectionanchorcontainer"/>
+    <w:basedOn w:val="Normal"/>
+    <w:rsid w:val="004A111C"/>
+    <w:pPr>
+      <w:spacing w:before="100" w:beforeAutospacing="1" w:after="100" w:afterAutospacing="1" w:line="240" w:lineRule="auto"/>
+    </w:pPr>
+    <w:rPr>
+      <w:rFonts w:ascii="Times New Roman" w:eastAsia="Times New Roman" w:hAnsi="Times New Roman" w:cs="Times New Roman"/>
+      <w:sz w:val="24"/>
+      <w:szCs w:val="24"/>
+    </w:rPr>
+  </w:style>
+  <w:style w:type="character" w:customStyle="1" w:styleId="Heading3Char">
+    <w:name w:val="Heading 3 Char"/>
+    <w:basedOn w:val="DefaultParagraphFont"/>
+    <w:link w:val="Heading3"/>
+    <w:uiPriority w:val="9"/>
+    <w:semiHidden/>
+    <w:rsid w:val="00064C8C"/>
+    <w:rPr>
+      <w:rFonts w:asciiTheme="majorHAnsi" w:eastAsiaTheme="majorEastAsia" w:hAnsiTheme="majorHAnsi" w:cstheme="majorBidi"/>
+      <w:b/>
+      <w:bCs/>
+      <w:color w:val="4F81BD" w:themeColor="accent1"/>
+    </w:rPr>
+  </w:style>
+  <w:style w:type="character" w:customStyle="1" w:styleId="g">
+    <w:name w:val="ͼg"/>
+    <w:basedOn w:val="DefaultParagraphFont"/>
+    <w:rsid w:val="00064C8C"/>
+  </w:style>
+  <w:style w:type="character" w:customStyle="1" w:styleId="k">
+    <w:name w:val="ͼk"/>
+    <w:basedOn w:val="DefaultParagraphFont"/>
+    <w:rsid w:val="00064C8C"/>
+  </w:style>
+  <w:style w:type="paragraph" w:styleId="NormalWeb">
+    <w:name w:val="Normal (Web)"/>
+    <w:basedOn w:val="Normal"/>
+    <w:uiPriority w:val="99"/>
+    <w:semiHidden/>
+    <w:unhideWhenUsed/>
+    <w:rsid w:val="00064C8C"/>
+    <w:pPr>
+      <w:spacing w:before="100" w:beforeAutospacing="1" w:after="100" w:afterAutospacing="1" w:line="240" w:lineRule="auto"/>
+    </w:pPr>
+    <w:rPr>
+      <w:rFonts w:ascii="Times New Roman" w:eastAsia="Times New Roman" w:hAnsi="Times New Roman" w:cs="Times New Roman"/>
+      <w:sz w:val="24"/>
+      <w:szCs w:val="24"/>
+    </w:rPr>
   </w:style>
 </w:styles>
 </file>

--- a/DRF_Document.docx
+++ b/DRF_Document.docx
@@ -9867,6 +9867,7 @@
       <w:r>
         <w:rPr>
           <w:rFonts w:ascii="Times New Roman" w:eastAsia="Times New Roman" w:hAnsi="Times New Roman" w:cs="Times New Roman"/>
+          <w:noProof/>
           <w:color w:val="000000" w:themeColor="text1"/>
           <w:sz w:val="36"/>
           <w:szCs w:val="36"/>
@@ -10825,10 +10826,2625 @@
     <w:p>
       <w:pPr>
         <w:spacing w:before="100" w:beforeAutospacing="1" w:after="100" w:afterAutospacing="1" w:line="240" w:lineRule="auto"/>
+        <w:jc w:val="center"/>
+        <w:rPr>
+          <w:rFonts w:ascii="Times New Roman" w:eastAsia="Times New Roman" w:hAnsi="Times New Roman" w:cs="Times New Roman"/>
+          <w:b/>
+          <w:color w:val="FF0000"/>
+          <w:sz w:val="36"/>
+          <w:szCs w:val="36"/>
+          <w:u w:val="single"/>
+        </w:rPr>
+      </w:pPr>
+      <w:r>
+        <w:rPr>
+          <w:rFonts w:ascii="Times New Roman" w:eastAsia="Times New Roman" w:hAnsi="Times New Roman" w:cs="Times New Roman"/>
+          <w:b/>
+          <w:color w:val="FF0000"/>
+          <w:sz w:val="36"/>
+          <w:szCs w:val="36"/>
+          <w:u w:val="single"/>
+        </w:rPr>
+        <w:lastRenderedPageBreak/>
+        <w:t>Upload File:</w:t>
+      </w:r>
+    </w:p>
+    <w:p>
+      <w:pPr>
+        <w:spacing w:before="100" w:beforeAutospacing="1" w:after="100" w:afterAutospacing="1" w:line="240" w:lineRule="auto"/>
         <w:jc w:val="both"/>
         <w:rPr>
           <w:rFonts w:ascii="Times New Roman" w:eastAsia="Times New Roman" w:hAnsi="Times New Roman" w:cs="Times New Roman"/>
-          <w:color w:val="FF0000"/>
+          <w:b/>
+          <w:sz w:val="36"/>
+          <w:szCs w:val="36"/>
+        </w:rPr>
+      </w:pPr>
+      <w:proofErr w:type="gramStart"/>
+      <w:r>
+        <w:rPr>
+          <w:rFonts w:ascii="Times New Roman" w:eastAsia="Times New Roman" w:hAnsi="Times New Roman" w:cs="Times New Roman"/>
+          <w:b/>
+          <w:sz w:val="36"/>
+          <w:szCs w:val="36"/>
+        </w:rPr>
+        <w:t>1.Add</w:t>
+      </w:r>
+      <w:proofErr w:type="gramEnd"/>
+      <w:r>
+        <w:rPr>
+          <w:rFonts w:ascii="Times New Roman" w:eastAsia="Times New Roman" w:hAnsi="Times New Roman" w:cs="Times New Roman"/>
+          <w:b/>
+          <w:sz w:val="36"/>
+          <w:szCs w:val="36"/>
+        </w:rPr>
+        <w:t xml:space="preserve"> to settings.py</w:t>
+      </w:r>
+    </w:p>
+    <w:p>
+      <w:pPr>
+        <w:spacing w:before="100" w:beforeAutospacing="1" w:after="100" w:afterAutospacing="1" w:line="240" w:lineRule="auto"/>
+        <w:jc w:val="both"/>
+        <w:rPr>
+          <w:rFonts w:ascii="Times New Roman" w:eastAsia="Times New Roman" w:hAnsi="Times New Roman" w:cs="Times New Roman"/>
+          <w:sz w:val="28"/>
+          <w:szCs w:val="36"/>
+        </w:rPr>
+      </w:pPr>
+      <w:r>
+        <w:rPr>
+          <w:rFonts w:ascii="Times New Roman" w:eastAsia="Times New Roman" w:hAnsi="Times New Roman" w:cs="Times New Roman"/>
+          <w:sz w:val="28"/>
+          <w:szCs w:val="36"/>
+        </w:rPr>
+        <w:t>INSTALLED_APPS = [</w:t>
+      </w:r>
+    </w:p>
+    <w:p>
+      <w:pPr>
+        <w:spacing w:before="100" w:beforeAutospacing="1" w:after="100" w:afterAutospacing="1" w:line="240" w:lineRule="auto"/>
+        <w:jc w:val="both"/>
+        <w:rPr>
+          <w:rFonts w:ascii="Times New Roman" w:eastAsia="Times New Roman" w:hAnsi="Times New Roman" w:cs="Times New Roman"/>
+          <w:sz w:val="28"/>
+          <w:szCs w:val="36"/>
+        </w:rPr>
+      </w:pPr>
+      <w:r>
+        <w:rPr>
+          <w:rFonts w:ascii="Times New Roman" w:eastAsia="Times New Roman" w:hAnsi="Times New Roman" w:cs="Times New Roman"/>
+          <w:sz w:val="28"/>
+          <w:szCs w:val="36"/>
+        </w:rPr>
+        <w:t xml:space="preserve">    ...</w:t>
+      </w:r>
+    </w:p>
+    <w:p>
+      <w:pPr>
+        <w:spacing w:before="100" w:beforeAutospacing="1" w:after="100" w:afterAutospacing="1" w:line="240" w:lineRule="auto"/>
+        <w:jc w:val="both"/>
+        <w:rPr>
+          <w:rFonts w:ascii="Times New Roman" w:eastAsia="Times New Roman" w:hAnsi="Times New Roman" w:cs="Times New Roman"/>
+          <w:sz w:val="28"/>
+          <w:szCs w:val="36"/>
+        </w:rPr>
+      </w:pPr>
+      <w:r>
+        <w:rPr>
+          <w:rFonts w:ascii="Times New Roman" w:eastAsia="Times New Roman" w:hAnsi="Times New Roman" w:cs="Times New Roman"/>
+          <w:sz w:val="28"/>
+          <w:szCs w:val="36"/>
+        </w:rPr>
+        <w:t xml:space="preserve">    "</w:t>
+      </w:r>
+      <w:proofErr w:type="spellStart"/>
+      <w:r>
+        <w:rPr>
+          <w:rFonts w:ascii="Times New Roman" w:eastAsia="Times New Roman" w:hAnsi="Times New Roman" w:cs="Times New Roman"/>
+          <w:sz w:val="28"/>
+          <w:szCs w:val="36"/>
+        </w:rPr>
+        <w:t>rest_framework</w:t>
+      </w:r>
+      <w:proofErr w:type="spellEnd"/>
+      <w:r>
+        <w:rPr>
+          <w:rFonts w:ascii="Times New Roman" w:eastAsia="Times New Roman" w:hAnsi="Times New Roman" w:cs="Times New Roman"/>
+          <w:sz w:val="28"/>
+          <w:szCs w:val="36"/>
+        </w:rPr>
+        <w:t>",</w:t>
+      </w:r>
+    </w:p>
+    <w:p>
+      <w:pPr>
+        <w:spacing w:before="100" w:beforeAutospacing="1" w:after="100" w:afterAutospacing="1" w:line="240" w:lineRule="auto"/>
+        <w:jc w:val="both"/>
+        <w:rPr>
+          <w:rFonts w:ascii="Times New Roman" w:eastAsia="Times New Roman" w:hAnsi="Times New Roman" w:cs="Times New Roman"/>
+          <w:sz w:val="28"/>
+          <w:szCs w:val="36"/>
+        </w:rPr>
+      </w:pPr>
+      <w:r>
+        <w:rPr>
+          <w:rFonts w:ascii="Times New Roman" w:eastAsia="Times New Roman" w:hAnsi="Times New Roman" w:cs="Times New Roman"/>
+          <w:sz w:val="28"/>
+          <w:szCs w:val="36"/>
+        </w:rPr>
+        <w:t xml:space="preserve">    "</w:t>
+      </w:r>
+      <w:proofErr w:type="gramStart"/>
+      <w:r>
+        <w:rPr>
+          <w:rFonts w:ascii="Times New Roman" w:eastAsia="Times New Roman" w:hAnsi="Times New Roman" w:cs="Times New Roman"/>
+          <w:sz w:val="28"/>
+          <w:szCs w:val="36"/>
+        </w:rPr>
+        <w:t>upload</w:t>
+      </w:r>
+      <w:proofErr w:type="gramEnd"/>
+      <w:r>
+        <w:rPr>
+          <w:rFonts w:ascii="Times New Roman" w:eastAsia="Times New Roman" w:hAnsi="Times New Roman" w:cs="Times New Roman"/>
+          <w:sz w:val="28"/>
+          <w:szCs w:val="36"/>
+        </w:rPr>
+        <w:t xml:space="preserve">", </w:t>
+      </w:r>
+      <w:r>
+        <w:rPr>
+          <w:rFonts w:ascii="Times New Roman" w:eastAsia="Times New Roman" w:hAnsi="Times New Roman" w:cs="Times New Roman"/>
+          <w:color w:val="FF0000"/>
+          <w:sz w:val="28"/>
+          <w:szCs w:val="36"/>
+        </w:rPr>
+        <w:t>app name</w:t>
+      </w:r>
+    </w:p>
+    <w:p>
+      <w:pPr>
+        <w:spacing w:before="100" w:beforeAutospacing="1" w:after="100" w:afterAutospacing="1" w:line="240" w:lineRule="auto"/>
+        <w:jc w:val="both"/>
+        <w:rPr>
+          <w:rFonts w:ascii="Times New Roman" w:eastAsia="Times New Roman" w:hAnsi="Times New Roman" w:cs="Times New Roman"/>
+          <w:sz w:val="28"/>
+          <w:szCs w:val="36"/>
+        </w:rPr>
+      </w:pPr>
+      <w:r>
+        <w:rPr>
+          <w:rFonts w:ascii="Times New Roman" w:eastAsia="Times New Roman" w:hAnsi="Times New Roman" w:cs="Times New Roman"/>
+          <w:sz w:val="28"/>
+          <w:szCs w:val="36"/>
+        </w:rPr>
+        <w:t xml:space="preserve">] </w:t>
+      </w:r>
+    </w:p>
+    <w:p>
+      <w:pPr>
+        <w:pStyle w:val="Heading1"/>
+      </w:pPr>
+      <w:r>
+        <w:rPr>
+          <w:sz w:val="36"/>
+          <w:szCs w:val="36"/>
+        </w:rPr>
+        <w:t>2.</w:t>
+      </w:r>
+      <w:r>
+        <w:t xml:space="preserve"> Install Pillow</w:t>
+      </w:r>
+    </w:p>
+    <w:p>
+      <w:pPr>
+        <w:spacing w:before="100" w:beforeAutospacing="1" w:after="100" w:afterAutospacing="1" w:line="240" w:lineRule="auto"/>
+        <w:rPr>
+          <w:rFonts w:ascii="Times New Roman" w:eastAsia="Times New Roman" w:hAnsi="Times New Roman" w:cs="Times New Roman"/>
+          <w:sz w:val="24"/>
+          <w:szCs w:val="24"/>
+        </w:rPr>
+      </w:pPr>
+      <w:r>
+        <w:rPr>
+          <w:rFonts w:ascii="Times New Roman" w:eastAsia="Times New Roman" w:hAnsi="Times New Roman" w:cs="Times New Roman"/>
+          <w:sz w:val="24"/>
+          <w:szCs w:val="24"/>
+        </w:rPr>
+        <w:t>If you're uploading images, install Pillow.</w:t>
+      </w:r>
+    </w:p>
+    <w:p>
+      <w:pPr>
+        <w:tabs>
+          <w:tab w:val="left" w:pos="916"/>
+          <w:tab w:val="left" w:pos="1832"/>
+          <w:tab w:val="left" w:pos="2748"/>
+          <w:tab w:val="left" w:pos="3664"/>
+          <w:tab w:val="left" w:pos="4580"/>
+          <w:tab w:val="left" w:pos="5496"/>
+          <w:tab w:val="left" w:pos="6412"/>
+          <w:tab w:val="left" w:pos="7328"/>
+          <w:tab w:val="left" w:pos="8244"/>
+          <w:tab w:val="left" w:pos="9160"/>
+          <w:tab w:val="left" w:pos="10076"/>
+          <w:tab w:val="left" w:pos="10992"/>
+          <w:tab w:val="left" w:pos="11908"/>
+          <w:tab w:val="left" w:pos="12824"/>
+          <w:tab w:val="left" w:pos="13740"/>
+          <w:tab w:val="left" w:pos="14656"/>
+        </w:tabs>
+        <w:spacing w:after="0" w:line="240" w:lineRule="auto"/>
+        <w:rPr>
+          <w:rFonts w:ascii="Courier New" w:eastAsia="Times New Roman" w:hAnsi="Courier New" w:cs="Courier New"/>
+          <w:color w:val="FF0000"/>
+          <w:sz w:val="20"/>
+          <w:szCs w:val="20"/>
+        </w:rPr>
+      </w:pPr>
+      <w:proofErr w:type="gramStart"/>
+      <w:r>
+        <w:rPr>
+          <w:rFonts w:ascii="Courier New" w:eastAsia="Times New Roman" w:hAnsi="Courier New" w:cs="Courier New"/>
+          <w:color w:val="FF0000"/>
+          <w:sz w:val="20"/>
+          <w:szCs w:val="20"/>
+        </w:rPr>
+        <w:t>pip</w:t>
+      </w:r>
+      <w:proofErr w:type="gramEnd"/>
+      <w:r>
+        <w:rPr>
+          <w:rFonts w:ascii="Courier New" w:eastAsia="Times New Roman" w:hAnsi="Courier New" w:cs="Courier New"/>
+          <w:color w:val="FF0000"/>
+          <w:sz w:val="20"/>
+          <w:szCs w:val="20"/>
+        </w:rPr>
+        <w:t xml:space="preserve"> install pillow</w:t>
+      </w:r>
+    </w:p>
+    <w:p>
+      <w:pPr>
+        <w:spacing w:before="100" w:beforeAutospacing="1" w:after="100" w:afterAutospacing="1" w:line="240" w:lineRule="auto"/>
+        <w:rPr>
+          <w:rFonts w:ascii="Times New Roman" w:eastAsia="Times New Roman" w:hAnsi="Times New Roman" w:cs="Times New Roman"/>
+          <w:sz w:val="24"/>
+          <w:szCs w:val="24"/>
+        </w:rPr>
+      </w:pPr>
+      <w:r>
+        <w:rPr>
+          <w:rFonts w:ascii="Times New Roman" w:eastAsia="Times New Roman" w:hAnsi="Times New Roman" w:cs="Times New Roman"/>
+          <w:sz w:val="24"/>
+          <w:szCs w:val="24"/>
+        </w:rPr>
+        <w:t>Why?</w:t>
+      </w:r>
+    </w:p>
+    <w:p>
+      <w:pPr>
+        <w:spacing w:before="100" w:beforeAutospacing="1" w:after="100" w:afterAutospacing="1" w:line="240" w:lineRule="auto"/>
+        <w:rPr>
+          <w:rFonts w:ascii="Times New Roman" w:eastAsia="Times New Roman" w:hAnsi="Times New Roman" w:cs="Times New Roman"/>
+          <w:sz w:val="24"/>
+          <w:szCs w:val="24"/>
+        </w:rPr>
+      </w:pPr>
+      <w:proofErr w:type="spellStart"/>
+      <w:r>
+        <w:rPr>
+          <w:rFonts w:ascii="Times New Roman" w:eastAsia="Times New Roman" w:hAnsi="Times New Roman" w:cs="Times New Roman"/>
+          <w:sz w:val="24"/>
+          <w:szCs w:val="24"/>
+        </w:rPr>
+        <w:t>Django</w:t>
+      </w:r>
+      <w:proofErr w:type="spellEnd"/>
+      <w:r>
+        <w:rPr>
+          <w:rFonts w:ascii="Times New Roman" w:eastAsia="Times New Roman" w:hAnsi="Times New Roman" w:cs="Times New Roman"/>
+          <w:sz w:val="24"/>
+          <w:szCs w:val="24"/>
+        </w:rPr>
+        <w:t xml:space="preserve"> cannot handle image validation without it.</w:t>
+      </w:r>
+    </w:p>
+    <w:p>
+      <w:pPr>
+        <w:spacing w:before="100" w:beforeAutospacing="1" w:after="100" w:afterAutospacing="1" w:line="240" w:lineRule="auto"/>
+        <w:rPr>
+          <w:rFonts w:ascii="Times New Roman" w:eastAsia="Times New Roman" w:hAnsi="Times New Roman" w:cs="Times New Roman"/>
+          <w:b/>
+          <w:sz w:val="40"/>
+          <w:szCs w:val="24"/>
+        </w:rPr>
+      </w:pPr>
+      <w:proofErr w:type="gramStart"/>
+      <w:r>
+        <w:rPr>
+          <w:rFonts w:ascii="Times New Roman" w:eastAsia="Times New Roman" w:hAnsi="Times New Roman" w:cs="Times New Roman"/>
+          <w:b/>
+          <w:sz w:val="40"/>
+          <w:szCs w:val="24"/>
+        </w:rPr>
+        <w:t>3.</w:t>
+      </w:r>
+      <w:r>
+        <w:rPr>
+          <w:b/>
+          <w:sz w:val="36"/>
+        </w:rPr>
+        <w:t>Create</w:t>
+      </w:r>
+      <w:proofErr w:type="gramEnd"/>
+      <w:r>
+        <w:rPr>
+          <w:b/>
+          <w:sz w:val="36"/>
+        </w:rPr>
+        <w:t xml:space="preserve"> Model</w:t>
+      </w:r>
+    </w:p>
+    <w:p>
+      <w:pPr>
+        <w:tabs>
+          <w:tab w:val="left" w:pos="916"/>
+          <w:tab w:val="left" w:pos="1832"/>
+          <w:tab w:val="left" w:pos="2748"/>
+          <w:tab w:val="left" w:pos="3664"/>
+          <w:tab w:val="left" w:pos="4580"/>
+          <w:tab w:val="left" w:pos="5496"/>
+          <w:tab w:val="left" w:pos="6412"/>
+          <w:tab w:val="left" w:pos="7328"/>
+          <w:tab w:val="left" w:pos="8244"/>
+          <w:tab w:val="left" w:pos="9160"/>
+          <w:tab w:val="left" w:pos="10076"/>
+          <w:tab w:val="left" w:pos="10992"/>
+          <w:tab w:val="left" w:pos="11908"/>
+          <w:tab w:val="left" w:pos="12824"/>
+          <w:tab w:val="left" w:pos="13740"/>
+          <w:tab w:val="left" w:pos="14656"/>
+        </w:tabs>
+        <w:spacing w:after="0" w:line="240" w:lineRule="auto"/>
+        <w:rPr>
+          <w:rFonts w:ascii="Courier New" w:eastAsia="Times New Roman" w:hAnsi="Courier New" w:cs="Courier New"/>
+          <w:color w:val="FF0000"/>
+          <w:sz w:val="20"/>
+          <w:szCs w:val="20"/>
+        </w:rPr>
+      </w:pPr>
+      <w:proofErr w:type="gramStart"/>
+      <w:r>
+        <w:rPr>
+          <w:rFonts w:ascii="Courier New" w:eastAsia="Times New Roman" w:hAnsi="Courier New" w:cs="Courier New"/>
+          <w:color w:val="FF0000"/>
+          <w:sz w:val="20"/>
+          <w:szCs w:val="20"/>
+        </w:rPr>
+        <w:t>from</w:t>
+      </w:r>
+      <w:proofErr w:type="gramEnd"/>
+      <w:r>
+        <w:rPr>
+          <w:rFonts w:ascii="Courier New" w:eastAsia="Times New Roman" w:hAnsi="Courier New" w:cs="Courier New"/>
+          <w:color w:val="FF0000"/>
+          <w:sz w:val="20"/>
+          <w:szCs w:val="20"/>
+        </w:rPr>
+        <w:t xml:space="preserve"> </w:t>
+      </w:r>
+      <w:proofErr w:type="spellStart"/>
+      <w:r>
+        <w:rPr>
+          <w:rFonts w:ascii="Courier New" w:eastAsia="Times New Roman" w:hAnsi="Courier New" w:cs="Courier New"/>
+          <w:color w:val="FF0000"/>
+          <w:sz w:val="20"/>
+          <w:szCs w:val="20"/>
+        </w:rPr>
+        <w:t>django.db</w:t>
+      </w:r>
+      <w:proofErr w:type="spellEnd"/>
+      <w:r>
+        <w:rPr>
+          <w:rFonts w:ascii="Courier New" w:eastAsia="Times New Roman" w:hAnsi="Courier New" w:cs="Courier New"/>
+          <w:color w:val="FF0000"/>
+          <w:sz w:val="20"/>
+          <w:szCs w:val="20"/>
+        </w:rPr>
+        <w:t xml:space="preserve"> import models</w:t>
+      </w:r>
+    </w:p>
+    <w:p>
+      <w:pPr>
+        <w:tabs>
+          <w:tab w:val="left" w:pos="916"/>
+          <w:tab w:val="left" w:pos="1832"/>
+          <w:tab w:val="left" w:pos="2748"/>
+          <w:tab w:val="left" w:pos="3664"/>
+          <w:tab w:val="left" w:pos="4580"/>
+          <w:tab w:val="left" w:pos="5496"/>
+          <w:tab w:val="left" w:pos="6412"/>
+          <w:tab w:val="left" w:pos="7328"/>
+          <w:tab w:val="left" w:pos="8244"/>
+          <w:tab w:val="left" w:pos="9160"/>
+          <w:tab w:val="left" w:pos="10076"/>
+          <w:tab w:val="left" w:pos="10992"/>
+          <w:tab w:val="left" w:pos="11908"/>
+          <w:tab w:val="left" w:pos="12824"/>
+          <w:tab w:val="left" w:pos="13740"/>
+          <w:tab w:val="left" w:pos="14656"/>
+        </w:tabs>
+        <w:spacing w:after="0" w:line="240" w:lineRule="auto"/>
+        <w:rPr>
+          <w:rFonts w:ascii="Courier New" w:eastAsia="Times New Roman" w:hAnsi="Courier New" w:cs="Courier New"/>
+          <w:color w:val="FF0000"/>
+          <w:sz w:val="20"/>
+          <w:szCs w:val="20"/>
+        </w:rPr>
+      </w:pPr>
+    </w:p>
+    <w:p>
+      <w:pPr>
+        <w:tabs>
+          <w:tab w:val="left" w:pos="916"/>
+          <w:tab w:val="left" w:pos="1832"/>
+          <w:tab w:val="left" w:pos="2748"/>
+          <w:tab w:val="left" w:pos="3664"/>
+          <w:tab w:val="left" w:pos="4580"/>
+          <w:tab w:val="left" w:pos="5496"/>
+          <w:tab w:val="left" w:pos="6412"/>
+          <w:tab w:val="left" w:pos="7328"/>
+          <w:tab w:val="left" w:pos="8244"/>
+          <w:tab w:val="left" w:pos="9160"/>
+          <w:tab w:val="left" w:pos="10076"/>
+          <w:tab w:val="left" w:pos="10992"/>
+          <w:tab w:val="left" w:pos="11908"/>
+          <w:tab w:val="left" w:pos="12824"/>
+          <w:tab w:val="left" w:pos="13740"/>
+          <w:tab w:val="left" w:pos="14656"/>
+        </w:tabs>
+        <w:spacing w:after="0" w:line="240" w:lineRule="auto"/>
+        <w:rPr>
+          <w:rFonts w:ascii="Courier New" w:eastAsia="Times New Roman" w:hAnsi="Courier New" w:cs="Courier New"/>
+          <w:color w:val="FF0000"/>
+          <w:sz w:val="20"/>
+          <w:szCs w:val="20"/>
+        </w:rPr>
+      </w:pPr>
+      <w:proofErr w:type="gramStart"/>
+      <w:r>
+        <w:rPr>
+          <w:rFonts w:ascii="Courier New" w:eastAsia="Times New Roman" w:hAnsi="Courier New" w:cs="Courier New"/>
+          <w:color w:val="FF0000"/>
+          <w:sz w:val="20"/>
+          <w:szCs w:val="20"/>
+        </w:rPr>
+        <w:t>class</w:t>
+      </w:r>
+      <w:proofErr w:type="gramEnd"/>
+      <w:r>
+        <w:rPr>
+          <w:rFonts w:ascii="Courier New" w:eastAsia="Times New Roman" w:hAnsi="Courier New" w:cs="Courier New"/>
+          <w:color w:val="FF0000"/>
+          <w:sz w:val="20"/>
+          <w:szCs w:val="20"/>
+        </w:rPr>
+        <w:t xml:space="preserve"> Profile(</w:t>
+      </w:r>
+      <w:proofErr w:type="spellStart"/>
+      <w:r>
+        <w:rPr>
+          <w:rFonts w:ascii="Courier New" w:eastAsia="Times New Roman" w:hAnsi="Courier New" w:cs="Courier New"/>
+          <w:color w:val="FF0000"/>
+          <w:sz w:val="20"/>
+          <w:szCs w:val="20"/>
+        </w:rPr>
+        <w:t>models.Model</w:t>
+      </w:r>
+      <w:proofErr w:type="spellEnd"/>
+      <w:r>
+        <w:rPr>
+          <w:rFonts w:ascii="Courier New" w:eastAsia="Times New Roman" w:hAnsi="Courier New" w:cs="Courier New"/>
+          <w:color w:val="FF0000"/>
+          <w:sz w:val="20"/>
+          <w:szCs w:val="20"/>
+        </w:rPr>
+        <w:t>):</w:t>
+      </w:r>
+    </w:p>
+    <w:p>
+      <w:pPr>
+        <w:tabs>
+          <w:tab w:val="left" w:pos="916"/>
+          <w:tab w:val="left" w:pos="1832"/>
+          <w:tab w:val="left" w:pos="2748"/>
+          <w:tab w:val="left" w:pos="3664"/>
+          <w:tab w:val="left" w:pos="4580"/>
+          <w:tab w:val="left" w:pos="5496"/>
+          <w:tab w:val="left" w:pos="6412"/>
+          <w:tab w:val="left" w:pos="7328"/>
+          <w:tab w:val="left" w:pos="8244"/>
+          <w:tab w:val="left" w:pos="9160"/>
+          <w:tab w:val="left" w:pos="10076"/>
+          <w:tab w:val="left" w:pos="10992"/>
+          <w:tab w:val="left" w:pos="11908"/>
+          <w:tab w:val="left" w:pos="12824"/>
+          <w:tab w:val="left" w:pos="13740"/>
+          <w:tab w:val="left" w:pos="14656"/>
+        </w:tabs>
+        <w:spacing w:after="0" w:line="240" w:lineRule="auto"/>
+        <w:rPr>
+          <w:rFonts w:ascii="Courier New" w:eastAsia="Times New Roman" w:hAnsi="Courier New" w:cs="Courier New"/>
+          <w:color w:val="FF0000"/>
+          <w:sz w:val="20"/>
+          <w:szCs w:val="20"/>
+        </w:rPr>
+      </w:pPr>
+      <w:r>
+        <w:rPr>
+          <w:rFonts w:ascii="Courier New" w:eastAsia="Times New Roman" w:hAnsi="Courier New" w:cs="Courier New"/>
+          <w:color w:val="FF0000"/>
+          <w:sz w:val="20"/>
+          <w:szCs w:val="20"/>
+        </w:rPr>
+        <w:t xml:space="preserve">    </w:t>
+      </w:r>
+      <w:proofErr w:type="gramStart"/>
+      <w:r>
+        <w:rPr>
+          <w:rFonts w:ascii="Courier New" w:eastAsia="Times New Roman" w:hAnsi="Courier New" w:cs="Courier New"/>
+          <w:color w:val="FF0000"/>
+          <w:sz w:val="20"/>
+          <w:szCs w:val="20"/>
+        </w:rPr>
+        <w:t>name</w:t>
+      </w:r>
+      <w:proofErr w:type="gramEnd"/>
+      <w:r>
+        <w:rPr>
+          <w:rFonts w:ascii="Courier New" w:eastAsia="Times New Roman" w:hAnsi="Courier New" w:cs="Courier New"/>
+          <w:color w:val="FF0000"/>
+          <w:sz w:val="20"/>
+          <w:szCs w:val="20"/>
+        </w:rPr>
+        <w:t xml:space="preserve"> = </w:t>
+      </w:r>
+      <w:proofErr w:type="spellStart"/>
+      <w:r>
+        <w:rPr>
+          <w:rFonts w:ascii="Courier New" w:eastAsia="Times New Roman" w:hAnsi="Courier New" w:cs="Courier New"/>
+          <w:color w:val="FF0000"/>
+          <w:sz w:val="20"/>
+          <w:szCs w:val="20"/>
+        </w:rPr>
+        <w:t>models.CharField</w:t>
+      </w:r>
+      <w:proofErr w:type="spellEnd"/>
+      <w:r>
+        <w:rPr>
+          <w:rFonts w:ascii="Courier New" w:eastAsia="Times New Roman" w:hAnsi="Courier New" w:cs="Courier New"/>
+          <w:color w:val="FF0000"/>
+          <w:sz w:val="20"/>
+          <w:szCs w:val="20"/>
+        </w:rPr>
+        <w:t>(</w:t>
+      </w:r>
+      <w:proofErr w:type="spellStart"/>
+      <w:r>
+        <w:rPr>
+          <w:rFonts w:ascii="Courier New" w:eastAsia="Times New Roman" w:hAnsi="Courier New" w:cs="Courier New"/>
+          <w:color w:val="FF0000"/>
+          <w:sz w:val="20"/>
+          <w:szCs w:val="20"/>
+        </w:rPr>
+        <w:t>max_length</w:t>
+      </w:r>
+      <w:proofErr w:type="spellEnd"/>
+      <w:r>
+        <w:rPr>
+          <w:rFonts w:ascii="Courier New" w:eastAsia="Times New Roman" w:hAnsi="Courier New" w:cs="Courier New"/>
+          <w:color w:val="FF0000"/>
+          <w:sz w:val="20"/>
+          <w:szCs w:val="20"/>
+        </w:rPr>
+        <w:t>=100)</w:t>
+      </w:r>
+    </w:p>
+    <w:p>
+      <w:pPr>
+        <w:tabs>
+          <w:tab w:val="left" w:pos="916"/>
+          <w:tab w:val="left" w:pos="1832"/>
+          <w:tab w:val="left" w:pos="2748"/>
+          <w:tab w:val="left" w:pos="3664"/>
+          <w:tab w:val="left" w:pos="4580"/>
+          <w:tab w:val="left" w:pos="5496"/>
+          <w:tab w:val="left" w:pos="6412"/>
+          <w:tab w:val="left" w:pos="7328"/>
+          <w:tab w:val="left" w:pos="8244"/>
+          <w:tab w:val="left" w:pos="9160"/>
+          <w:tab w:val="left" w:pos="10076"/>
+          <w:tab w:val="left" w:pos="10992"/>
+          <w:tab w:val="left" w:pos="11908"/>
+          <w:tab w:val="left" w:pos="12824"/>
+          <w:tab w:val="left" w:pos="13740"/>
+          <w:tab w:val="left" w:pos="14656"/>
+        </w:tabs>
+        <w:spacing w:after="0" w:line="240" w:lineRule="auto"/>
+        <w:rPr>
+          <w:rFonts w:ascii="Courier New" w:eastAsia="Times New Roman" w:hAnsi="Courier New" w:cs="Courier New"/>
+          <w:color w:val="FF0000"/>
+          <w:sz w:val="20"/>
+          <w:szCs w:val="20"/>
+        </w:rPr>
+      </w:pPr>
+      <w:r>
+        <w:rPr>
+          <w:rFonts w:ascii="Courier New" w:eastAsia="Times New Roman" w:hAnsi="Courier New" w:cs="Courier New"/>
+          <w:color w:val="FF0000"/>
+          <w:sz w:val="20"/>
+          <w:szCs w:val="20"/>
+        </w:rPr>
+        <w:t xml:space="preserve">    </w:t>
+      </w:r>
+      <w:proofErr w:type="gramStart"/>
+      <w:r>
+        <w:rPr>
+          <w:rFonts w:ascii="Courier New" w:eastAsia="Times New Roman" w:hAnsi="Courier New" w:cs="Courier New"/>
+          <w:color w:val="FF0000"/>
+          <w:sz w:val="20"/>
+          <w:szCs w:val="20"/>
+        </w:rPr>
+        <w:t>image</w:t>
+      </w:r>
+      <w:proofErr w:type="gramEnd"/>
+      <w:r>
+        <w:rPr>
+          <w:rFonts w:ascii="Courier New" w:eastAsia="Times New Roman" w:hAnsi="Courier New" w:cs="Courier New"/>
+          <w:color w:val="FF0000"/>
+          <w:sz w:val="20"/>
+          <w:szCs w:val="20"/>
+        </w:rPr>
+        <w:t xml:space="preserve"> = </w:t>
+      </w:r>
+      <w:proofErr w:type="spellStart"/>
+      <w:r>
+        <w:rPr>
+          <w:rFonts w:ascii="Courier New" w:eastAsia="Times New Roman" w:hAnsi="Courier New" w:cs="Courier New"/>
+          <w:color w:val="FF0000"/>
+          <w:sz w:val="20"/>
+          <w:szCs w:val="20"/>
+        </w:rPr>
+        <w:t>models.ImageField</w:t>
+      </w:r>
+      <w:proofErr w:type="spellEnd"/>
+      <w:r>
+        <w:rPr>
+          <w:rFonts w:ascii="Courier New" w:eastAsia="Times New Roman" w:hAnsi="Courier New" w:cs="Courier New"/>
+          <w:color w:val="FF0000"/>
+          <w:sz w:val="20"/>
+          <w:szCs w:val="20"/>
+        </w:rPr>
+        <w:t>(</w:t>
+      </w:r>
+      <w:proofErr w:type="spellStart"/>
+      <w:r>
+        <w:rPr>
+          <w:rFonts w:ascii="Courier New" w:eastAsia="Times New Roman" w:hAnsi="Courier New" w:cs="Courier New"/>
+          <w:color w:val="FF0000"/>
+          <w:sz w:val="20"/>
+          <w:szCs w:val="20"/>
+        </w:rPr>
+        <w:t>upload_to</w:t>
+      </w:r>
+      <w:proofErr w:type="spellEnd"/>
+      <w:r>
+        <w:rPr>
+          <w:rFonts w:ascii="Courier New" w:eastAsia="Times New Roman" w:hAnsi="Courier New" w:cs="Courier New"/>
+          <w:color w:val="FF0000"/>
+          <w:sz w:val="20"/>
+          <w:szCs w:val="20"/>
+        </w:rPr>
+        <w:t>="profiles/")</w:t>
+      </w:r>
+    </w:p>
+    <w:p>
+      <w:pPr>
+        <w:spacing w:before="100" w:beforeAutospacing="1" w:after="100" w:afterAutospacing="1" w:line="240" w:lineRule="auto"/>
+        <w:outlineLvl w:val="2"/>
+        <w:rPr>
+          <w:rFonts w:ascii="Times New Roman" w:eastAsia="Times New Roman" w:hAnsi="Times New Roman" w:cs="Times New Roman"/>
+          <w:b/>
+          <w:bCs/>
+          <w:sz w:val="27"/>
+          <w:szCs w:val="27"/>
+        </w:rPr>
+      </w:pPr>
+      <w:r>
+        <w:rPr>
+          <w:rFonts w:ascii="Times New Roman" w:eastAsia="Times New Roman" w:hAnsi="Times New Roman" w:cs="Times New Roman"/>
+          <w:b/>
+          <w:bCs/>
+          <w:sz w:val="27"/>
+          <w:szCs w:val="27"/>
+        </w:rPr>
+        <w:t xml:space="preserve">What does </w:t>
+      </w:r>
+      <w:proofErr w:type="spellStart"/>
+      <w:r>
+        <w:rPr>
+          <w:rFonts w:ascii="Courier New" w:eastAsia="Times New Roman" w:hAnsi="Courier New" w:cs="Courier New"/>
+          <w:b/>
+          <w:bCs/>
+          <w:sz w:val="20"/>
+          <w:szCs w:val="20"/>
+        </w:rPr>
+        <w:t>upload_to</w:t>
+      </w:r>
+      <w:proofErr w:type="spellEnd"/>
+      <w:r>
+        <w:rPr>
+          <w:rFonts w:ascii="Times New Roman" w:eastAsia="Times New Roman" w:hAnsi="Times New Roman" w:cs="Times New Roman"/>
+          <w:b/>
+          <w:bCs/>
+          <w:sz w:val="27"/>
+          <w:szCs w:val="27"/>
+        </w:rPr>
+        <w:t xml:space="preserve"> mean?</w:t>
+      </w:r>
+    </w:p>
+    <w:p>
+      <w:pPr>
+        <w:spacing w:before="100" w:beforeAutospacing="1" w:after="100" w:afterAutospacing="1" w:line="240" w:lineRule="auto"/>
+        <w:rPr>
+          <w:rFonts w:ascii="Times New Roman" w:eastAsia="Times New Roman" w:hAnsi="Times New Roman" w:cs="Times New Roman"/>
+          <w:sz w:val="24"/>
+          <w:szCs w:val="24"/>
+        </w:rPr>
+      </w:pPr>
+      <w:r>
+        <w:rPr>
+          <w:rFonts w:ascii="Times New Roman" w:eastAsia="Times New Roman" w:hAnsi="Times New Roman" w:cs="Times New Roman"/>
+          <w:sz w:val="24"/>
+          <w:szCs w:val="24"/>
+        </w:rPr>
+        <w:t>Suppose</w:t>
+      </w:r>
+    </w:p>
+    <w:p>
+      <w:pPr>
+        <w:tabs>
+          <w:tab w:val="left" w:pos="916"/>
+          <w:tab w:val="left" w:pos="1832"/>
+          <w:tab w:val="left" w:pos="2748"/>
+          <w:tab w:val="left" w:pos="3664"/>
+          <w:tab w:val="left" w:pos="4580"/>
+          <w:tab w:val="left" w:pos="5496"/>
+          <w:tab w:val="left" w:pos="6412"/>
+          <w:tab w:val="left" w:pos="7328"/>
+          <w:tab w:val="left" w:pos="8244"/>
+          <w:tab w:val="left" w:pos="9160"/>
+          <w:tab w:val="left" w:pos="10076"/>
+          <w:tab w:val="left" w:pos="10992"/>
+          <w:tab w:val="left" w:pos="11908"/>
+          <w:tab w:val="left" w:pos="12824"/>
+          <w:tab w:val="left" w:pos="13740"/>
+          <w:tab w:val="left" w:pos="14656"/>
+        </w:tabs>
+        <w:spacing w:after="0" w:line="240" w:lineRule="auto"/>
+        <w:rPr>
+          <w:rFonts w:ascii="Courier New" w:eastAsia="Times New Roman" w:hAnsi="Courier New" w:cs="Courier New"/>
+          <w:sz w:val="20"/>
+          <w:szCs w:val="20"/>
+        </w:rPr>
+      </w:pPr>
+      <w:proofErr w:type="spellStart"/>
+      <w:r>
+        <w:rPr>
+          <w:rFonts w:ascii="Courier New" w:eastAsia="Times New Roman" w:hAnsi="Courier New" w:cs="Courier New"/>
+          <w:sz w:val="20"/>
+          <w:szCs w:val="20"/>
+        </w:rPr>
+        <w:t>upload_to</w:t>
+      </w:r>
+      <w:proofErr w:type="spellEnd"/>
+      <w:r>
+        <w:rPr>
+          <w:rFonts w:ascii="Courier New" w:eastAsia="Times New Roman" w:hAnsi="Courier New" w:cs="Courier New"/>
+          <w:sz w:val="20"/>
+          <w:szCs w:val="20"/>
+        </w:rPr>
+        <w:t>="profiles/"</w:t>
+      </w:r>
+    </w:p>
+    <w:p>
+      <w:pPr>
+        <w:spacing w:before="100" w:beforeAutospacing="1" w:after="100" w:afterAutospacing="1" w:line="240" w:lineRule="auto"/>
+        <w:rPr>
+          <w:rFonts w:ascii="Times New Roman" w:eastAsia="Times New Roman" w:hAnsi="Times New Roman" w:cs="Times New Roman"/>
+          <w:sz w:val="24"/>
+          <w:szCs w:val="24"/>
+        </w:rPr>
+      </w:pPr>
+      <w:r>
+        <w:rPr>
+          <w:rFonts w:ascii="Times New Roman" w:eastAsia="Times New Roman" w:hAnsi="Times New Roman" w:cs="Times New Roman"/>
+          <w:sz w:val="24"/>
+          <w:szCs w:val="24"/>
+        </w:rPr>
+        <w:t>When a user uploads</w:t>
+      </w:r>
+    </w:p>
+    <w:p>
+      <w:pPr>
+        <w:tabs>
+          <w:tab w:val="left" w:pos="916"/>
+          <w:tab w:val="left" w:pos="1832"/>
+          <w:tab w:val="left" w:pos="2748"/>
+          <w:tab w:val="left" w:pos="3664"/>
+          <w:tab w:val="left" w:pos="4580"/>
+          <w:tab w:val="left" w:pos="5496"/>
+          <w:tab w:val="left" w:pos="6412"/>
+          <w:tab w:val="left" w:pos="7328"/>
+          <w:tab w:val="left" w:pos="8244"/>
+          <w:tab w:val="left" w:pos="9160"/>
+          <w:tab w:val="left" w:pos="10076"/>
+          <w:tab w:val="left" w:pos="10992"/>
+          <w:tab w:val="left" w:pos="11908"/>
+          <w:tab w:val="left" w:pos="12824"/>
+          <w:tab w:val="left" w:pos="13740"/>
+          <w:tab w:val="left" w:pos="14656"/>
+        </w:tabs>
+        <w:spacing w:after="0" w:line="240" w:lineRule="auto"/>
+        <w:rPr>
+          <w:rFonts w:ascii="Courier New" w:eastAsia="Times New Roman" w:hAnsi="Courier New" w:cs="Courier New"/>
+          <w:sz w:val="20"/>
+          <w:szCs w:val="20"/>
+        </w:rPr>
+      </w:pPr>
+      <w:r>
+        <w:rPr>
+          <w:rFonts w:ascii="Courier New" w:eastAsia="Times New Roman" w:hAnsi="Courier New" w:cs="Courier New"/>
+          <w:sz w:val="20"/>
+          <w:szCs w:val="20"/>
+        </w:rPr>
+        <w:t>cat.png</w:t>
+      </w:r>
+    </w:p>
+    <w:p>
+      <w:pPr>
+        <w:spacing w:before="100" w:beforeAutospacing="1" w:after="100" w:afterAutospacing="1" w:line="240" w:lineRule="auto"/>
+        <w:rPr>
+          <w:rFonts w:ascii="Times New Roman" w:eastAsia="Times New Roman" w:hAnsi="Times New Roman" w:cs="Times New Roman"/>
+          <w:sz w:val="24"/>
+          <w:szCs w:val="24"/>
+        </w:rPr>
+      </w:pPr>
+      <w:proofErr w:type="spellStart"/>
+      <w:r>
+        <w:rPr>
+          <w:rFonts w:ascii="Times New Roman" w:eastAsia="Times New Roman" w:hAnsi="Times New Roman" w:cs="Times New Roman"/>
+          <w:sz w:val="24"/>
+          <w:szCs w:val="24"/>
+        </w:rPr>
+        <w:t>Django</w:t>
+      </w:r>
+      <w:proofErr w:type="spellEnd"/>
+      <w:r>
+        <w:rPr>
+          <w:rFonts w:ascii="Times New Roman" w:eastAsia="Times New Roman" w:hAnsi="Times New Roman" w:cs="Times New Roman"/>
+          <w:sz w:val="24"/>
+          <w:szCs w:val="24"/>
+        </w:rPr>
+        <w:t xml:space="preserve"> stores it as</w:t>
+      </w:r>
+    </w:p>
+    <w:p>
+      <w:pPr>
+        <w:tabs>
+          <w:tab w:val="left" w:pos="916"/>
+          <w:tab w:val="left" w:pos="1832"/>
+          <w:tab w:val="left" w:pos="2748"/>
+          <w:tab w:val="left" w:pos="3664"/>
+          <w:tab w:val="left" w:pos="4580"/>
+          <w:tab w:val="left" w:pos="5496"/>
+          <w:tab w:val="left" w:pos="6412"/>
+          <w:tab w:val="left" w:pos="7328"/>
+          <w:tab w:val="left" w:pos="8244"/>
+          <w:tab w:val="left" w:pos="9160"/>
+          <w:tab w:val="left" w:pos="10076"/>
+          <w:tab w:val="left" w:pos="10992"/>
+          <w:tab w:val="left" w:pos="11908"/>
+          <w:tab w:val="left" w:pos="12824"/>
+          <w:tab w:val="left" w:pos="13740"/>
+          <w:tab w:val="left" w:pos="14656"/>
+        </w:tabs>
+        <w:spacing w:after="0" w:line="240" w:lineRule="auto"/>
+        <w:rPr>
+          <w:rFonts w:ascii="Courier New" w:eastAsia="Times New Roman" w:hAnsi="Courier New" w:cs="Courier New"/>
+          <w:sz w:val="20"/>
+          <w:szCs w:val="20"/>
+        </w:rPr>
+      </w:pPr>
+      <w:proofErr w:type="gramStart"/>
+      <w:r>
+        <w:rPr>
+          <w:rFonts w:ascii="Courier New" w:eastAsia="Times New Roman" w:hAnsi="Courier New" w:cs="Courier New"/>
+          <w:sz w:val="20"/>
+          <w:szCs w:val="20"/>
+        </w:rPr>
+        <w:t>media</w:t>
+      </w:r>
+      <w:proofErr w:type="gramEnd"/>
+      <w:r>
+        <w:rPr>
+          <w:rFonts w:ascii="Courier New" w:eastAsia="Times New Roman" w:hAnsi="Courier New" w:cs="Courier New"/>
+          <w:sz w:val="20"/>
+          <w:szCs w:val="20"/>
+        </w:rPr>
+        <w:t>/</w:t>
+      </w:r>
+    </w:p>
+    <w:p>
+      <w:pPr>
+        <w:tabs>
+          <w:tab w:val="left" w:pos="916"/>
+          <w:tab w:val="left" w:pos="1832"/>
+          <w:tab w:val="left" w:pos="2748"/>
+          <w:tab w:val="left" w:pos="3664"/>
+          <w:tab w:val="left" w:pos="4580"/>
+          <w:tab w:val="left" w:pos="5496"/>
+          <w:tab w:val="left" w:pos="6412"/>
+          <w:tab w:val="left" w:pos="7328"/>
+          <w:tab w:val="left" w:pos="8244"/>
+          <w:tab w:val="left" w:pos="9160"/>
+          <w:tab w:val="left" w:pos="10076"/>
+          <w:tab w:val="left" w:pos="10992"/>
+          <w:tab w:val="left" w:pos="11908"/>
+          <w:tab w:val="left" w:pos="12824"/>
+          <w:tab w:val="left" w:pos="13740"/>
+          <w:tab w:val="left" w:pos="14656"/>
+        </w:tabs>
+        <w:spacing w:after="0" w:line="240" w:lineRule="auto"/>
+        <w:rPr>
+          <w:rFonts w:ascii="Courier New" w:eastAsia="Times New Roman" w:hAnsi="Courier New" w:cs="Courier New"/>
+          <w:sz w:val="20"/>
+          <w:szCs w:val="20"/>
+        </w:rPr>
+      </w:pPr>
+      <w:r>
+        <w:rPr>
+          <w:rFonts w:ascii="Courier New" w:eastAsia="Times New Roman" w:hAnsi="Courier New" w:cs="Courier New"/>
+          <w:sz w:val="20"/>
+          <w:szCs w:val="20"/>
+        </w:rPr>
+        <w:t xml:space="preserve">    </w:t>
+      </w:r>
+      <w:proofErr w:type="gramStart"/>
+      <w:r>
+        <w:rPr>
+          <w:rFonts w:ascii="Courier New" w:eastAsia="Times New Roman" w:hAnsi="Courier New" w:cs="Courier New"/>
+          <w:sz w:val="20"/>
+          <w:szCs w:val="20"/>
+        </w:rPr>
+        <w:t>profiles</w:t>
+      </w:r>
+      <w:proofErr w:type="gramEnd"/>
+      <w:r>
+        <w:rPr>
+          <w:rFonts w:ascii="Courier New" w:eastAsia="Times New Roman" w:hAnsi="Courier New" w:cs="Courier New"/>
+          <w:sz w:val="20"/>
+          <w:szCs w:val="20"/>
+        </w:rPr>
+        <w:t>/</w:t>
+      </w:r>
+    </w:p>
+    <w:p>
+      <w:pPr>
+        <w:tabs>
+          <w:tab w:val="left" w:pos="916"/>
+          <w:tab w:val="left" w:pos="1832"/>
+          <w:tab w:val="left" w:pos="2748"/>
+          <w:tab w:val="left" w:pos="3664"/>
+          <w:tab w:val="left" w:pos="4580"/>
+          <w:tab w:val="left" w:pos="5496"/>
+          <w:tab w:val="left" w:pos="6412"/>
+          <w:tab w:val="left" w:pos="7328"/>
+          <w:tab w:val="left" w:pos="8244"/>
+          <w:tab w:val="left" w:pos="9160"/>
+          <w:tab w:val="left" w:pos="10076"/>
+          <w:tab w:val="left" w:pos="10992"/>
+          <w:tab w:val="left" w:pos="11908"/>
+          <w:tab w:val="left" w:pos="12824"/>
+          <w:tab w:val="left" w:pos="13740"/>
+          <w:tab w:val="left" w:pos="14656"/>
+        </w:tabs>
+        <w:spacing w:after="0" w:line="240" w:lineRule="auto"/>
+        <w:rPr>
+          <w:rFonts w:ascii="Courier New" w:eastAsia="Times New Roman" w:hAnsi="Courier New" w:cs="Courier New"/>
+          <w:sz w:val="20"/>
+          <w:szCs w:val="20"/>
+        </w:rPr>
+      </w:pPr>
+      <w:r>
+        <w:rPr>
+          <w:rFonts w:ascii="Courier New" w:eastAsia="Times New Roman" w:hAnsi="Courier New" w:cs="Courier New"/>
+          <w:sz w:val="20"/>
+          <w:szCs w:val="20"/>
+        </w:rPr>
+        <w:t xml:space="preserve">        cat.png</w:t>
+      </w:r>
+    </w:p>
+    <w:p>
+      <w:pPr>
+        <w:pStyle w:val="Heading1"/>
+      </w:pPr>
+      <w:proofErr w:type="gramStart"/>
+      <w:r>
+        <w:lastRenderedPageBreak/>
+        <w:t>4.</w:t>
+      </w:r>
+      <w:r>
+        <w:t>Configure</w:t>
+      </w:r>
+      <w:proofErr w:type="gramEnd"/>
+      <w:r>
+        <w:t xml:space="preserve"> Media</w:t>
+      </w:r>
+    </w:p>
+    <w:p>
+      <w:pPr>
+        <w:spacing w:before="100" w:beforeAutospacing="1" w:after="100" w:afterAutospacing="1" w:line="240" w:lineRule="auto"/>
+        <w:rPr>
+          <w:rFonts w:ascii="Times New Roman" w:eastAsia="Times New Roman" w:hAnsi="Times New Roman" w:cs="Times New Roman"/>
+          <w:sz w:val="24"/>
+          <w:szCs w:val="24"/>
+        </w:rPr>
+      </w:pPr>
+      <w:r>
+        <w:rPr>
+          <w:rFonts w:ascii="Times New Roman" w:eastAsia="Times New Roman" w:hAnsi="Times New Roman" w:cs="Times New Roman"/>
+          <w:sz w:val="24"/>
+          <w:szCs w:val="24"/>
+        </w:rPr>
+        <w:t xml:space="preserve">Inside </w:t>
+      </w:r>
+      <w:r>
+        <w:rPr>
+          <w:rFonts w:ascii="Courier New" w:eastAsia="Times New Roman" w:hAnsi="Courier New" w:cs="Courier New"/>
+          <w:sz w:val="20"/>
+        </w:rPr>
+        <w:t>settings.py</w:t>
+      </w:r>
+    </w:p>
+    <w:p>
+      <w:pPr>
+        <w:tabs>
+          <w:tab w:val="left" w:pos="916"/>
+          <w:tab w:val="left" w:pos="1832"/>
+          <w:tab w:val="left" w:pos="2748"/>
+          <w:tab w:val="left" w:pos="3664"/>
+          <w:tab w:val="left" w:pos="4580"/>
+          <w:tab w:val="left" w:pos="5496"/>
+          <w:tab w:val="left" w:pos="6412"/>
+          <w:tab w:val="left" w:pos="7328"/>
+          <w:tab w:val="left" w:pos="8244"/>
+          <w:tab w:val="left" w:pos="9160"/>
+          <w:tab w:val="left" w:pos="10076"/>
+          <w:tab w:val="left" w:pos="10992"/>
+          <w:tab w:val="left" w:pos="11908"/>
+          <w:tab w:val="left" w:pos="12824"/>
+          <w:tab w:val="left" w:pos="13740"/>
+          <w:tab w:val="left" w:pos="14656"/>
+        </w:tabs>
+        <w:spacing w:after="0" w:line="240" w:lineRule="auto"/>
+        <w:rPr>
+          <w:rFonts w:ascii="Courier New" w:eastAsia="Times New Roman" w:hAnsi="Courier New" w:cs="Courier New"/>
+          <w:color w:val="FF0000"/>
+          <w:sz w:val="20"/>
+        </w:rPr>
+      </w:pPr>
+      <w:r>
+        <w:rPr>
+          <w:rFonts w:ascii="Courier New" w:eastAsia="Times New Roman" w:hAnsi="Courier New" w:cs="Courier New"/>
+          <w:color w:val="FF0000"/>
+          <w:sz w:val="20"/>
+          <w:szCs w:val="20"/>
+        </w:rPr>
+        <w:t>MEDIA_URL</w:t>
+      </w:r>
+      <w:r>
+        <w:rPr>
+          <w:rFonts w:ascii="Courier New" w:eastAsia="Times New Roman" w:hAnsi="Courier New" w:cs="Courier New"/>
+          <w:color w:val="FF0000"/>
+          <w:sz w:val="20"/>
+        </w:rPr>
+        <w:t xml:space="preserve"> </w:t>
+      </w:r>
+      <w:r>
+        <w:rPr>
+          <w:rFonts w:ascii="Courier New" w:eastAsia="Times New Roman" w:hAnsi="Courier New" w:cs="Courier New"/>
+          <w:color w:val="FF0000"/>
+          <w:sz w:val="20"/>
+          <w:szCs w:val="20"/>
+        </w:rPr>
+        <w:t>=</w:t>
+      </w:r>
+      <w:r>
+        <w:rPr>
+          <w:rFonts w:ascii="Courier New" w:eastAsia="Times New Roman" w:hAnsi="Courier New" w:cs="Courier New"/>
+          <w:color w:val="FF0000"/>
+          <w:sz w:val="20"/>
+        </w:rPr>
+        <w:t xml:space="preserve"> </w:t>
+      </w:r>
+      <w:r>
+        <w:rPr>
+          <w:rFonts w:ascii="Courier New" w:eastAsia="Times New Roman" w:hAnsi="Courier New" w:cs="Courier New"/>
+          <w:color w:val="FF0000"/>
+          <w:sz w:val="20"/>
+          <w:szCs w:val="20"/>
+        </w:rPr>
+        <w:t>"/media/"</w:t>
+      </w:r>
+    </w:p>
+    <w:p>
+      <w:pPr>
+        <w:tabs>
+          <w:tab w:val="left" w:pos="916"/>
+          <w:tab w:val="left" w:pos="1832"/>
+          <w:tab w:val="left" w:pos="2748"/>
+          <w:tab w:val="left" w:pos="3664"/>
+          <w:tab w:val="left" w:pos="4580"/>
+          <w:tab w:val="left" w:pos="5496"/>
+          <w:tab w:val="left" w:pos="6412"/>
+          <w:tab w:val="left" w:pos="7328"/>
+          <w:tab w:val="left" w:pos="8244"/>
+          <w:tab w:val="left" w:pos="9160"/>
+          <w:tab w:val="left" w:pos="10076"/>
+          <w:tab w:val="left" w:pos="10992"/>
+          <w:tab w:val="left" w:pos="11908"/>
+          <w:tab w:val="left" w:pos="12824"/>
+          <w:tab w:val="left" w:pos="13740"/>
+          <w:tab w:val="left" w:pos="14656"/>
+        </w:tabs>
+        <w:spacing w:after="0" w:line="240" w:lineRule="auto"/>
+        <w:rPr>
+          <w:rFonts w:ascii="Courier New" w:eastAsia="Times New Roman" w:hAnsi="Courier New" w:cs="Courier New"/>
+          <w:color w:val="FF0000"/>
+          <w:sz w:val="20"/>
+          <w:szCs w:val="20"/>
+        </w:rPr>
+      </w:pPr>
+      <w:r>
+        <w:rPr>
+          <w:rFonts w:ascii="Courier New" w:eastAsia="Times New Roman" w:hAnsi="Courier New" w:cs="Courier New"/>
+          <w:color w:val="FF0000"/>
+          <w:sz w:val="20"/>
+          <w:szCs w:val="20"/>
+        </w:rPr>
+        <w:t>MEDIA_ROOT</w:t>
+      </w:r>
+      <w:r>
+        <w:rPr>
+          <w:rFonts w:ascii="Courier New" w:eastAsia="Times New Roman" w:hAnsi="Courier New" w:cs="Courier New"/>
+          <w:color w:val="FF0000"/>
+          <w:sz w:val="20"/>
+        </w:rPr>
+        <w:t xml:space="preserve"> </w:t>
+      </w:r>
+      <w:r>
+        <w:rPr>
+          <w:rFonts w:ascii="Courier New" w:eastAsia="Times New Roman" w:hAnsi="Courier New" w:cs="Courier New"/>
+          <w:color w:val="FF0000"/>
+          <w:sz w:val="20"/>
+          <w:szCs w:val="20"/>
+        </w:rPr>
+        <w:t>=</w:t>
+      </w:r>
+      <w:r>
+        <w:rPr>
+          <w:rFonts w:ascii="Courier New" w:eastAsia="Times New Roman" w:hAnsi="Courier New" w:cs="Courier New"/>
+          <w:color w:val="FF0000"/>
+          <w:sz w:val="20"/>
+        </w:rPr>
+        <w:t xml:space="preserve"> </w:t>
+      </w:r>
+      <w:r>
+        <w:rPr>
+          <w:rFonts w:ascii="Courier New" w:eastAsia="Times New Roman" w:hAnsi="Courier New" w:cs="Courier New"/>
+          <w:color w:val="FF0000"/>
+          <w:sz w:val="20"/>
+          <w:szCs w:val="20"/>
+        </w:rPr>
+        <w:t>BASE_DIR</w:t>
+      </w:r>
+      <w:r>
+        <w:rPr>
+          <w:rFonts w:ascii="Courier New" w:eastAsia="Times New Roman" w:hAnsi="Courier New" w:cs="Courier New"/>
+          <w:color w:val="FF0000"/>
+          <w:sz w:val="20"/>
+        </w:rPr>
+        <w:t xml:space="preserve"> </w:t>
+      </w:r>
+      <w:r>
+        <w:rPr>
+          <w:rFonts w:ascii="Courier New" w:eastAsia="Times New Roman" w:hAnsi="Courier New" w:cs="Courier New"/>
+          <w:color w:val="FF0000"/>
+          <w:sz w:val="20"/>
+          <w:szCs w:val="20"/>
+        </w:rPr>
+        <w:t>/</w:t>
+      </w:r>
+      <w:r>
+        <w:rPr>
+          <w:rFonts w:ascii="Courier New" w:eastAsia="Times New Roman" w:hAnsi="Courier New" w:cs="Courier New"/>
+          <w:color w:val="FF0000"/>
+          <w:sz w:val="20"/>
+        </w:rPr>
+        <w:t xml:space="preserve"> </w:t>
+      </w:r>
+      <w:r>
+        <w:rPr>
+          <w:rFonts w:ascii="Courier New" w:eastAsia="Times New Roman" w:hAnsi="Courier New" w:cs="Courier New"/>
+          <w:color w:val="FF0000"/>
+          <w:sz w:val="20"/>
+          <w:szCs w:val="20"/>
+        </w:rPr>
+        <w:t>"media"</w:t>
+      </w:r>
+    </w:p>
+    <w:p>
+      <w:pPr>
+        <w:spacing w:before="100" w:beforeAutospacing="1" w:after="100" w:afterAutospacing="1" w:line="240" w:lineRule="auto"/>
+        <w:rPr>
+          <w:rFonts w:ascii="Times New Roman" w:eastAsia="Times New Roman" w:hAnsi="Times New Roman" w:cs="Times New Roman"/>
+          <w:sz w:val="24"/>
+          <w:szCs w:val="24"/>
+        </w:rPr>
+      </w:pPr>
+      <w:r>
+        <w:rPr>
+          <w:rFonts w:ascii="Times New Roman" w:eastAsia="Times New Roman" w:hAnsi="Times New Roman" w:cs="Times New Roman"/>
+          <w:sz w:val="24"/>
+          <w:szCs w:val="24"/>
+        </w:rPr>
+        <w:t xml:space="preserve">This tells </w:t>
+      </w:r>
+      <w:proofErr w:type="spellStart"/>
+      <w:r>
+        <w:rPr>
+          <w:rFonts w:ascii="Times New Roman" w:eastAsia="Times New Roman" w:hAnsi="Times New Roman" w:cs="Times New Roman"/>
+          <w:sz w:val="24"/>
+          <w:szCs w:val="24"/>
+        </w:rPr>
+        <w:t>Django</w:t>
+      </w:r>
+      <w:proofErr w:type="spellEnd"/>
+      <w:r>
+        <w:rPr>
+          <w:rFonts w:ascii="Times New Roman" w:eastAsia="Times New Roman" w:hAnsi="Times New Roman" w:cs="Times New Roman"/>
+          <w:sz w:val="24"/>
+          <w:szCs w:val="24"/>
+        </w:rPr>
+        <w:t>:</w:t>
+      </w:r>
+    </w:p>
+    <w:p>
+      <w:pPr>
+        <w:tabs>
+          <w:tab w:val="left" w:pos="916"/>
+          <w:tab w:val="left" w:pos="1832"/>
+          <w:tab w:val="left" w:pos="2748"/>
+          <w:tab w:val="left" w:pos="3664"/>
+          <w:tab w:val="left" w:pos="4580"/>
+          <w:tab w:val="left" w:pos="5496"/>
+          <w:tab w:val="left" w:pos="6412"/>
+          <w:tab w:val="left" w:pos="7328"/>
+          <w:tab w:val="left" w:pos="8244"/>
+          <w:tab w:val="left" w:pos="9160"/>
+          <w:tab w:val="left" w:pos="10076"/>
+          <w:tab w:val="left" w:pos="10992"/>
+          <w:tab w:val="left" w:pos="11908"/>
+          <w:tab w:val="left" w:pos="12824"/>
+          <w:tab w:val="left" w:pos="13740"/>
+          <w:tab w:val="left" w:pos="14656"/>
+        </w:tabs>
+        <w:spacing w:after="0" w:line="240" w:lineRule="auto"/>
+        <w:rPr>
+          <w:rFonts w:ascii="Courier New" w:eastAsia="Times New Roman" w:hAnsi="Courier New" w:cs="Courier New"/>
+          <w:sz w:val="20"/>
+        </w:rPr>
+      </w:pPr>
+      <w:r>
+        <w:rPr>
+          <w:rFonts w:ascii="Courier New" w:eastAsia="Times New Roman" w:hAnsi="Courier New" w:cs="Courier New"/>
+          <w:sz w:val="20"/>
+        </w:rPr>
+        <w:t>Store uploaded files inside</w:t>
+      </w:r>
+    </w:p>
+    <w:p>
+      <w:pPr>
+        <w:tabs>
+          <w:tab w:val="left" w:pos="916"/>
+          <w:tab w:val="left" w:pos="1832"/>
+          <w:tab w:val="left" w:pos="2748"/>
+          <w:tab w:val="left" w:pos="3664"/>
+          <w:tab w:val="left" w:pos="4580"/>
+          <w:tab w:val="left" w:pos="5496"/>
+          <w:tab w:val="left" w:pos="6412"/>
+          <w:tab w:val="left" w:pos="7328"/>
+          <w:tab w:val="left" w:pos="8244"/>
+          <w:tab w:val="left" w:pos="9160"/>
+          <w:tab w:val="left" w:pos="10076"/>
+          <w:tab w:val="left" w:pos="10992"/>
+          <w:tab w:val="left" w:pos="11908"/>
+          <w:tab w:val="left" w:pos="12824"/>
+          <w:tab w:val="left" w:pos="13740"/>
+          <w:tab w:val="left" w:pos="14656"/>
+        </w:tabs>
+        <w:spacing w:after="0" w:line="240" w:lineRule="auto"/>
+        <w:rPr>
+          <w:rFonts w:ascii="Courier New" w:eastAsia="Times New Roman" w:hAnsi="Courier New" w:cs="Courier New"/>
+          <w:sz w:val="20"/>
+        </w:rPr>
+      </w:pPr>
+    </w:p>
+    <w:p>
+      <w:pPr>
+        <w:tabs>
+          <w:tab w:val="left" w:pos="916"/>
+          <w:tab w:val="left" w:pos="1832"/>
+          <w:tab w:val="left" w:pos="2748"/>
+          <w:tab w:val="left" w:pos="3664"/>
+          <w:tab w:val="left" w:pos="4580"/>
+          <w:tab w:val="left" w:pos="5496"/>
+          <w:tab w:val="left" w:pos="6412"/>
+          <w:tab w:val="left" w:pos="7328"/>
+          <w:tab w:val="left" w:pos="8244"/>
+          <w:tab w:val="left" w:pos="9160"/>
+          <w:tab w:val="left" w:pos="10076"/>
+          <w:tab w:val="left" w:pos="10992"/>
+          <w:tab w:val="left" w:pos="11908"/>
+          <w:tab w:val="left" w:pos="12824"/>
+          <w:tab w:val="left" w:pos="13740"/>
+          <w:tab w:val="left" w:pos="14656"/>
+        </w:tabs>
+        <w:spacing w:after="0" w:line="240" w:lineRule="auto"/>
+        <w:rPr>
+          <w:rFonts w:ascii="Courier New" w:eastAsia="Times New Roman" w:hAnsi="Courier New" w:cs="Courier New"/>
+          <w:sz w:val="20"/>
+        </w:rPr>
+      </w:pPr>
+      <w:proofErr w:type="gramStart"/>
+      <w:r>
+        <w:rPr>
+          <w:rFonts w:ascii="Courier New" w:eastAsia="Times New Roman" w:hAnsi="Courier New" w:cs="Courier New"/>
+          <w:sz w:val="20"/>
+        </w:rPr>
+        <w:t>media</w:t>
+      </w:r>
+      <w:proofErr w:type="gramEnd"/>
+      <w:r>
+        <w:rPr>
+          <w:rFonts w:ascii="Courier New" w:eastAsia="Times New Roman" w:hAnsi="Courier New" w:cs="Courier New"/>
+          <w:sz w:val="20"/>
+        </w:rPr>
+        <w:t>/</w:t>
+      </w:r>
+    </w:p>
+    <w:p>
+      <w:pPr>
+        <w:tabs>
+          <w:tab w:val="left" w:pos="916"/>
+          <w:tab w:val="left" w:pos="1832"/>
+          <w:tab w:val="left" w:pos="2748"/>
+          <w:tab w:val="left" w:pos="3664"/>
+          <w:tab w:val="left" w:pos="4580"/>
+          <w:tab w:val="left" w:pos="5496"/>
+          <w:tab w:val="left" w:pos="6412"/>
+          <w:tab w:val="left" w:pos="7328"/>
+          <w:tab w:val="left" w:pos="8244"/>
+          <w:tab w:val="left" w:pos="9160"/>
+          <w:tab w:val="left" w:pos="10076"/>
+          <w:tab w:val="left" w:pos="10992"/>
+          <w:tab w:val="left" w:pos="11908"/>
+          <w:tab w:val="left" w:pos="12824"/>
+          <w:tab w:val="left" w:pos="13740"/>
+          <w:tab w:val="left" w:pos="14656"/>
+        </w:tabs>
+        <w:spacing w:after="0" w:line="240" w:lineRule="auto"/>
+        <w:rPr>
+          <w:rFonts w:ascii="Courier New" w:eastAsia="Times New Roman" w:hAnsi="Courier New" w:cs="Courier New"/>
+          <w:sz w:val="20"/>
+        </w:rPr>
+      </w:pPr>
+    </w:p>
+    <w:p>
+      <w:pPr>
+        <w:pStyle w:val="Heading1"/>
+      </w:pPr>
+      <w:proofErr w:type="gramStart"/>
+      <w:r>
+        <w:t>5.</w:t>
+      </w:r>
+      <w:r>
+        <w:t>Update</w:t>
+      </w:r>
+      <w:proofErr w:type="gramEnd"/>
+      <w:r>
+        <w:t xml:space="preserve"> URLs</w:t>
+      </w:r>
+    </w:p>
+    <w:p>
+      <w:pPr>
+        <w:spacing w:before="100" w:beforeAutospacing="1" w:after="100" w:afterAutospacing="1" w:line="240" w:lineRule="auto"/>
+        <w:rPr>
+          <w:rFonts w:ascii="Times New Roman" w:eastAsia="Times New Roman" w:hAnsi="Times New Roman" w:cs="Times New Roman"/>
+          <w:sz w:val="24"/>
+          <w:szCs w:val="24"/>
+        </w:rPr>
+      </w:pPr>
+      <w:r>
+        <w:rPr>
+          <w:rFonts w:ascii="Times New Roman" w:eastAsia="Times New Roman" w:hAnsi="Times New Roman" w:cs="Times New Roman"/>
+          <w:sz w:val="24"/>
+          <w:szCs w:val="24"/>
+        </w:rPr>
+        <w:t xml:space="preserve">In your project's </w:t>
+      </w:r>
+      <w:r>
+        <w:rPr>
+          <w:rFonts w:ascii="Courier New" w:eastAsia="Times New Roman" w:hAnsi="Courier New" w:cs="Courier New"/>
+          <w:sz w:val="20"/>
+        </w:rPr>
+        <w:t>urls.py</w:t>
+      </w:r>
+      <w:r>
+        <w:rPr>
+          <w:rFonts w:ascii="Times New Roman" w:eastAsia="Times New Roman" w:hAnsi="Times New Roman" w:cs="Times New Roman"/>
+          <w:sz w:val="24"/>
+          <w:szCs w:val="24"/>
+        </w:rPr>
+        <w:t>:</w:t>
+      </w:r>
+    </w:p>
+    <w:p>
+      <w:pPr>
+        <w:tabs>
+          <w:tab w:val="left" w:pos="916"/>
+          <w:tab w:val="left" w:pos="1832"/>
+          <w:tab w:val="left" w:pos="2748"/>
+          <w:tab w:val="left" w:pos="3664"/>
+          <w:tab w:val="left" w:pos="4580"/>
+          <w:tab w:val="left" w:pos="5496"/>
+          <w:tab w:val="left" w:pos="6412"/>
+          <w:tab w:val="left" w:pos="7328"/>
+          <w:tab w:val="left" w:pos="8244"/>
+          <w:tab w:val="left" w:pos="9160"/>
+          <w:tab w:val="left" w:pos="10076"/>
+          <w:tab w:val="left" w:pos="10992"/>
+          <w:tab w:val="left" w:pos="11908"/>
+          <w:tab w:val="left" w:pos="12824"/>
+          <w:tab w:val="left" w:pos="13740"/>
+          <w:tab w:val="left" w:pos="14656"/>
+        </w:tabs>
+        <w:spacing w:after="0" w:line="240" w:lineRule="auto"/>
+        <w:rPr>
+          <w:rFonts w:ascii="Courier New" w:eastAsia="Times New Roman" w:hAnsi="Courier New" w:cs="Courier New"/>
+          <w:sz w:val="20"/>
+        </w:rPr>
+      </w:pPr>
+      <w:proofErr w:type="gramStart"/>
+      <w:r>
+        <w:rPr>
+          <w:rFonts w:ascii="Courier New" w:eastAsia="Times New Roman" w:hAnsi="Courier New" w:cs="Courier New"/>
+          <w:sz w:val="20"/>
+          <w:szCs w:val="20"/>
+        </w:rPr>
+        <w:t>from</w:t>
+      </w:r>
+      <w:proofErr w:type="gramEnd"/>
+      <w:r>
+        <w:rPr>
+          <w:rFonts w:ascii="Courier New" w:eastAsia="Times New Roman" w:hAnsi="Courier New" w:cs="Courier New"/>
+          <w:sz w:val="20"/>
+        </w:rPr>
+        <w:t xml:space="preserve"> </w:t>
+      </w:r>
+      <w:proofErr w:type="spellStart"/>
+      <w:r>
+        <w:rPr>
+          <w:rFonts w:ascii="Courier New" w:eastAsia="Times New Roman" w:hAnsi="Courier New" w:cs="Courier New"/>
+          <w:sz w:val="20"/>
+          <w:szCs w:val="20"/>
+        </w:rPr>
+        <w:t>django.conf</w:t>
+      </w:r>
+      <w:proofErr w:type="spellEnd"/>
+      <w:r>
+        <w:rPr>
+          <w:rFonts w:ascii="Courier New" w:eastAsia="Times New Roman" w:hAnsi="Courier New" w:cs="Courier New"/>
+          <w:sz w:val="20"/>
+        </w:rPr>
+        <w:t xml:space="preserve"> </w:t>
+      </w:r>
+      <w:r>
+        <w:rPr>
+          <w:rFonts w:ascii="Courier New" w:eastAsia="Times New Roman" w:hAnsi="Courier New" w:cs="Courier New"/>
+          <w:sz w:val="20"/>
+          <w:szCs w:val="20"/>
+        </w:rPr>
+        <w:t>import</w:t>
+      </w:r>
+      <w:r>
+        <w:rPr>
+          <w:rFonts w:ascii="Courier New" w:eastAsia="Times New Roman" w:hAnsi="Courier New" w:cs="Courier New"/>
+          <w:sz w:val="20"/>
+        </w:rPr>
+        <w:t xml:space="preserve"> </w:t>
+      </w:r>
+      <w:r>
+        <w:rPr>
+          <w:rFonts w:ascii="Courier New" w:eastAsia="Times New Roman" w:hAnsi="Courier New" w:cs="Courier New"/>
+          <w:sz w:val="20"/>
+          <w:szCs w:val="20"/>
+        </w:rPr>
+        <w:t>settings</w:t>
+      </w:r>
+    </w:p>
+    <w:p>
+      <w:pPr>
+        <w:tabs>
+          <w:tab w:val="left" w:pos="916"/>
+          <w:tab w:val="left" w:pos="1832"/>
+          <w:tab w:val="left" w:pos="2748"/>
+          <w:tab w:val="left" w:pos="3664"/>
+          <w:tab w:val="left" w:pos="4580"/>
+          <w:tab w:val="left" w:pos="5496"/>
+          <w:tab w:val="left" w:pos="6412"/>
+          <w:tab w:val="left" w:pos="7328"/>
+          <w:tab w:val="left" w:pos="8244"/>
+          <w:tab w:val="left" w:pos="9160"/>
+          <w:tab w:val="left" w:pos="10076"/>
+          <w:tab w:val="left" w:pos="10992"/>
+          <w:tab w:val="left" w:pos="11908"/>
+          <w:tab w:val="left" w:pos="12824"/>
+          <w:tab w:val="left" w:pos="13740"/>
+          <w:tab w:val="left" w:pos="14656"/>
+        </w:tabs>
+        <w:spacing w:after="0" w:line="240" w:lineRule="auto"/>
+        <w:rPr>
+          <w:rFonts w:ascii="Courier New" w:eastAsia="Times New Roman" w:hAnsi="Courier New" w:cs="Courier New"/>
+          <w:sz w:val="20"/>
+        </w:rPr>
+      </w:pPr>
+      <w:proofErr w:type="gramStart"/>
+      <w:r>
+        <w:rPr>
+          <w:rFonts w:ascii="Courier New" w:eastAsia="Times New Roman" w:hAnsi="Courier New" w:cs="Courier New"/>
+          <w:sz w:val="20"/>
+          <w:szCs w:val="20"/>
+        </w:rPr>
+        <w:t>from</w:t>
+      </w:r>
+      <w:proofErr w:type="gramEnd"/>
+      <w:r>
+        <w:rPr>
+          <w:rFonts w:ascii="Courier New" w:eastAsia="Times New Roman" w:hAnsi="Courier New" w:cs="Courier New"/>
+          <w:sz w:val="20"/>
+        </w:rPr>
+        <w:t xml:space="preserve"> </w:t>
+      </w:r>
+      <w:proofErr w:type="spellStart"/>
+      <w:r>
+        <w:rPr>
+          <w:rFonts w:ascii="Courier New" w:eastAsia="Times New Roman" w:hAnsi="Courier New" w:cs="Courier New"/>
+          <w:sz w:val="20"/>
+          <w:szCs w:val="20"/>
+        </w:rPr>
+        <w:t>django.conf.urls.static</w:t>
+      </w:r>
+      <w:proofErr w:type="spellEnd"/>
+      <w:r>
+        <w:rPr>
+          <w:rFonts w:ascii="Courier New" w:eastAsia="Times New Roman" w:hAnsi="Courier New" w:cs="Courier New"/>
+          <w:sz w:val="20"/>
+        </w:rPr>
+        <w:t xml:space="preserve"> </w:t>
+      </w:r>
+      <w:r>
+        <w:rPr>
+          <w:rFonts w:ascii="Courier New" w:eastAsia="Times New Roman" w:hAnsi="Courier New" w:cs="Courier New"/>
+          <w:sz w:val="20"/>
+          <w:szCs w:val="20"/>
+        </w:rPr>
+        <w:t>import</w:t>
+      </w:r>
+      <w:r>
+        <w:rPr>
+          <w:rFonts w:ascii="Courier New" w:eastAsia="Times New Roman" w:hAnsi="Courier New" w:cs="Courier New"/>
+          <w:sz w:val="20"/>
+        </w:rPr>
+        <w:t xml:space="preserve"> </w:t>
+      </w:r>
+      <w:r>
+        <w:rPr>
+          <w:rFonts w:ascii="Courier New" w:eastAsia="Times New Roman" w:hAnsi="Courier New" w:cs="Courier New"/>
+          <w:sz w:val="20"/>
+          <w:szCs w:val="20"/>
+        </w:rPr>
+        <w:t>static</w:t>
+      </w:r>
+    </w:p>
+    <w:p>
+      <w:pPr>
+        <w:tabs>
+          <w:tab w:val="left" w:pos="916"/>
+          <w:tab w:val="left" w:pos="1832"/>
+          <w:tab w:val="left" w:pos="2748"/>
+          <w:tab w:val="left" w:pos="3664"/>
+          <w:tab w:val="left" w:pos="4580"/>
+          <w:tab w:val="left" w:pos="5496"/>
+          <w:tab w:val="left" w:pos="6412"/>
+          <w:tab w:val="left" w:pos="7328"/>
+          <w:tab w:val="left" w:pos="8244"/>
+          <w:tab w:val="left" w:pos="9160"/>
+          <w:tab w:val="left" w:pos="10076"/>
+          <w:tab w:val="left" w:pos="10992"/>
+          <w:tab w:val="left" w:pos="11908"/>
+          <w:tab w:val="left" w:pos="12824"/>
+          <w:tab w:val="left" w:pos="13740"/>
+          <w:tab w:val="left" w:pos="14656"/>
+        </w:tabs>
+        <w:spacing w:after="0" w:line="240" w:lineRule="auto"/>
+        <w:rPr>
+          <w:rFonts w:ascii="Courier New" w:eastAsia="Times New Roman" w:hAnsi="Courier New" w:cs="Courier New"/>
+          <w:sz w:val="20"/>
+        </w:rPr>
+      </w:pPr>
+    </w:p>
+    <w:p>
+      <w:pPr>
+        <w:tabs>
+          <w:tab w:val="left" w:pos="916"/>
+          <w:tab w:val="left" w:pos="1832"/>
+          <w:tab w:val="left" w:pos="2748"/>
+          <w:tab w:val="left" w:pos="3664"/>
+          <w:tab w:val="left" w:pos="4580"/>
+          <w:tab w:val="left" w:pos="5496"/>
+          <w:tab w:val="left" w:pos="6412"/>
+          <w:tab w:val="left" w:pos="7328"/>
+          <w:tab w:val="left" w:pos="8244"/>
+          <w:tab w:val="left" w:pos="9160"/>
+          <w:tab w:val="left" w:pos="10076"/>
+          <w:tab w:val="left" w:pos="10992"/>
+          <w:tab w:val="left" w:pos="11908"/>
+          <w:tab w:val="left" w:pos="12824"/>
+          <w:tab w:val="left" w:pos="13740"/>
+          <w:tab w:val="left" w:pos="14656"/>
+        </w:tabs>
+        <w:spacing w:after="0" w:line="240" w:lineRule="auto"/>
+        <w:rPr>
+          <w:rFonts w:ascii="Courier New" w:eastAsia="Times New Roman" w:hAnsi="Courier New" w:cs="Courier New"/>
+          <w:sz w:val="20"/>
+        </w:rPr>
+      </w:pPr>
+      <w:proofErr w:type="spellStart"/>
+      <w:proofErr w:type="gramStart"/>
+      <w:r>
+        <w:rPr>
+          <w:rFonts w:ascii="Courier New" w:eastAsia="Times New Roman" w:hAnsi="Courier New" w:cs="Courier New"/>
+          <w:sz w:val="20"/>
+          <w:szCs w:val="20"/>
+        </w:rPr>
+        <w:t>urlpatterns</w:t>
+      </w:r>
+      <w:proofErr w:type="spellEnd"/>
+      <w:proofErr w:type="gramEnd"/>
+      <w:r>
+        <w:rPr>
+          <w:rFonts w:ascii="Courier New" w:eastAsia="Times New Roman" w:hAnsi="Courier New" w:cs="Courier New"/>
+          <w:sz w:val="20"/>
+        </w:rPr>
+        <w:t xml:space="preserve"> </w:t>
+      </w:r>
+      <w:r>
+        <w:rPr>
+          <w:rFonts w:ascii="Courier New" w:eastAsia="Times New Roman" w:hAnsi="Courier New" w:cs="Courier New"/>
+          <w:sz w:val="20"/>
+          <w:szCs w:val="20"/>
+        </w:rPr>
+        <w:t>=</w:t>
+      </w:r>
+      <w:r>
+        <w:rPr>
+          <w:rFonts w:ascii="Courier New" w:eastAsia="Times New Roman" w:hAnsi="Courier New" w:cs="Courier New"/>
+          <w:sz w:val="20"/>
+        </w:rPr>
+        <w:t xml:space="preserve"> [</w:t>
+      </w:r>
+    </w:p>
+    <w:p>
+      <w:pPr>
+        <w:tabs>
+          <w:tab w:val="left" w:pos="916"/>
+          <w:tab w:val="left" w:pos="1832"/>
+          <w:tab w:val="left" w:pos="2748"/>
+          <w:tab w:val="left" w:pos="3664"/>
+          <w:tab w:val="left" w:pos="4580"/>
+          <w:tab w:val="left" w:pos="5496"/>
+          <w:tab w:val="left" w:pos="6412"/>
+          <w:tab w:val="left" w:pos="7328"/>
+          <w:tab w:val="left" w:pos="8244"/>
+          <w:tab w:val="left" w:pos="9160"/>
+          <w:tab w:val="left" w:pos="10076"/>
+          <w:tab w:val="left" w:pos="10992"/>
+          <w:tab w:val="left" w:pos="11908"/>
+          <w:tab w:val="left" w:pos="12824"/>
+          <w:tab w:val="left" w:pos="13740"/>
+          <w:tab w:val="left" w:pos="14656"/>
+        </w:tabs>
+        <w:spacing w:after="0" w:line="240" w:lineRule="auto"/>
+        <w:rPr>
+          <w:rFonts w:ascii="Courier New" w:eastAsia="Times New Roman" w:hAnsi="Courier New" w:cs="Courier New"/>
+          <w:sz w:val="20"/>
+        </w:rPr>
+      </w:pPr>
+      <w:r>
+        <w:rPr>
+          <w:rFonts w:ascii="Courier New" w:eastAsia="Times New Roman" w:hAnsi="Courier New" w:cs="Courier New"/>
+          <w:sz w:val="20"/>
+        </w:rPr>
+        <w:t xml:space="preserve">    ...</w:t>
+      </w:r>
+    </w:p>
+    <w:p>
+      <w:pPr>
+        <w:tabs>
+          <w:tab w:val="left" w:pos="916"/>
+          <w:tab w:val="left" w:pos="1832"/>
+          <w:tab w:val="left" w:pos="2748"/>
+          <w:tab w:val="left" w:pos="3664"/>
+          <w:tab w:val="left" w:pos="4580"/>
+          <w:tab w:val="left" w:pos="5496"/>
+          <w:tab w:val="left" w:pos="6412"/>
+          <w:tab w:val="left" w:pos="7328"/>
+          <w:tab w:val="left" w:pos="8244"/>
+          <w:tab w:val="left" w:pos="9160"/>
+          <w:tab w:val="left" w:pos="10076"/>
+          <w:tab w:val="left" w:pos="10992"/>
+          <w:tab w:val="left" w:pos="11908"/>
+          <w:tab w:val="left" w:pos="12824"/>
+          <w:tab w:val="left" w:pos="13740"/>
+          <w:tab w:val="left" w:pos="14656"/>
+        </w:tabs>
+        <w:spacing w:after="0" w:line="240" w:lineRule="auto"/>
+        <w:rPr>
+          <w:rFonts w:ascii="Courier New" w:eastAsia="Times New Roman" w:hAnsi="Courier New" w:cs="Courier New"/>
+          <w:sz w:val="20"/>
+        </w:rPr>
+      </w:pPr>
+      <w:r>
+        <w:rPr>
+          <w:rFonts w:ascii="Courier New" w:eastAsia="Times New Roman" w:hAnsi="Courier New" w:cs="Courier New"/>
+          <w:sz w:val="20"/>
+        </w:rPr>
+        <w:t>]</w:t>
+      </w:r>
+    </w:p>
+    <w:p>
+      <w:pPr>
+        <w:tabs>
+          <w:tab w:val="left" w:pos="916"/>
+          <w:tab w:val="left" w:pos="1832"/>
+          <w:tab w:val="left" w:pos="2748"/>
+          <w:tab w:val="left" w:pos="3664"/>
+          <w:tab w:val="left" w:pos="4580"/>
+          <w:tab w:val="left" w:pos="5496"/>
+          <w:tab w:val="left" w:pos="6412"/>
+          <w:tab w:val="left" w:pos="7328"/>
+          <w:tab w:val="left" w:pos="8244"/>
+          <w:tab w:val="left" w:pos="9160"/>
+          <w:tab w:val="left" w:pos="10076"/>
+          <w:tab w:val="left" w:pos="10992"/>
+          <w:tab w:val="left" w:pos="11908"/>
+          <w:tab w:val="left" w:pos="12824"/>
+          <w:tab w:val="left" w:pos="13740"/>
+          <w:tab w:val="left" w:pos="14656"/>
+        </w:tabs>
+        <w:spacing w:after="0" w:line="240" w:lineRule="auto"/>
+        <w:rPr>
+          <w:rFonts w:ascii="Courier New" w:eastAsia="Times New Roman" w:hAnsi="Courier New" w:cs="Courier New"/>
+          <w:sz w:val="20"/>
+        </w:rPr>
+      </w:pPr>
+    </w:p>
+    <w:p>
+      <w:pPr>
+        <w:tabs>
+          <w:tab w:val="left" w:pos="916"/>
+          <w:tab w:val="left" w:pos="1832"/>
+          <w:tab w:val="left" w:pos="2748"/>
+          <w:tab w:val="left" w:pos="3664"/>
+          <w:tab w:val="left" w:pos="4580"/>
+          <w:tab w:val="left" w:pos="5496"/>
+          <w:tab w:val="left" w:pos="6412"/>
+          <w:tab w:val="left" w:pos="7328"/>
+          <w:tab w:val="left" w:pos="8244"/>
+          <w:tab w:val="left" w:pos="9160"/>
+          <w:tab w:val="left" w:pos="10076"/>
+          <w:tab w:val="left" w:pos="10992"/>
+          <w:tab w:val="left" w:pos="11908"/>
+          <w:tab w:val="left" w:pos="12824"/>
+          <w:tab w:val="left" w:pos="13740"/>
+          <w:tab w:val="left" w:pos="14656"/>
+        </w:tabs>
+        <w:spacing w:after="0" w:line="240" w:lineRule="auto"/>
+        <w:rPr>
+          <w:rFonts w:ascii="Courier New" w:eastAsia="Times New Roman" w:hAnsi="Courier New" w:cs="Courier New"/>
+          <w:color w:val="FF0000"/>
+          <w:sz w:val="20"/>
+        </w:rPr>
+      </w:pPr>
+      <w:proofErr w:type="gramStart"/>
+      <w:r>
+        <w:rPr>
+          <w:rFonts w:ascii="Courier New" w:eastAsia="Times New Roman" w:hAnsi="Courier New" w:cs="Courier New"/>
+          <w:color w:val="FF0000"/>
+          <w:sz w:val="20"/>
+          <w:szCs w:val="20"/>
+        </w:rPr>
+        <w:t>if</w:t>
+      </w:r>
+      <w:proofErr w:type="gramEnd"/>
+      <w:r>
+        <w:rPr>
+          <w:rFonts w:ascii="Courier New" w:eastAsia="Times New Roman" w:hAnsi="Courier New" w:cs="Courier New"/>
+          <w:color w:val="FF0000"/>
+          <w:sz w:val="20"/>
+        </w:rPr>
+        <w:t xml:space="preserve"> </w:t>
+      </w:r>
+      <w:proofErr w:type="spellStart"/>
+      <w:r>
+        <w:rPr>
+          <w:rFonts w:ascii="Courier New" w:eastAsia="Times New Roman" w:hAnsi="Courier New" w:cs="Courier New"/>
+          <w:color w:val="FF0000"/>
+          <w:sz w:val="20"/>
+          <w:szCs w:val="20"/>
+        </w:rPr>
+        <w:t>settings.</w:t>
+      </w:r>
+      <w:r>
+        <w:rPr>
+          <w:rFonts w:ascii="Courier New" w:eastAsia="Times New Roman" w:hAnsi="Courier New" w:cs="Courier New"/>
+          <w:color w:val="FF0000"/>
+          <w:sz w:val="20"/>
+        </w:rPr>
+        <w:t>DEBUG</w:t>
+      </w:r>
+      <w:proofErr w:type="spellEnd"/>
+      <w:r>
+        <w:rPr>
+          <w:rFonts w:ascii="Courier New" w:eastAsia="Times New Roman" w:hAnsi="Courier New" w:cs="Courier New"/>
+          <w:color w:val="FF0000"/>
+          <w:sz w:val="20"/>
+        </w:rPr>
+        <w:t>:</w:t>
+      </w:r>
+    </w:p>
+    <w:p>
+      <w:pPr>
+        <w:tabs>
+          <w:tab w:val="left" w:pos="916"/>
+          <w:tab w:val="left" w:pos="1832"/>
+          <w:tab w:val="left" w:pos="2748"/>
+          <w:tab w:val="left" w:pos="3664"/>
+          <w:tab w:val="left" w:pos="4580"/>
+          <w:tab w:val="left" w:pos="5496"/>
+          <w:tab w:val="left" w:pos="6412"/>
+          <w:tab w:val="left" w:pos="7328"/>
+          <w:tab w:val="left" w:pos="8244"/>
+          <w:tab w:val="left" w:pos="9160"/>
+          <w:tab w:val="left" w:pos="10076"/>
+          <w:tab w:val="left" w:pos="10992"/>
+          <w:tab w:val="left" w:pos="11908"/>
+          <w:tab w:val="left" w:pos="12824"/>
+          <w:tab w:val="left" w:pos="13740"/>
+          <w:tab w:val="left" w:pos="14656"/>
+        </w:tabs>
+        <w:spacing w:after="0" w:line="240" w:lineRule="auto"/>
+        <w:rPr>
+          <w:rFonts w:ascii="Courier New" w:eastAsia="Times New Roman" w:hAnsi="Courier New" w:cs="Courier New"/>
+          <w:color w:val="FF0000"/>
+          <w:sz w:val="20"/>
+          <w:szCs w:val="20"/>
+        </w:rPr>
+      </w:pPr>
+      <w:r>
+        <w:rPr>
+          <w:rFonts w:ascii="Courier New" w:eastAsia="Times New Roman" w:hAnsi="Courier New" w:cs="Courier New"/>
+          <w:color w:val="FF0000"/>
+          <w:sz w:val="20"/>
+        </w:rPr>
+        <w:t xml:space="preserve">    </w:t>
+      </w:r>
+      <w:proofErr w:type="spellStart"/>
+      <w:proofErr w:type="gramStart"/>
+      <w:r>
+        <w:rPr>
+          <w:rFonts w:ascii="Courier New" w:eastAsia="Times New Roman" w:hAnsi="Courier New" w:cs="Courier New"/>
+          <w:color w:val="FF0000"/>
+          <w:sz w:val="20"/>
+          <w:szCs w:val="20"/>
+        </w:rPr>
+        <w:t>urlpatterns</w:t>
+      </w:r>
+      <w:proofErr w:type="spellEnd"/>
+      <w:proofErr w:type="gramEnd"/>
+      <w:r>
+        <w:rPr>
+          <w:rFonts w:ascii="Courier New" w:eastAsia="Times New Roman" w:hAnsi="Courier New" w:cs="Courier New"/>
+          <w:color w:val="FF0000"/>
+          <w:sz w:val="20"/>
+        </w:rPr>
+        <w:t xml:space="preserve"> </w:t>
+      </w:r>
+      <w:r>
+        <w:rPr>
+          <w:rFonts w:ascii="Courier New" w:eastAsia="Times New Roman" w:hAnsi="Courier New" w:cs="Courier New"/>
+          <w:color w:val="FF0000"/>
+          <w:sz w:val="20"/>
+          <w:szCs w:val="20"/>
+        </w:rPr>
+        <w:t>+=</w:t>
+      </w:r>
+      <w:r>
+        <w:rPr>
+          <w:rFonts w:ascii="Courier New" w:eastAsia="Times New Roman" w:hAnsi="Courier New" w:cs="Courier New"/>
+          <w:color w:val="FF0000"/>
+          <w:sz w:val="20"/>
+        </w:rPr>
+        <w:t xml:space="preserve"> </w:t>
+      </w:r>
+      <w:r>
+        <w:rPr>
+          <w:rFonts w:ascii="Courier New" w:eastAsia="Times New Roman" w:hAnsi="Courier New" w:cs="Courier New"/>
+          <w:color w:val="FF0000"/>
+          <w:sz w:val="20"/>
+          <w:szCs w:val="20"/>
+        </w:rPr>
+        <w:t>static</w:t>
+      </w:r>
+      <w:r>
+        <w:rPr>
+          <w:rFonts w:ascii="Courier New" w:eastAsia="Times New Roman" w:hAnsi="Courier New" w:cs="Courier New"/>
+          <w:color w:val="FF0000"/>
+          <w:sz w:val="20"/>
+        </w:rPr>
+        <w:t>(</w:t>
+      </w:r>
+      <w:proofErr w:type="spellStart"/>
+      <w:r>
+        <w:rPr>
+          <w:rFonts w:ascii="Courier New" w:eastAsia="Times New Roman" w:hAnsi="Courier New" w:cs="Courier New"/>
+          <w:color w:val="FF0000"/>
+          <w:sz w:val="20"/>
+          <w:szCs w:val="20"/>
+        </w:rPr>
+        <w:t>settings.</w:t>
+      </w:r>
+      <w:r>
+        <w:rPr>
+          <w:rFonts w:ascii="Courier New" w:eastAsia="Times New Roman" w:hAnsi="Courier New" w:cs="Courier New"/>
+          <w:color w:val="FF0000"/>
+          <w:sz w:val="20"/>
+        </w:rPr>
+        <w:t>MEDIA_URL</w:t>
+      </w:r>
+      <w:proofErr w:type="spellEnd"/>
+      <w:r>
+        <w:rPr>
+          <w:rFonts w:ascii="Courier New" w:eastAsia="Times New Roman" w:hAnsi="Courier New" w:cs="Courier New"/>
+          <w:color w:val="FF0000"/>
+          <w:sz w:val="20"/>
+        </w:rPr>
+        <w:t xml:space="preserve">, </w:t>
+      </w:r>
+      <w:proofErr w:type="spellStart"/>
+      <w:r>
+        <w:rPr>
+          <w:rFonts w:ascii="Courier New" w:eastAsia="Times New Roman" w:hAnsi="Courier New" w:cs="Courier New"/>
+          <w:color w:val="FF0000"/>
+          <w:sz w:val="20"/>
+          <w:szCs w:val="20"/>
+        </w:rPr>
+        <w:t>document_root</w:t>
+      </w:r>
+      <w:proofErr w:type="spellEnd"/>
+      <w:r>
+        <w:rPr>
+          <w:rFonts w:ascii="Courier New" w:eastAsia="Times New Roman" w:hAnsi="Courier New" w:cs="Courier New"/>
+          <w:color w:val="FF0000"/>
+          <w:sz w:val="20"/>
+          <w:szCs w:val="20"/>
+        </w:rPr>
+        <w:t>=</w:t>
+      </w:r>
+      <w:proofErr w:type="spellStart"/>
+      <w:r>
+        <w:rPr>
+          <w:rFonts w:ascii="Courier New" w:eastAsia="Times New Roman" w:hAnsi="Courier New" w:cs="Courier New"/>
+          <w:color w:val="FF0000"/>
+          <w:sz w:val="20"/>
+          <w:szCs w:val="20"/>
+        </w:rPr>
+        <w:t>settings.</w:t>
+      </w:r>
+      <w:r>
+        <w:rPr>
+          <w:rFonts w:ascii="Courier New" w:eastAsia="Times New Roman" w:hAnsi="Courier New" w:cs="Courier New"/>
+          <w:color w:val="FF0000"/>
+          <w:sz w:val="20"/>
+        </w:rPr>
+        <w:t>MEDIA_ROOT</w:t>
+      </w:r>
+      <w:proofErr w:type="spellEnd"/>
+      <w:r>
+        <w:rPr>
+          <w:rFonts w:ascii="Courier New" w:eastAsia="Times New Roman" w:hAnsi="Courier New" w:cs="Courier New"/>
+          <w:color w:val="FF0000"/>
+          <w:sz w:val="20"/>
+        </w:rPr>
+        <w:t>)</w:t>
+      </w:r>
+    </w:p>
+    <w:p>
+      <w:pPr>
+        <w:spacing w:before="100" w:beforeAutospacing="1" w:after="100" w:afterAutospacing="1" w:line="240" w:lineRule="auto"/>
+        <w:rPr>
+          <w:rFonts w:ascii="Times New Roman" w:eastAsia="Times New Roman" w:hAnsi="Times New Roman" w:cs="Times New Roman"/>
+          <w:sz w:val="24"/>
+          <w:szCs w:val="24"/>
+        </w:rPr>
+      </w:pPr>
+      <w:r>
+        <w:rPr>
+          <w:rFonts w:ascii="Times New Roman" w:eastAsia="Times New Roman" w:hAnsi="Times New Roman" w:cs="Times New Roman"/>
+          <w:sz w:val="24"/>
+          <w:szCs w:val="24"/>
+        </w:rPr>
+        <w:t>Without this, uploaded files won't be served during development.</w:t>
+      </w:r>
+    </w:p>
+    <w:p>
+      <w:pPr>
+        <w:tabs>
+          <w:tab w:val="left" w:pos="916"/>
+          <w:tab w:val="left" w:pos="1832"/>
+          <w:tab w:val="left" w:pos="2748"/>
+          <w:tab w:val="left" w:pos="3664"/>
+          <w:tab w:val="left" w:pos="4580"/>
+          <w:tab w:val="left" w:pos="5496"/>
+          <w:tab w:val="left" w:pos="6412"/>
+          <w:tab w:val="left" w:pos="7328"/>
+          <w:tab w:val="left" w:pos="8244"/>
+          <w:tab w:val="left" w:pos="9160"/>
+          <w:tab w:val="left" w:pos="10076"/>
+          <w:tab w:val="left" w:pos="10992"/>
+          <w:tab w:val="left" w:pos="11908"/>
+          <w:tab w:val="left" w:pos="12824"/>
+          <w:tab w:val="left" w:pos="13740"/>
+          <w:tab w:val="left" w:pos="14656"/>
+        </w:tabs>
+        <w:spacing w:after="0" w:line="240" w:lineRule="auto"/>
+        <w:rPr>
+          <w:rFonts w:ascii="Times New Roman" w:eastAsia="Times New Roman" w:hAnsi="Times New Roman" w:cs="Times New Roman"/>
+          <w:b/>
+          <w:sz w:val="40"/>
+          <w:szCs w:val="20"/>
+        </w:rPr>
+      </w:pPr>
+      <w:proofErr w:type="gramStart"/>
+      <w:r>
+        <w:rPr>
+          <w:rFonts w:ascii="Times New Roman" w:eastAsia="Times New Roman" w:hAnsi="Times New Roman" w:cs="Times New Roman"/>
+          <w:b/>
+          <w:sz w:val="40"/>
+          <w:szCs w:val="20"/>
+        </w:rPr>
+        <w:t>6.</w:t>
+      </w:r>
+      <w:r>
+        <w:rPr>
+          <w:rFonts w:ascii="Times New Roman" w:eastAsia="Times New Roman" w:hAnsi="Times New Roman" w:cs="Times New Roman"/>
+          <w:b/>
+          <w:sz w:val="40"/>
+          <w:szCs w:val="20"/>
+        </w:rPr>
+        <w:t>Same</w:t>
+      </w:r>
+      <w:proofErr w:type="gramEnd"/>
+      <w:r>
+        <w:rPr>
+          <w:rFonts w:ascii="Times New Roman" w:eastAsia="Times New Roman" w:hAnsi="Times New Roman" w:cs="Times New Roman"/>
+          <w:b/>
+          <w:sz w:val="40"/>
+          <w:szCs w:val="20"/>
+        </w:rPr>
+        <w:t xml:space="preserve"> view(</w:t>
+      </w:r>
+      <w:proofErr w:type="spellStart"/>
+      <w:r>
+        <w:rPr>
+          <w:rFonts w:ascii="Times New Roman" w:eastAsia="Times New Roman" w:hAnsi="Times New Roman" w:cs="Times New Roman"/>
+          <w:b/>
+          <w:sz w:val="40"/>
+          <w:szCs w:val="20"/>
+        </w:rPr>
+        <w:t>modelviewset</w:t>
+      </w:r>
+      <w:proofErr w:type="spellEnd"/>
+      <w:r>
+        <w:rPr>
+          <w:rFonts w:ascii="Times New Roman" w:eastAsia="Times New Roman" w:hAnsi="Times New Roman" w:cs="Times New Roman"/>
+          <w:b/>
+          <w:sz w:val="40"/>
+          <w:szCs w:val="20"/>
+        </w:rPr>
+        <w:t>),</w:t>
+      </w:r>
+    </w:p>
+    <w:p>
+      <w:pPr>
+        <w:tabs>
+          <w:tab w:val="left" w:pos="916"/>
+          <w:tab w:val="left" w:pos="1832"/>
+          <w:tab w:val="left" w:pos="2748"/>
+          <w:tab w:val="left" w:pos="3664"/>
+          <w:tab w:val="left" w:pos="4580"/>
+          <w:tab w:val="left" w:pos="5496"/>
+          <w:tab w:val="left" w:pos="6412"/>
+          <w:tab w:val="left" w:pos="7328"/>
+          <w:tab w:val="left" w:pos="8244"/>
+          <w:tab w:val="left" w:pos="9160"/>
+          <w:tab w:val="left" w:pos="10076"/>
+          <w:tab w:val="left" w:pos="10992"/>
+          <w:tab w:val="left" w:pos="11908"/>
+          <w:tab w:val="left" w:pos="12824"/>
+          <w:tab w:val="left" w:pos="13740"/>
+          <w:tab w:val="left" w:pos="14656"/>
+        </w:tabs>
+        <w:spacing w:after="0" w:line="240" w:lineRule="auto"/>
+        <w:rPr>
+          <w:rFonts w:ascii="Times New Roman" w:eastAsia="Times New Roman" w:hAnsi="Times New Roman" w:cs="Times New Roman"/>
+          <w:b/>
+          <w:sz w:val="40"/>
+          <w:szCs w:val="20"/>
+        </w:rPr>
+      </w:pPr>
+      <w:proofErr w:type="spellStart"/>
+      <w:proofErr w:type="gramStart"/>
+      <w:r>
+        <w:rPr>
+          <w:rFonts w:ascii="Times New Roman" w:eastAsia="Times New Roman" w:hAnsi="Times New Roman" w:cs="Times New Roman"/>
+          <w:b/>
+          <w:sz w:val="40"/>
+          <w:szCs w:val="20"/>
+        </w:rPr>
+        <w:t>serializer</w:t>
+      </w:r>
+      <w:proofErr w:type="gramEnd"/>
+      <w:r>
+        <w:rPr>
+          <w:rFonts w:ascii="Times New Roman" w:eastAsia="Times New Roman" w:hAnsi="Times New Roman" w:cs="Times New Roman"/>
+          <w:b/>
+          <w:sz w:val="40"/>
+          <w:szCs w:val="20"/>
+        </w:rPr>
+        <w:t>,</w:t>
+      </w:r>
+      <w:proofErr w:type="spellEnd"/>
+    </w:p>
+    <w:p>
+      <w:pPr>
+        <w:tabs>
+          <w:tab w:val="left" w:pos="916"/>
+          <w:tab w:val="left" w:pos="1832"/>
+          <w:tab w:val="left" w:pos="2748"/>
+          <w:tab w:val="left" w:pos="3664"/>
+          <w:tab w:val="left" w:pos="4580"/>
+          <w:tab w:val="left" w:pos="5496"/>
+          <w:tab w:val="left" w:pos="6412"/>
+          <w:tab w:val="left" w:pos="7328"/>
+          <w:tab w:val="left" w:pos="8244"/>
+          <w:tab w:val="left" w:pos="9160"/>
+          <w:tab w:val="left" w:pos="10076"/>
+          <w:tab w:val="left" w:pos="10992"/>
+          <w:tab w:val="left" w:pos="11908"/>
+          <w:tab w:val="left" w:pos="12824"/>
+          <w:tab w:val="left" w:pos="13740"/>
+          <w:tab w:val="left" w:pos="14656"/>
+        </w:tabs>
+        <w:spacing w:after="0" w:line="240" w:lineRule="auto"/>
+        <w:rPr>
+          <w:rFonts w:ascii="Times New Roman" w:eastAsia="Times New Roman" w:hAnsi="Times New Roman" w:cs="Times New Roman"/>
+          <w:b/>
+          <w:sz w:val="40"/>
+          <w:szCs w:val="20"/>
+        </w:rPr>
+      </w:pPr>
+      <w:proofErr w:type="spellStart"/>
+      <w:proofErr w:type="gramStart"/>
+      <w:r>
+        <w:rPr>
+          <w:rFonts w:ascii="Times New Roman" w:eastAsia="Times New Roman" w:hAnsi="Times New Roman" w:cs="Times New Roman"/>
+          <w:b/>
+          <w:sz w:val="40"/>
+          <w:szCs w:val="20"/>
+        </w:rPr>
+        <w:t>url</w:t>
+      </w:r>
+      <w:proofErr w:type="spellEnd"/>
+      <w:r>
+        <w:rPr>
+          <w:rFonts w:ascii="Times New Roman" w:eastAsia="Times New Roman" w:hAnsi="Times New Roman" w:cs="Times New Roman"/>
+          <w:b/>
+          <w:sz w:val="40"/>
+          <w:szCs w:val="20"/>
+        </w:rPr>
+        <w:t>(</w:t>
+      </w:r>
+      <w:proofErr w:type="gramEnd"/>
+      <w:r>
+        <w:rPr>
+          <w:rFonts w:ascii="Times New Roman" w:eastAsia="Times New Roman" w:hAnsi="Times New Roman" w:cs="Times New Roman"/>
+          <w:b/>
+          <w:sz w:val="40"/>
+          <w:szCs w:val="20"/>
+        </w:rPr>
+        <w:t>router)</w:t>
+      </w:r>
+    </w:p>
+    <w:p>
+      <w:pPr>
+        <w:tabs>
+          <w:tab w:val="left" w:pos="916"/>
+          <w:tab w:val="left" w:pos="1832"/>
+          <w:tab w:val="left" w:pos="2748"/>
+          <w:tab w:val="left" w:pos="3664"/>
+          <w:tab w:val="left" w:pos="4580"/>
+          <w:tab w:val="left" w:pos="5496"/>
+          <w:tab w:val="left" w:pos="6412"/>
+          <w:tab w:val="left" w:pos="7328"/>
+          <w:tab w:val="left" w:pos="8244"/>
+          <w:tab w:val="left" w:pos="9160"/>
+          <w:tab w:val="left" w:pos="10076"/>
+          <w:tab w:val="left" w:pos="10992"/>
+          <w:tab w:val="left" w:pos="11908"/>
+          <w:tab w:val="left" w:pos="12824"/>
+          <w:tab w:val="left" w:pos="13740"/>
+          <w:tab w:val="left" w:pos="14656"/>
+        </w:tabs>
+        <w:spacing w:after="0" w:line="240" w:lineRule="auto"/>
+        <w:jc w:val="center"/>
+        <w:rPr>
+          <w:rFonts w:ascii="Times New Roman" w:eastAsia="Times New Roman" w:hAnsi="Times New Roman" w:cs="Times New Roman"/>
+          <w:b/>
+          <w:color w:val="FF0000"/>
+          <w:sz w:val="40"/>
+          <w:szCs w:val="20"/>
+          <w:u w:val="single"/>
+        </w:rPr>
+      </w:pPr>
+      <w:r>
+        <w:rPr>
+          <w:rFonts w:ascii="Times New Roman" w:eastAsia="Times New Roman" w:hAnsi="Times New Roman" w:cs="Times New Roman"/>
+          <w:b/>
+          <w:color w:val="FF0000"/>
+          <w:sz w:val="44"/>
+          <w:szCs w:val="20"/>
+          <w:u w:val="single"/>
+        </w:rPr>
+        <w:t>Authentication</w:t>
+      </w:r>
+    </w:p>
+    <w:p>
+      <w:pPr>
+        <w:tabs>
+          <w:tab w:val="left" w:pos="916"/>
+          <w:tab w:val="left" w:pos="1832"/>
+          <w:tab w:val="left" w:pos="2748"/>
+          <w:tab w:val="left" w:pos="3664"/>
+          <w:tab w:val="left" w:pos="4580"/>
+          <w:tab w:val="left" w:pos="5496"/>
+          <w:tab w:val="left" w:pos="6412"/>
+          <w:tab w:val="left" w:pos="7328"/>
+          <w:tab w:val="left" w:pos="8244"/>
+          <w:tab w:val="left" w:pos="9160"/>
+          <w:tab w:val="left" w:pos="10076"/>
+          <w:tab w:val="left" w:pos="10992"/>
+          <w:tab w:val="left" w:pos="11908"/>
+          <w:tab w:val="left" w:pos="12824"/>
+          <w:tab w:val="left" w:pos="13740"/>
+          <w:tab w:val="left" w:pos="14656"/>
+        </w:tabs>
+        <w:spacing w:after="0" w:line="240" w:lineRule="auto"/>
+        <w:rPr>
+          <w:rFonts w:ascii="Times New Roman" w:eastAsia="Times New Roman" w:hAnsi="Times New Roman" w:cs="Times New Roman"/>
+          <w:b/>
+          <w:sz w:val="40"/>
+          <w:szCs w:val="20"/>
+        </w:rPr>
+      </w:pPr>
+    </w:p>
+    <w:p>
+      <w:pPr>
+        <w:tabs>
+          <w:tab w:val="left" w:pos="916"/>
+          <w:tab w:val="left" w:pos="1832"/>
+          <w:tab w:val="left" w:pos="2748"/>
+          <w:tab w:val="left" w:pos="3664"/>
+          <w:tab w:val="left" w:pos="4580"/>
+          <w:tab w:val="left" w:pos="5496"/>
+          <w:tab w:val="left" w:pos="6412"/>
+          <w:tab w:val="left" w:pos="7328"/>
+          <w:tab w:val="left" w:pos="8244"/>
+          <w:tab w:val="left" w:pos="9160"/>
+          <w:tab w:val="left" w:pos="10076"/>
+          <w:tab w:val="left" w:pos="10992"/>
+          <w:tab w:val="left" w:pos="11908"/>
+          <w:tab w:val="left" w:pos="12824"/>
+          <w:tab w:val="left" w:pos="13740"/>
+          <w:tab w:val="left" w:pos="14656"/>
+        </w:tabs>
+        <w:spacing w:after="0" w:line="240" w:lineRule="auto"/>
+        <w:rPr>
+          <w:rFonts w:ascii="Times New Roman" w:eastAsia="Times New Roman" w:hAnsi="Times New Roman" w:cs="Times New Roman"/>
+          <w:b/>
+          <w:sz w:val="40"/>
+          <w:szCs w:val="20"/>
+        </w:rPr>
+      </w:pPr>
+      <w:r>
+        <w:rPr>
+          <w:rFonts w:ascii="Times New Roman" w:eastAsia="Times New Roman" w:hAnsi="Times New Roman" w:cs="Times New Roman"/>
+          <w:b/>
+          <w:sz w:val="40"/>
+          <w:szCs w:val="20"/>
+        </w:rPr>
+        <w:t>1.</w:t>
+      </w:r>
+      <w:r>
+        <w:rPr>
+          <w:rFonts w:ascii="Times New Roman" w:eastAsia="Times New Roman" w:hAnsi="Times New Roman" w:cs="Times New Roman"/>
+          <w:b/>
+          <w:sz w:val="40"/>
+          <w:szCs w:val="20"/>
+        </w:rPr>
+        <w:t>Build a Session Authentication API with:</w:t>
+      </w:r>
+      <w:r>
+        <w:rPr>
+          <w:rFonts w:ascii="Times New Roman" w:eastAsia="Times New Roman" w:hAnsi="Times New Roman" w:cs="Times New Roman"/>
+          <w:b/>
+          <w:sz w:val="40"/>
+          <w:szCs w:val="20"/>
+        </w:rPr>
+        <w:t>Feature-</w:t>
+      </w:r>
+    </w:p>
+    <w:p>
+      <w:pPr>
+        <w:tabs>
+          <w:tab w:val="left" w:pos="916"/>
+          <w:tab w:val="left" w:pos="1832"/>
+          <w:tab w:val="left" w:pos="2748"/>
+          <w:tab w:val="left" w:pos="3664"/>
+          <w:tab w:val="left" w:pos="4580"/>
+          <w:tab w:val="left" w:pos="5496"/>
+          <w:tab w:val="left" w:pos="6412"/>
+          <w:tab w:val="left" w:pos="7328"/>
+          <w:tab w:val="left" w:pos="8244"/>
+          <w:tab w:val="left" w:pos="9160"/>
+          <w:tab w:val="left" w:pos="10076"/>
+          <w:tab w:val="left" w:pos="10992"/>
+          <w:tab w:val="left" w:pos="11908"/>
+          <w:tab w:val="left" w:pos="12824"/>
+          <w:tab w:val="left" w:pos="13740"/>
+          <w:tab w:val="left" w:pos="14656"/>
+        </w:tabs>
+        <w:spacing w:after="0" w:line="240" w:lineRule="auto"/>
+        <w:rPr>
+          <w:rFonts w:ascii="Times New Roman" w:eastAsia="Times New Roman" w:hAnsi="Times New Roman" w:cs="Times New Roman"/>
+          <w:b/>
+          <w:sz w:val="40"/>
+          <w:szCs w:val="20"/>
+        </w:rPr>
+      </w:pPr>
+    </w:p>
+    <w:p>
+      <w:pPr>
+        <w:tabs>
+          <w:tab w:val="left" w:pos="916"/>
+          <w:tab w:val="left" w:pos="1832"/>
+          <w:tab w:val="left" w:pos="2748"/>
+          <w:tab w:val="left" w:pos="3664"/>
+          <w:tab w:val="left" w:pos="4580"/>
+          <w:tab w:val="left" w:pos="5496"/>
+          <w:tab w:val="left" w:pos="6412"/>
+          <w:tab w:val="left" w:pos="7328"/>
+          <w:tab w:val="left" w:pos="8244"/>
+          <w:tab w:val="left" w:pos="9160"/>
+          <w:tab w:val="left" w:pos="10076"/>
+          <w:tab w:val="left" w:pos="10992"/>
+          <w:tab w:val="left" w:pos="11908"/>
+          <w:tab w:val="left" w:pos="12824"/>
+          <w:tab w:val="left" w:pos="13740"/>
+          <w:tab w:val="left" w:pos="14656"/>
+        </w:tabs>
+        <w:spacing w:after="0" w:line="240" w:lineRule="auto"/>
+        <w:rPr>
+          <w:rFonts w:ascii="Times New Roman" w:eastAsia="Times New Roman" w:hAnsi="Times New Roman" w:cs="Times New Roman"/>
+          <w:b/>
+          <w:sz w:val="40"/>
+          <w:szCs w:val="20"/>
+        </w:rPr>
+      </w:pPr>
+      <w:r>
+        <w:rPr>
+          <w:rFonts w:ascii="Times New Roman" w:eastAsia="Times New Roman" w:hAnsi="Times New Roman" w:cs="Times New Roman"/>
+          <w:b/>
+          <w:sz w:val="40"/>
+          <w:szCs w:val="20"/>
+        </w:rPr>
+        <w:t>✅ Register</w:t>
+      </w:r>
+    </w:p>
+    <w:p>
+      <w:pPr>
+        <w:tabs>
+          <w:tab w:val="left" w:pos="916"/>
+          <w:tab w:val="left" w:pos="1832"/>
+          <w:tab w:val="left" w:pos="2748"/>
+          <w:tab w:val="left" w:pos="3664"/>
+          <w:tab w:val="left" w:pos="4580"/>
+          <w:tab w:val="left" w:pos="5496"/>
+          <w:tab w:val="left" w:pos="6412"/>
+          <w:tab w:val="left" w:pos="7328"/>
+          <w:tab w:val="left" w:pos="8244"/>
+          <w:tab w:val="left" w:pos="9160"/>
+          <w:tab w:val="left" w:pos="10076"/>
+          <w:tab w:val="left" w:pos="10992"/>
+          <w:tab w:val="left" w:pos="11908"/>
+          <w:tab w:val="left" w:pos="12824"/>
+          <w:tab w:val="left" w:pos="13740"/>
+          <w:tab w:val="left" w:pos="14656"/>
+        </w:tabs>
+        <w:spacing w:after="0" w:line="240" w:lineRule="auto"/>
+        <w:rPr>
+          <w:rFonts w:ascii="Times New Roman" w:eastAsia="Times New Roman" w:hAnsi="Times New Roman" w:cs="Times New Roman"/>
+          <w:b/>
+          <w:sz w:val="40"/>
+          <w:szCs w:val="20"/>
+        </w:rPr>
+      </w:pPr>
+      <w:r>
+        <w:rPr>
+          <w:rFonts w:ascii="Times New Roman" w:eastAsia="Times New Roman" w:hAnsi="Times New Roman" w:cs="Times New Roman"/>
+          <w:b/>
+          <w:sz w:val="40"/>
+          <w:szCs w:val="20"/>
+        </w:rPr>
+        <w:t>✅ Login</w:t>
+      </w:r>
+    </w:p>
+    <w:p>
+      <w:pPr>
+        <w:tabs>
+          <w:tab w:val="left" w:pos="916"/>
+          <w:tab w:val="left" w:pos="1832"/>
+          <w:tab w:val="left" w:pos="2748"/>
+          <w:tab w:val="left" w:pos="3664"/>
+          <w:tab w:val="left" w:pos="4580"/>
+          <w:tab w:val="left" w:pos="5496"/>
+          <w:tab w:val="left" w:pos="6412"/>
+          <w:tab w:val="left" w:pos="7328"/>
+          <w:tab w:val="left" w:pos="8244"/>
+          <w:tab w:val="left" w:pos="9160"/>
+          <w:tab w:val="left" w:pos="10076"/>
+          <w:tab w:val="left" w:pos="10992"/>
+          <w:tab w:val="left" w:pos="11908"/>
+          <w:tab w:val="left" w:pos="12824"/>
+          <w:tab w:val="left" w:pos="13740"/>
+          <w:tab w:val="left" w:pos="14656"/>
+        </w:tabs>
+        <w:spacing w:after="0" w:line="240" w:lineRule="auto"/>
+        <w:rPr>
+          <w:rFonts w:ascii="Times New Roman" w:eastAsia="Times New Roman" w:hAnsi="Times New Roman" w:cs="Times New Roman"/>
+          <w:b/>
+          <w:sz w:val="40"/>
+          <w:szCs w:val="20"/>
+        </w:rPr>
+      </w:pPr>
+      <w:r>
+        <w:rPr>
+          <w:rFonts w:ascii="Times New Roman" w:eastAsia="Times New Roman" w:hAnsi="Times New Roman" w:cs="Times New Roman"/>
+          <w:b/>
+          <w:sz w:val="40"/>
+          <w:szCs w:val="20"/>
+        </w:rPr>
+        <w:t>✅ Profile (Protected)</w:t>
+      </w:r>
+    </w:p>
+    <w:p>
+      <w:pPr>
+        <w:tabs>
+          <w:tab w:val="left" w:pos="916"/>
+          <w:tab w:val="left" w:pos="1832"/>
+          <w:tab w:val="left" w:pos="2748"/>
+          <w:tab w:val="left" w:pos="3664"/>
+          <w:tab w:val="left" w:pos="4580"/>
+          <w:tab w:val="left" w:pos="5496"/>
+          <w:tab w:val="left" w:pos="6412"/>
+          <w:tab w:val="left" w:pos="7328"/>
+          <w:tab w:val="left" w:pos="8244"/>
+          <w:tab w:val="left" w:pos="9160"/>
+          <w:tab w:val="left" w:pos="10076"/>
+          <w:tab w:val="left" w:pos="10992"/>
+          <w:tab w:val="left" w:pos="11908"/>
+          <w:tab w:val="left" w:pos="12824"/>
+          <w:tab w:val="left" w:pos="13740"/>
+          <w:tab w:val="left" w:pos="14656"/>
+        </w:tabs>
+        <w:spacing w:after="0" w:line="240" w:lineRule="auto"/>
+        <w:rPr>
+          <w:rFonts w:ascii="Times New Roman" w:eastAsia="Times New Roman" w:hAnsi="Times New Roman" w:cs="Times New Roman"/>
+          <w:b/>
+          <w:sz w:val="40"/>
+          <w:szCs w:val="20"/>
+        </w:rPr>
+      </w:pPr>
+      <w:r>
+        <w:rPr>
+          <w:rFonts w:ascii="Times New Roman" w:eastAsia="Times New Roman" w:hAnsi="Times New Roman" w:cs="Times New Roman"/>
+          <w:b/>
+          <w:sz w:val="40"/>
+          <w:szCs w:val="20"/>
+        </w:rPr>
+        <w:t>✅ Logout</w:t>
+      </w:r>
+    </w:p>
+    <w:p>
+      <w:pPr>
+        <w:spacing w:before="100" w:beforeAutospacing="1" w:after="100" w:afterAutospacing="1" w:line="240" w:lineRule="auto"/>
+        <w:jc w:val="both"/>
+        <w:rPr>
+          <w:rFonts w:ascii="Times New Roman" w:eastAsia="Times New Roman" w:hAnsi="Times New Roman" w:cs="Times New Roman"/>
+          <w:sz w:val="36"/>
+          <w:szCs w:val="36"/>
+        </w:rPr>
+      </w:pPr>
+    </w:p>
+    <w:p>
+      <w:pPr>
+        <w:spacing w:before="100" w:beforeAutospacing="1" w:after="100" w:afterAutospacing="1" w:line="240" w:lineRule="auto"/>
+        <w:jc w:val="both"/>
+        <w:rPr>
+          <w:rFonts w:ascii="Times New Roman" w:eastAsia="Times New Roman" w:hAnsi="Times New Roman" w:cs="Times New Roman"/>
+          <w:sz w:val="36"/>
+          <w:szCs w:val="36"/>
+        </w:rPr>
+      </w:pPr>
+    </w:p>
+    <w:p>
+      <w:pPr>
+        <w:spacing w:before="100" w:beforeAutospacing="1" w:after="100" w:afterAutospacing="1" w:line="240" w:lineRule="auto"/>
+        <w:jc w:val="both"/>
+        <w:rPr>
+          <w:rFonts w:ascii="Times New Roman" w:eastAsia="Times New Roman" w:hAnsi="Times New Roman" w:cs="Times New Roman"/>
           <w:sz w:val="36"/>
           <w:szCs w:val="36"/>
         </w:rPr>
